--- a/downloads/teacher/ai-7-week-09.docx
+++ b/downloads/teacher/ai-7-week-09.docx
@@ -1974,6 +1974,396 @@
         <w:t>For the Reproducible AI Research Study, retain an annotated worked trace and the changed-case reasoning. Connect the claim to its records, units and assumptions so another investigator can challenge or reproduce it.</w:t>
       </w:r>
     </w:p>
+    <w:p>
+      <w:pPr>
+        <w:pStyle w:val="Heading1"/>
+      </w:pPr>
+      <w:r>
+        <w:t>07. Prepare, teach and assess</w:t>
+      </w:r>
+    </w:p>
+    <w:p>
+      <w:r>
+        <w:t>Teaching target: Explain the mechanism and terminology of experimental units and independence</w:t>
+      </w:r>
+    </w:p>
+    <w:p>
+      <w:r>
+        <w:t>Prepare the labelled worked-case picture, the matching workbook, fictional input cards and a place for individual responses. Check a local Python 3 environment before class; have a paper-trace version ready.</w:t>
+      </w:r>
+    </w:p>
+    <w:tbl>
+      <w:tblPr>
+        <w:tblStyle w:val="LightShading-Accent1"/>
+        <w:tblW w:type="auto" w:w="0"/>
+        <w:tblLook w:firstColumn="1" w:firstRow="1" w:lastColumn="0" w:lastRow="0" w:noHBand="0" w:noVBand="1" w:val="04A0"/>
+      </w:tblPr>
+      <w:tblGrid>
+        <w:gridCol w:w="3408"/>
+        <w:gridCol w:w="3408"/>
+        <w:gridCol w:w="3408"/>
+      </w:tblGrid>
+      <w:tr>
+        <w:trPr>
+          <w:tblHeader/>
+        </w:trPr>
+        <w:tc>
+          <w:tcPr>
+            <w:tcW w:type="dxa" w:w="3408"/>
+          </w:tcPr>
+          <w:p>
+            <w:r>
+              <w:t>Session</w:t>
+            </w:r>
+          </w:p>
+        </w:tc>
+        <w:tc>
+          <w:tcPr>
+            <w:tcW w:type="dxa" w:w="3408"/>
+          </w:tcPr>
+          <w:p>
+            <w:r>
+              <w:t>Plan</w:t>
+            </w:r>
+          </w:p>
+        </w:tc>
+        <w:tc>
+          <w:tcPr>
+            <w:tcW w:type="dxa" w:w="3408"/>
+          </w:tcPr>
+          <w:p>
+            <w:r>
+              <w:t>Resources</w:t>
+            </w:r>
+          </w:p>
+        </w:tc>
+      </w:tr>
+      <w:tr>
+        <w:tc>
+          <w:tcPr>
+            <w:tcW w:type="dxa" w:w="3408"/>
+          </w:tcPr>
+          <w:p>
+            <w:r>
+              <w:t>Session 1 · Understand · 45 min</w:t>
+            </w:r>
+          </w:p>
+        </w:tc>
+        <w:tc>
+          <w:tcPr>
+            <w:tcW w:type="dxa" w:w="3408"/>
+          </w:tcPr>
+          <w:p>
+            <w:r>
+              <w:t>0–7: recall and prerequisite; 7–15: inspect the concrete case and predict; 15–30: teacher models the worked trace; 30–40: learners explain a step using the text and visual; 40–45: check the core idea.</w:t>
+            </w:r>
+          </w:p>
+        </w:tc>
+        <w:tc>
+          <w:tcPr>
+            <w:tcW w:type="dxa" w:w="3408"/>
+          </w:tcPr>
+          <w:p>
+            <w:r>
+              <w:t>Sections 1–6; record the brief recall in the workbook.</w:t>
+            </w:r>
+          </w:p>
+        </w:tc>
+      </w:tr>
+      <w:tr>
+        <w:tc>
+          <w:tcPr>
+            <w:tcW w:type="dxa" w:w="3408"/>
+          </w:tcPr>
+          <w:p>
+            <w:r>
+              <w:t>Session 2 · Practise · 45 min</w:t>
+            </w:r>
+          </w:p>
+        </w:tc>
+        <w:tc>
+          <w:tcPr>
+            <w:tcW w:type="dxa" w:w="3408"/>
+          </w:tcPr>
+          <w:p>
+            <w:r>
+              <w:t>0–5: retrieve the procedure; 5–15: W2 completion practice; 15–23: explain and check with a partner; 23–30: each learner answers the misconception check; 30–40: targeted reteaching or a harder variation; 40–45: prepare the investigation.</w:t>
+            </w:r>
+          </w:p>
+        </w:tc>
+        <w:tc>
+          <w:tcPr>
+            <w:tcW w:type="dxa" w:w="3408"/>
+          </w:tcPr>
+          <w:p>
+            <w:r>
+              <w:t>Sections 7–10; use the matching workbook W2 and misconception check.</w:t>
+            </w:r>
+          </w:p>
+        </w:tc>
+      </w:tr>
+      <w:tr>
+        <w:tc>
+          <w:tcPr>
+            <w:tcW w:type="dxa" w:w="3408"/>
+          </w:tcPr>
+          <w:p>
+            <w:r>
+              <w:t>Session 3 · Investigate and transfer · 45 min</w:t>
+            </w:r>
+          </w:p>
+        </w:tc>
+        <w:tc>
+          <w:tcPr>
+            <w:tcW w:type="dxa" w:w="3408"/>
+          </w:tcPr>
+          <w:p>
+            <w:r>
+              <w:t>0–5: retrieve the decision rule; 5–20: investigate or trace; 20–30: start the independent case; 30–38: connect the project; 38–43: act on feedback; 43–45: plan the return check.</w:t>
+            </w:r>
+          </w:p>
+        </w:tc>
+        <w:tc>
+          <w:tcPr>
+            <w:tcW w:type="dxa" w:w="3408"/>
+          </w:tcPr>
+          <w:p>
+            <w:r>
+              <w:t>Sections 9 and 11–14. Give extra time to finish the full task set; use Section 15 when the week includes a coding lab.</w:t>
+            </w:r>
+          </w:p>
+        </w:tc>
+      </w:tr>
+    </w:tbl>
+    <w:p>
+      <w:r>
+        <w:t>Before class, solve the supported practice: Three queries each run four times produce12 outputs. Show the intermediate steps and give the conclusion with its scope.</w:t>
+      </w:r>
+    </w:p>
+    <w:p>
+      <w:r>
+        <w:t>Reasoned practice answer: Teacher explanation: There are three query units and12 run measurements. Do not analyse them as12 independent queries.</w:t>
+      </w:r>
+    </w:p>
+    <w:p>
+      <w:r>
+        <w:t>Check every learner before discussion: Use the worked case for Experimental units and independence. Proposed explanation: “The worked result establishes every future case”. Decide whether this explanation is supported. Point to the step or supplied fact that decides; explain your repair if needed.</w:t>
+      </w:r>
+    </w:p>
+    <w:p>
+      <w:r>
+        <w:t>Misconception repair: Independence follows design and relationships, not row count.</w:t>
+      </w:r>
+    </w:p>
+    <w:p>
+      <w:r>
+        <w:t>Support: read the exact case aloud, enlarge the labelled picture, supply input cards and model only the first deciding step. Accept a spoken explanation or drawing; retain the reasoning goal.</w:t>
+      </w:r>
+    </w:p>
+    <w:p>
+      <w:r>
+        <w:t>Extension: Put one P1 view into evaluation while other P1 views train. Require a prediction and a reason before comparing. Expected result: Flag object-level leakage for this new-plant target. Reason: Evaluation now includes a plant already represented during training.</w:t>
+      </w:r>
+    </w:p>
+    <w:p>
+      <w:r>
+        <w:t>Independent assessment: withhold the reserved answer until the learner has attempted the new case. Record support separately from correctness.</w:t>
+      </w:r>
+    </w:p>
+    <w:tbl>
+      <w:tblPr>
+        <w:tblStyle w:val="LightShading-Accent1"/>
+        <w:tblW w:type="auto" w:w="0"/>
+        <w:tblLook w:firstColumn="1" w:firstRow="1" w:lastColumn="0" w:lastRow="0" w:noHBand="0" w:noVBand="1" w:val="04A0"/>
+      </w:tblPr>
+      <w:tblGrid>
+        <w:gridCol w:w="2556"/>
+        <w:gridCol w:w="2556"/>
+        <w:gridCol w:w="2556"/>
+        <w:gridCol w:w="2556"/>
+      </w:tblGrid>
+      <w:tr>
+        <w:trPr>
+          <w:tblHeader/>
+        </w:trPr>
+        <w:tc>
+          <w:tcPr>
+            <w:tcW w:type="dxa" w:w="2556"/>
+          </w:tcPr>
+          <w:p>
+            <w:r>
+              <w:t>Criterion</w:t>
+            </w:r>
+          </w:p>
+        </w:tc>
+        <w:tc>
+          <w:tcPr>
+            <w:tcW w:type="dxa" w:w="2556"/>
+          </w:tcPr>
+          <w:p>
+            <w:r>
+              <w:t>Not yet</w:t>
+            </w:r>
+          </w:p>
+        </w:tc>
+        <w:tc>
+          <w:tcPr>
+            <w:tcW w:type="dxa" w:w="2556"/>
+          </w:tcPr>
+          <w:p>
+            <w:r>
+              <w:t>With support</w:t>
+            </w:r>
+          </w:p>
+        </w:tc>
+        <w:tc>
+          <w:tcPr>
+            <w:tcW w:type="dxa" w:w="2556"/>
+          </w:tcPr>
+          <w:p>
+            <w:r>
+              <w:t>Independent</w:t>
+            </w:r>
+          </w:p>
+        </w:tc>
+      </w:tr>
+      <w:tr>
+        <w:tc>
+          <w:tcPr>
+            <w:tcW w:type="dxa" w:w="2556"/>
+          </w:tcPr>
+          <w:p>
+            <w:r>
+              <w:t>Explanation</w:t>
+            </w:r>
+          </w:p>
+        </w:tc>
+        <w:tc>
+          <w:tcPr>
+            <w:tcW w:type="dxa" w:w="2556"/>
+          </w:tcPr>
+          <w:p>
+            <w:r>
+              <w:t>Names an answer without a deciding fact</w:t>
+            </w:r>
+          </w:p>
+        </w:tc>
+        <w:tc>
+          <w:tcPr>
+            <w:tcW w:type="dxa" w:w="2556"/>
+          </w:tcPr>
+          <w:p>
+            <w:r>
+              <w:t>Uses a hint to link fact and decision</w:t>
+            </w:r>
+          </w:p>
+        </w:tc>
+        <w:tc>
+          <w:tcPr>
+            <w:tcW w:type="dxa" w:w="2556"/>
+          </w:tcPr>
+          <w:p>
+            <w:r>
+              <w:t>Explains the deciding fact in own words</w:t>
+            </w:r>
+          </w:p>
+        </w:tc>
+      </w:tr>
+      <w:tr>
+        <w:tc>
+          <w:tcPr>
+            <w:tcW w:type="dxa" w:w="2556"/>
+          </w:tcPr>
+          <w:p>
+            <w:r>
+              <w:t>Trace or test</w:t>
+            </w:r>
+          </w:p>
+        </w:tc>
+        <w:tc>
+          <w:tcPr>
+            <w:tcW w:type="dxa" w:w="2556"/>
+          </w:tcPr>
+          <w:p>
+            <w:r>
+              <w:t>Cannot connect input and result</w:t>
+            </w:r>
+          </w:p>
+        </w:tc>
+        <w:tc>
+          <w:tcPr>
+            <w:tcW w:type="dxa" w:w="2556"/>
+          </w:tcPr>
+          <w:p>
+            <w:r>
+              <w:t>Completes steps with prompts</w:t>
+            </w:r>
+          </w:p>
+        </w:tc>
+        <w:tc>
+          <w:tcPr>
+            <w:tcW w:type="dxa" w:w="2556"/>
+          </w:tcPr>
+          <w:p>
+            <w:r>
+              <w:t>Traces or tests a changed case accurately</w:t>
+            </w:r>
+          </w:p>
+        </w:tc>
+      </w:tr>
+      <w:tr>
+        <w:tc>
+          <w:tcPr>
+            <w:tcW w:type="dxa" w:w="2556"/>
+          </w:tcPr>
+          <w:p>
+            <w:r>
+              <w:t>Limits and revision</w:t>
+            </w:r>
+          </w:p>
+        </w:tc>
+        <w:tc>
+          <w:tcPr>
+            <w:tcW w:type="dxa" w:w="2556"/>
+          </w:tcPr>
+          <w:p>
+            <w:r>
+              <w:t>Claims more than evidence supports</w:t>
+            </w:r>
+          </w:p>
+        </w:tc>
+        <w:tc>
+          <w:tcPr>
+            <w:tcW w:type="dxa" w:w="2556"/>
+          </w:tcPr>
+          <w:p>
+            <w:r>
+              <w:t>Names a limit after a prompt</w:t>
+            </w:r>
+          </w:p>
+        </w:tc>
+        <w:tc>
+          <w:tcPr>
+            <w:tcW w:type="dxa" w:w="2556"/>
+          </w:tcPr>
+          <w:p>
+            <w:r>
+              <w:t>States a defensible limit and useful next test</w:t>
+            </w:r>
+          </w:p>
+        </w:tc>
+      </w:tr>
+    </w:tbl>
+    <w:p>
+      <w:r>
+        <w:t>Project checkpoint: Make a transparent first version. Keep a trace of how one input becomes an output; explain the rule or learned component.</w:t>
+      </w:r>
+    </w:p>
+    <w:p>
+      <w:r>
+        <w:t>Use the weekly teacher answer for topic-specific reasoning. A saved progress tick is an activity record; judge mastery from the learner’s explanation and evidence.</w:t>
+      </w:r>
+    </w:p>
     <w:sectPr>
       <w:pgSz w:w="12240" w:h="15840"/>
       <w:pgMar w:top="936" w:right="1008" w:bottom="936" w:left="1008" w:header="720" w:footer="720" w:gutter="0"/>

--- a/downloads/teacher/ai-7-week-09.docx
+++ b/downloads/teacher/ai-7-week-09.docx
@@ -2364,6 +2364,39 @@
         <w:t>Use the weekly teacher answer for topic-specific reasoning. A saved progress tick is an activity record; judge mastery from the learner’s explanation and evidence.</w:t>
       </w:r>
     </w:p>
+    <w:p>
+      <w:pPr>
+        <w:pStyle w:val="Heading1"/>
+      </w:pPr>
+      <w:r>
+        <w:t>08. Use feedback, labs and repair paths</w:t>
+      </w:r>
+    </w:p>
+    <w:p>
+      <w:r>
+        <w:t>Use the two formative questions as supported practice, not as independent mastery scores. Discuss the deciding evidence rather than accepting a guessed selection.</w:t>
+      </w:r>
+    </w:p>
+    <w:p>
+      <w:r>
+        <w:t>The feedback comes from the reviewed public worked case. Do not reveal the separately reserved independent teacher answer until the learner has attempted that case.</w:t>
+      </w:r>
+    </w:p>
+    <w:p>
+      <w:r>
+        <w:t>Ask students to predict before running code. Preserve errors and actual outputs; collect a changed test and an explanation. The branch-boundary and indexing lessons deliberately include failure cases.</w:t>
+      </w:r>
+    </w:p>
+    <w:p>
+      <w:r>
+        <w:t>Use the earlier worked-explanation links to address a specific missing building block, then return to the current question. Adapt this suggestion after observing the learner; it is not an automatic diagnosis.</w:t>
+      </w:r>
+    </w:p>
+    <w:p>
+      <w:r>
+        <w:t>Collect the completed-work portfolio as evidence. Record support separately from correctness, and assess explanation, trace/test and limitations. Progress ticks and quiz selections alone do not establish mastery.</w:t>
+      </w:r>
+    </w:p>
     <w:sectPr>
       <w:pgSz w:w="12240" w:h="15840"/>
       <w:pgMar w:top="936" w:right="1008" w:bottom="936" w:left="1008" w:header="720" w:footer="720" w:gutter="0"/>

--- a/downloads/teacher/ai-7-week-09.docx
+++ b/downloads/teacher/ai-7-week-09.docx
@@ -29,16 +29,51 @@
       </w:r>
     </w:p>
     <w:p>
-      <w:pPr>
-        <w:pStyle w:val="Heading3"/>
-      </w:pPr>
-      <w:r>
-        <w:t>Teach the learning cycle</w:t>
+      <w:r>
+        <w:t>Prepare Experimental units and independence: check the target, prerequisites, resources and adaptable teaching schedule.</w:t>
       </w:r>
     </w:p>
     <w:p>
-      <w:r>
-        <w:t>Primary target: Explain the mechanism and terminology of experimental units and independence</w:t>
+      <w:pPr>
+        <w:pStyle w:val="Heading3"/>
+      </w:pPr>
+      <w:r>
+        <w:t>Teach the learning cycle</w:t>
+      </w:r>
+    </w:p>
+    <w:p>
+      <w:pPr>
+        <w:spacing w:line="336" w:lineRule="auto" w:after="180"/>
+      </w:pPr>
+      <w:r>
+        <w:rPr>
+          <w:b w:val="0"/>
+        </w:rPr>
+        <w:t xml:space="preserve">Primary target: Explain the </w:t>
+      </w:r>
+      <w:r>
+        <w:rPr>
+          <w:b/>
+        </w:rPr>
+        <w:t>mechanism</w:t>
+      </w:r>
+      <w:r>
+        <w:rPr>
+          <w:b w:val="0"/>
+        </w:rPr>
+        <w:t xml:space="preserve"> and terminology of </w:t>
+      </w:r>
+      <w:r>
+        <w:rPr>
+          <w:b/>
+        </w:rPr>
+        <w:t>experimental unit</w:t>
+      </w:r>
+      <w:r>
+        <w:rPr>
+          <w:b w:val="0"/>
+        </w:rPr>
+        <w:t>s and independence</w:t>
       </w:r>
     </w:p>
     <w:tbl>
@@ -185,16 +220,37 @@
       </w:tr>
     </w:tbl>
     <w:p>
-      <w:r>
-        <w:t>This is a starting allocation of 135 minutes, not a validated duration. Preserve all named topics. Schedule extra time for connected examples, the full investigation, independent cases and project building. Repeated copies of a case share one recorded attempt; they are not new evidence.</w:t>
+      <w:pPr>
+        <w:spacing w:line="336" w:lineRule="auto" w:after="180"/>
+      </w:pPr>
+      <w:r>
+        <w:rPr>
+          <w:b w:val="0"/>
+        </w:rPr>
+        <w:t>This is a starting allocation of 135 minutes, not a validated duration. Preserve all named topics. Schedule extra time for connected examples, the full investigation, independent cases and project building.</w:t>
       </w:r>
     </w:p>
     <w:p>
       <w:pPr>
-        <w:pStyle w:val="Heading3"/>
-      </w:pPr>
-      <w:r>
-        <w:t>Retrieval answer guidance</w:t>
+        <w:spacing w:line="336" w:lineRule="auto" w:after="180"/>
+      </w:pPr>
+      <w:r>
+        <w:rPr>
+          <w:b w:val="0"/>
+        </w:rPr>
+        <w:t xml:space="preserve">Repeated copies of a case share one recorded attempt; they are not new </w:t>
+      </w:r>
+      <w:r>
+        <w:rPr>
+          <w:b/>
+        </w:rPr>
+        <w:t>evidence</w:t>
+      </w:r>
+      <w:r>
+        <w:rPr>
+          <w:b w:val="0"/>
+        </w:rPr>
+        <w:t>.</w:t>
       </w:r>
     </w:p>
     <w:p>
@@ -202,178 +258,614 @@
         <w:pStyle w:val="Heading3"/>
       </w:pPr>
       <w:r>
-        <w:t>Baselines and fair comparisons</w:t>
+        <w:t>Retrieval answer guidance</w:t>
       </w:r>
     </w:p>
     <w:p>
-      <w:r>
-        <w:t>Without opening the old lesson, explain one key idea from Baselines and fair comparisons. Give an example and a mistake that the idea helps you avoid.</w:t>
+      <w:pPr>
+        <w:pStyle w:val="Heading3"/>
+      </w:pPr>
+      <w:r>
+        <w:t>Baselines and fair comparisons</w:t>
       </w:r>
     </w:p>
     <w:p>
-      <w:r>
-        <w:t>Look for: Explain the mechanism and terminology of baselines and fair comparisons</w:t>
+      <w:pPr>
+        <w:spacing w:line="336" w:lineRule="auto" w:after="180"/>
+      </w:pPr>
+      <w:r>
+        <w:rPr>
+          <w:b w:val="0"/>
+        </w:rPr>
+        <w:t>Without opening the old lesson, explain one key idea from Baselines and fair comparisons. Give an example and a mistake that the idea helps you avoid.</w:t>
       </w:r>
     </w:p>
     <w:p>
-      <w:r>
-        <w:t>Reference example, not the only acceptable wording: Teacher explanation: Fair baselines use credible procedures on matched evidence and resource conditions. A weak arbitrary reference can exaggerate improvement. For a room-reporting study use manual authoritative lookup or a deterministic same-room rule, not random room names. Match cases, available sources and scoring.</w:t>
+      <w:pPr>
+        <w:spacing w:line="336" w:lineRule="auto" w:after="180"/>
+      </w:pPr>
+      <w:r>
+        <w:rPr>
+          <w:b w:val="0"/>
+        </w:rPr>
+        <w:t xml:space="preserve">Look for: Explain the </w:t>
+      </w:r>
+      <w:r>
+        <w:rPr>
+          <w:b/>
+        </w:rPr>
+        <w:t>mechanism</w:t>
+      </w:r>
+      <w:r>
+        <w:rPr>
+          <w:b w:val="0"/>
+        </w:rPr>
+        <w:t xml:space="preserve"> and terminology of baselines and fair comparisons</w:t>
       </w:r>
     </w:p>
     <w:p>
       <w:pPr>
-        <w:pStyle w:val="Heading3"/>
-      </w:pPr>
-      <w:r>
-        <w:t>A literature comparison matrix</w:t>
+        <w:spacing w:line="336" w:lineRule="auto" w:after="180"/>
+      </w:pPr>
+      <w:r>
+        <w:rPr>
+          <w:b w:val="0"/>
+        </w:rPr>
+        <w:t xml:space="preserve">Reference example, not the only acceptable wording: Teacher explanation: Fair baselines use credible procedures on matched </w:t>
+      </w:r>
+      <w:r>
+        <w:rPr>
+          <w:b/>
+        </w:rPr>
+        <w:t>evidence</w:t>
+      </w:r>
+      <w:r>
+        <w:rPr>
+          <w:b w:val="0"/>
+        </w:rPr>
+        <w:t xml:space="preserve"> and resource conditions. A weak arbitrary reference can exaggerate improvement.</w:t>
       </w:r>
     </w:p>
     <w:p>
-      <w:r>
-        <w:t>Without opening the old lesson, explain one key idea from A literature comparison matrix. Give an example and a mistake that the idea helps you avoid.</w:t>
+      <w:pPr>
+        <w:spacing w:line="336" w:lineRule="auto" w:after="180"/>
+      </w:pPr>
+      <w:r>
+        <w:rPr>
+          <w:b w:val="0"/>
+        </w:rPr>
+        <w:t>For a room-reporting study use manual authoritative lookup or a deterministic same-room rule, not random room names. Match cases, available sources and scoring.</w:t>
       </w:r>
     </w:p>
     <w:p>
-      <w:r>
-        <w:t>Look for: Explain the mechanism and terminology of a literature comparison matrix</w:t>
+      <w:pPr>
+        <w:pStyle w:val="Heading3"/>
+      </w:pPr>
+      <w:r>
+        <w:t>A literature comparison matrix</w:t>
       </w:r>
     </w:p>
     <w:p>
-      <w:r>
-        <w:t>Reference example, not the only acceptable wording: Teacher explanation: A literature matrix compares studies using aligned columns rather than sorting headline numbers with different meanings. Record question, data, unit, baseline, metric, split, resources and limitations. Mark incomparable fields rather than forcing a ranking.</w:t>
+      <w:pPr>
+        <w:spacing w:line="336" w:lineRule="auto" w:after="180"/>
+      </w:pPr>
+      <w:r>
+        <w:rPr>
+          <w:b w:val="0"/>
+        </w:rPr>
+        <w:t>Without opening the old lesson, explain one key idea from A literature comparison matrix. Give an example and a mistake that the idea helps you avoid.</w:t>
       </w:r>
     </w:p>
     <w:p>
       <w:pPr>
-        <w:pStyle w:val="Heading3"/>
-      </w:pPr>
-      <w:r>
-        <w:t>Finding primary research</w:t>
+        <w:spacing w:line="336" w:lineRule="auto" w:after="180"/>
+      </w:pPr>
+      <w:r>
+        <w:rPr>
+          <w:b w:val="0"/>
+        </w:rPr>
+        <w:t xml:space="preserve">Look for: Explain the </w:t>
+      </w:r>
+      <w:r>
+        <w:rPr>
+          <w:b/>
+        </w:rPr>
+        <w:t>mechanism</w:t>
+      </w:r>
+      <w:r>
+        <w:rPr>
+          <w:b w:val="0"/>
+        </w:rPr>
+        <w:t xml:space="preserve"> and terminology of a literature comparison matrix</w:t>
       </w:r>
     </w:p>
     <w:p>
-      <w:r>
-        <w:t>Without opening the old lesson, explain one key idea from Finding primary research. Give an example and a mistake that the idea helps you avoid.</w:t>
+      <w:pPr>
+        <w:spacing w:line="336" w:lineRule="auto" w:after="180"/>
+      </w:pPr>
+      <w:r>
+        <w:rPr>
+          <w:b w:val="0"/>
+        </w:rPr>
+        <w:t>Reference example, not the only acceptable wording: Teacher explanation: A literature matrix compares studies using aligned columns rather than sorting headline numbers with different meanings.</w:t>
       </w:r>
     </w:p>
     <w:p>
-      <w:r>
-        <w:t>Look for: Explain the mechanism and terminology of finding primary research</w:t>
+      <w:pPr>
+        <w:spacing w:line="336" w:lineRule="auto" w:after="180"/>
+      </w:pPr>
+      <w:r>
+        <w:rPr>
+          <w:b w:val="0"/>
+        </w:rPr>
+        <w:t>Record question, data, unit, baseline, metric, split, resources and limitations. Mark incomparable fields rather than forcing a ranking.</w:t>
       </w:r>
     </w:p>
     <w:p>
-      <w:r>
-        <w:t>Reference example, not the only acceptable wording: Teacher explanation: Primary research presents a study's own methods and results. A summary can help discovery but should not replace inspection of the original evidence. Record title, authors, version, date, identifier and access location. Distinguish paper, code, data and commentary. Verify that a quoted claim belongs to the cited version.</w:t>
+      <w:pPr>
+        <w:pStyle w:val="Heading3"/>
+      </w:pPr>
+      <w:r>
+        <w:t>Finding primary research</w:t>
       </w:r>
     </w:p>
     <w:p>
-      <w:r>
-        <w:t>Two 45-minute sessions. The experimental unit is the independently assigned or sampled entity. Multiple measurements from one unit are often related. Use the supplied constructed scenarios to make the mechanism inspectable. Collect W4 before sharing solutions. Students should name intermediate evidence and limitations; classroom pacing and learning effectiveness remain unvalidated.</w:t>
+      <w:pPr>
+        <w:spacing w:line="336" w:lineRule="auto" w:after="180"/>
+      </w:pPr>
+      <w:r>
+        <w:rPr>
+          <w:b w:val="0"/>
+        </w:rPr>
+        <w:t>Without opening the old lesson, explain one key idea from Finding primary research. Give an example and a mistake that the idea helps you avoid.</w:t>
       </w:r>
     </w:p>
     <w:p>
       <w:pPr>
-        <w:pStyle w:val="Heading3"/>
-      </w:pPr>
-      <w:r>
-        <w:t>Outcomes</w:t>
+        <w:spacing w:line="336" w:lineRule="auto" w:after="180"/>
+      </w:pPr>
+      <w:r>
+        <w:rPr>
+          <w:b w:val="0"/>
+        </w:rPr>
+        <w:t xml:space="preserve">Look for: Explain the </w:t>
+      </w:r>
+      <w:r>
+        <w:rPr>
+          <w:b/>
+        </w:rPr>
+        <w:t>mechanism</w:t>
+      </w:r>
+      <w:r>
+        <w:rPr>
+          <w:b w:val="0"/>
+        </w:rPr>
+        <w:t xml:space="preserve"> and terminology of finding primary research</w:t>
       </w:r>
     </w:p>
     <w:p>
-      <w:r>
-        <w:t>Explain the mechanism and terminology of experimental units and independence</w:t>
+      <w:pPr>
+        <w:spacing w:line="336" w:lineRule="auto" w:after="180"/>
+      </w:pPr>
+      <w:r>
+        <w:rPr>
+          <w:b w:val="0"/>
+        </w:rPr>
+        <w:t xml:space="preserve">Reference example, not the only acceptable wording: Teacher explanation: Primary research presents a study's own methods and results. A summary can help discovery but should not replace inspection of the original </w:t>
+      </w:r>
+      <w:r>
+        <w:rPr>
+          <w:b/>
+        </w:rPr>
+        <w:t>evidence</w:t>
+      </w:r>
+      <w:r>
+        <w:rPr>
+          <w:b w:val="0"/>
+        </w:rPr>
+        <w:t>.</w:t>
       </w:r>
     </w:p>
     <w:p>
-      <w:r>
-        <w:t>Apply the stated procedure to a new case with a traceable result</w:t>
+      <w:pPr>
+        <w:spacing w:line="336" w:lineRule="auto" w:after="180"/>
+      </w:pPr>
+      <w:r>
+        <w:rPr>
+          <w:b w:val="0"/>
+        </w:rPr>
+        <w:t>Record title, authors, version, date, identifier and access location. Distinguish paper, code, data and commentary. Verify that a quoted claim belongs to the cited version.</w:t>
       </w:r>
     </w:p>
     <w:p>
-      <w:r>
-        <w:t>Identify an assumption or limitation and design a revealing follow-up</w:t>
+      <w:pPr>
+        <w:spacing w:line="336" w:lineRule="auto" w:after="180"/>
+      </w:pPr>
+      <w:r>
+        <w:rPr>
+          <w:b w:val="0"/>
+        </w:rPr>
+        <w:t xml:space="preserve">Two 45-minute sessions. The </w:t>
+      </w:r>
+      <w:r>
+        <w:rPr>
+          <w:b/>
+        </w:rPr>
+        <w:t>experimental unit</w:t>
+      </w:r>
+      <w:r>
+        <w:rPr>
+          <w:b w:val="0"/>
+        </w:rPr>
+        <w:t xml:space="preserve"> is the independently assigned or sampled entity. Multiple measurements from one unit are often related. Use the supplied constructed scenarios to make the </w:t>
+      </w:r>
+      <w:r>
+        <w:rPr>
+          <w:b/>
+        </w:rPr>
+        <w:t>mechanism</w:t>
+      </w:r>
+      <w:r>
+        <w:rPr>
+          <w:b w:val="0"/>
+        </w:rPr>
+        <w:t xml:space="preserve"> inspectable.</w:t>
       </w:r>
     </w:p>
     <w:p>
       <w:pPr>
-        <w:pStyle w:val="Heading3"/>
-      </w:pPr>
-      <w:r>
-        <w:t>Preparation</w:t>
+        <w:spacing w:line="336" w:lineRule="auto" w:after="180"/>
+      </w:pPr>
+      <w:r>
+        <w:rPr>
+          <w:b w:val="0"/>
+        </w:rPr>
+        <w:t xml:space="preserve">Collect W4 before sharing solutions. Students should name intermediate </w:t>
+      </w:r>
+      <w:r>
+        <w:rPr>
+          <w:b/>
+        </w:rPr>
+        <w:t>evidence</w:t>
+      </w:r>
+      <w:r>
+        <w:rPr>
+          <w:b w:val="0"/>
+        </w:rPr>
+        <w:t xml:space="preserve"> and limitations; classroom pacing and learning effectiveness remain unvalidated.</w:t>
       </w:r>
     </w:p>
     <w:p>
-      <w:r>
-        <w:t>Lesson and workbook; paper and pencil</w:t>
+      <w:pPr>
+        <w:pStyle w:val="Heading3"/>
+      </w:pPr>
+      <w:r>
+        <w:t>Outcomes</w:t>
       </w:r>
     </w:p>
     <w:p>
-      <w:r>
-        <w:t>Calculator and optional local Python 3 for arithmetic; no live API or private data</w:t>
+      <w:pPr>
+        <w:spacing w:line="336" w:lineRule="auto" w:after="180"/>
+      </w:pPr>
+      <w:r>
+        <w:rPr>
+          <w:b w:val="0"/>
+        </w:rPr>
+        <w:t xml:space="preserve">Explain the </w:t>
+      </w:r>
+      <w:r>
+        <w:rPr>
+          <w:b/>
+        </w:rPr>
+        <w:t>mechanism</w:t>
+      </w:r>
+      <w:r>
+        <w:rPr>
+          <w:b w:val="0"/>
+        </w:rPr>
+        <w:t xml:space="preserve"> and terminology of </w:t>
+      </w:r>
+      <w:r>
+        <w:rPr>
+          <w:b/>
+        </w:rPr>
+        <w:t>experimental unit</w:t>
+      </w:r>
+      <w:r>
+        <w:rPr>
+          <w:b w:val="0"/>
+        </w:rPr>
+        <w:t>s and independence</w:t>
       </w:r>
     </w:p>
     <w:p>
-      <w:r>
-        <w:t>Prepare the fresh retry separately and withhold its solution until after collection</w:t>
+      <w:pPr>
+        <w:spacing w:line="336" w:lineRule="auto" w:after="180"/>
+      </w:pPr>
+      <w:r>
+        <w:rPr>
+          <w:b w:val="0"/>
+        </w:rPr>
+        <w:t>Apply the stated procedure to a new case with a traceable result</w:t>
       </w:r>
     </w:p>
     <w:p>
       <w:pPr>
-        <w:pStyle w:val="Heading3"/>
-      </w:pPr>
-      <w:r>
-        <w:t>Prerequisite answer</w:t>
+        <w:spacing w:line="336" w:lineRule="auto" w:after="180"/>
+      </w:pPr>
+      <w:r>
+        <w:rPr>
+          <w:b w:val="0"/>
+        </w:rPr>
+        <w:t>Identify an assumption or limitation and design a revealing follow-up</w:t>
       </w:r>
     </w:p>
     <w:p>
-      <w:r>
-        <w:t>A result depends on the inputs, procedure and conditions that produced it. Preserve data roles and distinguish observed outcomes from predictions or unmeasured conditions. If the prior concept cannot be explained, use a short retrieval activity before this chapter.</w:t>
+      <w:pPr>
+        <w:pStyle w:val="Heading3"/>
+      </w:pPr>
+      <w:r>
+        <w:t>Preparation</w:t>
       </w:r>
     </w:p>
     <w:p>
       <w:pPr>
-        <w:pStyle w:val="Heading3"/>
-      </w:pPr>
-      <w:r>
-        <w:t>End goal for the pictorial case</w:t>
+        <w:spacing w:line="336" w:lineRule="auto" w:after="180"/>
+      </w:pPr>
+      <w:r>
+        <w:rPr>
+          <w:b w:val="0"/>
+        </w:rPr>
+        <w:t>Lesson and workbook; paper and pencil</w:t>
       </w:r>
     </w:p>
     <w:p>
-      <w:r>
-        <w:t>Explain experimental units and independence using the records and boundaries of this fictional investigation.</w:t>
+      <w:pPr>
+        <w:spacing w:line="336" w:lineRule="auto" w:after="180"/>
+      </w:pPr>
+      <w:r>
+        <w:rPr>
+          <w:b w:val="0"/>
+        </w:rPr>
+        <w:t>Calculator and optional local Python 3 for arithmetic; no live API or private data</w:t>
       </w:r>
     </w:p>
     <w:p>
-      <w:r>
-        <w:t>This added worked case illustrates the week’s main idea. Retain all original and connected topics; schedule its practice within the teaching cycle.</w:t>
+      <w:pPr>
+        <w:spacing w:line="336" w:lineRule="auto" w:after="180"/>
+      </w:pPr>
+      <w:r>
+        <w:rPr>
+          <w:b w:val="0"/>
+        </w:rPr>
+        <w:t>Prepare the fresh retry separately and withhold its solution until after collection</w:t>
       </w:r>
     </w:p>
     <w:p>
       <w:pPr>
-        <w:pStyle w:val="Heading1"/>
-      </w:pPr>
-      <w:r>
-        <w:t>02. Explain and model the mechanism</w:t>
+        <w:pStyle w:val="Heading3"/>
+      </w:pPr>
+      <w:r>
+        <w:t>Prerequisite answer</w:t>
       </w:r>
     </w:p>
     <w:p>
-      <w:r>
-        <w:t>The experimental unit is the independently assigned or sampled entity. Multiple measurements from one unit are often related.</w:t>
+      <w:pPr>
+        <w:spacing w:line="336" w:lineRule="auto" w:after="180"/>
+      </w:pPr>
+      <w:r>
+        <w:rPr>
+          <w:b w:val="0"/>
+        </w:rPr>
+        <w:t xml:space="preserve">A result depends on the </w:t>
+      </w:r>
+      <w:r>
+        <w:rPr>
+          <w:b/>
+        </w:rPr>
+        <w:t>input</w:t>
+      </w:r>
+      <w:r>
+        <w:rPr>
+          <w:b w:val="0"/>
+        </w:rPr>
+        <w:t xml:space="preserve">s, procedure and conditions that produced it. Preserve data roles and distinguish observed outcomes from </w:t>
+      </w:r>
+      <w:r>
+        <w:rPr>
+          <w:b/>
+        </w:rPr>
+        <w:t>prediction</w:t>
+      </w:r>
+      <w:r>
+        <w:rPr>
+          <w:b w:val="0"/>
+        </w:rPr>
+        <w:t>s or unmeasured conditions.</w:t>
       </w:r>
     </w:p>
     <w:p>
-      <w:r>
-        <w:t>Begin by writing the question the procedure is intended to answer. Identify the information already supplied, the information it will produce and the information still missing. These are constructed classroom examples; they do not require live accounts, private records or an external service. Do not treat a plausible explanation as a measured outcome.</w:t>
+      <w:pPr>
+        <w:spacing w:line="336" w:lineRule="auto" w:after="180"/>
+      </w:pPr>
+      <w:r>
+        <w:rPr>
+          <w:b w:val="0"/>
+        </w:rPr>
+        <w:t>If the prior concept cannot be explained, use a short retrieval activity before this chapter.</w:t>
       </w:r>
     </w:p>
     <w:p>
-      <w:r>
-        <w:t>If methods are compared within each query, queries are paired units. Repeated runs within a query estimate run variation but do not increase the number of independent query contexts.</w:t>
+      <w:pPr>
+        <w:pStyle w:val="Heading3"/>
+      </w:pPr>
+      <w:r>
+        <w:t>End goal for the pictorial case</w:t>
       </w:r>
     </w:p>
     <w:p>
-      <w:r>
-        <w:t>Before applying the procedure, write its units, denominator or decision boundary where relevant. A partner should be able to repeat each step using the same inputs. If a required input is absent or violates the stated contract, record that condition explicitly instead of quietly replacing it with a convenient value.</w:t>
+      <w:pPr>
+        <w:spacing w:line="336" w:lineRule="auto" w:after="180"/>
+      </w:pPr>
+      <w:r>
+        <w:rPr>
+          <w:b w:val="0"/>
+        </w:rPr>
+        <w:t xml:space="preserve">Explain </w:t>
+      </w:r>
+      <w:r>
+        <w:rPr>
+          <w:b/>
+        </w:rPr>
+        <w:t>experimental unit</w:t>
+      </w:r>
+      <w:r>
+        <w:rPr>
+          <w:b w:val="0"/>
+        </w:rPr>
+        <w:t>s and independence using the records and boundaries of this fictional investigation.</w:t>
+      </w:r>
+    </w:p>
+    <w:p>
+      <w:pPr>
+        <w:spacing w:line="336" w:lineRule="auto" w:after="180"/>
+      </w:pPr>
+      <w:r>
+        <w:rPr>
+          <w:b w:val="0"/>
+        </w:rPr>
+        <w:t>This added worked case illustrates the week’s main idea. Retain all original and connected topics; schedule its practice within the teaching cycle.</w:t>
+      </w:r>
+    </w:p>
+    <w:p>
+      <w:pPr>
+        <w:pStyle w:val="Heading1"/>
+      </w:pPr>
+      <w:r>
+        <w:t>02. Explain and model the mechanism</w:t>
+      </w:r>
+    </w:p>
+    <w:p>
+      <w:r>
+        <w:t>Model Experimental units and independence using the supplied case, labelled mechanism and reasoning. Make the scope of each conclusion explicit.</w:t>
+      </w:r>
+    </w:p>
+    <w:p>
+      <w:pPr>
+        <w:spacing w:line="336" w:lineRule="auto" w:after="180"/>
+      </w:pPr>
+      <w:r>
+        <w:rPr>
+          <w:b w:val="0"/>
+        </w:rPr>
+        <w:t xml:space="preserve">The </w:t>
+      </w:r>
+      <w:r>
+        <w:rPr>
+          <w:b/>
+        </w:rPr>
+        <w:t>experimental unit</w:t>
+      </w:r>
+      <w:r>
+        <w:rPr>
+          <w:b w:val="0"/>
+        </w:rPr>
+        <w:t xml:space="preserve"> is the independently assigned or sampled entity. Multiple measurements from one unit are often related.</w:t>
+      </w:r>
+    </w:p>
+    <w:p>
+      <w:pPr>
+        <w:pStyle w:val="Heading3"/>
+      </w:pPr>
+      <w:r>
+        <w:t>Explain Experimental units and independence · 1</w:t>
+      </w:r>
+    </w:p>
+    <w:p>
+      <w:pPr>
+        <w:spacing w:line="336" w:lineRule="auto" w:after="180"/>
+      </w:pPr>
+      <w:r>
+        <w:rPr>
+          <w:b w:val="0"/>
+        </w:rPr>
+        <w:t>Begin by writing the question the procedure is intended to answer. Identify the information already supplied, the information it will produce and the information still missing.</w:t>
+      </w:r>
+    </w:p>
+    <w:p>
+      <w:pPr>
+        <w:spacing w:line="336" w:lineRule="auto" w:after="180"/>
+      </w:pPr>
+      <w:r>
+        <w:rPr>
+          <w:b w:val="0"/>
+        </w:rPr>
+        <w:t>These are constructed classroom examples; they do not require live accounts, private records or an external service. Do not treat a plausible explanation as a measured outcome.</w:t>
+      </w:r>
+    </w:p>
+    <w:p>
+      <w:pPr>
+        <w:spacing w:line="336" w:lineRule="auto" w:after="180"/>
+      </w:pPr>
+      <w:r>
+        <w:rPr>
+          <w:b w:val="0"/>
+        </w:rPr>
+        <w:t>If methods are compared within each query, queries are paired units. Repeated runs within a query estimate run variation but do not increase the number of independent query contexts.</w:t>
+      </w:r>
+    </w:p>
+    <w:p>
+      <w:pPr>
+        <w:pStyle w:val="Heading3"/>
+      </w:pPr>
+      <w:r>
+        <w:t>Explain Experimental units and independence · 2</w:t>
+      </w:r>
+    </w:p>
+    <w:p>
+      <w:pPr>
+        <w:spacing w:line="336" w:lineRule="auto" w:after="180"/>
+      </w:pPr>
+      <w:r>
+        <w:rPr>
+          <w:b w:val="0"/>
+        </w:rPr>
+        <w:t xml:space="preserve">Before applying the procedure, write its units, denominator or decision boundary where relevant. A partner should be able to repeat each step using the same </w:t>
+      </w:r>
+      <w:r>
+        <w:rPr>
+          <w:b/>
+        </w:rPr>
+        <w:t>input</w:t>
+      </w:r>
+      <w:r>
+        <w:rPr>
+          <w:b w:val="0"/>
+        </w:rPr>
+        <w:t>s.</w:t>
+      </w:r>
+    </w:p>
+    <w:p>
+      <w:pPr>
+        <w:spacing w:line="336" w:lineRule="auto" w:after="180"/>
+      </w:pPr>
+      <w:r>
+        <w:rPr>
+          <w:b w:val="0"/>
+        </w:rPr>
+        <w:t xml:space="preserve">If a required </w:t>
+      </w:r>
+      <w:r>
+        <w:rPr>
+          <w:b/>
+        </w:rPr>
+        <w:t>input</w:t>
+      </w:r>
+      <w:r>
+        <w:rPr>
+          <w:b w:val="0"/>
+        </w:rPr>
+        <w:t xml:space="preserve"> is absent or violates the stated contract, record that condition explicitly instead of quietly replacing it with a convenient value.</w:t>
       </w:r>
     </w:p>
     <w:tbl>
@@ -571,36 +1063,199 @@
       </w:r>
     </w:p>
     <w:p>
-      <w:r>
-        <w:t>Guided: There are three query units and12 run measurements. Do not analyse them as12 independent queries. Qualification: Independence follows design and relationships, not row count. Exit: accept a concrete variation with its predicted outcome and a stated condition that would challenge the mechanism; reject a claim resting on unmeasured evidence.</w:t>
+      <w:pPr>
+        <w:pStyle w:val="Heading3"/>
+      </w:pPr>
+      <w:r>
+        <w:t>Explain Experimental units and independence · 3</w:t>
       </w:r>
     </w:p>
     <w:p>
       <w:pPr>
-        <w:pStyle w:val="Heading3"/>
-      </w:pPr>
-      <w:r>
-        <w:t>Model the reasoning aloud</w:t>
+        <w:spacing w:line="336" w:lineRule="auto" w:after="180"/>
+      </w:pPr>
+      <w:r>
+        <w:rPr>
+          <w:b w:val="0"/>
+        </w:rPr>
+        <w:t>Guided: There are three query units and12 run measurements. Do not analyse them as12 independent queries. Qualification: Independence follows design and relationships, not row count.</w:t>
       </w:r>
     </w:p>
     <w:p>
-      <w:r>
-        <w:t>Use the complete worked example below before asking learners to complete W2. Reveal a small part, invite a prediction, then explain the deciding step. These teacher notes contain solutions; do not reveal the independent case answer during modelling.</w:t>
+      <w:pPr>
+        <w:spacing w:line="336" w:lineRule="auto" w:after="180"/>
+      </w:pPr>
+      <w:r>
+        <w:rPr>
+          <w:b w:val="0"/>
+        </w:rPr>
+        <w:t xml:space="preserve">Exit: accept a concrete variation with its predicted outcome and a stated condition that would challenge the </w:t>
+      </w:r>
+      <w:r>
+        <w:rPr>
+          <w:b/>
+        </w:rPr>
+        <w:t>mechanism</w:t>
+      </w:r>
+      <w:r>
+        <w:rPr>
+          <w:b w:val="0"/>
+        </w:rPr>
+        <w:t xml:space="preserve">; reject a claim resting on unmeasured </w:t>
+      </w:r>
+      <w:r>
+        <w:rPr>
+          <w:b/>
+        </w:rPr>
+        <w:t>evidence</w:t>
+      </w:r>
+      <w:r>
+        <w:rPr>
+          <w:b w:val="0"/>
+        </w:rPr>
+        <w:t>.</w:t>
       </w:r>
     </w:p>
     <w:p>
-      <w:r>
-        <w:t>Three queries each run four times produce12 outputs.</w:t>
+      <w:pPr>
+        <w:pStyle w:val="Heading3"/>
+      </w:pPr>
+      <w:r>
+        <w:t>Model the reasoning aloud</w:t>
       </w:r>
     </w:p>
     <w:p>
-      <w:r>
-        <w:t>There are three query units and12 run measurements. Do not analyse them as12 independent queries.</w:t>
+      <w:pPr>
+        <w:spacing w:line="336" w:lineRule="auto" w:after="180"/>
+      </w:pPr>
+      <w:r>
+        <w:rPr>
+          <w:b w:val="0"/>
+        </w:rPr>
+        <w:t xml:space="preserve">Use the complete worked example below before asking learners to complete W2. Reveal a small part, invite a </w:t>
+      </w:r>
+      <w:r>
+        <w:rPr>
+          <w:b/>
+        </w:rPr>
+        <w:t>prediction</w:t>
+      </w:r>
+      <w:r>
+        <w:rPr>
+          <w:b w:val="0"/>
+        </w:rPr>
+        <w:t>, then explain the deciding step.</w:t>
       </w:r>
     </w:p>
     <w:p>
-      <w:r>
-        <w:t>Compare the intermediate evidence with the final statement. Explain why each number or decision follows from the stated inputs. The conclusion belongs to this scenario and procedure; changing the inputs, evaluation population or authority can change what it establishes. Retain the raw record so a later revision can be compared honestly.</w:t>
+      <w:pPr>
+        <w:spacing w:line="336" w:lineRule="auto" w:after="180"/>
+      </w:pPr>
+      <w:r>
+        <w:rPr>
+          <w:b w:val="0"/>
+        </w:rPr>
+        <w:t>These teacher notes contain solutions; do not reveal the independent case answer during modelling.</w:t>
+      </w:r>
+    </w:p>
+    <w:p>
+      <w:pPr>
+        <w:spacing w:line="336" w:lineRule="auto" w:after="180"/>
+      </w:pPr>
+      <w:r>
+        <w:rPr>
+          <w:b w:val="0"/>
+        </w:rPr>
+        <w:t xml:space="preserve">Three queries each run four times produce12 </w:t>
+      </w:r>
+      <w:r>
+        <w:rPr>
+          <w:b/>
+        </w:rPr>
+        <w:t>output</w:t>
+      </w:r>
+      <w:r>
+        <w:rPr>
+          <w:b w:val="0"/>
+        </w:rPr>
+        <w:t>s.</w:t>
+      </w:r>
+    </w:p>
+    <w:p>
+      <w:pPr>
+        <w:spacing w:line="336" w:lineRule="auto" w:after="180"/>
+      </w:pPr>
+      <w:r>
+        <w:rPr>
+          <w:b w:val="0"/>
+        </w:rPr>
+        <w:t>There are three query units and12 run measurements. Do not analyse them as12 independent queries.</w:t>
+      </w:r>
+    </w:p>
+    <w:p>
+      <w:pPr>
+        <w:pStyle w:val="Heading3"/>
+      </w:pPr>
+      <w:r>
+        <w:t>Model the reasoning aloud · 4</w:t>
+      </w:r>
+    </w:p>
+    <w:p>
+      <w:pPr>
+        <w:spacing w:line="336" w:lineRule="auto" w:after="180"/>
+      </w:pPr>
+      <w:r>
+        <w:rPr>
+          <w:b w:val="0"/>
+        </w:rPr>
+        <w:t xml:space="preserve">Compare the intermediate </w:t>
+      </w:r>
+      <w:r>
+        <w:rPr>
+          <w:b/>
+        </w:rPr>
+        <w:t>evidence</w:t>
+      </w:r>
+      <w:r>
+        <w:rPr>
+          <w:b w:val="0"/>
+        </w:rPr>
+        <w:t xml:space="preserve"> with the final statement. Explain why each number or decision follows from the stated </w:t>
+      </w:r>
+      <w:r>
+        <w:rPr>
+          <w:b/>
+        </w:rPr>
+        <w:t>input</w:t>
+      </w:r>
+      <w:r>
+        <w:rPr>
+          <w:b w:val="0"/>
+        </w:rPr>
+        <w:t>s.</w:t>
+      </w:r>
+    </w:p>
+    <w:p>
+      <w:pPr>
+        <w:spacing w:line="336" w:lineRule="auto" w:after="180"/>
+      </w:pPr>
+      <w:r>
+        <w:rPr>
+          <w:b w:val="0"/>
+        </w:rPr>
+        <w:t xml:space="preserve">The conclusion belongs to this scenario and procedure; changing the </w:t>
+      </w:r>
+      <w:r>
+        <w:rPr>
+          <w:b/>
+        </w:rPr>
+        <w:t>input</w:t>
+      </w:r>
+      <w:r>
+        <w:rPr>
+          <w:b w:val="0"/>
+        </w:rPr>
+        <w:t>s, evaluation population or authority can change what it establishes. Retain the raw record so a later revision can be compared honestly.</w:t>
       </w:r>
     </w:p>
     <w:tbl>
@@ -706,7 +1361,13 @@
       </w:tr>
     </w:tbl>
     <w:p>
-      <w:r>
+      <w:pPr>
+        <w:spacing w:line="336" w:lineRule="auto" w:after="180"/>
+      </w:pPr>
+      <w:r>
+        <w:rPr>
+          <w:b w:val="0"/>
+        </w:rPr>
         <w:t>Use the diagram and verbal explanation together. Ask learners to match a sentence to a specific visual step; do not assign learners fixed visual or auditory learning styles.</w:t>
       </w:r>
     </w:p>
@@ -719,7 +1380,13 @@
       </w:r>
     </w:p>
     <w:p>
-      <w:r>
+      <w:pPr>
+        <w:spacing w:line="336" w:lineRule="auto" w:after="180"/>
+      </w:pPr>
+      <w:r>
+        <w:rPr>
+          <w:b w:val="0"/>
+        </w:rPr>
         <w:t>Photos are not always independent plants. A dataset has twelve photos: three views of each of four plants. The intended use is identifying new plants.</w:t>
       </w:r>
     </w:p>
@@ -732,7 +1399,22 @@
       </w:r>
     </w:p>
     <w:p>
-      <w:r>
+      <w:pPr>
+        <w:pStyle w:val="Heading3"/>
+      </w:pPr>
+      <w:r>
+        <w:t>Supplied facts</w:t>
+      </w:r>
+    </w:p>
+    <w:p>
+      <w:pPr>
+        <w:spacing w:line="336" w:lineRule="auto" w:after="180"/>
+        <w:shd w:fill="F1F6FC"/>
+      </w:pPr>
+      <w:r>
+        <w:rPr>
+          <w:b w:val="0"/>
+        </w:rPr>
         <w:t>Plant IDs P1–P4 each have three views. All views of a plant must stay in one split.</w:t>
       </w:r>
     </w:p>
@@ -932,21 +1614,43 @@
       </w:r>
     </w:p>
     <w:p>
-      <w:r>
-        <w:t>Repeated views from one object share information. Counting them as independent units or scattering them across splits can exaggerate evidence for new-object performance.</w:t>
+      <w:pPr>
+        <w:pStyle w:val="Heading3"/>
+      </w:pPr>
+      <w:r>
+        <w:t>Why the result follows</w:t>
       </w:r>
     </w:p>
     <w:p>
       <w:pPr>
-        <w:pStyle w:val="Heading3"/>
-      </w:pPr>
-      <w:r>
-        <w:t>What this example does not establish</w:t>
+        <w:spacing w:line="336" w:lineRule="auto" w:after="180"/>
+        <w:shd w:fill="F1F6FC"/>
+      </w:pPr>
+      <w:r>
+        <w:rPr>
+          <w:b w:val="0"/>
+        </w:rPr>
+        <w:t xml:space="preserve">Repeated views from one object share information. Counting them as independent units or scattering them across splits can exaggerate </w:t>
+      </w:r>
+      <w:r>
+        <w:rPr>
+          <w:b/>
+        </w:rPr>
+        <w:t>evidence</w:t>
+      </w:r>
+      <w:r>
+        <w:rPr>
+          <w:b w:val="0"/>
+        </w:rPr>
+        <w:t xml:space="preserve"> for new-object performance.</w:t>
       </w:r>
     </w:p>
     <w:p>
-      <w:r>
-        <w:t>Four plants offer little population coverage; even a group-correct split may be too small for broad conclusions.</w:t>
+      <w:pPr>
+        <w:pStyle w:val="Heading3"/>
+      </w:pPr>
+      <w:r>
+        <w:t>What this example does not establish</w:t>
       </w:r>
     </w:p>
     <w:p>
@@ -954,43 +1658,180 @@
         <w:pStyle w:val="Heading3"/>
       </w:pPr>
       <w:r>
-        <w:t>Change one thing in the pictured case</w:t>
+        <w:t>Keep the stated limit</w:t>
       </w:r>
     </w:p>
     <w:p>
-      <w:r>
-        <w:t>Change: Put one P1 view into evaluation while other P1 views train.</w:t>
+      <w:pPr>
+        <w:spacing w:line="336" w:lineRule="auto" w:after="180"/>
+        <w:shd w:fill="FFF5E6"/>
+      </w:pPr>
+      <w:r>
+        <w:rPr>
+          <w:b w:val="0"/>
+        </w:rPr>
+        <w:t>Four plants offer little population coverage; even a group-correct split may be too small for broad conclusions.</w:t>
       </w:r>
     </w:p>
     <w:p>
-      <w:r>
-        <w:t>Prediction: Flag object-level leakage for this new-plant target.</w:t>
+      <w:pPr>
+        <w:pStyle w:val="Heading3"/>
+      </w:pPr>
+      <w:r>
+        <w:t>Change one thing in the pictured case</w:t>
       </w:r>
     </w:p>
     <w:p>
-      <w:r>
-        <w:t>Reason: Evaluation now includes a plant already represented during training.</w:t>
+      <w:pPr>
+        <w:pStyle w:val="Heading3"/>
+      </w:pPr>
+      <w:r>
+        <w:t>Change one thing</w:t>
       </w:r>
     </w:p>
     <w:p>
       <w:pPr>
-        <w:pStyle w:val="Heading3"/>
-      </w:pPr>
-      <w:r>
-        <w:t>Ask while showing the picture</w:t>
+        <w:spacing w:line="336" w:lineRule="auto" w:after="180"/>
+        <w:shd w:fill="F5F1FB"/>
+      </w:pPr>
+      <w:r>
+        <w:rPr>
+          <w:b w:val="0"/>
+        </w:rPr>
+        <w:t>Change: Put one P1 view into evaluation while other P1 views train.</w:t>
       </w:r>
     </w:p>
     <w:p>
-      <w:r>
-        <w:t>Cover the result. Ask learners to name the inputs and predict the next step. Uncover one step, connect the icon to the actual procedure, and explain its evidence. Then change the supplied condition and compare. The picture is a representation; it does not document execution of a real AI model.</w:t>
+      <w:pPr>
+        <w:pStyle w:val="Heading3"/>
+      </w:pPr>
+      <w:r>
+        <w:t>Predicted result</w:t>
       </w:r>
     </w:p>
     <w:p>
       <w:pPr>
+        <w:spacing w:line="336" w:lineRule="auto" w:after="180"/>
+        <w:shd w:fill="F1F6FC"/>
+      </w:pPr>
+      <w:r>
+        <w:rPr>
+          <w:b/>
+        </w:rPr>
+        <w:t>Prediction</w:t>
+      </w:r>
+      <w:r>
+        <w:rPr>
+          <w:b w:val="0"/>
+        </w:rPr>
+        <w:t>: Flag object-level leakage for this new-plant target.</w:t>
+      </w:r>
+    </w:p>
+    <w:p>
+      <w:pPr>
+        <w:pStyle w:val="Heading3"/>
+      </w:pPr>
+      <w:r>
+        <w:t>Why the result follows</w:t>
+      </w:r>
+    </w:p>
+    <w:p>
+      <w:pPr>
+        <w:spacing w:line="336" w:lineRule="auto" w:after="180"/>
+        <w:shd w:fill="F1F6FC"/>
+      </w:pPr>
+      <w:r>
+        <w:rPr>
+          <w:b w:val="0"/>
+        </w:rPr>
+        <w:t xml:space="preserve">Reason: Evaluation now includes a plant already represented during </w:t>
+      </w:r>
+      <w:r>
+        <w:rPr>
+          <w:b/>
+        </w:rPr>
+        <w:t>training</w:t>
+      </w:r>
+      <w:r>
+        <w:rPr>
+          <w:b w:val="0"/>
+        </w:rPr>
+        <w:t>.</w:t>
+      </w:r>
+    </w:p>
+    <w:p>
+      <w:pPr>
+        <w:pStyle w:val="Heading3"/>
+      </w:pPr>
+      <w:r>
+        <w:t>Ask while showing the picture</w:t>
+      </w:r>
+    </w:p>
+    <w:p>
+      <w:pPr>
+        <w:pStyle w:val="Heading3"/>
+      </w:pPr>
+      <w:r>
+        <w:t>Ask while showing the picture · 5</w:t>
+      </w:r>
+    </w:p>
+    <w:p>
+      <w:pPr>
+        <w:spacing w:line="336" w:lineRule="auto" w:after="180"/>
+      </w:pPr>
+      <w:r>
+        <w:rPr>
+          <w:b w:val="0"/>
+        </w:rPr>
+        <w:t xml:space="preserve">Cover the result. Ask learners to name the </w:t>
+      </w:r>
+      <w:r>
+        <w:rPr>
+          <w:b/>
+        </w:rPr>
+        <w:t>input</w:t>
+      </w:r>
+      <w:r>
+        <w:rPr>
+          <w:b w:val="0"/>
+        </w:rPr>
+        <w:t xml:space="preserve">s and predict the next step. Uncover one step, connect the icon to the actual procedure, and explain its </w:t>
+      </w:r>
+      <w:r>
+        <w:rPr>
+          <w:b/>
+        </w:rPr>
+        <w:t>evidence</w:t>
+      </w:r>
+      <w:r>
+        <w:rPr>
+          <w:b w:val="0"/>
+        </w:rPr>
+        <w:t>. Then change the supplied condition and compare.</w:t>
+      </w:r>
+    </w:p>
+    <w:p>
+      <w:pPr>
+        <w:spacing w:line="336" w:lineRule="auto" w:after="180"/>
+      </w:pPr>
+      <w:r>
+        <w:rPr>
+          <w:b w:val="0"/>
+        </w:rPr>
+        <w:t>The picture is a representation; it does not document execution of a real AI model.</w:t>
+      </w:r>
+    </w:p>
+    <w:p>
+      <w:pPr>
         <w:pStyle w:val="Heading1"/>
       </w:pPr>
       <w:r>
         <w:t>03. Demonstrate and guide practice</w:t>
+      </w:r>
+    </w:p>
+    <w:p>
+      <w:r>
+        <w:t>Demonstrate Experimental units and independence, reduce support deliberately and check individual reasoning before discussing answers.</w:t>
       </w:r>
     </w:p>
     <w:tbl>
@@ -1206,36 +2047,112 @@
       </w:tr>
     </w:tbl>
     <w:p>
-      <w:r>
-        <w:t>Use the worked example in Sections 3 and 6. Collect a prediction before revealing its result; ask the learner to point to each intermediate fact.</w:t>
+      <w:pPr>
+        <w:spacing w:line="336" w:lineRule="auto" w:after="180"/>
+      </w:pPr>
+      <w:r>
+        <w:rPr>
+          <w:b w:val="0"/>
+        </w:rPr>
+        <w:t xml:space="preserve">Use the worked example in Sections 3 and 6. Collect a </w:t>
+      </w:r>
+      <w:r>
+        <w:rPr>
+          <w:b/>
+        </w:rPr>
+        <w:t>prediction</w:t>
+      </w:r>
+      <w:r>
+        <w:rPr>
+          <w:b w:val="0"/>
+        </w:rPr>
+        <w:t xml:space="preserve"> before revealing its result; ask the learner to point to each intermediate fact.</w:t>
       </w:r>
     </w:p>
     <w:p>
-      <w:r>
-        <w:t>Provide an input/procedure/result/limit frame and a calculator when needed. Ask students to identify the first step before completing the whole trace. Extension: compare two concrete variants of this mechanism while holding unrelated conditions fixed; report both successful and unsuccessful outcomes.</w:t>
+      <w:pPr>
+        <w:spacing w:line="336" w:lineRule="auto" w:after="180"/>
+      </w:pPr>
+      <w:r>
+        <w:rPr>
+          <w:b w:val="0"/>
+        </w:rPr>
+        <w:t xml:space="preserve">Provide an </w:t>
+      </w:r>
+      <w:r>
+        <w:rPr>
+          <w:b/>
+        </w:rPr>
+        <w:t>input</w:t>
+      </w:r>
+      <w:r>
+        <w:rPr>
+          <w:b w:val="0"/>
+        </w:rPr>
+        <w:t>/procedure/result/limit frame and a calculator when needed. Ask students to identify the first step before completing the whole trace.</w:t>
       </w:r>
     </w:p>
     <w:p>
       <w:pPr>
-        <w:pStyle w:val="Heading3"/>
-      </w:pPr>
-      <w:r>
-        <w:t>Reduce help deliberately</w:t>
+        <w:spacing w:line="336" w:lineRule="auto" w:after="180"/>
+      </w:pPr>
+      <w:r>
+        <w:rPr>
+          <w:b w:val="0"/>
+        </w:rPr>
+        <w:t xml:space="preserve">Extension: compare two concrete variants of this </w:t>
+      </w:r>
+      <w:r>
+        <w:rPr>
+          <w:b/>
+        </w:rPr>
+        <w:t>mechanism</w:t>
+      </w:r>
+      <w:r>
+        <w:rPr>
+          <w:b w:val="0"/>
+        </w:rPr>
+        <w:t xml:space="preserve"> while holding unrelated conditions fixed; report both successful and unsuccessful outcomes.</w:t>
       </w:r>
     </w:p>
     <w:p>
-      <w:r>
-        <w:t>Completion task: Three queries each run four times produce12 outputs. Show the intermediate steps and give the conclusion with its scope.</w:t>
+      <w:pPr>
+        <w:pStyle w:val="Heading3"/>
+      </w:pPr>
+      <w:r>
+        <w:t>Reduce help deliberately</w:t>
       </w:r>
     </w:p>
     <w:p>
-      <w:r>
-        <w:t>Teacher check: Teacher explanation: There are three query units and12 run measurements. Do not analyse them as12 independent queries.</w:t>
+      <w:pPr>
+        <w:pStyle w:val="Heading3"/>
+      </w:pPr>
+      <w:r>
+        <w:t>Completion practice</w:t>
       </w:r>
     </w:p>
     <w:p>
-      <w:r>
-        <w:t>Start by identifying the given inputs together. Leave the intermediate steps blank. If needed, model one step, then withdraw that help on the next step. Move to a full trace only when the partial trace is understood. For partners, alternate explainer and checker; collect a response from every learner before discussion.</w:t>
+      <w:pPr>
+        <w:spacing w:line="336" w:lineRule="auto" w:after="180"/>
+        <w:shd w:fill="F5F1FB"/>
+      </w:pPr>
+      <w:r>
+        <w:rPr>
+          <w:b w:val="0"/>
+        </w:rPr>
+        <w:t xml:space="preserve">Completion task: Three queries each run four times produce12 </w:t>
+      </w:r>
+      <w:r>
+        <w:rPr>
+          <w:b/>
+        </w:rPr>
+        <w:t>output</w:t>
+      </w:r>
+      <w:r>
+        <w:rPr>
+          <w:b w:val="0"/>
+        </w:rPr>
+        <w:t>s. Show the intermediate steps and give the conclusion with its scope.</w:t>
       </w:r>
     </w:p>
     <w:p>
@@ -1243,22 +2160,53 @@
         <w:pStyle w:val="Heading3"/>
       </w:pPr>
       <w:r>
-        <w:t>Individual reasoning check</w:t>
+        <w:t>Reasoning to listen for</w:t>
       </w:r>
     </w:p>
     <w:p>
-      <w:r>
-        <w:t>Use the worked case for Experimental units and independence. Proposed explanation: “The worked result establishes every future case”. Decide whether this explanation is supported. Point to the step or supplied fact that decides; explain your repair if needed.</w:t>
+      <w:pPr>
+        <w:spacing w:line="336" w:lineRule="auto" w:after="180"/>
+        <w:shd w:fill="F1F6FC"/>
+      </w:pPr>
+      <w:r>
+        <w:rPr>
+          <w:b w:val="0"/>
+        </w:rPr>
+        <w:t>Teacher check: Teacher explanation: There are three query units and12 run measurements. Do not analyse them as12 independent queries.</w:t>
       </w:r>
     </w:p>
     <w:p>
-      <w:r>
-        <w:t>Expected correction: Independence follows design and relationships, not row count.</w:t>
+      <w:pPr>
+        <w:spacing w:line="336" w:lineRule="auto" w:after="180"/>
+      </w:pPr>
+      <w:r>
+        <w:rPr>
+          <w:b w:val="0"/>
+        </w:rPr>
+        <w:t xml:space="preserve">Start by identifying the given </w:t>
+      </w:r>
+      <w:r>
+        <w:rPr>
+          <w:b/>
+        </w:rPr>
+        <w:t>input</w:t>
+      </w:r>
+      <w:r>
+        <w:rPr>
+          <w:b w:val="0"/>
+        </w:rPr>
+        <w:t>s together. Leave the intermediate steps blank. If needed, model one step, then withdraw that help on the next step. Move to a full trace only when the partial trace is understood.</w:t>
       </w:r>
     </w:p>
     <w:p>
-      <w:r>
-        <w:t>Collect explanations, not only yes/no votes. If a misunderstanding is common, re-model the relevant step for the class. If it affects a few learners, give a short targeted group explanation while others solve a more demanding variation.</w:t>
+      <w:pPr>
+        <w:spacing w:line="336" w:lineRule="auto" w:after="180"/>
+      </w:pPr>
+      <w:r>
+        <w:rPr>
+          <w:b w:val="0"/>
+        </w:rPr>
+        <w:t>For partners, alternate explainer and checker; collect a response from every learner before discussion.</w:t>
       </w:r>
     </w:p>
     <w:p>
@@ -1266,63 +2214,343 @@
         <w:pStyle w:val="Heading3"/>
       </w:pPr>
       <w:r>
-        <w:t>Pictorial practice question</w:t>
+        <w:t>Individual reasoning check</w:t>
       </w:r>
     </w:p>
     <w:p>
-      <w:r>
-        <w:t>Count independent plants and photo views. Construct the stated group-correct split, then explain why placing a P1 view in evaluation creates leakage for the new-plant goal.</w:t>
+      <w:pPr>
+        <w:spacing w:line="336" w:lineRule="auto" w:after="180"/>
+      </w:pPr>
+      <w:r>
+        <w:rPr>
+          <w:b w:val="0"/>
+        </w:rPr>
+        <w:t xml:space="preserve">Use the worked case for </w:t>
+      </w:r>
+      <w:r>
+        <w:rPr>
+          <w:b/>
+        </w:rPr>
+        <w:t>Experimental unit</w:t>
+      </w:r>
+      <w:r>
+        <w:rPr>
+          <w:b w:val="0"/>
+        </w:rPr>
+        <w:t>s and independence. Proposed explanation: “The worked result establishes every future case”. Decide whether this explanation is supported.</w:t>
       </w:r>
     </w:p>
     <w:p>
       <w:pPr>
-        <w:pStyle w:val="Heading3"/>
-      </w:pPr>
-      <w:r>
-        <w:t>Reasoned teacher answer</w:t>
+        <w:spacing w:line="336" w:lineRule="auto" w:after="180"/>
+      </w:pPr>
+      <w:r>
+        <w:rPr>
+          <w:b w:val="0"/>
+        </w:rPr>
+        <w:t>Point to the step or supplied fact that decides; explain your repair if needed.</w:t>
       </w:r>
     </w:p>
     <w:p>
-      <w:r>
-        <w:t>Four plants, not twelve independent plants, generated the observations. Assign whole plant IDs to training or evaluation. Train on P1,P2 and evaluate on P3,P4: six photos per split. Changed case: Flag object-level leakage for this new-plant target. Evaluation now includes a plant already represented during training.</w:t>
+      <w:pPr>
+        <w:pStyle w:val="Heading3"/>
+      </w:pPr>
+      <w:r>
+        <w:t>Expected repair</w:t>
       </w:r>
     </w:p>
     <w:p>
-      <w:r>
-        <w:t>Changed-case reasoning: Flag object-level leakage for this new-plant target. Evaluation now includes a plant already represented during training.</w:t>
+      <w:pPr>
+        <w:spacing w:line="336" w:lineRule="auto" w:after="180"/>
+        <w:shd w:fill="F1F6FC"/>
+      </w:pPr>
+      <w:r>
+        <w:rPr>
+          <w:b w:val="0"/>
+        </w:rPr>
+        <w:t>Expected correction: Independence follows design and relationships, not row count.</w:t>
       </w:r>
     </w:p>
     <w:p>
-      <w:r>
-        <w:t>Collect each learner’s explanation before discussion. Use the first missing connection between input, deciding step and result to choose support. This question is worked-case practice, not fresh mastery evidence.</w:t>
+      <w:pPr>
+        <w:spacing w:line="336" w:lineRule="auto" w:after="180"/>
+      </w:pPr>
+      <w:r>
+        <w:rPr>
+          <w:b w:val="0"/>
+        </w:rPr>
+        <w:t>Collect explanations, not only yes/no votes. If a misunderstanding is common, re-model the relevant step for the class.</w:t>
       </w:r>
     </w:p>
     <w:p>
       <w:pPr>
-        <w:pStyle w:val="Heading1"/>
-      </w:pPr>
-      <w:r>
-        <w:t>04. Run the investigation and diagnose misconceptions</w:t>
+        <w:spacing w:line="336" w:lineRule="auto" w:after="180"/>
+      </w:pPr>
+      <w:r>
+        <w:rPr>
+          <w:b w:val="0"/>
+        </w:rPr>
+        <w:t>If it affects a few learners, give a short targeted group explanation while others solve a more demanding variation.</w:t>
       </w:r>
     </w:p>
     <w:p>
-      <w:r>
-        <w:t>The worked result establishes every future case: Independence follows design and relationships, not row count.</w:t>
+      <w:pPr>
+        <w:pStyle w:val="Heading3"/>
+      </w:pPr>
+      <w:r>
+        <w:t>Pictorial practice question</w:t>
       </w:r>
     </w:p>
     <w:p>
-      <w:r>
-        <w:t>A missing input may be replaced without recording the change: A replacement changes the evidence or contract. Record the change and its justification; do not silently turn unknown into a measured value.</w:t>
+      <w:pPr>
+        <w:spacing w:line="336" w:lineRule="auto" w:after="180"/>
+      </w:pPr>
+      <w:r>
+        <w:rPr>
+          <w:b w:val="0"/>
+        </w:rPr>
+        <w:t>Count independent plants and photo views. Construct the stated group-correct split, then explain why placing a P1 view in evaluation creates leakage for the new-plant goal.</w:t>
       </w:r>
     </w:p>
     <w:p>
-      <w:r>
-        <w:t>Repeating an assessed case is new independent evidence: A replay checks consistency. An example used for feedback or revision cannot later be described as untouched final evaluation.</w:t>
+      <w:pPr>
+        <w:pStyle w:val="Heading3"/>
+      </w:pPr>
+      <w:r>
+        <w:t>Reasoned teacher answer</w:t>
       </w:r>
     </w:p>
     <w:p>
-      <w:r>
-        <w:t>Use Section 9 for the evidence ledger. Add a boundary or missing-input case and record the expected response before checking. More successful repeats of one case do not establish wider coverage.</w:t>
+      <w:pPr>
+        <w:spacing w:line="336" w:lineRule="auto" w:after="180"/>
+      </w:pPr>
+      <w:r>
+        <w:rPr>
+          <w:b w:val="0"/>
+        </w:rPr>
+        <w:t xml:space="preserve">Four plants, not twelve independent plants, generated the </w:t>
+      </w:r>
+      <w:r>
+        <w:rPr>
+          <w:b/>
+        </w:rPr>
+        <w:t>observation</w:t>
+      </w:r>
+      <w:r>
+        <w:rPr>
+          <w:b w:val="0"/>
+        </w:rPr>
+        <w:t xml:space="preserve">s. Assign whole plant IDs to </w:t>
+      </w:r>
+      <w:r>
+        <w:rPr>
+          <w:b/>
+        </w:rPr>
+        <w:t>training</w:t>
+      </w:r>
+      <w:r>
+        <w:rPr>
+          <w:b w:val="0"/>
+        </w:rPr>
+        <w:t xml:space="preserve"> or evaluation. Train on P1,P2 and evaluate on P3,P4: six photos per split.</w:t>
+      </w:r>
+    </w:p>
+    <w:p>
+      <w:pPr>
+        <w:spacing w:line="336" w:lineRule="auto" w:after="180"/>
+      </w:pPr>
+      <w:r>
+        <w:rPr>
+          <w:b w:val="0"/>
+        </w:rPr>
+        <w:t xml:space="preserve">Changed case: Flag object-level leakage for this new-plant target. Evaluation now includes a plant already represented during </w:t>
+      </w:r>
+      <w:r>
+        <w:rPr>
+          <w:b/>
+        </w:rPr>
+        <w:t>training</w:t>
+      </w:r>
+      <w:r>
+        <w:rPr>
+          <w:b w:val="0"/>
+        </w:rPr>
+        <w:t>.</w:t>
+      </w:r>
+    </w:p>
+    <w:p>
+      <w:pPr>
+        <w:spacing w:line="336" w:lineRule="auto" w:after="180"/>
+      </w:pPr>
+      <w:r>
+        <w:rPr>
+          <w:b w:val="0"/>
+        </w:rPr>
+        <w:t xml:space="preserve">Changed-case reasoning: Flag object-level leakage for this new-plant target. Evaluation now includes a plant already represented during </w:t>
+      </w:r>
+      <w:r>
+        <w:rPr>
+          <w:b/>
+        </w:rPr>
+        <w:t>training</w:t>
+      </w:r>
+      <w:r>
+        <w:rPr>
+          <w:b w:val="0"/>
+        </w:rPr>
+        <w:t>.</w:t>
+      </w:r>
+    </w:p>
+    <w:p>
+      <w:pPr>
+        <w:spacing w:line="336" w:lineRule="auto" w:after="180"/>
+      </w:pPr>
+      <w:r>
+        <w:rPr>
+          <w:b w:val="0"/>
+        </w:rPr>
+        <w:t xml:space="preserve">Collect each learner’s explanation before discussion. Use the first missing connection between </w:t>
+      </w:r>
+      <w:r>
+        <w:rPr>
+          <w:b/>
+        </w:rPr>
+        <w:t>input</w:t>
+      </w:r>
+      <w:r>
+        <w:rPr>
+          <w:b w:val="0"/>
+        </w:rPr>
+        <w:t xml:space="preserve">, deciding step and result to choose support. This question is worked-case practice, not fresh mastery </w:t>
+      </w:r>
+      <w:r>
+        <w:rPr>
+          <w:b/>
+        </w:rPr>
+        <w:t>evidence</w:t>
+      </w:r>
+      <w:r>
+        <w:rPr>
+          <w:b w:val="0"/>
+        </w:rPr>
+        <w:t>.</w:t>
+      </w:r>
+    </w:p>
+    <w:p>
+      <w:pPr>
+        <w:pStyle w:val="Heading1"/>
+      </w:pPr>
+      <w:r>
+        <w:t>04. Run the investigation and diagnose misconceptions</w:t>
+      </w:r>
+    </w:p>
+    <w:p>
+      <w:r>
+        <w:t>Run the Experimental units and independence investigation and use the first unsupported step to choose a teaching response.</w:t>
+      </w:r>
+    </w:p>
+    <w:p>
+      <w:pPr>
+        <w:spacing w:line="336" w:lineRule="auto" w:after="180"/>
+      </w:pPr>
+      <w:r>
+        <w:rPr>
+          <w:b w:val="0"/>
+        </w:rPr>
+        <w:t>The worked result establishes every future case: Independence follows design and relationships, not row count.</w:t>
+      </w:r>
+    </w:p>
+    <w:p>
+      <w:pPr>
+        <w:spacing w:line="336" w:lineRule="auto" w:after="180"/>
+      </w:pPr>
+      <w:r>
+        <w:rPr>
+          <w:b w:val="0"/>
+        </w:rPr>
+        <w:t xml:space="preserve">A missing </w:t>
+      </w:r>
+      <w:r>
+        <w:rPr>
+          <w:b/>
+        </w:rPr>
+        <w:t>input</w:t>
+      </w:r>
+      <w:r>
+        <w:rPr>
+          <w:b w:val="0"/>
+        </w:rPr>
+        <w:t xml:space="preserve"> may be replaced without recording the change: A replacement changes the </w:t>
+      </w:r>
+      <w:r>
+        <w:rPr>
+          <w:b/>
+        </w:rPr>
+        <w:t>evidence</w:t>
+      </w:r>
+      <w:r>
+        <w:rPr>
+          <w:b w:val="0"/>
+        </w:rPr>
+        <w:t xml:space="preserve"> or contract. Record the change and its justification; do not silently turn unknown into a measured value.</w:t>
+      </w:r>
+    </w:p>
+    <w:p>
+      <w:pPr>
+        <w:spacing w:line="336" w:lineRule="auto" w:after="180"/>
+      </w:pPr>
+      <w:r>
+        <w:rPr>
+          <w:b w:val="0"/>
+        </w:rPr>
+        <w:t xml:space="preserve">Repeating an assessed case is new independent </w:t>
+      </w:r>
+      <w:r>
+        <w:rPr>
+          <w:b/>
+        </w:rPr>
+        <w:t>evidence</w:t>
+      </w:r>
+      <w:r>
+        <w:rPr>
+          <w:b w:val="0"/>
+        </w:rPr>
+        <w:t>: A replay checks consistency. An example used for feedback or revision cannot later be described as untouched final evaluation.</w:t>
+      </w:r>
+    </w:p>
+    <w:p>
+      <w:pPr>
+        <w:spacing w:line="336" w:lineRule="auto" w:after="180"/>
+      </w:pPr>
+      <w:r>
+        <w:rPr>
+          <w:b w:val="0"/>
+        </w:rPr>
+        <w:t xml:space="preserve">Use Section 9 for the </w:t>
+      </w:r>
+      <w:r>
+        <w:rPr>
+          <w:b/>
+        </w:rPr>
+        <w:t>evidence</w:t>
+      </w:r>
+      <w:r>
+        <w:rPr>
+          <w:b w:val="0"/>
+        </w:rPr>
+        <w:t xml:space="preserve"> ledger. Add a boundary or missing-</w:t>
+      </w:r>
+      <w:r>
+        <w:rPr>
+          <w:b/>
+        </w:rPr>
+        <w:t>input</w:t>
+      </w:r>
+      <w:r>
+        <w:rPr>
+          <w:b w:val="0"/>
+        </w:rPr>
+        <w:t xml:space="preserve"> case and record the expected response before checking. More successful repeats of one case do not establish wider coverage.</w:t>
       </w:r>
     </w:p>
     <w:p>
@@ -1480,29 +2708,38 @@
       </w:tr>
     </w:tbl>
     <w:p>
-      <w:r>
-        <w:t>Offer an oral explanation, drawing, enlarged visual or fewer examples when that removes a reading/writing barrier. Keep the same reasoning goal. Stretch secure learners by changing a boundary or assumption and asking them to defend the effect, not simply by assigning more of the same questions.</w:t>
+      <w:pPr>
+        <w:spacing w:line="336" w:lineRule="auto" w:after="180"/>
+      </w:pPr>
+      <w:r>
+        <w:rPr>
+          <w:b w:val="0"/>
+        </w:rPr>
+        <w:t>Offer an oral explanation, drawing, enlarged visual or fewer examples when that removes a reading/writing barrier. Keep the same reasoning goal.</w:t>
       </w:r>
     </w:p>
     <w:p>
       <w:pPr>
-        <w:pStyle w:val="Heading1"/>
-      </w:pPr>
-      <w:r>
-        <w:t>05. Assess and explain the answers</w:t>
+        <w:spacing w:line="336" w:lineRule="auto" w:after="180"/>
+      </w:pPr>
+      <w:r>
+        <w:rPr>
+          <w:b w:val="0"/>
+        </w:rPr>
+        <w:t>Stretch secure learners by changing a boundary or assumption and asking them to defend the effect, not simply by assigning more of the same questions.</w:t>
       </w:r>
     </w:p>
     <w:p>
       <w:pPr>
-        <w:pStyle w:val="Heading3"/>
-      </w:pPr>
-      <w:r>
-        <w:t>Guided and exit questions</w:t>
+        <w:pStyle w:val="Heading1"/>
+      </w:pPr>
+      <w:r>
+        <w:t>05. Assess and explain the answers</w:t>
       </w:r>
     </w:p>
     <w:p>
       <w:r>
-        <w:t>Guided: There are three query units and12 run measurements. Do not analyse them as12 independent queries. Qualification: Independence follows design and relationships, not row count. Exit: accept a concrete variation with its predicted outcome and a stated condition that would challenge the mechanism; reject a claim resting on unmeasured evidence.</w:t>
+        <w:t>Use the Experimental units and independence questions, teacher keys and criteria after the relevant attempts. Previously discussed cases are practice; protect the separately selected independent task.</w:t>
       </w:r>
     </w:p>
     <w:p>
@@ -1510,17 +2747,53 @@
         <w:pStyle w:val="Heading3"/>
       </w:pPr>
       <w:r>
-        <w:t>W1 Explain the mechanism</w:t>
+        <w:t>Guided and exit questions</w:t>
       </w:r>
     </w:p>
     <w:p>
-      <w:r>
-        <w:t>Explain the weekly mechanism in your own words. Use the worked scenario to name its input, decision rule and output.</w:t>
+      <w:pPr>
+        <w:spacing w:line="336" w:lineRule="auto" w:after="180"/>
+      </w:pPr>
+      <w:r>
+        <w:rPr>
+          <w:b w:val="0"/>
+        </w:rPr>
+        <w:t>Guided: There are three query units and12 run measurements. Do not analyse them as12 independent queries. Qualification: Independence follows design and relationships, not row count.</w:t>
       </w:r>
     </w:p>
     <w:p>
-      <w:r>
-        <w:t>Teacher explanation: The experimental unit is the independently assigned or sampled entity. Multiple measurements from one unit are often related. If methods are compared within each query, queries are paired units. Repeated runs within a query estimate run variation but do not increase the number of independent query contexts.</w:t>
+      <w:pPr>
+        <w:spacing w:line="336" w:lineRule="auto" w:after="180"/>
+      </w:pPr>
+      <w:r>
+        <w:rPr>
+          <w:b w:val="0"/>
+        </w:rPr>
+        <w:t xml:space="preserve">Exit: accept a concrete variation with its predicted outcome and a stated condition that would challenge the </w:t>
+      </w:r>
+      <w:r>
+        <w:rPr>
+          <w:b/>
+        </w:rPr>
+        <w:t>mechanism</w:t>
+      </w:r>
+      <w:r>
+        <w:rPr>
+          <w:b w:val="0"/>
+        </w:rPr>
+        <w:t xml:space="preserve">; reject a claim resting on unmeasured </w:t>
+      </w:r>
+      <w:r>
+        <w:rPr>
+          <w:b/>
+        </w:rPr>
+        <w:t>evidence</w:t>
+      </w:r>
+      <w:r>
+        <w:rPr>
+          <w:b w:val="0"/>
+        </w:rPr>
+        <w:t>.</w:t>
       </w:r>
     </w:p>
     <w:p>
@@ -1528,17 +2801,63 @@
         <w:pStyle w:val="Heading3"/>
       </w:pPr>
       <w:r>
-        <w:t>W2 Trace the worked case</w:t>
+        <w:t>W1 Explain the mechanism</w:t>
       </w:r>
     </w:p>
     <w:p>
-      <w:r>
-        <w:t>Three queries each run four times produce12 outputs. Show the intermediate steps and give the conclusion with its scope.</w:t>
+      <w:pPr>
+        <w:pStyle w:val="Heading3"/>
+      </w:pPr>
+      <w:r>
+        <w:t>Workbook question · W1</w:t>
       </w:r>
     </w:p>
     <w:p>
-      <w:r>
-        <w:t>Teacher explanation: There are three query units and12 run measurements. Do not analyse them as12 independent queries.</w:t>
+      <w:pPr>
+        <w:spacing w:line="336" w:lineRule="auto" w:after="180"/>
+        <w:shd w:fill="F5F1FB"/>
+      </w:pPr>
+      <w:r>
+        <w:rPr>
+          <w:b w:val="0"/>
+        </w:rPr>
+        <w:t xml:space="preserve">Explain the weekly </w:t>
+      </w:r>
+      <w:r>
+        <w:rPr>
+          <w:b/>
+        </w:rPr>
+        <w:t>mechanism</w:t>
+      </w:r>
+      <w:r>
+        <w:rPr>
+          <w:b w:val="0"/>
+        </w:rPr>
+        <w:t xml:space="preserve"> in your own words. Use the worked scenario to name its </w:t>
+      </w:r>
+      <w:r>
+        <w:rPr>
+          <w:b/>
+        </w:rPr>
+        <w:t>input</w:t>
+      </w:r>
+      <w:r>
+        <w:rPr>
+          <w:b w:val="0"/>
+        </w:rPr>
+        <w:t xml:space="preserve">, decision rule and </w:t>
+      </w:r>
+      <w:r>
+        <w:rPr>
+          <w:b/>
+        </w:rPr>
+        <w:t>output</w:t>
+      </w:r>
+      <w:r>
+        <w:rPr>
+          <w:b w:val="0"/>
+        </w:rPr>
+        <w:t>.</w:t>
       </w:r>
     </w:p>
     <w:p>
@@ -1546,17 +2865,43 @@
         <w:pStyle w:val="Heading3"/>
       </w:pPr>
       <w:r>
-        <w:t>W3 Audit the limit</w:t>
+        <w:t>Teacher reasoning · W1</w:t>
       </w:r>
     </w:p>
     <w:p>
-      <w:r>
-        <w:t>A report omits this qualification: Independence follows design and relationships, not row count. Explain how omitting it could change a reader's interpretation, and write an accurate replacement.</w:t>
+      <w:pPr>
+        <w:spacing w:line="336" w:lineRule="auto" w:after="180"/>
+        <w:shd w:fill="F1F6FC"/>
+      </w:pPr>
+      <w:r>
+        <w:rPr>
+          <w:b w:val="0"/>
+        </w:rPr>
+        <w:t xml:space="preserve">Teacher explanation: The </w:t>
+      </w:r>
+      <w:r>
+        <w:rPr>
+          <w:b/>
+        </w:rPr>
+        <w:t>experimental unit</w:t>
+      </w:r>
+      <w:r>
+        <w:rPr>
+          <w:b w:val="0"/>
+        </w:rPr>
+        <w:t xml:space="preserve"> is the independently assigned or sampled entity. Multiple measurements from one unit are often related. If methods are compared within each query, queries are paired units.</w:t>
       </w:r>
     </w:p>
     <w:p>
-      <w:r>
-        <w:t>Teacher explanation: Independence follows design and relationships, not row count. State the observed result separately from the unverified or out-of-scope claim; preserve the original evidence rather than inventing a missing fact.</w:t>
+      <w:pPr>
+        <w:spacing w:line="336" w:lineRule="auto" w:after="180"/>
+        <w:shd w:fill="F1F6FC"/>
+      </w:pPr>
+      <w:r>
+        <w:rPr>
+          <w:b w:val="0"/>
+        </w:rPr>
+        <w:t>Repeated runs within a query estimate run variation but do not increase the number of independent query contexts.</w:t>
       </w:r>
     </w:p>
     <w:p>
@@ -1564,17 +2909,39 @@
         <w:pStyle w:val="Heading3"/>
       </w:pPr>
       <w:r>
-        <w:t>W4 Apply a new case independently</w:t>
+        <w:t>W2 Trace the worked case</w:t>
       </w:r>
     </w:p>
     <w:p>
-      <w:r>
-        <w:t>Five classrooms each contribute20 student responses under a classroom-level assignment. Identify assignment units and measurements.</w:t>
+      <w:pPr>
+        <w:pStyle w:val="Heading3"/>
+      </w:pPr>
+      <w:r>
+        <w:t>Workbook question · W2</w:t>
       </w:r>
     </w:p>
     <w:p>
-      <w:r>
-        <w:t>Teacher explanation: Five assignment units; 100 student measurements are clustered within them. Treating all100 as independent assignments is unjustified.</w:t>
+      <w:pPr>
+        <w:spacing w:line="336" w:lineRule="auto" w:after="180"/>
+        <w:shd w:fill="F5F1FB"/>
+      </w:pPr>
+      <w:r>
+        <w:rPr>
+          <w:b w:val="0"/>
+        </w:rPr>
+        <w:t xml:space="preserve">Three queries each run four times produce12 </w:t>
+      </w:r>
+      <w:r>
+        <w:rPr>
+          <w:b/>
+        </w:rPr>
+        <w:t>output</w:t>
+      </w:r>
+      <w:r>
+        <w:rPr>
+          <w:b w:val="0"/>
+        </w:rPr>
+        <w:t>s. Show the intermediate steps and give the conclusion with its scope.</w:t>
       </w:r>
     </w:p>
     <w:p>
@@ -1582,17 +2949,27 @@
         <w:pStyle w:val="Heading3"/>
       </w:pPr>
       <w:r>
-        <w:t>W5 Design a revealing follow-up</w:t>
+        <w:t>Teacher reasoning · W2</w:t>
       </w:r>
     </w:p>
     <w:p>
-      <w:r>
-        <w:t>For the worked scenario, propose one additional case that could reveal a failure, describe its expected outcome before running it, and explain what would need to remain fixed for a fair comparison. Do not reuse W4 as a new final test after receiving feedback.</w:t>
+      <w:pPr>
+        <w:spacing w:line="336" w:lineRule="auto" w:after="180"/>
+        <w:shd w:fill="F1F6FC"/>
+      </w:pPr>
+      <w:r>
+        <w:rPr>
+          <w:b w:val="0"/>
+        </w:rPr>
+        <w:t>Teacher explanation: There are three query units and12 run measurements. Do not analyse them as12 independent queries.</w:t>
       </w:r>
     </w:p>
     <w:p>
-      <w:r>
-        <w:t>Teacher explanation: Accept a concrete variant of the worked input or a missing/conflicting/boundary condition, with an expectation derived from the declared procedure. Require preserved settings, original outputs and data roles. Independence follows design and relationships, not row count. The new case should test this particular mechanism rather than merely restate the original result.</w:t>
+      <w:pPr>
+        <w:pStyle w:val="Heading3"/>
+      </w:pPr>
+      <w:r>
+        <w:t>W3 Audit the limit</w:t>
       </w:r>
     </w:p>
     <w:p>
@@ -1600,12 +2977,19 @@
         <w:pStyle w:val="Heading3"/>
       </w:pPr>
       <w:r>
-        <w:t>Independent assessment and fresh retry</w:t>
+        <w:t>Workbook question · W3</w:t>
       </w:r>
     </w:p>
     <w:p>
-      <w:r>
-        <w:t>W4: Five assignment units; 100 student measurements are clustered within them. Treating all100 as independent assignments is unjustified. Require intermediate reasoning and the stated scope. Fresh retry: Four documents each yield three overlapping chunks. Expected reasoning: Four source documents, twelve related chunks. Chunk duplication does not create independent sources. If students need support, record it and reassess with another new case rather than awarding independence to a copied answer.</w:t>
+      <w:pPr>
+        <w:spacing w:line="336" w:lineRule="auto" w:after="180"/>
+        <w:shd w:fill="F5F1FB"/>
+      </w:pPr>
+      <w:r>
+        <w:rPr>
+          <w:b w:val="0"/>
+        </w:rPr>
+        <w:t>A report omits this qualification: Independence follows design and relationships, not row count. Explain how omitting it could change a reader's interpretation, and write an accurate replacement.</w:t>
       </w:r>
     </w:p>
     <w:p>
@@ -1613,24 +2997,306 @@
         <w:pStyle w:val="Heading3"/>
       </w:pPr>
       <w:r>
-        <w:t>Assess independent transfer</w:t>
+        <w:t>Teacher reasoning · W3</w:t>
       </w:r>
     </w:p>
     <w:p>
-      <w:r>
-        <w:t>Selected case: Five classrooms each contribute20 student responses under a classroom-level assignment. Identify assignment units and measurements.</w:t>
+      <w:pPr>
+        <w:spacing w:line="336" w:lineRule="auto" w:after="180"/>
+        <w:shd w:fill="F1F6FC"/>
+      </w:pPr>
+      <w:r>
+        <w:rPr>
+          <w:b w:val="0"/>
+        </w:rPr>
+        <w:t>Teacher explanation: Independence follows design and relationships, not row count.</w:t>
       </w:r>
     </w:p>
     <w:p>
       <w:pPr>
-        <w:pStyle w:val="Heading3"/>
-      </w:pPr>
-      <w:r>
-        <w:t>Selected case answer</w:t>
+        <w:spacing w:line="336" w:lineRule="auto" w:after="180"/>
+        <w:shd w:fill="F1F6FC"/>
+      </w:pPr>
+      <w:r>
+        <w:rPr>
+          <w:b w:val="0"/>
+        </w:rPr>
+        <w:t xml:space="preserve">State the observed result separately from the unverified or out-of-scope claim; preserve the original </w:t>
+      </w:r>
+      <w:r>
+        <w:rPr>
+          <w:b/>
+        </w:rPr>
+        <w:t>evidence</w:t>
+      </w:r>
+      <w:r>
+        <w:rPr>
+          <w:b w:val="0"/>
+        </w:rPr>
+        <w:t xml:space="preserve"> rather than inventing a missing fact.</w:t>
       </w:r>
     </w:p>
     <w:p>
-      <w:r>
+      <w:pPr>
+        <w:pStyle w:val="Heading3"/>
+      </w:pPr>
+      <w:r>
+        <w:t>W4 Apply a new case independently</w:t>
+      </w:r>
+    </w:p>
+    <w:p>
+      <w:pPr>
+        <w:pStyle w:val="Heading3"/>
+      </w:pPr>
+      <w:r>
+        <w:t>Workbook question · W4</w:t>
+      </w:r>
+    </w:p>
+    <w:p>
+      <w:pPr>
+        <w:spacing w:line="336" w:lineRule="auto" w:after="180"/>
+        <w:shd w:fill="F5F1FB"/>
+      </w:pPr>
+      <w:r>
+        <w:rPr>
+          <w:b w:val="0"/>
+        </w:rPr>
+        <w:t>Five classrooms each contribute20 student responses under a classroom-level assignment. Identify assignment units and measurements.</w:t>
+      </w:r>
+    </w:p>
+    <w:p>
+      <w:pPr>
+        <w:pStyle w:val="Heading3"/>
+      </w:pPr>
+      <w:r>
+        <w:t>Teacher reasoning · W4</w:t>
+      </w:r>
+    </w:p>
+    <w:p>
+      <w:pPr>
+        <w:spacing w:line="336" w:lineRule="auto" w:after="180"/>
+        <w:shd w:fill="F1F6FC"/>
+      </w:pPr>
+      <w:r>
+        <w:rPr>
+          <w:b w:val="0"/>
+        </w:rPr>
+        <w:t>Teacher explanation: Five assignment units; 100 student measurements are clustered within them. Treating all100 as independent assignments is unjustified.</w:t>
+      </w:r>
+    </w:p>
+    <w:p>
+      <w:pPr>
+        <w:pStyle w:val="Heading3"/>
+      </w:pPr>
+      <w:r>
+        <w:t>W5 Design a revealing follow-up</w:t>
+      </w:r>
+    </w:p>
+    <w:p>
+      <w:pPr>
+        <w:pStyle w:val="Heading3"/>
+      </w:pPr>
+      <w:r>
+        <w:t>Workbook question · W5</w:t>
+      </w:r>
+    </w:p>
+    <w:p>
+      <w:pPr>
+        <w:spacing w:line="336" w:lineRule="auto" w:after="180"/>
+        <w:shd w:fill="F5F1FB"/>
+      </w:pPr>
+      <w:r>
+        <w:rPr>
+          <w:b w:val="0"/>
+        </w:rPr>
+        <w:t>For the worked scenario, propose one additional case that could reveal a failure, describe its expected outcome before running it, and explain what would need to remain fixed for a fair comparison.</w:t>
+      </w:r>
+    </w:p>
+    <w:p>
+      <w:pPr>
+        <w:spacing w:line="336" w:lineRule="auto" w:after="180"/>
+        <w:shd w:fill="F5F1FB"/>
+      </w:pPr>
+      <w:r>
+        <w:rPr>
+          <w:b w:val="0"/>
+        </w:rPr>
+        <w:t>Do not reuse W4 as a new final test after receiving feedback.</w:t>
+      </w:r>
+    </w:p>
+    <w:p>
+      <w:pPr>
+        <w:pStyle w:val="Heading3"/>
+      </w:pPr>
+      <w:r>
+        <w:t>Teacher reasoning · W5</w:t>
+      </w:r>
+    </w:p>
+    <w:p>
+      <w:pPr>
+        <w:spacing w:line="336" w:lineRule="auto" w:after="180"/>
+        <w:shd w:fill="F1F6FC"/>
+      </w:pPr>
+      <w:r>
+        <w:rPr>
+          <w:b w:val="0"/>
+        </w:rPr>
+        <w:t xml:space="preserve">Teacher explanation: Accept a concrete variant of the worked </w:t>
+      </w:r>
+      <w:r>
+        <w:rPr>
+          <w:b/>
+        </w:rPr>
+        <w:t>input</w:t>
+      </w:r>
+      <w:r>
+        <w:rPr>
+          <w:b w:val="0"/>
+        </w:rPr>
+        <w:t xml:space="preserve"> or a missing/conflicting/boundary condition, with an expectation derived from the declared procedure.</w:t>
+      </w:r>
+    </w:p>
+    <w:p>
+      <w:pPr>
+        <w:spacing w:line="336" w:lineRule="auto" w:after="180"/>
+        <w:shd w:fill="F1F6FC"/>
+      </w:pPr>
+      <w:r>
+        <w:rPr>
+          <w:b w:val="0"/>
+        </w:rPr>
+        <w:t xml:space="preserve">Require preserved settings, original </w:t>
+      </w:r>
+      <w:r>
+        <w:rPr>
+          <w:b/>
+        </w:rPr>
+        <w:t>output</w:t>
+      </w:r>
+      <w:r>
+        <w:rPr>
+          <w:b w:val="0"/>
+        </w:rPr>
+        <w:t xml:space="preserve">s and data roles. Independence follows design and relationships, not row count. The new case should test this particular </w:t>
+      </w:r>
+      <w:r>
+        <w:rPr>
+          <w:b/>
+        </w:rPr>
+        <w:t>mechanism</w:t>
+      </w:r>
+      <w:r>
+        <w:rPr>
+          <w:b w:val="0"/>
+        </w:rPr>
+        <w:t xml:space="preserve"> rather than merely restate the original result.</w:t>
+      </w:r>
+    </w:p>
+    <w:p>
+      <w:pPr>
+        <w:pStyle w:val="Heading3"/>
+      </w:pPr>
+      <w:r>
+        <w:t>Independent assessment and fresh retry</w:t>
+      </w:r>
+    </w:p>
+    <w:p>
+      <w:pPr>
+        <w:pStyle w:val="Heading3"/>
+      </w:pPr>
+      <w:r>
+        <w:t>Teacher key · Independent assessment and fresh retry</w:t>
+      </w:r>
+    </w:p>
+    <w:p>
+      <w:pPr>
+        <w:spacing w:line="336" w:lineRule="auto" w:after="180"/>
+        <w:shd w:fill="F1F6FC"/>
+      </w:pPr>
+      <w:r>
+        <w:rPr>
+          <w:b w:val="0"/>
+        </w:rPr>
+        <w:t>W4: Five assignment units; 100 student measurements are clustered within them. Treating all100 as independent assignments is unjustified. Require intermediate reasoning and the stated scope.</w:t>
+      </w:r>
+    </w:p>
+    <w:p>
+      <w:pPr>
+        <w:spacing w:line="336" w:lineRule="auto" w:after="180"/>
+        <w:shd w:fill="F1F6FC"/>
+      </w:pPr>
+      <w:r>
+        <w:rPr>
+          <w:b w:val="0"/>
+        </w:rPr>
+        <w:t>Fresh retry: Four documents each yield three overlapping chunks. Expected reasoning: Four source documents, twelve related chunks. Chunk duplication does not create independent sources.</w:t>
+      </w:r>
+    </w:p>
+    <w:p>
+      <w:pPr>
+        <w:spacing w:line="336" w:lineRule="auto" w:after="180"/>
+        <w:shd w:fill="F1F6FC"/>
+      </w:pPr>
+      <w:r>
+        <w:rPr>
+          <w:b w:val="0"/>
+        </w:rPr>
+        <w:t>If students need support, record it and reassess with another new case rather than awarding independence to a copied answer.</w:t>
+      </w:r>
+    </w:p>
+    <w:p>
+      <w:pPr>
+        <w:pStyle w:val="Heading3"/>
+      </w:pPr>
+      <w:r>
+        <w:t>Assess independent transfer</w:t>
+      </w:r>
+    </w:p>
+    <w:p>
+      <w:pPr>
+        <w:pStyle w:val="Heading3"/>
+      </w:pPr>
+      <w:r>
+        <w:t>Independent question · withhold the key</w:t>
+      </w:r>
+    </w:p>
+    <w:p>
+      <w:pPr>
+        <w:spacing w:line="336" w:lineRule="auto" w:after="180"/>
+        <w:shd w:fill="F5F1FB"/>
+      </w:pPr>
+      <w:r>
+        <w:rPr>
+          <w:b w:val="0"/>
+        </w:rPr>
+        <w:t>Selected case: Five classrooms each contribute20 student responses under a classroom-level assignment. Identify assignment units and measurements.</w:t>
+      </w:r>
+    </w:p>
+    <w:p>
+      <w:pPr>
+        <w:pStyle w:val="Heading3"/>
+      </w:pPr>
+      <w:r>
+        <w:t>Selected case answer</w:t>
+      </w:r>
+    </w:p>
+    <w:p>
+      <w:pPr>
+        <w:pStyle w:val="Heading3"/>
+      </w:pPr>
+      <w:r>
+        <w:t>Teacher key · Selected case answer</w:t>
+      </w:r>
+    </w:p>
+    <w:p>
+      <w:pPr>
+        <w:spacing w:line="336" w:lineRule="auto" w:after="180"/>
+        <w:shd w:fill="F1F6FC"/>
+      </w:pPr>
+      <w:r>
+        <w:rPr>
+          <w:b w:val="0"/>
+        </w:rPr>
         <w:t>Teacher explanation: Five assignment units; 100 student measurements are clustered within them. Treating all100 as independent assignments is unjustified.</w:t>
       </w:r>
     </w:p>
@@ -1737,67 +3403,305 @@
       </w:tr>
     </w:tbl>
     <w:p>
-      <w:r>
-        <w:t>Record each dimension as not yet, with support, or independent. Accept a valid alternative procedure with a defensible trace. Do not penalise an honestly recorded model failure if the learner correctly explains its evidence and limits.</w:t>
+      <w:pPr>
+        <w:pStyle w:val="Heading3"/>
+      </w:pPr>
+      <w:r>
+        <w:t>Teacher key · Selected case answer</w:t>
       </w:r>
     </w:p>
     <w:p>
       <w:pPr>
-        <w:pStyle w:val="Heading3"/>
-      </w:pPr>
-      <w:r>
-        <w:t>Feedback that the learner uses</w:t>
+        <w:spacing w:line="336" w:lineRule="auto" w:after="180"/>
+        <w:shd w:fill="F1F6FC"/>
+      </w:pPr>
+      <w:r>
+        <w:rPr>
+          <w:b w:val="0"/>
+        </w:rPr>
+        <w:t>Record each dimension as not yet, with support, or independent. Accept a valid alternative procedure with a defensible trace.</w:t>
       </w:r>
     </w:p>
     <w:p>
-      <w:r>
-        <w:t>Name the earliest unsupported step and give one action to repair it. Have the learner make that repair now and explain why. Then assess the relevant skill on a fresh, fully specified case. Confirm it was not previously practised with feedback; solve and check the new case before assigning it. A follow-up design prompt is a starting brief, not automatically an equivalent test.</w:t>
+      <w:pPr>
+        <w:spacing w:line="336" w:lineRule="auto" w:after="180"/>
+        <w:shd w:fill="F1F6FC"/>
+      </w:pPr>
+      <w:r>
+        <w:rPr>
+          <w:b w:val="0"/>
+        </w:rPr>
+        <w:t xml:space="preserve">Do not penalise an honestly recorded model failure if the learner correctly explains its </w:t>
+      </w:r>
+      <w:r>
+        <w:rPr>
+          <w:b/>
+        </w:rPr>
+        <w:t>evidence</w:t>
+      </w:r>
+      <w:r>
+        <w:rPr>
+          <w:b w:val="0"/>
+        </w:rPr>
+        <w:t xml:space="preserve"> and limits.</w:t>
       </w:r>
     </w:p>
     <w:p>
       <w:pPr>
-        <w:pStyle w:val="Heading1"/>
-      </w:pPr>
-      <w:r>
-        <w:t>06. Connect the project, support and next lesson</w:t>
+        <w:pStyle w:val="Heading3"/>
+      </w:pPr>
+      <w:r>
+        <w:t>Feedback that the learner uses</w:t>
       </w:r>
     </w:p>
     <w:p>
-      <w:r>
-        <w:t>Add a labelled experimental units and independence evidence sheet to Reproducible AI Research Study. Show how you can explain the mechanism and terminology of experimental units and independence. Use the supplied fictional case and keep its inputs, intermediate steps, calculation or prediction, and limitation. Connect this record to last week’s record; a matching answer without a trace is insufficient.</w:t>
+      <w:pPr>
+        <w:spacing w:line="336" w:lineRule="auto" w:after="180"/>
+      </w:pPr>
+      <w:r>
+        <w:rPr>
+          <w:b w:val="0"/>
+        </w:rPr>
+        <w:t>Name the earliest unsupported step and give one action to repair it. Have the learner make that repair now and explain why. Then assess the relevant skill on a fresh, fully specified case.</w:t>
       </w:r>
     </w:p>
     <w:p>
-      <w:r>
-        <w:t>Provide an input/procedure/result/limit frame and a calculator when needed. Ask students to identify the first step before completing the whole trace. Extension: compare two concrete variants of this mechanism while holding unrelated conditions fixed; report both successful and unsuccessful outcomes.</w:t>
+      <w:pPr>
+        <w:spacing w:line="336" w:lineRule="auto" w:after="180"/>
+      </w:pPr>
+      <w:r>
+        <w:rPr>
+          <w:b w:val="0"/>
+        </w:rPr>
+        <w:t>Confirm it was not previously practised with feedback; solve and check the new case before assigning it. A follow-up design prompt is a starting brief, not automatically an equivalent test.</w:t>
       </w:r>
     </w:p>
     <w:p>
-      <w:r>
-        <w:t>Next connection: Confounders and controls. Preserve the current case record and retrieve its evidence boundary before moving on.</w:t>
+      <w:pPr>
+        <w:pStyle w:val="Heading1"/>
+      </w:pPr>
+      <w:r>
+        <w:t>06. Connect the project, support and next lesson</w:t>
       </w:r>
     </w:p>
     <w:p>
       <w:r>
-        <w:t>Retain the project ledger and assess a changed case after support. Check the relevant prerequisite before carrying this component forward.</w:t>
+        <w:t>Connect Experimental units and independence to Reproducible AI Research Study, adapt support and plan a later changed-case check.</w:t>
       </w:r>
     </w:p>
     <w:p>
       <w:pPr>
-        <w:pStyle w:val="Heading3"/>
-      </w:pPr>
-      <w:r>
-        <w:t>Plan the delayed return</w:t>
+        <w:spacing w:line="336" w:lineRule="auto" w:after="180"/>
+      </w:pPr>
+      <w:r>
+        <w:rPr>
+          <w:b w:val="0"/>
+        </w:rPr>
+        <w:t xml:space="preserve">Add a labelled </w:t>
+      </w:r>
+      <w:r>
+        <w:rPr>
+          <w:b/>
+        </w:rPr>
+        <w:t>experimental unit</w:t>
+      </w:r>
+      <w:r>
+        <w:rPr>
+          <w:b w:val="0"/>
+        </w:rPr>
+        <w:t xml:space="preserve">s and independence </w:t>
+      </w:r>
+      <w:r>
+        <w:rPr>
+          <w:b/>
+        </w:rPr>
+        <w:t>evidence</w:t>
+      </w:r>
+      <w:r>
+        <w:rPr>
+          <w:b w:val="0"/>
+        </w:rPr>
+        <w:t xml:space="preserve"> sheet to Reproducible AI Research Study. Show how you can explain the </w:t>
+      </w:r>
+      <w:r>
+        <w:rPr>
+          <w:b/>
+        </w:rPr>
+        <w:t>mechanism</w:t>
+      </w:r>
+      <w:r>
+        <w:rPr>
+          <w:b w:val="0"/>
+        </w:rPr>
+        <w:t xml:space="preserve"> and terminology of </w:t>
+      </w:r>
+      <w:r>
+        <w:rPr>
+          <w:b/>
+        </w:rPr>
+        <w:t>experimental unit</w:t>
+      </w:r>
+      <w:r>
+        <w:rPr>
+          <w:b w:val="0"/>
+        </w:rPr>
+        <w:t>s and independence.</w:t>
       </w:r>
     </w:p>
     <w:p>
-      <w:r>
-        <w:t>Suggested return points in this level: ai-7/10, ai-7/12, ai-7/15. Use actual classroom dates, adjusting for holidays and gaps. One, three and six teaching weeks are scheduling choices, not a claimed optimal spacing.</w:t>
+      <w:pPr>
+        <w:spacing w:line="336" w:lineRule="auto" w:after="180"/>
+      </w:pPr>
+      <w:r>
+        <w:rPr>
+          <w:b w:val="0"/>
+        </w:rPr>
+        <w:t xml:space="preserve">Use the supplied fictional case and keep its </w:t>
+      </w:r>
+      <w:r>
+        <w:rPr>
+          <w:b/>
+        </w:rPr>
+        <w:t>input</w:t>
+      </w:r>
+      <w:r>
+        <w:rPr>
+          <w:b w:val="0"/>
+        </w:rPr>
+        <w:t xml:space="preserve">s, intermediate steps, calculation or </w:t>
+      </w:r>
+      <w:r>
+        <w:rPr>
+          <w:b/>
+        </w:rPr>
+        <w:t>prediction</w:t>
+      </w:r>
+      <w:r>
+        <w:rPr>
+          <w:b w:val="0"/>
+        </w:rPr>
+        <w:t>, and limitation. Connect this record to last week’s record; a matching answer without a trace is insufficient.</w:t>
       </w:r>
     </w:p>
     <w:p>
-      <w:r>
-        <w:t>At a delayed check, ask for the idea from memory and a changed application. Compare with the earlier independent response and record support used. For a new level, revisit the previous capstone before checking the new prerequisites.</w:t>
+      <w:pPr>
+        <w:spacing w:line="336" w:lineRule="auto" w:after="180"/>
+      </w:pPr>
+      <w:r>
+        <w:rPr>
+          <w:b w:val="0"/>
+        </w:rPr>
+        <w:t xml:space="preserve">Provide an </w:t>
+      </w:r>
+      <w:r>
+        <w:rPr>
+          <w:b/>
+        </w:rPr>
+        <w:t>input</w:t>
+      </w:r>
+      <w:r>
+        <w:rPr>
+          <w:b w:val="0"/>
+        </w:rPr>
+        <w:t>/procedure/result/limit frame and a calculator when needed. Ask students to identify the first step before completing the whole trace.</w:t>
+      </w:r>
+    </w:p>
+    <w:p>
+      <w:pPr>
+        <w:spacing w:line="336" w:lineRule="auto" w:after="180"/>
+      </w:pPr>
+      <w:r>
+        <w:rPr>
+          <w:b w:val="0"/>
+        </w:rPr>
+        <w:t xml:space="preserve">Extension: compare two concrete variants of this </w:t>
+      </w:r>
+      <w:r>
+        <w:rPr>
+          <w:b/>
+        </w:rPr>
+        <w:t>mechanism</w:t>
+      </w:r>
+      <w:r>
+        <w:rPr>
+          <w:b w:val="0"/>
+        </w:rPr>
+        <w:t xml:space="preserve"> while holding unrelated conditions fixed; report both successful and unsuccessful outcomes.</w:t>
+      </w:r>
+    </w:p>
+    <w:p>
+      <w:pPr>
+        <w:spacing w:line="336" w:lineRule="auto" w:after="180"/>
+      </w:pPr>
+      <w:r>
+        <w:rPr>
+          <w:b w:val="0"/>
+        </w:rPr>
+        <w:t xml:space="preserve">Next connection: Confounders and controls. Preserve the current case record and retrieve its </w:t>
+      </w:r>
+      <w:r>
+        <w:rPr>
+          <w:b/>
+        </w:rPr>
+        <w:t>evidence</w:t>
+      </w:r>
+      <w:r>
+        <w:rPr>
+          <w:b w:val="0"/>
+        </w:rPr>
+        <w:t xml:space="preserve"> boundary before moving on.</w:t>
+      </w:r>
+    </w:p>
+    <w:p>
+      <w:pPr>
+        <w:spacing w:line="336" w:lineRule="auto" w:after="180"/>
+      </w:pPr>
+      <w:r>
+        <w:rPr>
+          <w:b w:val="0"/>
+        </w:rPr>
+        <w:t>Retain the project ledger and assess a changed case after support. Check the relevant prerequisite before carrying this component forward.</w:t>
+      </w:r>
+    </w:p>
+    <w:p>
+      <w:pPr>
+        <w:pStyle w:val="Heading3"/>
+      </w:pPr>
+      <w:r>
+        <w:t>Plan the delayed return</w:t>
+      </w:r>
+    </w:p>
+    <w:p>
+      <w:pPr>
+        <w:spacing w:line="336" w:lineRule="auto" w:after="180"/>
+      </w:pPr>
+      <w:r>
+        <w:rPr>
+          <w:b w:val="0"/>
+        </w:rPr>
+        <w:t>Suggested return points in this level: ai-7/10, ai-7/12, ai-7/15. Use actual classroom dates, adjusting for holidays and gaps. One, three and six teaching weeks are scheduling choices, not a claimed optimal spacing.</w:t>
+      </w:r>
+    </w:p>
+    <w:p>
+      <w:pPr>
+        <w:spacing w:line="336" w:lineRule="auto" w:after="180"/>
+      </w:pPr>
+      <w:r>
+        <w:rPr>
+          <w:b w:val="0"/>
+        </w:rPr>
+        <w:t>At a delayed check, ask for the idea from memory and a changed application. Compare with the earlier independent response and record support used.</w:t>
+      </w:r>
+    </w:p>
+    <w:p>
+      <w:pPr>
+        <w:spacing w:line="336" w:lineRule="auto" w:after="180"/>
+      </w:pPr>
+      <w:r>
+        <w:rPr>
+          <w:b w:val="0"/>
+        </w:rPr>
+        <w:t>For a new level, revisit the previous capstone before checking the new prerequisites.</w:t>
       </w:r>
     </w:p>
     <w:tbl>
@@ -1957,8 +3861,26 @@
       </w:tr>
     </w:tbl>
     <w:p>
-      <w:r>
-        <w:t>Use the evidence to choose reteaching or the next step. A completed page, confidence rating or attractive project does not by itself demonstrate understanding.</w:t>
+      <w:pPr>
+        <w:spacing w:line="336" w:lineRule="auto" w:after="180"/>
+      </w:pPr>
+      <w:r>
+        <w:rPr>
+          <w:b w:val="0"/>
+        </w:rPr>
+        <w:t xml:space="preserve">Use the </w:t>
+      </w:r>
+      <w:r>
+        <w:rPr>
+          <w:b/>
+        </w:rPr>
+        <w:t>evidence</w:t>
+      </w:r>
+      <w:r>
+        <w:rPr>
+          <w:b w:val="0"/>
+        </w:rPr>
+        <w:t xml:space="preserve"> to choose reteaching or the next step. A completed page, confidence rating or attractive project does not by itself demonstrate understanding.</w:t>
       </w:r>
     </w:p>
     <w:p>
@@ -1970,7 +3892,13 @@
       </w:r>
     </w:p>
     <w:p>
-      <w:r>
+      <w:pPr>
+        <w:spacing w:line="336" w:lineRule="auto" w:after="180"/>
+      </w:pPr>
+      <w:r>
+        <w:rPr>
+          <w:b w:val="0"/>
+        </w:rPr>
         <w:t>For the Reproducible AI Research Study, retain an annotated worked trace and the changed-case reasoning. Connect the claim to its records, units and assumptions so another investigator can challenge or reproduce it.</w:t>
       </w:r>
     </w:p>
@@ -1984,12 +3912,74 @@
     </w:p>
     <w:p>
       <w:r>
-        <w:t>Teaching target: Explain the mechanism and terminology of experimental units and independence</w:t>
+        <w:t>Use this preparation summary alongside the detailed Experimental units and independence lesson; it is a checklist rather than a replacement for the full sequence.</w:t>
       </w:r>
     </w:p>
     <w:p>
-      <w:r>
-        <w:t>Prepare the labelled worked-case picture, the matching workbook, fictional input cards and a place for individual responses. Check a local Python 3 environment before class; have a paper-trace version ready.</w:t>
+      <w:pPr>
+        <w:pStyle w:val="Heading3"/>
+      </w:pPr>
+      <w:r>
+        <w:t>Teaching target</w:t>
+      </w:r>
+    </w:p>
+    <w:p>
+      <w:pPr>
+        <w:spacing w:line="336" w:lineRule="auto" w:after="180"/>
+        <w:shd w:fill="EDF7F3"/>
+      </w:pPr>
+      <w:r>
+        <w:rPr>
+          <w:b w:val="0"/>
+        </w:rPr>
+        <w:t xml:space="preserve">Teaching target: Explain the </w:t>
+      </w:r>
+      <w:r>
+        <w:rPr>
+          <w:b/>
+        </w:rPr>
+        <w:t>mechanism</w:t>
+      </w:r>
+      <w:r>
+        <w:rPr>
+          <w:b w:val="0"/>
+        </w:rPr>
+        <w:t xml:space="preserve"> and terminology of </w:t>
+      </w:r>
+      <w:r>
+        <w:rPr>
+          <w:b/>
+        </w:rPr>
+        <w:t>experimental unit</w:t>
+      </w:r>
+      <w:r>
+        <w:rPr>
+          <w:b w:val="0"/>
+        </w:rPr>
+        <w:t>s and independence</w:t>
+      </w:r>
+    </w:p>
+    <w:p>
+      <w:pPr>
+        <w:spacing w:line="336" w:lineRule="auto" w:after="180"/>
+      </w:pPr>
+      <w:r>
+        <w:rPr>
+          <w:b w:val="0"/>
+        </w:rPr>
+        <w:t xml:space="preserve">Prepare the labelled worked-case picture, the matching workbook, fictional </w:t>
+      </w:r>
+      <w:r>
+        <w:rPr>
+          <w:b/>
+        </w:rPr>
+        <w:t>input</w:t>
+      </w:r>
+      <w:r>
+        <w:rPr>
+          <w:b w:val="0"/>
+        </w:rPr>
+        <w:t xml:space="preserve"> cards and a place for individual responses. Check a local Python 3 environment before class; have a paper-trace version ready.</w:t>
       </w:r>
     </w:p>
     <w:tbl>
@@ -2136,37 +4126,207 @@
       </w:tr>
     </w:tbl>
     <w:p>
-      <w:r>
-        <w:t>Before class, solve the supported practice: Three queries each run four times produce12 outputs. Show the intermediate steps and give the conclusion with its scope.</w:t>
+      <w:pPr>
+        <w:spacing w:line="336" w:lineRule="auto" w:after="180"/>
+      </w:pPr>
+      <w:r>
+        <w:rPr>
+          <w:b w:val="0"/>
+        </w:rPr>
+        <w:t xml:space="preserve">Before class, solve the supported practice: Three queries each run four times produce12 </w:t>
+      </w:r>
+      <w:r>
+        <w:rPr>
+          <w:b/>
+        </w:rPr>
+        <w:t>output</w:t>
+      </w:r>
+      <w:r>
+        <w:rPr>
+          <w:b w:val="0"/>
+        </w:rPr>
+        <w:t>s. Show the intermediate steps and give the conclusion with its scope.</w:t>
       </w:r>
     </w:p>
     <w:p>
-      <w:r>
-        <w:t>Reasoned practice answer: Teacher explanation: There are three query units and12 run measurements. Do not analyse them as12 independent queries.</w:t>
+      <w:pPr>
+        <w:pStyle w:val="Heading3"/>
+      </w:pPr>
+      <w:r>
+        <w:t>Supported practice answer</w:t>
       </w:r>
     </w:p>
     <w:p>
-      <w:r>
-        <w:t>Check every learner before discussion: Use the worked case for Experimental units and independence. Proposed explanation: “The worked result establishes every future case”. Decide whether this explanation is supported. Point to the step or supplied fact that decides; explain your repair if needed.</w:t>
+      <w:pPr>
+        <w:spacing w:line="336" w:lineRule="auto" w:after="180"/>
+        <w:shd w:fill="F1F6FC"/>
+      </w:pPr>
+      <w:r>
+        <w:rPr>
+          <w:b w:val="0"/>
+        </w:rPr>
+        <w:t>Reasoned practice answer: Teacher explanation: There are three query units and12 run measurements. Do not analyse them as12 independent queries.</w:t>
       </w:r>
     </w:p>
     <w:p>
-      <w:r>
-        <w:t>Misconception repair: Independence follows design and relationships, not row count.</w:t>
+      <w:pPr>
+        <w:spacing w:line="336" w:lineRule="auto" w:after="180"/>
+      </w:pPr>
+      <w:r>
+        <w:rPr>
+          <w:b w:val="0"/>
+        </w:rPr>
+        <w:t xml:space="preserve">Check every learner before discussion: Use the worked case for </w:t>
+      </w:r>
+      <w:r>
+        <w:rPr>
+          <w:b/>
+        </w:rPr>
+        <w:t>Experimental unit</w:t>
+      </w:r>
+      <w:r>
+        <w:rPr>
+          <w:b w:val="0"/>
+        </w:rPr>
+        <w:t>s and independence. Proposed explanation: “The worked result establishes every future case”. Decide whether this explanation is supported.</w:t>
       </w:r>
     </w:p>
     <w:p>
-      <w:r>
-        <w:t>Support: read the exact case aloud, enlarge the labelled picture, supply input cards and model only the first deciding step. Accept a spoken explanation or drawing; retain the reasoning goal.</w:t>
+      <w:pPr>
+        <w:spacing w:line="336" w:lineRule="auto" w:after="180"/>
+      </w:pPr>
+      <w:r>
+        <w:rPr>
+          <w:b w:val="0"/>
+        </w:rPr>
+        <w:t>Point to the step or supplied fact that decides; explain your repair if needed.</w:t>
       </w:r>
     </w:p>
     <w:p>
-      <w:r>
-        <w:t>Extension: Put one P1 view into evaluation while other P1 views train. Require a prediction and a reason before comparing. Expected result: Flag object-level leakage for this new-plant target. Reason: Evaluation now includes a plant already represented during training.</w:t>
+      <w:pPr>
+        <w:pStyle w:val="Heading3"/>
+      </w:pPr>
+      <w:r>
+        <w:t>Repair the misconception</w:t>
       </w:r>
     </w:p>
     <w:p>
-      <w:r>
+      <w:pPr>
+        <w:spacing w:line="336" w:lineRule="auto" w:after="180"/>
+        <w:shd w:fill="FFF5E6"/>
+      </w:pPr>
+      <w:r>
+        <w:rPr>
+          <w:b w:val="0"/>
+        </w:rPr>
+        <w:t>Misconception repair: Independence follows design and relationships, not row count.</w:t>
+      </w:r>
+    </w:p>
+    <w:p>
+      <w:pPr>
+        <w:pStyle w:val="Heading3"/>
+      </w:pPr>
+      <w:r>
+        <w:t>Support without giving away the answer</w:t>
+      </w:r>
+    </w:p>
+    <w:p>
+      <w:pPr>
+        <w:spacing w:line="336" w:lineRule="auto" w:after="180"/>
+        <w:shd w:fill="F1F6F8"/>
+      </w:pPr>
+      <w:r>
+        <w:rPr>
+          <w:b w:val="0"/>
+        </w:rPr>
+        <w:t xml:space="preserve">Support: read the exact case aloud, enlarge the labelled picture, supply </w:t>
+      </w:r>
+      <w:r>
+        <w:rPr>
+          <w:b/>
+        </w:rPr>
+        <w:t>input</w:t>
+      </w:r>
+      <w:r>
+        <w:rPr>
+          <w:b w:val="0"/>
+        </w:rPr>
+        <w:t xml:space="preserve"> cards and model only the first deciding step. Accept a spoken explanation or drawing; retain the reasoning goal.</w:t>
+      </w:r>
+    </w:p>
+    <w:p>
+      <w:pPr>
+        <w:pStyle w:val="Heading3"/>
+      </w:pPr>
+      <w:r>
+        <w:t>Extend the reasoning</w:t>
+      </w:r>
+    </w:p>
+    <w:p>
+      <w:pPr>
+        <w:spacing w:line="336" w:lineRule="auto" w:after="180"/>
+        <w:shd w:fill="F5F1FB"/>
+      </w:pPr>
+      <w:r>
+        <w:rPr>
+          <w:b w:val="0"/>
+        </w:rPr>
+        <w:t xml:space="preserve">Extension: Put one P1 view into evaluation while other P1 views train. Require a </w:t>
+      </w:r>
+      <w:r>
+        <w:rPr>
+          <w:b/>
+        </w:rPr>
+        <w:t>prediction</w:t>
+      </w:r>
+      <w:r>
+        <w:rPr>
+          <w:b w:val="0"/>
+        </w:rPr>
+        <w:t xml:space="preserve"> and a reason before comparing. Expected result: Flag object-level leakage for this new-plant target.</w:t>
+      </w:r>
+    </w:p>
+    <w:p>
+      <w:pPr>
+        <w:spacing w:line="336" w:lineRule="auto" w:after="180"/>
+        <w:shd w:fill="F5F1FB"/>
+      </w:pPr>
+      <w:r>
+        <w:rPr>
+          <w:b w:val="0"/>
+        </w:rPr>
+        <w:t xml:space="preserve">Reason: Evaluation now includes a plant already represented during </w:t>
+      </w:r>
+      <w:r>
+        <w:rPr>
+          <w:b/>
+        </w:rPr>
+        <w:t>training</w:t>
+      </w:r>
+      <w:r>
+        <w:rPr>
+          <w:b w:val="0"/>
+        </w:rPr>
+        <w:t>.</w:t>
+      </w:r>
+    </w:p>
+    <w:p>
+      <w:pPr>
+        <w:pStyle w:val="Heading3"/>
+      </w:pPr>
+      <w:r>
+        <w:t>Protect the independent attempt</w:t>
+      </w:r>
+    </w:p>
+    <w:p>
+      <w:pPr>
+        <w:spacing w:line="336" w:lineRule="auto" w:after="180"/>
+        <w:shd w:fill="FFF5E6"/>
+      </w:pPr>
+      <w:r>
+        <w:rPr>
+          <w:b w:val="0"/>
+        </w:rPr>
         <w:t>Independent assessment: withhold the reserved answer until the learner has attempted the new case. Record support separately from correctness.</w:t>
       </w:r>
     </w:p>
@@ -2355,46 +4515,1017 @@
       </w:tr>
     </w:tbl>
     <w:p>
-      <w:r>
-        <w:t>Project checkpoint: Make a transparent first version. Keep a trace of how one input becomes an output; explain the rule or learned component.</w:t>
+      <w:pPr>
+        <w:pStyle w:val="Heading3"/>
+      </w:pPr>
+      <w:r>
+        <w:t>Project checkpoint</w:t>
       </w:r>
     </w:p>
     <w:p>
-      <w:r>
-        <w:t>Use the weekly teacher answer for topic-specific reasoning. A saved progress tick is an activity record; judge mastery from the learner’s explanation and evidence.</w:t>
+      <w:pPr>
+        <w:spacing w:line="336" w:lineRule="auto" w:after="180"/>
+        <w:shd w:fill="EDF7F3"/>
+      </w:pPr>
+      <w:r>
+        <w:rPr>
+          <w:b w:val="0"/>
+        </w:rPr>
+        <w:t xml:space="preserve">Project checkpoint: Make a transparent first version. Keep a trace of how one </w:t>
+      </w:r>
+      <w:r>
+        <w:rPr>
+          <w:b/>
+        </w:rPr>
+        <w:t>input</w:t>
+      </w:r>
+      <w:r>
+        <w:rPr>
+          <w:b w:val="0"/>
+        </w:rPr>
+        <w:t xml:space="preserve"> becomes an </w:t>
+      </w:r>
+      <w:r>
+        <w:rPr>
+          <w:b/>
+        </w:rPr>
+        <w:t>output</w:t>
+      </w:r>
+      <w:r>
+        <w:rPr>
+          <w:b w:val="0"/>
+        </w:rPr>
+        <w:t>; explain the rule or learned component.</w:t>
       </w:r>
     </w:p>
     <w:p>
       <w:pPr>
-        <w:pStyle w:val="Heading1"/>
-      </w:pPr>
-      <w:r>
-        <w:t>08. Use feedback, labs and repair paths</w:t>
+        <w:spacing w:line="336" w:lineRule="auto" w:after="180"/>
+      </w:pPr>
+      <w:r>
+        <w:rPr>
+          <w:b w:val="0"/>
+        </w:rPr>
+        <w:t xml:space="preserve">Use the weekly teacher answer for topic-specific reasoning. A saved progress tick is an activity record; judge mastery from the learner’s explanation and </w:t>
+      </w:r>
+      <w:r>
+        <w:rPr>
+          <w:b/>
+        </w:rPr>
+        <w:t>evidence</w:t>
+      </w:r>
+      <w:r>
+        <w:rPr>
+          <w:b w:val="0"/>
+        </w:rPr>
+        <w:t>.</w:t>
       </w:r>
     </w:p>
     <w:p>
-      <w:r>
-        <w:t>Use the two formative questions as supported practice, not as independent mastery scores. Discuss the deciding evidence rather than accepting a guessed selection.</w:t>
+      <w:pPr>
+        <w:pStyle w:val="Heading1"/>
+      </w:pPr>
+      <w:r>
+        <w:t>08. Use feedback, labs and repair paths</w:t>
       </w:r>
     </w:p>
     <w:p>
       <w:r>
-        <w:t>The feedback comes from the reviewed public worked case. Do not reveal the separately reserved independent teacher answer until the learner has attempted that case.</w:t>
+        <w:t>Use feedback, earlier review and portfolios purposefully. Apply the coding routine only when this lesson has an executable lab.</w:t>
       </w:r>
     </w:p>
     <w:p>
-      <w:r>
-        <w:t>Ask students to predict before running code. Preserve errors and actual outputs; collect a changed test and an explanation. The branch-boundary and indexing lessons deliberately include failure cases.</w:t>
+      <w:pPr>
+        <w:spacing w:line="336" w:lineRule="auto" w:after="180"/>
+      </w:pPr>
+      <w:r>
+        <w:rPr>
+          <w:b w:val="0"/>
+        </w:rPr>
+        <w:t xml:space="preserve">Use the two formative questions as supported practice, not as independent mastery scores. Discuss the deciding </w:t>
+      </w:r>
+      <w:r>
+        <w:rPr>
+          <w:b/>
+        </w:rPr>
+        <w:t>evidence</w:t>
+      </w:r>
+      <w:r>
+        <w:rPr>
+          <w:b w:val="0"/>
+        </w:rPr>
+        <w:t xml:space="preserve"> rather than accepting a guessed selection.</w:t>
       </w:r>
     </w:p>
     <w:p>
-      <w:r>
-        <w:t>Use the earlier worked-explanation links to address a specific missing building block, then return to the current question. Adapt this suggestion after observing the learner; it is not an automatic diagnosis.</w:t>
+      <w:pPr>
+        <w:spacing w:line="336" w:lineRule="auto" w:after="180"/>
+      </w:pPr>
+      <w:r>
+        <w:rPr>
+          <w:b w:val="0"/>
+        </w:rPr>
+        <w:t>The feedback comes from the reviewed public worked case. Do not reveal the separately reserved independent teacher answer until the learner has attempted that case.</w:t>
       </w:r>
     </w:p>
     <w:p>
-      <w:r>
-        <w:t>Collect the completed-work portfolio as evidence. Record support separately from correctness, and assess explanation, trace/test and limitations. Progress ticks and quiz selections alone do not establish mastery.</w:t>
+      <w:pPr>
+        <w:pStyle w:val="Heading3"/>
+      </w:pPr>
+      <w:r>
+        <w:t>For later coding lessons</w:t>
+      </w:r>
+    </w:p>
+    <w:p>
+      <w:r>
+        <w:t>This week has no code block. Use this routine when a later lesson includes an executable lab.</w:t>
+      </w:r>
+    </w:p>
+    <w:p>
+      <w:pPr>
+        <w:spacing w:line="336" w:lineRule="auto" w:after="180"/>
+        <w:shd w:fill="F1F6F8"/>
+      </w:pPr>
+      <w:r>
+        <w:rPr>
+          <w:b w:val="0"/>
+        </w:rPr>
+        <w:t xml:space="preserve">Ask students to predict before running code. Preserve errors and actual </w:t>
+      </w:r>
+      <w:r>
+        <w:rPr>
+          <w:b/>
+        </w:rPr>
+        <w:t>output</w:t>
+      </w:r>
+      <w:r>
+        <w:rPr>
+          <w:b w:val="0"/>
+        </w:rPr>
+        <w:t>s; collect a changed test and an explanation. The branch-boundary and indexing lessons deliberately include failure cases.</w:t>
+      </w:r>
+    </w:p>
+    <w:p>
+      <w:pPr>
+        <w:spacing w:line="336" w:lineRule="auto" w:after="180"/>
+      </w:pPr>
+      <w:r>
+        <w:rPr>
+          <w:b w:val="0"/>
+        </w:rPr>
+        <w:t>Use the earlier worked-explanation links to address a specific missing building block, then return to the current question. Adapt this suggestion after observing the learner; it is not an automatic diagnosis.</w:t>
+      </w:r>
+    </w:p>
+    <w:p>
+      <w:pPr>
+        <w:spacing w:line="336" w:lineRule="auto" w:after="180"/>
+      </w:pPr>
+      <w:r>
+        <w:rPr>
+          <w:b w:val="0"/>
+        </w:rPr>
+        <w:t xml:space="preserve">Collect the completed-work portfolio as </w:t>
+      </w:r>
+      <w:r>
+        <w:rPr>
+          <w:b/>
+        </w:rPr>
+        <w:t>evidence</w:t>
+      </w:r>
+      <w:r>
+        <w:rPr>
+          <w:b w:val="0"/>
+        </w:rPr>
+        <w:t>. Record support separately from correctness, and assess explanation, trace/test and limitations. Progress ticks and quiz selections alone do not establish mastery.</w:t>
+      </w:r>
+    </w:p>
+    <w:p>
+      <w:pPr>
+        <w:pStyle w:val="Heading1"/>
+      </w:pPr>
+      <w:r>
+        <w:t>09. Visual concept journey</w:t>
+      </w:r>
+    </w:p>
+    <w:p>
+      <w:r>
+        <w:t>Show one Experimental units and independence graphic at a time, request a prediction and discuss its trace before the independent assessment.</w:t>
+      </w:r>
+    </w:p>
+    <w:p>
+      <w:pPr>
+        <w:spacing w:line="336" w:lineRule="auto" w:after="180"/>
+      </w:pPr>
+      <w:r>
+        <w:rPr>
+          <w:b w:val="0"/>
+        </w:rPr>
+        <w:t xml:space="preserve">Use one picture at a time. Hide a worked result before asking for a </w:t>
+      </w:r>
+      <w:r>
+        <w:rPr>
+          <w:b/>
+        </w:rPr>
+        <w:t>prediction</w:t>
+      </w:r>
+      <w:r>
+        <w:rPr>
+          <w:b w:val="0"/>
+        </w:rPr>
+        <w:t>, then reveal it for feedback. These are supported teaching cases; retain the separate independent assessment for a fresh first attempt.</w:t>
+      </w:r>
+    </w:p>
+    <w:p>
+      <w:pPr>
+        <w:pStyle w:val="Heading3"/>
+      </w:pPr>
+      <w:r>
+        <w:t>01. Experimental units and independence: the case</w:t>
+      </w:r>
+    </w:p>
+    <w:p>
+      <w:r>
+        <w:drawing>
+          <wp:inline xmlns:a="http://schemas.openxmlformats.org/drawingml/2006/main" xmlns:pic="http://schemas.openxmlformats.org/drawingml/2006/picture">
+            <wp:extent cx="5486400" cy="2834640"/>
+            <wp:docPr id="3" name="Picture 3" descr="Photos are not always independent plants. A dataset has twelve photos: three views of each of four plants. The intended use is identifying new plants. Supplied facts: Plant IDs P1–P4 each have three views. All views of a plant must stay in one split."/>
+            <wp:cNvGraphicFramePr>
+              <a:graphicFrameLocks noChangeAspect="1"/>
+            </wp:cNvGraphicFramePr>
+            <a:graphic>
+              <a:graphicData uri="http://schemas.openxmlformats.org/drawingml/2006/picture">
+                <pic:pic>
+                  <pic:nvPicPr>
+                    <pic:cNvPr id="0" name="academy-story-ai-7-9-01.png"/>
+                    <pic:cNvPicPr/>
+                  </pic:nvPicPr>
+                  <pic:blipFill>
+                    <a:blip r:embed="rId11"/>
+                    <a:stretch>
+                      <a:fillRect/>
+                    </a:stretch>
+                  </pic:blipFill>
+                  <pic:spPr>
+                    <a:xfrm>
+                      <a:off x="0" y="0"/>
+                      <a:ext cx="5486400" cy="2834640"/>
+                    </a:xfrm>
+                    <a:prstGeom prst="rect"/>
+                  </pic:spPr>
+                </pic:pic>
+              </a:graphicData>
+            </a:graphic>
+          </wp:inline>
+        </w:drawing>
+      </w:r>
+    </w:p>
+    <w:p>
+      <w:pPr>
+        <w:spacing w:line="336" w:lineRule="auto" w:after="180"/>
+      </w:pPr>
+      <w:r>
+        <w:rPr>
+          <w:b w:val="0"/>
+        </w:rPr>
+        <w:t>Photos are not always independent plants. A dataset has twelve photos: three views of each of four plants. The intended use is identifying new plants. Supplied facts: Plant IDs P1–P4 each have three views.</w:t>
+      </w:r>
+    </w:p>
+    <w:p>
+      <w:pPr>
+        <w:spacing w:line="336" w:lineRule="auto" w:after="180"/>
+      </w:pPr>
+      <w:r>
+        <w:rPr>
+          <w:b w:val="0"/>
+        </w:rPr>
+        <w:t>All views of a plant must stay in one split.</w:t>
+      </w:r>
+    </w:p>
+    <w:p>
+      <w:pPr>
+        <w:spacing w:line="336" w:lineRule="auto" w:after="180"/>
+        <w:shd w:fill="F5F1FB"/>
+      </w:pPr>
+      <w:r>
+        <w:rPr>
+          <w:b w:val="0"/>
+        </w:rPr>
+        <w:t>Point to the given fact that matters most. Explain why it matters.</w:t>
+      </w:r>
+    </w:p>
+    <w:p>
+      <w:pPr>
+        <w:pStyle w:val="Heading3"/>
+      </w:pPr>
+      <w:r>
+        <w:t>Discuss while showing the picture</w:t>
+      </w:r>
+    </w:p>
+    <w:p>
+      <w:pPr>
+        <w:spacing w:line="336" w:lineRule="auto" w:after="180"/>
+        <w:shd w:fill="F1F6F8"/>
+      </w:pPr>
+      <w:r>
+        <w:rPr>
+          <w:b w:val="0"/>
+        </w:rPr>
+        <w:t>Teacher prompt: Point to the given fact that matters most. Explain why it matters. Ask learners to describe one label or arrow in ordinary words. Use the adjacent transcript if the image is difficult to see.</w:t>
+      </w:r>
+    </w:p>
+    <w:p>
+      <w:pPr>
+        <w:pStyle w:val="Heading3"/>
+      </w:pPr>
+      <w:r>
+        <w:t>02. Follow the deciding steps</w:t>
+      </w:r>
+    </w:p>
+    <w:p>
+      <w:r>
+        <w:drawing>
+          <wp:inline xmlns:a="http://schemas.openxmlformats.org/drawingml/2006/main" xmlns:pic="http://schemas.openxmlformats.org/drawingml/2006/picture">
+            <wp:extent cx="5486400" cy="3182112"/>
+            <wp:docPr id="4" name="Picture 4" descr="Identify the unit: Four plants, not twelve independent plants, generated the observations. → Group before splitting: Assign whole plant IDs to training or evaluation. → Trace a valid split: Train on P1,P2 and evaluate on P3,P4: six photos per split."/>
+            <wp:cNvGraphicFramePr>
+              <a:graphicFrameLocks noChangeAspect="1"/>
+            </wp:cNvGraphicFramePr>
+            <a:graphic>
+              <a:graphicData uri="http://schemas.openxmlformats.org/drawingml/2006/picture">
+                <pic:pic>
+                  <pic:nvPicPr>
+                    <pic:cNvPr id="0" name="academy-story-ai-7-9-02.png"/>
+                    <pic:cNvPicPr/>
+                  </pic:nvPicPr>
+                  <pic:blipFill>
+                    <a:blip r:embed="rId12"/>
+                    <a:stretch>
+                      <a:fillRect/>
+                    </a:stretch>
+                  </pic:blipFill>
+                  <pic:spPr>
+                    <a:xfrm>
+                      <a:off x="0" y="0"/>
+                      <a:ext cx="5486400" cy="3182112"/>
+                    </a:xfrm>
+                    <a:prstGeom prst="rect"/>
+                  </pic:spPr>
+                </pic:pic>
+              </a:graphicData>
+            </a:graphic>
+          </wp:inline>
+        </w:drawing>
+      </w:r>
+    </w:p>
+    <w:p>
+      <w:pPr>
+        <w:spacing w:line="336" w:lineRule="auto" w:after="180"/>
+      </w:pPr>
+      <w:r>
+        <w:rPr>
+          <w:b w:val="0"/>
+        </w:rPr>
+        <w:t xml:space="preserve">Identify the unit: Four plants, not twelve independent plants, generated the </w:t>
+      </w:r>
+      <w:r>
+        <w:rPr>
+          <w:b/>
+        </w:rPr>
+        <w:t>observation</w:t>
+      </w:r>
+      <w:r>
+        <w:rPr>
+          <w:b w:val="0"/>
+        </w:rPr>
+        <w:t xml:space="preserve">s. → Group before splitting: Assign whole plant IDs to </w:t>
+      </w:r>
+      <w:r>
+        <w:rPr>
+          <w:b/>
+        </w:rPr>
+        <w:t>training</w:t>
+      </w:r>
+      <w:r>
+        <w:rPr>
+          <w:b w:val="0"/>
+        </w:rPr>
+        <w:t xml:space="preserve"> or evaluation. → Trace a valid split: Train on P1,P2 and evaluate on P3,P4: six photos per split.</w:t>
+      </w:r>
+    </w:p>
+    <w:p>
+      <w:pPr>
+        <w:spacing w:line="336" w:lineRule="auto" w:after="180"/>
+        <w:shd w:fill="F5F1FB"/>
+      </w:pPr>
+      <w:r>
+        <w:rPr>
+          <w:b w:val="0"/>
+        </w:rPr>
+        <w:t xml:space="preserve">Point to each numbered stage and explain which recorded </w:t>
+      </w:r>
+      <w:r>
+        <w:rPr>
+          <w:b/>
+        </w:rPr>
+        <w:t>input</w:t>
+      </w:r>
+      <w:r>
+        <w:rPr>
+          <w:b w:val="0"/>
+        </w:rPr>
+        <w:t xml:space="preserve"> it uses.</w:t>
+      </w:r>
+    </w:p>
+    <w:p>
+      <w:pPr>
+        <w:pStyle w:val="Heading3"/>
+      </w:pPr>
+      <w:r>
+        <w:t>Discuss while showing the picture</w:t>
+      </w:r>
+    </w:p>
+    <w:p>
+      <w:pPr>
+        <w:spacing w:line="336" w:lineRule="auto" w:after="180"/>
+        <w:shd w:fill="F1F6F8"/>
+      </w:pPr>
+      <w:r>
+        <w:rPr>
+          <w:b w:val="0"/>
+        </w:rPr>
+        <w:t xml:space="preserve">Teacher prompt: Point to each numbered stage and explain which recorded </w:t>
+      </w:r>
+      <w:r>
+        <w:rPr>
+          <w:b/>
+        </w:rPr>
+        <w:t>input</w:t>
+      </w:r>
+      <w:r>
+        <w:rPr>
+          <w:b w:val="0"/>
+        </w:rPr>
+        <w:t xml:space="preserve"> it uses. Ask learners to describe one label or arrow in ordinary words. Use the adjacent transcript if the image is difficult to see.</w:t>
+      </w:r>
+    </w:p>
+    <w:p>
+      <w:pPr>
+        <w:pStyle w:val="Heading3"/>
+      </w:pPr>
+      <w:r>
+        <w:t>03. Keep all views of a plant together</w:t>
+      </w:r>
+    </w:p>
+    <w:p>
+      <w:r>
+        <w:drawing>
+          <wp:inline xmlns:a="http://schemas.openxmlformats.org/drawingml/2006/main" xmlns:pic="http://schemas.openxmlformats.org/drawingml/2006/picture">
+            <wp:extent cx="5486400" cy="3096768"/>
+            <wp:docPr id="5" name="Picture 5" descr="Keep all views of a plant together. Train: 6 photos: Plant with 3 views = P1, Plant with 3 views = P2. Evaluate: 6 photos: Plant with 3 views = P3, Plant with 3 views = P4."/>
+            <wp:cNvGraphicFramePr>
+              <a:graphicFrameLocks noChangeAspect="1"/>
+            </wp:cNvGraphicFramePr>
+            <a:graphic>
+              <a:graphicData uri="http://schemas.openxmlformats.org/drawingml/2006/picture">
+                <pic:pic>
+                  <pic:nvPicPr>
+                    <pic:cNvPr id="0" name="academy-story-ai-7-9-03.png"/>
+                    <pic:cNvPicPr/>
+                  </pic:nvPicPr>
+                  <pic:blipFill>
+                    <a:blip r:embed="rId13"/>
+                    <a:stretch>
+                      <a:fillRect/>
+                    </a:stretch>
+                  </pic:blipFill>
+                  <pic:spPr>
+                    <a:xfrm>
+                      <a:off x="0" y="0"/>
+                      <a:ext cx="5486400" cy="3096768"/>
+                    </a:xfrm>
+                    <a:prstGeom prst="rect"/>
+                  </pic:spPr>
+                </pic:pic>
+              </a:graphicData>
+            </a:graphic>
+          </wp:inline>
+        </w:drawing>
+      </w:r>
+    </w:p>
+    <w:p>
+      <w:pPr>
+        <w:spacing w:line="336" w:lineRule="auto" w:after="180"/>
+      </w:pPr>
+      <w:r>
+        <w:rPr>
+          <w:b w:val="0"/>
+        </w:rPr>
+        <w:t>Keep all views of a plant together. Train: 6 photos: Plant with 3 views = P1, Plant with 3 views = P2. Evaluate: 6 photos: Plant with 3 views = P3, Plant with 3 views = P4.</w:t>
+      </w:r>
+    </w:p>
+    <w:p>
+      <w:pPr>
+        <w:spacing w:line="336" w:lineRule="auto" w:after="180"/>
+        <w:shd w:fill="F5F1FB"/>
+      </w:pPr>
+      <w:r>
+        <w:rPr>
+          <w:b w:val="0"/>
+        </w:rPr>
+        <w:t>Read the labels and values. Explain the relationship the model shows.</w:t>
+      </w:r>
+    </w:p>
+    <w:p>
+      <w:pPr>
+        <w:pStyle w:val="Heading3"/>
+      </w:pPr>
+      <w:r>
+        <w:t>Discuss while showing the picture</w:t>
+      </w:r>
+    </w:p>
+    <w:p>
+      <w:pPr>
+        <w:spacing w:line="336" w:lineRule="auto" w:after="180"/>
+        <w:shd w:fill="F1F6F8"/>
+      </w:pPr>
+      <w:r>
+        <w:rPr>
+          <w:b w:val="0"/>
+        </w:rPr>
+        <w:t>Teacher prompt: Read the labels and values. Explain the relationship the model shows. Ask learners to describe one label or arrow in ordinary words. Use the adjacent transcript if the image is difficult to see.</w:t>
+      </w:r>
+    </w:p>
+    <w:p>
+      <w:pPr>
+        <w:spacing w:line="336" w:lineRule="auto" w:after="180"/>
+        <w:shd w:fill="F1F6F8"/>
+      </w:pPr>
+      <w:r>
+        <w:rPr>
+          <w:b w:val="0"/>
+        </w:rPr>
+        <w:t>Check row/column meanings, units and denominators before discussing a difference. Supplied toy values are not real class or model results.</w:t>
+      </w:r>
+    </w:p>
+    <w:p>
+      <w:pPr>
+        <w:pStyle w:val="Heading3"/>
+      </w:pPr>
+      <w:r>
+        <w:t>04. Change one thing. Trace what follows.</w:t>
+      </w:r>
+    </w:p>
+    <w:p>
+      <w:r>
+        <w:drawing>
+          <wp:inline xmlns:a="http://schemas.openxmlformats.org/drawingml/2006/main" xmlns:pic="http://schemas.openxmlformats.org/drawingml/2006/picture">
+            <wp:extent cx="5486400" cy="3026664"/>
+            <wp:docPr id="6" name="Picture 6" descr="Original case: Train on P1,P2 and evaluate on P3,P4: six photos per split. Changed condition: Put one P1 view into evaluation while other P1 views train. Expected result: Flag object-level leakage for this new-plant target. Reason: Evaluation now includes a plant already represented during training."/>
+            <wp:cNvGraphicFramePr>
+              <a:graphicFrameLocks noChangeAspect="1"/>
+            </wp:cNvGraphicFramePr>
+            <a:graphic>
+              <a:graphicData uri="http://schemas.openxmlformats.org/drawingml/2006/picture">
+                <pic:pic>
+                  <pic:nvPicPr>
+                    <pic:cNvPr id="0" name="academy-story-ai-7-9-04.png"/>
+                    <pic:cNvPicPr/>
+                  </pic:nvPicPr>
+                  <pic:blipFill>
+                    <a:blip r:embed="rId14"/>
+                    <a:stretch>
+                      <a:fillRect/>
+                    </a:stretch>
+                  </pic:blipFill>
+                  <pic:spPr>
+                    <a:xfrm>
+                      <a:off x="0" y="0"/>
+                      <a:ext cx="5486400" cy="3026664"/>
+                    </a:xfrm>
+                    <a:prstGeom prst="rect"/>
+                  </pic:spPr>
+                </pic:pic>
+              </a:graphicData>
+            </a:graphic>
+          </wp:inline>
+        </w:drawing>
+      </w:r>
+    </w:p>
+    <w:p>
+      <w:pPr>
+        <w:spacing w:line="336" w:lineRule="auto" w:after="180"/>
+      </w:pPr>
+      <w:r>
+        <w:rPr>
+          <w:b w:val="0"/>
+        </w:rPr>
+        <w:t>Original case: Train on P1,P2 and evaluate on P3,P4: six photos per split. Changed condition: Put one P1 view into evaluation while other P1 views train. Expected result: Flag object-level leakage for this new-plant target.</w:t>
+      </w:r>
+    </w:p>
+    <w:p>
+      <w:pPr>
+        <w:spacing w:line="336" w:lineRule="auto" w:after="180"/>
+      </w:pPr>
+      <w:r>
+        <w:rPr>
+          <w:b w:val="0"/>
+        </w:rPr>
+        <w:t xml:space="preserve">Reason: Evaluation now includes a plant already represented during </w:t>
+      </w:r>
+      <w:r>
+        <w:rPr>
+          <w:b/>
+        </w:rPr>
+        <w:t>training</w:t>
+      </w:r>
+      <w:r>
+        <w:rPr>
+          <w:b w:val="0"/>
+        </w:rPr>
+        <w:t>.</w:t>
+      </w:r>
+    </w:p>
+    <w:p>
+      <w:pPr>
+        <w:spacing w:line="336" w:lineRule="auto" w:after="180"/>
+        <w:shd w:fill="F5F1FB"/>
+      </w:pPr>
+      <w:r>
+        <w:rPr>
+          <w:b w:val="0"/>
+        </w:rPr>
+        <w:t>Predict before checking the worked changed-case result. Name what changed and what the supplied facts allow you to conclude.</w:t>
+      </w:r>
+    </w:p>
+    <w:p>
+      <w:pPr>
+        <w:pStyle w:val="Heading3"/>
+      </w:pPr>
+      <w:r>
+        <w:t>Discuss while showing the picture</w:t>
+      </w:r>
+    </w:p>
+    <w:p>
+      <w:pPr>
+        <w:spacing w:line="336" w:lineRule="auto" w:after="180"/>
+        <w:shd w:fill="F1F6F8"/>
+      </w:pPr>
+      <w:r>
+        <w:rPr>
+          <w:b w:val="0"/>
+        </w:rPr>
+        <w:t>Teacher prompt: Predict before checking the worked changed-case result. Name what changed and what the supplied facts allow you to conclude. Ask learners to describe one label or arrow in ordinary words.</w:t>
+      </w:r>
+    </w:p>
+    <w:p>
+      <w:pPr>
+        <w:spacing w:line="336" w:lineRule="auto" w:after="180"/>
+        <w:shd w:fill="F1F6F8"/>
+      </w:pPr>
+      <w:r>
+        <w:rPr>
+          <w:b w:val="0"/>
+        </w:rPr>
+        <w:t xml:space="preserve">Use the adjacent transcript if the image is difficult to see. Changed-case reasoning: Evaluation now includes a plant already represented during </w:t>
+      </w:r>
+      <w:r>
+        <w:rPr>
+          <w:b/>
+        </w:rPr>
+        <w:t>training</w:t>
+      </w:r>
+      <w:r>
+        <w:rPr>
+          <w:b w:val="0"/>
+        </w:rPr>
+        <w:t>.</w:t>
+      </w:r>
+    </w:p>
+    <w:p>
+      <w:pPr>
+        <w:pStyle w:val="Heading3"/>
+      </w:pPr>
+      <w:r>
+        <w:t>05. Connect the explanation to its limit</w:t>
+      </w:r>
+    </w:p>
+    <w:p>
+      <w:r>
+        <w:drawing>
+          <wp:inline xmlns:a="http://schemas.openxmlformats.org/drawingml/2006/main" xmlns:pic="http://schemas.openxmlformats.org/drawingml/2006/picture">
+            <wp:extent cx="5486400" cy="2834640"/>
+            <wp:docPr id="7" name="Picture 7" descr="Repeated views from one object share information. Counting them as independent units or scattering them across splits can exaggerate evidence for new-object performance. Limit: Four plants offer little population coverage; even a group-correct split may be too small for broad conclusions."/>
+            <wp:cNvGraphicFramePr>
+              <a:graphicFrameLocks noChangeAspect="1"/>
+            </wp:cNvGraphicFramePr>
+            <a:graphic>
+              <a:graphicData uri="http://schemas.openxmlformats.org/drawingml/2006/picture">
+                <pic:pic>
+                  <pic:nvPicPr>
+                    <pic:cNvPr id="0" name="academy-story-ai-7-9-05.png"/>
+                    <pic:cNvPicPr/>
+                  </pic:nvPicPr>
+                  <pic:blipFill>
+                    <a:blip r:embed="rId15"/>
+                    <a:stretch>
+                      <a:fillRect/>
+                    </a:stretch>
+                  </pic:blipFill>
+                  <pic:spPr>
+                    <a:xfrm>
+                      <a:off x="0" y="0"/>
+                      <a:ext cx="5486400" cy="2834640"/>
+                    </a:xfrm>
+                    <a:prstGeom prst="rect"/>
+                  </pic:spPr>
+                </pic:pic>
+              </a:graphicData>
+            </a:graphic>
+          </wp:inline>
+        </w:drawing>
+      </w:r>
+    </w:p>
+    <w:p>
+      <w:pPr>
+        <w:spacing w:line="336" w:lineRule="auto" w:after="180"/>
+      </w:pPr>
+      <w:r>
+        <w:rPr>
+          <w:b w:val="0"/>
+        </w:rPr>
+        <w:t xml:space="preserve">Repeated views from one object share information. Counting them as independent units or scattering them across splits can exaggerate </w:t>
+      </w:r>
+      <w:r>
+        <w:rPr>
+          <w:b/>
+        </w:rPr>
+        <w:t>evidence</w:t>
+      </w:r>
+      <w:r>
+        <w:rPr>
+          <w:b w:val="0"/>
+        </w:rPr>
+        <w:t xml:space="preserve"> for new-object performance.</w:t>
+      </w:r>
+    </w:p>
+    <w:p>
+      <w:pPr>
+        <w:spacing w:line="336" w:lineRule="auto" w:after="180"/>
+      </w:pPr>
+      <w:r>
+        <w:rPr>
+          <w:b w:val="0"/>
+        </w:rPr>
+        <w:t>Limit: Four plants offer little population coverage; even a group-correct split may be too small for broad conclusions.</w:t>
+      </w:r>
+    </w:p>
+    <w:p>
+      <w:pPr>
+        <w:spacing w:line="336" w:lineRule="auto" w:after="180"/>
+        <w:shd w:fill="F5F1FB"/>
+      </w:pPr>
+      <w:r>
+        <w:rPr>
+          <w:b w:val="0"/>
+        </w:rPr>
+        <w:t>Explain the case, then point to a limit on the claim.</w:t>
+      </w:r>
+    </w:p>
+    <w:p>
+      <w:pPr>
+        <w:pStyle w:val="Heading3"/>
+      </w:pPr>
+      <w:r>
+        <w:t>Discuss while showing the picture</w:t>
+      </w:r>
+    </w:p>
+    <w:p>
+      <w:pPr>
+        <w:spacing w:line="336" w:lineRule="auto" w:after="180"/>
+        <w:shd w:fill="F1F6F8"/>
+      </w:pPr>
+      <w:r>
+        <w:rPr>
+          <w:b w:val="0"/>
+        </w:rPr>
+        <w:t>Teacher prompt: Explain the case, then point to a limit on the claim. Ask learners to describe one label or arrow in ordinary words. Use the adjacent transcript if the image is difficult to see.</w:t>
+      </w:r>
+    </w:p>
+    <w:p>
+      <w:pPr>
+        <w:spacing w:line="336" w:lineRule="auto" w:after="180"/>
+        <w:shd w:fill="F1F6F8"/>
+      </w:pPr>
+      <w:r>
+        <w:rPr>
+          <w:b w:val="0"/>
+        </w:rPr>
+        <w:t>Keep the stated scope: Four plants offer little population coverage; even a group-correct split may be too small for broad conclusions.</w:t>
+      </w:r>
+    </w:p>
+    <w:p>
+      <w:pPr>
+        <w:pStyle w:val="Heading3"/>
+      </w:pPr>
+      <w:r>
+        <w:t>06. Make the idea visible in your project</w:t>
+      </w:r>
+    </w:p>
+    <w:p>
+      <w:r>
+        <w:drawing>
+          <wp:inline xmlns:a="http://schemas.openxmlformats.org/drawingml/2006/main" xmlns:pic="http://schemas.openxmlformats.org/drawingml/2006/picture">
+            <wp:extent cx="5486400" cy="3681984"/>
+            <wp:docPr id="8" name="Picture 8" descr="For the Reproducible AI Research Study, retain an annotated worked trace and the changed-case reasoning. Connect the claim to its records, units and assumptions so another investigator can challenge or reproduce it. Draw your input, deciding step, result and limit. Supported question: Count independent plants and photo views. Construct the stated group-correct split, then explain why placing a P1 view in evaluation creates leakage for the new-plant goal."/>
+            <wp:cNvGraphicFramePr>
+              <a:graphicFrameLocks noChangeAspect="1"/>
+            </wp:cNvGraphicFramePr>
+            <a:graphic>
+              <a:graphicData uri="http://schemas.openxmlformats.org/drawingml/2006/picture">
+                <pic:pic>
+                  <pic:nvPicPr>
+                    <pic:cNvPr id="0" name="academy-story-ai-7-9-06.png"/>
+                    <pic:cNvPicPr/>
+                  </pic:nvPicPr>
+                  <pic:blipFill>
+                    <a:blip r:embed="rId16"/>
+                    <a:stretch>
+                      <a:fillRect/>
+                    </a:stretch>
+                  </pic:blipFill>
+                  <pic:spPr>
+                    <a:xfrm>
+                      <a:off x="0" y="0"/>
+                      <a:ext cx="5486400" cy="3681984"/>
+                    </a:xfrm>
+                    <a:prstGeom prst="rect"/>
+                  </pic:spPr>
+                </pic:pic>
+              </a:graphicData>
+            </a:graphic>
+          </wp:inline>
+        </w:drawing>
+      </w:r>
+    </w:p>
+    <w:p>
+      <w:pPr>
+        <w:spacing w:line="336" w:lineRule="auto" w:after="180"/>
+      </w:pPr>
+      <w:r>
+        <w:rPr>
+          <w:b w:val="0"/>
+        </w:rPr>
+        <w:t>For the Reproducible AI Research Study, retain an annotated worked trace and the changed-case reasoning. Connect the claim to its records, units and assumptions so another investigator can challenge or reproduce it.</w:t>
+      </w:r>
+    </w:p>
+    <w:p>
+      <w:pPr>
+        <w:spacing w:line="336" w:lineRule="auto" w:after="180"/>
+      </w:pPr>
+      <w:r>
+        <w:rPr>
+          <w:b w:val="0"/>
+        </w:rPr>
+        <w:t xml:space="preserve">Draw your </w:t>
+      </w:r>
+      <w:r>
+        <w:rPr>
+          <w:b/>
+        </w:rPr>
+        <w:t>input</w:t>
+      </w:r>
+      <w:r>
+        <w:rPr>
+          <w:b w:val="0"/>
+        </w:rPr>
+        <w:t>, deciding step, result and limit. Supported question: Count independent plants and photo views.</w:t>
+      </w:r>
+    </w:p>
+    <w:p>
+      <w:pPr>
+        <w:spacing w:line="336" w:lineRule="auto" w:after="180"/>
+      </w:pPr>
+      <w:r>
+        <w:rPr>
+          <w:b w:val="0"/>
+        </w:rPr>
+        <w:t>Construct the stated group-correct split, then explain why placing a P1 view in evaluation creates leakage for the new-plant goal.</w:t>
+      </w:r>
+    </w:p>
+    <w:p>
+      <w:pPr>
+        <w:spacing w:line="336" w:lineRule="auto" w:after="180"/>
+        <w:shd w:fill="F5F1FB"/>
+      </w:pPr>
+      <w:r>
+        <w:rPr>
+          <w:b w:val="0"/>
+        </w:rPr>
+        <w:t xml:space="preserve">Draw your project trace and justify the deciding step using </w:t>
+      </w:r>
+      <w:r>
+        <w:rPr>
+          <w:b/>
+        </w:rPr>
+        <w:t>evidence</w:t>
+      </w:r>
+      <w:r>
+        <w:rPr>
+          <w:b w:val="0"/>
+        </w:rPr>
+        <w:t>.</w:t>
+      </w:r>
+    </w:p>
+    <w:p>
+      <w:pPr>
+        <w:pStyle w:val="Heading3"/>
+      </w:pPr>
+      <w:r>
+        <w:t>Discuss while showing the picture</w:t>
+      </w:r>
+    </w:p>
+    <w:p>
+      <w:pPr>
+        <w:spacing w:line="336" w:lineRule="auto" w:after="180"/>
+        <w:shd w:fill="F1F6F8"/>
+      </w:pPr>
+      <w:r>
+        <w:rPr>
+          <w:b w:val="0"/>
+        </w:rPr>
+        <w:t xml:space="preserve">Teacher prompt: Draw your project trace and justify the deciding step using </w:t>
+      </w:r>
+      <w:r>
+        <w:rPr>
+          <w:b/>
+        </w:rPr>
+        <w:t>evidence</w:t>
+      </w:r>
+      <w:r>
+        <w:rPr>
+          <w:b w:val="0"/>
+        </w:rPr>
+        <w:t>. Ask learners to describe one label or arrow in ordinary words. Use the adjacent transcript if the image is difficult to see.</w:t>
+      </w:r>
+    </w:p>
+    <w:p>
+      <w:pPr>
+        <w:spacing w:line="336" w:lineRule="auto" w:after="180"/>
+        <w:shd w:fill="F1F6F8"/>
+      </w:pPr>
+      <w:r>
+        <w:rPr>
+          <w:b w:val="0"/>
+        </w:rPr>
+        <w:t xml:space="preserve">Supported practice key: Four plants, not twelve independent plants, generated the </w:t>
+      </w:r>
+      <w:r>
+        <w:rPr>
+          <w:b/>
+        </w:rPr>
+        <w:t>observation</w:t>
+      </w:r>
+      <w:r>
+        <w:rPr>
+          <w:b w:val="0"/>
+        </w:rPr>
+        <w:t xml:space="preserve">s. Assign whole plant IDs to </w:t>
+      </w:r>
+      <w:r>
+        <w:rPr>
+          <w:b/>
+        </w:rPr>
+        <w:t>training</w:t>
+      </w:r>
+      <w:r>
+        <w:rPr>
+          <w:b w:val="0"/>
+        </w:rPr>
+        <w:t xml:space="preserve"> or evaluation. Train on P1,P2 and evaluate on P3,P4: six photos per split.</w:t>
+      </w:r>
+    </w:p>
+    <w:p>
+      <w:pPr>
+        <w:spacing w:line="336" w:lineRule="auto" w:after="180"/>
+        <w:shd w:fill="F1F6F8"/>
+      </w:pPr>
+      <w:r>
+        <w:rPr>
+          <w:b w:val="0"/>
+        </w:rPr>
+        <w:t xml:space="preserve">Changed case: Flag object-level leakage for this new-plant target. Evaluation now includes a plant already represented during </w:t>
+      </w:r>
+      <w:r>
+        <w:rPr>
+          <w:b/>
+        </w:rPr>
+        <w:t>training</w:t>
+      </w:r>
+      <w:r>
+        <w:rPr>
+          <w:b w:val="0"/>
+        </w:rPr>
+        <w:t>.</w:t>
       </w:r>
     </w:p>
     <w:sectPr>

--- a/downloads/teacher/ai-7-week-09.docx
+++ b/downloads/teacher/ai-7-week-09.docx
@@ -149,7 +149,7 @@
           </w:tcPr>
           <w:p>
             <w:r>
-              <w:t>Sections 1–6; record the brief recall in the workbook.</w:t>
+              <w:t>Use Your mission, Notice the evidence, See how it works, Words that unlock the idea and Follow a worked example; record the brief recall in the workbook.</w:t>
             </w:r>
           </w:p>
         </w:tc>
@@ -181,7 +181,7 @@
           </w:tcPr>
           <w:p>
             <w:r>
-              <w:t>Sections 7–10; use the matching workbook W2 and misconception check.</w:t>
+              <w:t>Use Find and repair a mistake, Practise together and Run the investigation, with workbook W2 and Individual reasoning check.</w:t>
             </w:r>
           </w:p>
         </w:tc>
@@ -213,7 +213,7 @@
           </w:tcPr>
           <w:p>
             <w:r>
-              <w:t>Sections 9 and 11–14. Give extra time to finish the full task set; use Section 15 when the week includes a coding lab.</w:t>
+              <w:t>Use Run the investigation, Build your understanding, Connect your project and Show what you know. Reserve further time for the full task set. Use a code example only where one is actually supplied.</w:t>
             </w:r>
           </w:p>
         </w:tc>
@@ -485,7 +485,7 @@
         <w:rPr>
           <w:b w:val="0"/>
         </w:rPr>
-        <w:t xml:space="preserve">Two 45-minute sessions. The </w:t>
+        <w:t xml:space="preserve">Compact alternative: two 45-minute sessions for the core explanation and W1–W5 only. The main plan uses three sessions; schedule further time for the complete investigation, project, visual journey and any code examples. The </w:t>
       </w:r>
       <w:r>
         <w:rPr>
@@ -1908,7 +1908,7 @@
           </w:tcPr>
           <w:p>
             <w:r>
-              <w:t>Explain section 1 and vocabulary. Complete W1 with a mechanism-based explanation.</w:t>
+              <w:t>Explain See how it works and Words that unlock the idea. Complete W1 with a mechanism-based explanation.</w:t>
             </w:r>
           </w:p>
         </w:tc>
@@ -4055,7 +4055,7 @@
           </w:tcPr>
           <w:p>
             <w:r>
-              <w:t>Sections 1–6; record the brief recall in the workbook.</w:t>
+              <w:t>Use Your mission, Notice the evidence, See how it works, Words that unlock the idea and Follow a worked example; record the brief recall in the workbook.</w:t>
             </w:r>
           </w:p>
         </w:tc>
@@ -4087,7 +4087,7 @@
           </w:tcPr>
           <w:p>
             <w:r>
-              <w:t>Sections 7–10; use the matching workbook W2 and misconception check.</w:t>
+              <w:t>Use Find and repair a mistake, Practise together and Run the investigation, with workbook W2 and Individual reasoning check.</w:t>
             </w:r>
           </w:p>
         </w:tc>
@@ -4119,7 +4119,7 @@
           </w:tcPr>
           <w:p>
             <w:r>
-              <w:t>Sections 9 and 11–14. Give extra time to finish the full task set; use Section 15 when the week includes a coding lab.</w:t>
+              <w:t>Use Run the investigation, Build your understanding, Connect your project and Show what you know. Reserve further time for the full task set. Use a code example only where one is actually supplied.</w:t>
             </w:r>
           </w:p>
         </w:tc>

--- a/downloads/teacher/ai-7-week-09.docx
+++ b/downloads/teacher/ai-7-week-09.docx
@@ -25,20 +25,38 @@
         <w:pStyle w:val="Heading1"/>
       </w:pPr>
       <w:r>
-        <w:t>01. Prepare the purpose, prerequisites and materials</w:t>
+        <w:t>Ask what receives treatment, what was sampled and what each row measures.</w:t>
       </w:r>
     </w:p>
     <w:p>
       <w:r>
-        <w:t>Prepare Experimental units and independence: check the target, prerequisites, resources and adaptable teaching schedule.</w:t>
+        <w:t>Teach precise units and leakage checks with an authoritative definition and bounded metadata evidence.</w:t>
       </w:r>
     </w:p>
     <w:p>
-      <w:pPr>
-        <w:pStyle w:val="Heading3"/>
-      </w:pPr>
-      <w:r>
-        <w:t>Teach the learning cycle</w:t>
+      <w:r>
+        <w:t>Model repeated-query count → group plant views → inspect moved-view leak → assess classroom assignment → retain independence/design assumptions.</w:t>
+      </w:r>
+    </w:p>
+    <w:p>
+      <w:pPr>
+        <w:pStyle w:val="Heading1"/>
+      </w:pPr>
+      <w:r>
+        <w:t>01. Prepare the connected research investigation</w:t>
+      </w:r>
+    </w:p>
+    <w:p>
+      <w:r>
+        <w:t>Keep modelling, shared practice and independent evidence distinct.</w:t>
+      </w:r>
+    </w:p>
+    <w:p>
+      <w:pPr>
+        <w:pStyle w:val="Heading2"/>
+      </w:pPr>
+      <w:r>
+        <w:t>Target and main teaching plan</w:t>
       </w:r>
     </w:p>
     <w:p>
@@ -255,18 +273,21 @@
     </w:p>
     <w:p>
       <w:pPr>
-        <w:pStyle w:val="Heading3"/>
-      </w:pPr>
-      <w:r>
-        <w:t>Retrieval answer guidance</w:t>
+        <w:pStyle w:val="Heading2"/>
+      </w:pPr>
+      <w:r>
+        <w:t>Preparation and prerequisite</w:t>
       </w:r>
     </w:p>
     <w:p>
       <w:pPr>
-        <w:pStyle w:val="Heading3"/>
-      </w:pPr>
-      <w:r>
-        <w:t>Baselines and fair comparisons</w:t>
+        <w:spacing w:line="336" w:lineRule="auto" w:after="180"/>
+      </w:pPr>
+      <w:r>
+        <w:rPr>
+          <w:b w:val="0"/>
+        </w:rPr>
+        <w:t>Lesson and workbook; paper and pencil</w:t>
       </w:r>
     </w:p>
     <w:p>
@@ -277,7 +298,7 @@
         <w:rPr>
           <w:b w:val="0"/>
         </w:rPr>
-        <w:t>Without opening the old lesson, explain one key idea from Baselines and fair comparisons. Give an example and a mistake that the idea helps you avoid.</w:t>
+        <w:t>Calculator and optional local Python 3 for arithmetic; no live API or private data</w:t>
       </w:r>
     </w:p>
     <w:p>
@@ -288,19 +309,7 @@
         <w:rPr>
           <w:b w:val="0"/>
         </w:rPr>
-        <w:t xml:space="preserve">Look for: Explain the </w:t>
-      </w:r>
-      <w:r>
-        <w:rPr>
-          <w:b/>
-        </w:rPr>
-        <w:t>mechanism</w:t>
-      </w:r>
-      <w:r>
-        <w:rPr>
-          <w:b w:val="0"/>
-        </w:rPr>
-        <w:t xml:space="preserve"> and terminology of baselines and fair comparisons</w:t>
+        <w:t>Prepare the fresh retry separately and withhold its solution until after collection</w:t>
       </w:r>
     </w:p>
     <w:p>
@@ -311,19 +320,31 @@
         <w:rPr>
           <w:b w:val="0"/>
         </w:rPr>
-        <w:t xml:space="preserve">Reference example, not the only acceptable wording: Teacher explanation: Fair baselines use credible procedures on matched </w:t>
+        <w:t xml:space="preserve">A result depends on the </w:t>
       </w:r>
       <w:r>
         <w:rPr>
           <w:b/>
         </w:rPr>
-        <w:t>evidence</w:t>
+        <w:t>input</w:t>
       </w:r>
       <w:r>
         <w:rPr>
           <w:b w:val="0"/>
         </w:rPr>
-        <w:t xml:space="preserve"> and resource conditions. A weak arbitrary reference can exaggerate improvement.</w:t>
+        <w:t xml:space="preserve">s, procedure and conditions that produced it. Preserve data roles and distinguish observed outcomes from </w:t>
+      </w:r>
+      <w:r>
+        <w:rPr>
+          <w:b/>
+        </w:rPr>
+        <w:t>prediction</w:t>
+      </w:r>
+      <w:r>
+        <w:rPr>
+          <w:b w:val="0"/>
+        </w:rPr>
+        <w:t>s or unmeasured conditions.</w:t>
       </w:r>
     </w:p>
     <w:p>
@@ -334,15 +355,15 @@
         <w:rPr>
           <w:b w:val="0"/>
         </w:rPr>
-        <w:t>For a room-reporting study use manual authoritative lookup or a deterministic same-room rule, not random room names. Match cases, available sources and scoring.</w:t>
+        <w:t>If the prior concept cannot be explained, use a short retrieval activity before this chapter.</w:t>
       </w:r>
     </w:p>
     <w:p>
       <w:pPr>
-        <w:pStyle w:val="Heading3"/>
-      </w:pPr>
-      <w:r>
-        <w:t>A literature comparison matrix</w:t>
+        <w:pStyle w:val="Heading2"/>
+      </w:pPr>
+      <w:r>
+        <w:t>Opening retrieval</w:t>
       </w:r>
     </w:p>
     <w:p>
@@ -353,7 +374,7 @@
         <w:rPr>
           <w:b w:val="0"/>
         </w:rPr>
-        <w:t>Without opening the old lesson, explain one key idea from A literature comparison matrix. Give an example and a mistake that the idea helps you avoid.</w:t>
+        <w:t>Without opening the old lesson, explain one key idea from Baselines and fair comparisons. Give an example and a mistake that the idea helps you avoid.</w:t>
       </w:r>
     </w:p>
     <w:p>
@@ -376,7 +397,7 @@
         <w:rPr>
           <w:b w:val="0"/>
         </w:rPr>
-        <w:t xml:space="preserve"> and terminology of a literature comparison matrix</w:t>
+        <w:t xml:space="preserve"> and terminology of baselines and fair comparisons</w:t>
       </w:r>
     </w:p>
     <w:p>
@@ -387,7 +408,19 @@
         <w:rPr>
           <w:b w:val="0"/>
         </w:rPr>
-        <w:t>Reference example, not the only acceptable wording: Teacher explanation: A literature matrix compares studies using aligned columns rather than sorting headline numbers with different meanings.</w:t>
+        <w:t xml:space="preserve">Reference example, not the only acceptable wording: Teacher explanation: Fair baselines use credible procedures on matched </w:t>
+      </w:r>
+      <w:r>
+        <w:rPr>
+          <w:b/>
+        </w:rPr>
+        <w:t>evidence</w:t>
+      </w:r>
+      <w:r>
+        <w:rPr>
+          <w:b w:val="0"/>
+        </w:rPr>
+        <w:t xml:space="preserve"> and resource conditions. A weak arbitrary reference can exaggerate improvement.</w:t>
       </w:r>
     </w:p>
     <w:p>
@@ -398,15 +431,18 @@
         <w:rPr>
           <w:b w:val="0"/>
         </w:rPr>
-        <w:t>Record question, data, unit, baseline, metric, split, resources and limitations. Mark incomparable fields rather than forcing a ranking.</w:t>
+        <w:t>For a room-reporting study use manual authoritative lookup or a deterministic same-room rule, not random room names. Match cases, available sources and scoring.</w:t>
       </w:r>
     </w:p>
     <w:p>
       <w:pPr>
-        <w:pStyle w:val="Heading3"/>
-      </w:pPr>
-      <w:r>
-        <w:t>Finding primary research</w:t>
+        <w:spacing w:line="336" w:lineRule="auto" w:after="180"/>
+      </w:pPr>
+      <w:r>
+        <w:rPr>
+          <w:b w:val="0"/>
+        </w:rPr>
+        <w:t>Without opening the old lesson, explain one key idea from A literature comparison matrix. Give an example and a mistake that the idea helps you avoid.</w:t>
       </w:r>
     </w:p>
     <w:p>
@@ -417,7 +453,19 @@
         <w:rPr>
           <w:b w:val="0"/>
         </w:rPr>
-        <w:t>Without opening the old lesson, explain one key idea from Finding primary research. Give an example and a mistake that the idea helps you avoid.</w:t>
+        <w:t xml:space="preserve">Look for: Explain the </w:t>
+      </w:r>
+      <w:r>
+        <w:rPr>
+          <w:b/>
+        </w:rPr>
+        <w:t>mechanism</w:t>
+      </w:r>
+      <w:r>
+        <w:rPr>
+          <w:b w:val="0"/>
+        </w:rPr>
+        <w:t xml:space="preserve"> and terminology of a literature comparison matrix</w:t>
       </w:r>
     </w:p>
     <w:p>
@@ -428,19 +476,7 @@
         <w:rPr>
           <w:b w:val="0"/>
         </w:rPr>
-        <w:t xml:space="preserve">Look for: Explain the </w:t>
-      </w:r>
-      <w:r>
-        <w:rPr>
-          <w:b/>
-        </w:rPr>
-        <w:t>mechanism</w:t>
-      </w:r>
-      <w:r>
-        <w:rPr>
-          <w:b w:val="0"/>
-        </w:rPr>
-        <w:t xml:space="preserve"> and terminology of finding primary research</w:t>
+        <w:t>Reference example, not the only acceptable wording: Teacher explanation: A literature matrix compares studies using aligned columns rather than sorting headline numbers with different meanings.</w:t>
       </w:r>
     </w:p>
     <w:p>
@@ -451,19 +487,7 @@
         <w:rPr>
           <w:b w:val="0"/>
         </w:rPr>
-        <w:t xml:space="preserve">Reference example, not the only acceptable wording: Teacher explanation: Primary research presents a study's own methods and results. A summary can help discovery but should not replace inspection of the original </w:t>
-      </w:r>
-      <w:r>
-        <w:rPr>
-          <w:b/>
-        </w:rPr>
-        <w:t>evidence</w:t>
-      </w:r>
-      <w:r>
-        <w:rPr>
-          <w:b w:val="0"/>
-        </w:rPr>
-        <w:t>.</w:t>
+        <w:t>Record question, data, unit, baseline, metric, split, resources and limitations. Mark incomparable fields rather than forcing a ranking.</w:t>
       </w:r>
     </w:p>
     <w:p>
@@ -474,7 +498,7 @@
         <w:rPr>
           <w:b w:val="0"/>
         </w:rPr>
-        <w:t>Record title, authors, version, date, identifier and access location. Distinguish paper, code, data and commentary. Verify that a quoted claim belongs to the cited version.</w:t>
+        <w:t>Without opening the old lesson, explain one key idea from Finding primary research. Give an example and a mistake that the idea helps you avoid.</w:t>
       </w:r>
     </w:p>
     <w:p>
@@ -485,31 +509,19 @@
         <w:rPr>
           <w:b w:val="0"/>
         </w:rPr>
-        <w:t xml:space="preserve">Compact alternative: two 45-minute sessions for the core explanation and W1–W5 only. The main plan uses three sessions; schedule further time for the complete investigation, project, visual journey and any code examples. The </w:t>
+        <w:t xml:space="preserve">Look for: Explain the </w:t>
       </w:r>
       <w:r>
         <w:rPr>
           <w:b/>
         </w:rPr>
-        <w:t>experimental unit</w:t>
+        <w:t>mechanism</w:t>
       </w:r>
       <w:r>
         <w:rPr>
           <w:b w:val="0"/>
         </w:rPr>
-        <w:t xml:space="preserve"> is the independently assigned or sampled entity. Multiple measurements from one unit are often related. Use the supplied constructed scenarios to make the </w:t>
-      </w:r>
-      <w:r>
-        <w:rPr>
-          <w:b/>
-        </w:rPr>
-        <w:t>mechanism</w:t>
-      </w:r>
-      <w:r>
-        <w:rPr>
-          <w:b w:val="0"/>
-        </w:rPr>
-        <w:t xml:space="preserve"> inspectable.</w:t>
+        <w:t xml:space="preserve"> and terminology of finding primary research</w:t>
       </w:r>
     </w:p>
     <w:p>
@@ -520,7 +532,7 @@
         <w:rPr>
           <w:b w:val="0"/>
         </w:rPr>
-        <w:t xml:space="preserve">Collect W4 before sharing solutions. Students should name intermediate </w:t>
+        <w:t xml:space="preserve">Reference example, not the only acceptable wording: Teacher explanation: Primary research presents a study's own methods and results. A summary can help discovery but should not replace inspection of the original </w:t>
       </w:r>
       <w:r>
         <w:rPr>
@@ -532,50 +544,26 @@
         <w:rPr>
           <w:b w:val="0"/>
         </w:rPr>
-        <w:t xml:space="preserve"> and limitations; classroom pacing and learning effectiveness remain unvalidated.</w:t>
+        <w:t>.</w:t>
       </w:r>
     </w:p>
     <w:p>
       <w:pPr>
-        <w:pStyle w:val="Heading3"/>
-      </w:pPr>
-      <w:r>
-        <w:t>Outcomes</w:t>
+        <w:spacing w:line="336" w:lineRule="auto" w:after="180"/>
+      </w:pPr>
+      <w:r>
+        <w:rPr>
+          <w:b w:val="0"/>
+        </w:rPr>
+        <w:t>Record title, authors, version, date, identifier and access location. Distinguish paper, code, data and commentary. Verify that a quoted claim belongs to the cited version.</w:t>
       </w:r>
     </w:p>
     <w:p>
       <w:pPr>
-        <w:spacing w:line="336" w:lineRule="auto" w:after="180"/>
-      </w:pPr>
-      <w:r>
-        <w:rPr>
-          <w:b w:val="0"/>
-        </w:rPr>
-        <w:t xml:space="preserve">Explain the </w:t>
-      </w:r>
-      <w:r>
-        <w:rPr>
-          <w:b/>
-        </w:rPr>
-        <w:t>mechanism</w:t>
-      </w:r>
-      <w:r>
-        <w:rPr>
-          <w:b w:val="0"/>
-        </w:rPr>
-        <w:t xml:space="preserve"> and terminology of </w:t>
-      </w:r>
-      <w:r>
-        <w:rPr>
-          <w:b/>
-        </w:rPr>
-        <w:t>experimental unit</w:t>
-      </w:r>
-      <w:r>
-        <w:rPr>
-          <w:b w:val="0"/>
-        </w:rPr>
-        <w:t>s and independence</w:t>
+        <w:pStyle w:val="Heading2"/>
+      </w:pPr>
+      <w:r>
+        <w:t>Pictured end goal</w:t>
       </w:r>
     </w:p>
     <w:p>
@@ -586,18 +574,27 @@
         <w:rPr>
           <w:b w:val="0"/>
         </w:rPr>
-        <w:t>Apply the stated procedure to a new case with a traceable result</w:t>
+        <w:t xml:space="preserve">Explain </w:t>
+      </w:r>
+      <w:r>
+        <w:rPr>
+          <w:b/>
+        </w:rPr>
+        <w:t>experimental unit</w:t>
+      </w:r>
+      <w:r>
+        <w:rPr>
+          <w:b w:val="0"/>
+        </w:rPr>
+        <w:t>s and independence using the records and boundaries of this fictional investigation.</w:t>
       </w:r>
     </w:p>
     <w:p>
       <w:pPr>
-        <w:spacing w:line="336" w:lineRule="auto" w:after="180"/>
-      </w:pPr>
-      <w:r>
-        <w:rPr>
-          <w:b w:val="0"/>
-        </w:rPr>
-        <w:t>Identify an assumption or limitation and design a revealing follow-up</w:t>
+        <w:pStyle w:val="Heading2"/>
+      </w:pPr>
+      <w:r>
+        <w:t>Earlier wording, alternatives and picture transcripts · reference / check after trying</w:t>
       </w:r>
     </w:p>
     <w:p>
@@ -605,40 +602,31 @@
         <w:pStyle w:val="Heading3"/>
       </w:pPr>
       <w:r>
-        <w:t>Preparation</w:t>
+        <w:t>Teach the learning cycle</w:t>
       </w:r>
     </w:p>
     <w:p>
       <w:pPr>
-        <w:spacing w:line="336" w:lineRule="auto" w:after="180"/>
-      </w:pPr>
-      <w:r>
-        <w:rPr>
-          <w:b w:val="0"/>
-        </w:rPr>
-        <w:t>Lesson and workbook; paper and pencil</w:t>
+        <w:pStyle w:val="Heading3"/>
+      </w:pPr>
+      <w:r>
+        <w:t>Retrieval answer guidance</w:t>
       </w:r>
     </w:p>
     <w:p>
       <w:pPr>
-        <w:spacing w:line="336" w:lineRule="auto" w:after="180"/>
-      </w:pPr>
-      <w:r>
-        <w:rPr>
-          <w:b w:val="0"/>
-        </w:rPr>
-        <w:t>Calculator and optional local Python 3 for arithmetic; no live API or private data</w:t>
+        <w:pStyle w:val="Heading3"/>
+      </w:pPr>
+      <w:r>
+        <w:t>Baselines and fair comparisons</w:t>
       </w:r>
     </w:p>
     <w:p>
       <w:pPr>
-        <w:spacing w:line="336" w:lineRule="auto" w:after="180"/>
-      </w:pPr>
-      <w:r>
-        <w:rPr>
-          <w:b w:val="0"/>
-        </w:rPr>
-        <w:t>Prepare the fresh retry separately and withhold its solution until after collection</w:t>
+        <w:pStyle w:val="Heading3"/>
+      </w:pPr>
+      <w:r>
+        <w:t>A literature comparison matrix</w:t>
       </w:r>
     </w:p>
     <w:p>
@@ -646,7 +634,7 @@
         <w:pStyle w:val="Heading3"/>
       </w:pPr>
       <w:r>
-        <w:t>Prerequisite answer</w:t>
+        <w:t>Finding primary research</w:t>
       </w:r>
     </w:p>
     <w:p>
@@ -657,50 +645,86 @@
         <w:rPr>
           <w:b w:val="0"/>
         </w:rPr>
-        <w:t xml:space="preserve">A result depends on the </w:t>
+        <w:t xml:space="preserve">Compact alternative: two 45-minute sessions for the core explanation and W1–W5 only. The main plan uses three sessions; schedule further time for the complete investigation, project, visual journey and any code examples. An </w:t>
       </w:r>
       <w:r>
         <w:rPr>
           <w:b/>
         </w:rPr>
-        <w:t>input</w:t>
+        <w:t>experimental unit</w:t>
       </w:r>
       <w:r>
         <w:rPr>
           <w:b w:val="0"/>
         </w:rPr>
-        <w:t xml:space="preserve">s, procedure and conditions that produced it. Preserve data roles and distinguish observed outcomes from </w:t>
+        <w:t xml:space="preserve"> is the entity assigned a treatment in the study design. Name sampling units and measurement units separately; repeated measurements from one unit may be related. Use the supplied constructed scenarios to make the </w:t>
       </w:r>
       <w:r>
         <w:rPr>
           <w:b/>
         </w:rPr>
-        <w:t>prediction</w:t>
+        <w:t>mechanism</w:t>
       </w:r>
       <w:r>
         <w:rPr>
           <w:b w:val="0"/>
         </w:rPr>
-        <w:t>s or unmeasured conditions.</w:t>
+        <w:t xml:space="preserve"> inspectable. Collect W4 before sharing solutions. Students should name intermediate </w:t>
+      </w:r>
+      <w:r>
+        <w:rPr>
+          <w:b/>
+        </w:rPr>
+        <w:t>evidence</w:t>
+      </w:r>
+      <w:r>
+        <w:rPr>
+          <w:b w:val="0"/>
+        </w:rPr>
+        <w:t xml:space="preserve"> and limitations; classroom pacing and learning effectiveness remain unvalidated.</w:t>
       </w:r>
     </w:p>
     <w:p>
       <w:pPr>
-        <w:spacing w:line="336" w:lineRule="auto" w:after="180"/>
-      </w:pPr>
-      <w:r>
-        <w:rPr>
-          <w:b w:val="0"/>
-        </w:rPr>
-        <w:t>If the prior concept cannot be explained, use a short retrieval activity before this chapter.</w:t>
+        <w:pStyle w:val="Heading3"/>
+      </w:pPr>
+      <w:r>
+        <w:t>Outcomes</w:t>
       </w:r>
     </w:p>
     <w:p>
       <w:pPr>
-        <w:pStyle w:val="Heading3"/>
-      </w:pPr>
-      <w:r>
-        <w:t>End goal for the pictorial case</w:t>
+        <w:spacing w:line="336" w:lineRule="auto" w:after="180"/>
+      </w:pPr>
+      <w:r>
+        <w:rPr>
+          <w:b w:val="0"/>
+        </w:rPr>
+        <w:t xml:space="preserve">Explain the </w:t>
+      </w:r>
+      <w:r>
+        <w:rPr>
+          <w:b/>
+        </w:rPr>
+        <w:t>mechanism</w:t>
+      </w:r>
+      <w:r>
+        <w:rPr>
+          <w:b w:val="0"/>
+        </w:rPr>
+        <w:t xml:space="preserve"> and terminology of </w:t>
+      </w:r>
+      <w:r>
+        <w:rPr>
+          <w:b/>
+        </w:rPr>
+        <w:t>experimental unit</w:t>
+      </w:r>
+      <w:r>
+        <w:rPr>
+          <w:b w:val="0"/>
+        </w:rPr>
+        <w:t>s and independence</w:t>
       </w:r>
     </w:p>
     <w:p>
@@ -711,19 +735,7 @@
         <w:rPr>
           <w:b w:val="0"/>
         </w:rPr>
-        <w:t xml:space="preserve">Explain </w:t>
-      </w:r>
-      <w:r>
-        <w:rPr>
-          <w:b/>
-        </w:rPr>
-        <w:t>experimental unit</w:t>
-      </w:r>
-      <w:r>
-        <w:rPr>
-          <w:b w:val="0"/>
-        </w:rPr>
-        <w:t>s and independence using the records and boundaries of this fictional investigation.</w:t>
+        <w:t>Apply the stated procedure to a new case with a traceable result</w:t>
       </w:r>
     </w:p>
     <w:p>
@@ -734,92 +746,1750 @@
         <w:rPr>
           <w:b w:val="0"/>
         </w:rPr>
-        <w:t>This added worked case illustrates the week’s main idea. Retain all original and connected topics; schedule its practice within the teaching cycle.</w:t>
+        <w:t>Identify an assumption or limitation and design a revealing follow-up</w:t>
       </w:r>
     </w:p>
     <w:p>
       <w:pPr>
-        <w:pStyle w:val="Heading1"/>
-      </w:pPr>
-      <w:r>
-        <w:t>02. Explain and model the mechanism</w:t>
+        <w:pStyle w:val="Heading3"/>
+      </w:pPr>
+      <w:r>
+        <w:t>Preparation</w:t>
       </w:r>
     </w:p>
     <w:p>
-      <w:r>
-        <w:t>Model Experimental units and independence using the supplied case, labelled mechanism and reasoning. Make the scope of each conclusion explicit.</w:t>
+      <w:pPr>
+        <w:pStyle w:val="Heading3"/>
+      </w:pPr>
+      <w:r>
+        <w:t>Prerequisite answer</w:t>
       </w:r>
     </w:p>
     <w:p>
       <w:pPr>
-        <w:spacing w:line="336" w:lineRule="auto" w:after="180"/>
-      </w:pPr>
-      <w:r>
-        <w:rPr>
-          <w:b w:val="0"/>
-        </w:rPr>
-        <w:t xml:space="preserve">The </w:t>
-      </w:r>
-      <w:r>
-        <w:rPr>
-          <w:b/>
-        </w:rPr>
-        <w:t>experimental unit</w:t>
-      </w:r>
-      <w:r>
-        <w:rPr>
-          <w:b w:val="0"/>
-        </w:rPr>
-        <w:t xml:space="preserve"> is the independently assigned or sampled entity. Multiple measurements from one unit are often related.</w:t>
+        <w:pStyle w:val="Heading3"/>
+      </w:pPr>
+      <w:r>
+        <w:t>End goal for the pictorial case</w:t>
       </w:r>
     </w:p>
     <w:p>
       <w:pPr>
-        <w:pStyle w:val="Heading3"/>
-      </w:pPr>
-      <w:r>
-        <w:t>Explain Experimental units and independence · 1</w:t>
+        <w:spacing w:line="336" w:lineRule="auto" w:after="180"/>
+      </w:pPr>
+      <w:r>
+        <w:rPr>
+          <w:b w:val="0"/>
+        </w:rPr>
+        <w:t>This added worked case illustrates the week’s main idea. Retain all original and connected topics; schedule its practice within the teaching cycle.</w:t>
       </w:r>
     </w:p>
     <w:p>
       <w:pPr>
-        <w:spacing w:line="336" w:lineRule="auto" w:after="180"/>
-      </w:pPr>
-      <w:r>
-        <w:rPr>
-          <w:b w:val="0"/>
-        </w:rPr>
-        <w:t>Begin by writing the question the procedure is intended to answer. Identify the information already supplied, the information it will produce and the information still missing.</w:t>
+        <w:pStyle w:val="Heading1"/>
+      </w:pPr>
+      <w:r>
+        <w:t>02. Teach unit definitions, repeated observations and group-disjoint evaluation</w:t>
       </w:r>
     </w:p>
     <w:p>
-      <w:pPr>
-        <w:spacing w:line="336" w:lineRule="auto" w:after="180"/>
-      </w:pPr>
-      <w:r>
-        <w:rPr>
-          <w:b w:val="0"/>
-        </w:rPr>
-        <w:t>These are constructed classroom examples; they do not require live accounts, private records or an external service. Do not treat a plausible explanation as a measured outcome.</w:t>
+      <w:r>
+        <w:t>Keep treatment assignment, query comparison contexts and sampled plant identities distinct.</w:t>
       </w:r>
     </w:p>
     <w:p>
       <w:pPr>
-        <w:spacing w:line="336" w:lineRule="auto" w:after="180"/>
-      </w:pPr>
-      <w:r>
-        <w:rPr>
-          <w:b w:val="0"/>
-        </w:rPr>
-        <w:t>If methods are compared within each query, queries are paired units. Repeated runs within a query estimate run variation but do not increase the number of independent query contexts.</w:t>
+        <w:pStyle w:val="Heading2"/>
+      </w:pPr>
+      <w:r>
+        <w:t>Definitions and complete fictional unit contract</w:t>
       </w:r>
     </w:p>
     <w:p>
       <w:pPr>
+        <w:spacing w:line="336" w:lineRule="auto" w:after="180"/>
+      </w:pPr>
+      <w:r>
+        <w:rPr>
+          <w:b w:val="0"/>
+        </w:rPr>
+        <w:t xml:space="preserve">An </w:t>
+      </w:r>
+      <w:r>
+        <w:rPr>
+          <w:b/>
+        </w:rPr>
+        <w:t>experimental unit</w:t>
+      </w:r>
+      <w:r>
+        <w:rPr>
+          <w:b w:val="0"/>
+        </w:rPr>
+        <w:t xml:space="preserve"> is the entity assigned a treatment in the study design. Name sampling units and measurement units separately; repeated measurements from one unit may be related.</w:t>
+      </w:r>
+    </w:p>
+    <w:p>
+      <w:pPr>
+        <w:spacing w:line="336" w:lineRule="auto" w:after="180"/>
+      </w:pPr>
+      <w:r>
+        <w:rPr>
+          <w:b w:val="0"/>
+        </w:rPr>
+        <w:t>If methods are compared within each query, queries are paired units. Repeated runs within a query estimate run variation but do not increase the number of independent query contexts.</w:t>
+      </w:r>
+    </w:p>
+    <w:tbl>
+      <w:tblPr>
+        <w:tblStyle w:val="LightShading-Accent1"/>
+        <w:tblW w:type="auto" w:w="0"/>
+        <w:tblLook w:firstColumn="1" w:firstRow="1" w:lastColumn="0" w:lastRow="0" w:noHBand="0" w:noVBand="1" w:val="04A0"/>
+      </w:tblPr>
+      <w:tblGrid>
+        <w:gridCol w:w="5112"/>
+        <w:gridCol w:w="5112"/>
+      </w:tblGrid>
+      <w:tr>
+        <w:trPr>
+          <w:tblHeader/>
+        </w:trPr>
+        <w:tc>
+          <w:tcPr>
+            <w:tcW w:type="dxa" w:w="5112"/>
+          </w:tcPr>
+          <w:p>
+            <w:r>
+              <w:t>Unit/design item</w:t>
+            </w:r>
+          </w:p>
+        </w:tc>
+        <w:tc>
+          <w:tcPr>
+            <w:tcW w:type="dxa" w:w="5112"/>
+          </w:tcPr>
+          <w:p>
+            <w:r>
+              <w:t>Complete fictional lesson rule</w:t>
+            </w:r>
+          </w:p>
+        </w:tc>
+      </w:tr>
+      <w:tr>
+        <w:tc>
+          <w:tcPr>
+            <w:tcW w:type="dxa" w:w="5112"/>
+          </w:tcPr>
+          <w:p>
+            <w:r>
+              <w:t>Experimental unit</w:t>
+            </w:r>
+          </w:p>
+        </w:tc>
+        <w:tc>
+          <w:tcPr>
+            <w:tcW w:type="dxa" w:w="5112"/>
+          </w:tcPr>
+          <w:p>
+            <w:r>
+              <w:t>Entity assigned a treatment in the design; do not automatically equate it with each measurement</w:t>
+            </w:r>
+          </w:p>
+        </w:tc>
+      </w:tr>
+      <w:tr>
+        <w:tc>
+          <w:tcPr>
+            <w:tcW w:type="dxa" w:w="5112"/>
+          </w:tcPr>
+          <w:p>
+            <w:r>
+              <w:t>Sampling/measurement unit</w:t>
+            </w:r>
+          </w:p>
+        </w:tc>
+        <w:tc>
+          <w:tcPr>
+            <w:tcW w:type="dxa" w:w="5112"/>
+          </w:tcPr>
+          <w:p>
+            <w:r>
+              <w:t>Name separately according to how entities enter the study and observations are collected</w:t>
+            </w:r>
+          </w:p>
+        </w:tc>
+      </w:tr>
+      <w:tr>
+        <w:tc>
+          <w:tcPr>
+            <w:tcW w:type="dxa" w:w="5112"/>
+          </w:tcPr>
+          <w:p>
+            <w:r>
+              <w:t>Main repeated-query case</w:t>
+            </w:r>
+          </w:p>
+        </w:tc>
+        <w:tc>
+          <w:tcPr>
+            <w:tcW w:type="dxa" w:w="5112"/>
+          </w:tcPr>
+          <w:p>
+            <w:r>
+              <w:t>Q1, Q2, Q3 each have four run records:12 measurements across 3 query contexts</w:t>
+            </w:r>
+          </w:p>
+        </w:tc>
+      </w:tr>
+      <w:tr>
+        <w:tc>
+          <w:tcPr>
+            <w:tcW w:type="dxa" w:w="5112"/>
+          </w:tcPr>
+          <w:p>
+            <w:r>
+              <w:t>Paired A/B comparison</w:t>
+            </w:r>
+          </w:p>
+        </w:tc>
+        <w:tc>
+          <w:tcPr>
+            <w:tcW w:type="dxa" w:w="5112"/>
+          </w:tcPr>
+          <w:p>
+            <w:r>
+              <w:t>Match each query across methods; actual assignment/randomization design must still be stated</w:t>
+            </w:r>
+          </w:p>
+        </w:tc>
+      </w:tr>
+      <w:tr>
+        <w:tc>
+          <w:tcPr>
+            <w:tcW w:type="dxa" w:w="5112"/>
+          </w:tcPr>
+          <w:p>
+            <w:r>
+              <w:t>Picture plant dataset</w:t>
+            </w:r>
+          </w:p>
+        </w:tc>
+        <w:tc>
+          <w:tcPr>
+            <w:tcW w:type="dxa" w:w="5112"/>
+          </w:tcPr>
+          <w:p>
+            <w:r>
+              <w:t>P1–P4 each generate three view records:12 photos, 4 plant IDs</w:t>
+            </w:r>
+          </w:p>
+        </w:tc>
+      </w:tr>
+      <w:tr>
+        <w:tc>
+          <w:tcPr>
+            <w:tcW w:type="dxa" w:w="5112"/>
+          </w:tcPr>
+          <w:p>
+            <w:r>
+              <w:t>Intended picture use</w:t>
+            </w:r>
+          </w:p>
+        </w:tc>
+        <w:tc>
+          <w:tcPr>
+            <w:tcW w:type="dxa" w:w="5112"/>
+          </w:tcPr>
+          <w:p>
+            <w:r>
+              <w:t>Assess new-plant behavior, so a plant ID cannot occur in both training and evaluation</w:t>
+            </w:r>
+          </w:p>
+        </w:tc>
+      </w:tr>
+      <w:tr>
+        <w:tc>
+          <w:tcPr>
+            <w:tcW w:type="dxa" w:w="5112"/>
+          </w:tcPr>
+          <w:p>
+            <w:r>
+              <w:t>Declared split</w:t>
+            </w:r>
+          </w:p>
+        </w:tc>
+        <w:tc>
+          <w:tcPr>
+            <w:tcW w:type="dxa" w:w="5112"/>
+          </w:tcPr>
+          <w:p>
+            <w:r>
+              <w:t>Train all P1/P2 views; evaluate all P3/P4 views:6 photos in each</w:t>
+            </w:r>
+          </w:p>
+        </w:tc>
+      </w:tr>
+      <w:tr>
+        <w:tc>
+          <w:tcPr>
+            <w:tcW w:type="dxa" w:w="5112"/>
+          </w:tcPr>
+          <w:p>
+            <w:r>
+              <w:t>Independence limit</w:t>
+            </w:r>
+          </w:p>
+        </w:tc>
+        <w:tc>
+          <w:tcPr>
+            <w:tcW w:type="dxa" w:w="5112"/>
+          </w:tcPr>
+          <w:p>
+            <w:r>
+              <w:t>Neither distinct IDs nor this group-disjoint split proves statistically independent sampling</w:t>
+            </w:r>
+          </w:p>
+        </w:tc>
+      </w:tr>
+      <w:tr>
+        <w:tc>
+          <w:tcPr>
+            <w:tcW w:type="dxa" w:w="5112"/>
+          </w:tcPr>
+          <w:p>
+            <w:r>
+              <w:t>Scope</w:t>
+            </w:r>
+          </w:p>
+        </w:tc>
+        <w:tc>
+          <w:tcPr>
+            <w:tcW w:type="dxa" w:w="5112"/>
+          </w:tcPr>
+          <w:p>
+            <w:r>
+              <w:t>Synthetic metadata only: no actual images, model training, classroom assignment or student response collection</w:t>
+            </w:r>
+          </w:p>
+        </w:tc>
+      </w:tr>
+    </w:tbl>
+    <w:p>
+      <w:pPr>
+        <w:pStyle w:val="Heading2"/>
+      </w:pPr>
+      <w:r>
+        <w:t>Main count ledger and checked reasoning</w:t>
+      </w:r>
+    </w:p>
+    <w:tbl>
+      <w:tblPr>
+        <w:tblStyle w:val="LightShading-Accent1"/>
+        <w:tblW w:type="auto" w:w="0"/>
+        <w:tblLook w:firstColumn="1" w:firstRow="1" w:lastColumn="0" w:lastRow="0" w:noHBand="0" w:noVBand="1" w:val="04A0"/>
+      </w:tblPr>
+      <w:tblGrid>
+        <w:gridCol w:w="2556"/>
+        <w:gridCol w:w="2556"/>
+        <w:gridCol w:w="2556"/>
+        <w:gridCol w:w="2556"/>
+      </w:tblGrid>
+      <w:tr>
+        <w:trPr>
+          <w:tblHeader/>
+        </w:trPr>
+        <w:tc>
+          <w:tcPr>
+            <w:tcW w:type="dxa" w:w="2556"/>
+          </w:tcPr>
+          <w:p>
+            <w:r>
+              <w:t>Main query context</w:t>
+            </w:r>
+          </w:p>
+        </w:tc>
+        <w:tc>
+          <w:tcPr>
+            <w:tcW w:type="dxa" w:w="2556"/>
+          </w:tcPr>
+          <w:p>
+            <w:r>
+              <w:t>Recorded runs</w:t>
+            </w:r>
+          </w:p>
+        </w:tc>
+        <w:tc>
+          <w:tcPr>
+            <w:tcW w:type="dxa" w:w="2556"/>
+          </w:tcPr>
+          <w:p>
+            <w:r>
+              <w:t>Measurements added</w:t>
+            </w:r>
+          </w:p>
+        </w:tc>
+        <w:tc>
+          <w:tcPr>
+            <w:tcW w:type="dxa" w:w="2556"/>
+          </w:tcPr>
+          <w:p>
+            <w:r>
+              <w:t>Distinct context count</w:t>
+            </w:r>
+          </w:p>
+        </w:tc>
+      </w:tr>
+      <w:tr>
+        <w:tc>
+          <w:tcPr>
+            <w:tcW w:type="dxa" w:w="2556"/>
+          </w:tcPr>
+          <w:p>
+            <w:r>
+              <w:t>Q1</w:t>
+            </w:r>
+          </w:p>
+        </w:tc>
+        <w:tc>
+          <w:tcPr>
+            <w:tcW w:type="dxa" w:w="2556"/>
+          </w:tcPr>
+          <w:p>
+            <w:r>
+              <w:t>Runs 1–4</w:t>
+            </w:r>
+          </w:p>
+        </w:tc>
+        <w:tc>
+          <w:tcPr>
+            <w:tcW w:type="dxa" w:w="2556"/>
+          </w:tcPr>
+          <w:p>
+            <w:r>
+              <w:t>4</w:t>
+            </w:r>
+          </w:p>
+        </w:tc>
+        <w:tc>
+          <w:tcPr>
+            <w:tcW w:type="dxa" w:w="2556"/>
+          </w:tcPr>
+          <w:p>
+            <w:r>
+              <w:t>1</w:t>
+            </w:r>
+          </w:p>
+        </w:tc>
+      </w:tr>
+      <w:tr>
+        <w:tc>
+          <w:tcPr>
+            <w:tcW w:type="dxa" w:w="2556"/>
+          </w:tcPr>
+          <w:p>
+            <w:r>
+              <w:t>Q2</w:t>
+            </w:r>
+          </w:p>
+        </w:tc>
+        <w:tc>
+          <w:tcPr>
+            <w:tcW w:type="dxa" w:w="2556"/>
+          </w:tcPr>
+          <w:p>
+            <w:r>
+              <w:t>Runs 1–4</w:t>
+            </w:r>
+          </w:p>
+        </w:tc>
+        <w:tc>
+          <w:tcPr>
+            <w:tcW w:type="dxa" w:w="2556"/>
+          </w:tcPr>
+          <w:p>
+            <w:r>
+              <w:t>4</w:t>
+            </w:r>
+          </w:p>
+        </w:tc>
+        <w:tc>
+          <w:tcPr>
+            <w:tcW w:type="dxa" w:w="2556"/>
+          </w:tcPr>
+          <w:p>
+            <w:r>
+              <w:t>1</w:t>
+            </w:r>
+          </w:p>
+        </w:tc>
+      </w:tr>
+      <w:tr>
+        <w:tc>
+          <w:tcPr>
+            <w:tcW w:type="dxa" w:w="2556"/>
+          </w:tcPr>
+          <w:p>
+            <w:r>
+              <w:t>Q3</w:t>
+            </w:r>
+          </w:p>
+        </w:tc>
+        <w:tc>
+          <w:tcPr>
+            <w:tcW w:type="dxa" w:w="2556"/>
+          </w:tcPr>
+          <w:p>
+            <w:r>
+              <w:t>Runs 1–4</w:t>
+            </w:r>
+          </w:p>
+        </w:tc>
+        <w:tc>
+          <w:tcPr>
+            <w:tcW w:type="dxa" w:w="2556"/>
+          </w:tcPr>
+          <w:p>
+            <w:r>
+              <w:t>4</w:t>
+            </w:r>
+          </w:p>
+        </w:tc>
+        <w:tc>
+          <w:tcPr>
+            <w:tcW w:type="dxa" w:w="2556"/>
+          </w:tcPr>
+          <w:p>
+            <w:r>
+              <w:t>1</w:t>
+            </w:r>
+          </w:p>
+        </w:tc>
+      </w:tr>
+      <w:tr>
+        <w:tc>
+          <w:tcPr>
+            <w:tcW w:type="dxa" w:w="2556"/>
+          </w:tcPr>
+          <w:p>
+            <w:r>
+              <w:t>Total</w:t>
+            </w:r>
+          </w:p>
+        </w:tc>
+        <w:tc>
+          <w:tcPr>
+            <w:tcW w:type="dxa" w:w="2556"/>
+          </w:tcPr>
+          <w:p>
+            <w:r>
+              <w:t>Three groups of four</w:t>
+            </w:r>
+          </w:p>
+        </w:tc>
+        <w:tc>
+          <w:tcPr>
+            <w:tcW w:type="dxa" w:w="2556"/>
+          </w:tcPr>
+          <w:p>
+            <w:r>
+              <w:t>12</w:t>
+            </w:r>
+          </w:p>
+        </w:tc>
+        <w:tc>
+          <w:tcPr>
+            <w:tcW w:type="dxa" w:w="2556"/>
+          </w:tcPr>
+          <w:p>
+            <w:r>
+              <w:t>3</w:t>
+            </w:r>
+          </w:p>
+        </w:tc>
+      </w:tr>
+      <w:tr>
+        <w:tc>
+          <w:tcPr>
+            <w:tcW w:type="dxa" w:w="2556"/>
+          </w:tcPr>
+          <w:p>
+            <w:r>
+              <w:t>Claim of 12 independent queries</w:t>
+            </w:r>
+          </w:p>
+        </w:tc>
+        <w:tc>
+          <w:tcPr>
+            <w:tcW w:type="dxa" w:w="2556"/>
+          </w:tcPr>
+          <w:p>
+            <w:r>
+              <w:t>Confuses repeated observations with contexts</w:t>
+            </w:r>
+          </w:p>
+        </w:tc>
+        <w:tc>
+          <w:tcPr>
+            <w:tcW w:type="dxa" w:w="2556"/>
+          </w:tcPr>
+          <w:p>
+            <w:r>
+              <w:t>Unsupported</w:t>
+            </w:r>
+          </w:p>
+        </w:tc>
+        <w:tc>
+          <w:tcPr>
+            <w:tcW w:type="dxa" w:w="2556"/>
+          </w:tcPr>
+          <w:p>
+            <w:r>
+              <w:t>Dependence/design assumptions still need stating</w:t>
+            </w:r>
+          </w:p>
+        </w:tc>
+      </w:tr>
+      <w:tr>
+        <w:tc>
+          <w:tcPr>
+            <w:tcW w:type="dxa" w:w="2556"/>
+          </w:tcPr>
+          <w:p>
+            <w:r>
+              <w:t>Paired-method extension</w:t>
+            </w:r>
+          </w:p>
+        </w:tc>
+        <w:tc>
+          <w:tcPr>
+            <w:tcW w:type="dxa" w:w="2556"/>
+          </w:tcPr>
+          <w:p>
+            <w:r>
+              <w:t>Match A/B on each query</w:t>
+            </w:r>
+          </w:p>
+        </w:tc>
+        <w:tc>
+          <w:tcPr>
+            <w:tcW w:type="dxa" w:w="2556"/>
+          </w:tcPr>
+          <w:p>
+            <w:r>
+              <w:t>Do not invent how many records per method were supplied</w:t>
+            </w:r>
+          </w:p>
+        </w:tc>
+        <w:tc>
+          <w:tcPr>
+            <w:tcW w:type="dxa" w:w="2556"/>
+          </w:tcPr>
+          <w:p>
+            <w:r>
+              <w:t>Query context remains grouping for that comparison</w:t>
+            </w:r>
+          </w:p>
+        </w:tc>
+      </w:tr>
+    </w:tbl>
+    <w:p>
+      <w:pPr>
+        <w:spacing w:line="336" w:lineRule="auto" w:after="180"/>
+      </w:pPr>
+      <w:r>
+        <w:rPr>
+          <w:b w:val="0"/>
+        </w:rPr>
+        <w:t>An experimental unit receives the treatment; name sampling and measurement units separately. Main: three query contexts with four runs each give twelve measurements, not twelve independent queries. Picture: four plant objects with three views each give twelve photos. Training on P1/P2 and evaluating P3/P4 gives six views per split.</w:t>
+      </w:r>
+    </w:p>
+    <w:p>
+      <w:pPr>
+        <w:spacing w:line="336" w:lineRule="auto" w:after="180"/>
+      </w:pPr>
+      <w:r>
+        <w:rPr>
+          <w:b w:val="0"/>
+        </w:rPr>
+        <w:t>Moving P1-v1 across leaves five training views, seven evaluation views and shared P1, so the new-plant split fails. Disjoint IDs do not prove independent sampling or broad generalization. Selected case: five classroom-level assignments produce one hundred student measurements clustered within those classrooms. The individual responses are not one hundred independent assignments.</w:t>
+      </w:r>
+    </w:p>
+    <w:p>
+      <w:pPr>
+        <w:spacing w:line="336" w:lineRule="auto" w:after="180"/>
+      </w:pPr>
+      <w:r>
+        <w:rPr>
+          <w:b w:val="0"/>
+        </w:rPr>
+        <w:t>All records are fictional metadata, not an actual student study.</w:t>
+      </w:r>
+    </w:p>
+    <w:p>
+      <w:pPr>
         <w:pStyle w:val="Heading3"/>
       </w:pPr>
       <w:r>
-        <w:t>Explain Experimental units and independence · 2</w:t>
+        <w:t>Experimental units and independence — evidence trace</w:t>
+      </w:r>
+    </w:p>
+    <w:tbl>
+      <w:tblPr>
+        <w:tblStyle w:val="LightShading-Accent1"/>
+        <w:tblW w:type="auto" w:w="0"/>
+        <w:tblLook w:firstColumn="1" w:firstRow="1" w:lastColumn="0" w:lastRow="0" w:noHBand="0" w:noVBand="1" w:val="04A0"/>
+      </w:tblPr>
+      <w:tblGrid>
+        <w:gridCol w:w="3408"/>
+        <w:gridCol w:w="3408"/>
+        <w:gridCol w:w="3408"/>
+      </w:tblGrid>
+      <w:tr>
+        <w:trPr>
+          <w:tblHeader/>
+        </w:trPr>
+        <w:tc>
+          <w:tcPr>
+            <w:tcW w:type="dxa" w:w="3408"/>
+          </w:tcPr>
+          <w:p>
+            <w:r>
+              <w:t>Input and scope</w:t>
+            </w:r>
+          </w:p>
+        </w:tc>
+        <w:tc>
+          <w:tcPr>
+            <w:tcW w:type="dxa" w:w="3408"/>
+          </w:tcPr>
+          <w:p>
+            <w:r>
+              <w:t>Check or calculation</w:t>
+            </w:r>
+          </w:p>
+        </w:tc>
+        <w:tc>
+          <w:tcPr>
+            <w:tcW w:type="dxa" w:w="3408"/>
+          </w:tcPr>
+          <w:p>
+            <w:r>
+              <w:t>Conclusion and limit</w:t>
+            </w:r>
+          </w:p>
+        </w:tc>
+      </w:tr>
+      <w:tr>
+        <w:tc>
+          <w:tcPr>
+            <w:tcW w:type="dxa" w:w="3408"/>
+          </w:tcPr>
+          <w:p>
+            <w:r>
+              <w:t>Three queries each run four times produce 12 outputs.</w:t>
+            </w:r>
+          </w:p>
+        </w:tc>
+        <w:tc>
+          <w:tcPr>
+            <w:tcW w:type="dxa" w:w="3408"/>
+          </w:tcPr>
+          <w:p>
+            <w:r>
+              <w:t>If methods are compared within each query, queries are paired units. Repeated runs within a query estimate run variation but do not increase the number of independent query contexts.</w:t>
+            </w:r>
+          </w:p>
+        </w:tc>
+        <w:tc>
+          <w:tcPr>
+            <w:tcW w:type="dxa" w:w="3408"/>
+          </w:tcPr>
+          <w:p>
+            <w:r>
+              <w:t>There are three query units and 12 run measurements. Do not analyse them as 12 independent queries.</w:t>
+            </w:r>
+          </w:p>
+        </w:tc>
+      </w:tr>
+    </w:tbl>
+    <w:p>
+      <w:r>
+        <w:t>The figure connects this chapter's worked input, declared procedure and result. Read the complete worked reasoning for qualifiers and intermediate steps; the abbreviated labels do not replace that reasoning.</w:t>
+      </w:r>
+    </w:p>
+    <w:p>
+      <w:pPr>
+        <w:spacing w:line="336" w:lineRule="auto" w:after="180"/>
+      </w:pPr>
+      <w:r>
+        <w:rPr>
+          <w:b w:val="0"/>
+        </w:rPr>
+        <w:t xml:space="preserve">Guided: There are three query units and 12 run measurements. Do not analyse them as 12 independent queries. Qualification: Independence follows design and relationships, not row count. Exit: accept a concrete variation with its predicted outcome and a stated condition that would challenge the </w:t>
+      </w:r>
+      <w:r>
+        <w:rPr>
+          <w:b/>
+        </w:rPr>
+        <w:t>mechanism</w:t>
+      </w:r>
+      <w:r>
+        <w:rPr>
+          <w:b w:val="0"/>
+        </w:rPr>
+        <w:t xml:space="preserve">; reject a claim resting on unmeasured </w:t>
+      </w:r>
+      <w:r>
+        <w:rPr>
+          <w:b/>
+        </w:rPr>
+        <w:t>evidence</w:t>
+      </w:r>
+      <w:r>
+        <w:rPr>
+          <w:b w:val="0"/>
+        </w:rPr>
+        <w:t>.</w:t>
+      </w:r>
+    </w:p>
+    <w:p>
+      <w:pPr>
+        <w:spacing w:line="336" w:lineRule="auto" w:after="180"/>
+      </w:pPr>
+      <w:r>
+        <w:rPr>
+          <w:b w:val="0"/>
+        </w:rPr>
+        <w:t xml:space="preserve">Three queries each run four times produce 12 </w:t>
+      </w:r>
+      <w:r>
+        <w:rPr>
+          <w:b/>
+        </w:rPr>
+        <w:t>output</w:t>
+      </w:r>
+      <w:r>
+        <w:rPr>
+          <w:b w:val="0"/>
+        </w:rPr>
+        <w:t>s.</w:t>
+      </w:r>
+    </w:p>
+    <w:p>
+      <w:pPr>
+        <w:spacing w:line="336" w:lineRule="auto" w:after="180"/>
+      </w:pPr>
+      <w:r>
+        <w:rPr>
+          <w:b w:val="0"/>
+        </w:rPr>
+        <w:t>There are three query units and 12 run measurements. Do not analyse them as 12 independent queries.</w:t>
+      </w:r>
+    </w:p>
+    <w:p>
+      <w:pPr>
+        <w:spacing w:line="336" w:lineRule="auto" w:after="180"/>
+      </w:pPr>
+      <w:r>
+        <w:rPr>
+          <w:b w:val="0"/>
+        </w:rPr>
+        <w:t xml:space="preserve">Compare the intermediate </w:t>
+      </w:r>
+      <w:r>
+        <w:rPr>
+          <w:b/>
+        </w:rPr>
+        <w:t>evidence</w:t>
+      </w:r>
+      <w:r>
+        <w:rPr>
+          <w:b w:val="0"/>
+        </w:rPr>
+        <w:t xml:space="preserve"> with the final statement. Explain why each number or decision follows from the stated </w:t>
+      </w:r>
+      <w:r>
+        <w:rPr>
+          <w:b/>
+        </w:rPr>
+        <w:t>input</w:t>
+      </w:r>
+      <w:r>
+        <w:rPr>
+          <w:b w:val="0"/>
+        </w:rPr>
+        <w:t>s.</w:t>
+      </w:r>
+    </w:p>
+    <w:p>
+      <w:pPr>
+        <w:spacing w:line="336" w:lineRule="auto" w:after="180"/>
+      </w:pPr>
+      <w:r>
+        <w:rPr>
+          <w:b w:val="0"/>
+        </w:rPr>
+        <w:t xml:space="preserve">The conclusion belongs to this scenario and procedure; changing the </w:t>
+      </w:r>
+      <w:r>
+        <w:rPr>
+          <w:b/>
+        </w:rPr>
+        <w:t>input</w:t>
+      </w:r>
+      <w:r>
+        <w:rPr>
+          <w:b w:val="0"/>
+        </w:rPr>
+        <w:t>s, evaluation population or authority can change what it establishes. Retain the raw record so a later revision can be compared honestly.</w:t>
+      </w:r>
+    </w:p>
+    <w:p>
+      <w:pPr>
+        <w:pStyle w:val="Heading2"/>
+      </w:pPr>
+      <w:r>
+        <w:t>Identity, leakage and independence probes</w:t>
+      </w:r>
+    </w:p>
+    <w:tbl>
+      <w:tblPr>
+        <w:tblStyle w:val="LightShading-Accent1"/>
+        <w:tblW w:type="auto" w:w="0"/>
+        <w:tblLook w:firstColumn="1" w:firstRow="1" w:lastColumn="0" w:lastRow="0" w:noHBand="0" w:noVBand="1" w:val="04A0"/>
+      </w:tblPr>
+      <w:tblGrid>
+        <w:gridCol w:w="5112"/>
+        <w:gridCol w:w="5112"/>
+      </w:tblGrid>
+      <w:tr>
+        <w:trPr>
+          <w:tblHeader/>
+        </w:trPr>
+        <w:tc>
+          <w:tcPr>
+            <w:tcW w:type="dxa" w:w="5112"/>
+          </w:tcPr>
+          <w:p>
+            <w:r>
+              <w:t>Unit/independence probe</w:t>
+            </w:r>
+          </w:p>
+        </w:tc>
+        <w:tc>
+          <w:tcPr>
+            <w:tcW w:type="dxa" w:w="5112"/>
+          </w:tcPr>
+          <w:p>
+            <w:r>
+              <w:t>Expected interpretation</w:t>
+            </w:r>
+          </w:p>
+        </w:tc>
+      </w:tr>
+      <w:tr>
+        <w:tc>
+          <w:tcPr>
+            <w:tcW w:type="dxa" w:w="5112"/>
+          </w:tcPr>
+          <w:p>
+            <w:r>
+              <w:t>Four runs for one query</w:t>
+            </w:r>
+          </w:p>
+        </w:tc>
+        <w:tc>
+          <w:tcPr>
+            <w:tcW w:type="dxa" w:w="5112"/>
+          </w:tcPr>
+          <w:p>
+            <w:r>
+              <w:t>Four measurements, one query context</w:t>
+            </w:r>
+          </w:p>
+        </w:tc>
+      </w:tr>
+      <w:tr>
+        <w:tc>
+          <w:tcPr>
+            <w:tcW w:type="dxa" w:w="5112"/>
+          </w:tcPr>
+          <w:p>
+            <w:r>
+              <w:t>Three views of one plant</w:t>
+            </w:r>
+          </w:p>
+        </w:tc>
+        <w:tc>
+          <w:tcPr>
+            <w:tcW w:type="dxa" w:w="5112"/>
+          </w:tcPr>
+          <w:p>
+            <w:r>
+              <w:t>Three photos, one plant identity</w:t>
+            </w:r>
+          </w:p>
+        </w:tc>
+      </w:tr>
+      <w:tr>
+        <w:tc>
+          <w:tcPr>
+            <w:tcW w:type="dxa" w:w="5112"/>
+          </w:tcPr>
+          <w:p>
+            <w:r>
+              <w:t>Distinct filenames for the same plant</w:t>
+            </w:r>
+          </w:p>
+        </w:tc>
+        <w:tc>
+          <w:tcPr>
+            <w:tcW w:type="dxa" w:w="5112"/>
+          </w:tcPr>
+          <w:p>
+            <w:r>
+              <w:t>Do not establish independent plant samples</w:t>
+            </w:r>
+          </w:p>
+        </w:tc>
+      </w:tr>
+      <w:tr>
+        <w:tc>
+          <w:tcPr>
+            <w:tcW w:type="dxa" w:w="5112"/>
+          </w:tcPr>
+          <w:p>
+            <w:r>
+              <w:t>No plant ID shared across splits</w:t>
+            </w:r>
+          </w:p>
+        </w:tc>
+        <w:tc>
+          <w:tcPr>
+            <w:tcW w:type="dxa" w:w="5112"/>
+          </w:tcPr>
+          <w:p>
+            <w:r>
+              <w:t>Passes that group-disjointness check only</w:t>
+            </w:r>
+          </w:p>
+        </w:tc>
+      </w:tr>
+      <w:tr>
+        <w:tc>
+          <w:tcPr>
+            <w:tcW w:type="dxa" w:w="5112"/>
+          </w:tcPr>
+          <w:p>
+            <w:r>
+              <w:t>Same plant spans train/evaluation</w:t>
+            </w:r>
+          </w:p>
+        </w:tc>
+        <w:tc>
+          <w:tcPr>
+            <w:tcW w:type="dxa" w:w="5112"/>
+          </w:tcPr>
+          <w:p>
+            <w:r>
+              <w:t>Leaks object identity for the declared new-plant goal</w:t>
+            </w:r>
+          </w:p>
+        </w:tc>
+      </w:tr>
+      <w:tr>
+        <w:tc>
+          <w:tcPr>
+            <w:tcW w:type="dxa" w:w="5112"/>
+          </w:tcPr>
+          <w:p>
+            <w:r>
+              <w:t>Independent treatment applied to whole groups</w:t>
+            </w:r>
+          </w:p>
+        </w:tc>
+        <w:tc>
+          <w:tcPr>
+            <w:tcW w:type="dxa" w:w="5112"/>
+          </w:tcPr>
+          <w:p>
+            <w:r>
+              <w:t>Assignment units are groups; measurements within them remain clustered</w:t>
+            </w:r>
+          </w:p>
+        </w:tc>
+      </w:tr>
+      <w:tr>
+        <w:tc>
+          <w:tcPr>
+            <w:tcW w:type="dxa" w:w="5112"/>
+          </w:tcPr>
+          <w:p>
+            <w:r>
+              <w:t>Query method comparison within each context</w:t>
+            </w:r>
+          </w:p>
+        </w:tc>
+        <w:tc>
+          <w:tcPr>
+            <w:tcW w:type="dxa" w:w="5112"/>
+          </w:tcPr>
+          <w:p>
+            <w:r>
+              <w:t>Preserve pairing; actual randomization/sampling still needs specification</w:t>
+            </w:r>
+          </w:p>
+        </w:tc>
+      </w:tr>
+      <w:tr>
+        <w:tc>
+          <w:tcPr>
+            <w:tcW w:type="dxa" w:w="5112"/>
+          </w:tcPr>
+          <w:p>
+            <w:r>
+              <w:t>A more balanced photo count</w:t>
+            </w:r>
+          </w:p>
+        </w:tc>
+        <w:tc>
+          <w:tcPr>
+            <w:tcW w:type="dxa" w:w="5112"/>
+          </w:tcPr>
+          <w:p>
+            <w:r>
+              <w:t>Cannot repair shared plant identity by itself</w:t>
+            </w:r>
+          </w:p>
+        </w:tc>
+      </w:tr>
+      <w:tr>
+        <w:tc>
+          <w:tcPr>
+            <w:tcW w:type="dxa" w:w="5112"/>
+          </w:tcPr>
+          <w:p>
+            <w:r>
+              <w:t>Group-correct tiny dataset</w:t>
+            </w:r>
+          </w:p>
+        </w:tc>
+        <w:tc>
+          <w:tcPr>
+            <w:tcW w:type="dxa" w:w="5112"/>
+          </w:tcPr>
+          <w:p>
+            <w:r>
+              <w:t>No broad new-plant reliability or population independence guarantee</w:t>
+            </w:r>
+          </w:p>
+        </w:tc>
+      </w:tr>
+    </w:tbl>
+    <w:p>
+      <w:pPr>
+        <w:pStyle w:val="Heading2"/>
+      </w:pPr>
+      <w:r>
+        <w:t>Separate plant grouping, native diagram and complete split counts</w:t>
+      </w:r>
+    </w:p>
+    <w:p>
+      <w:pPr>
+        <w:spacing w:line="336" w:lineRule="auto" w:after="180"/>
+      </w:pPr>
+      <w:r>
+        <w:rPr>
+          <w:b w:val="0"/>
+        </w:rPr>
+        <w:t>Photos are not always independent plants. A dataset has twelve photos: three views of each of four plants. The intended use is identifying new plants.</w:t>
+      </w:r>
+    </w:p>
+    <w:p>
+      <w:pPr>
+        <w:spacing w:line="336" w:lineRule="auto" w:after="180"/>
+      </w:pPr>
+      <w:r>
+        <w:rPr>
+          <w:b w:val="0"/>
+        </w:rPr>
+        <w:t>Plant IDs P1–P4 each have three views. All views of a plant must stay in one split.</w:t>
+      </w:r>
+    </w:p>
+    <w:p>
+      <w:pPr>
+        <w:spacing w:line="336" w:lineRule="auto" w:after="180"/>
+      </w:pPr>
+      <w:r>
+        <w:rPr>
+          <w:b w:val="0"/>
+        </w:rPr>
+        <w:t>The picture is a separate plant-ID dataset. Four plant objects P1–P4 each have three views. For a new-plant goal, put all P1/P2 views in training and P3/P4 in evaluation:6 photos/2 plants in each, no shared plant IDs. Move P1-v1 to evaluation while P1-v2/v3 remain in training, and P1 now spans both sets.</w:t>
+      </w:r>
+    </w:p>
+    <w:p>
+      <w:pPr>
+        <w:spacing w:line="336" w:lineRule="auto" w:after="180"/>
+      </w:pPr>
+      <w:r>
+        <w:rPr>
+          <w:b w:val="0"/>
+        </w:rPr>
+        <w:t>Counts become 5 training views and 7 evaluation views, but the main problem is shared object identity, not unequal split sizes. This is leakage for the declared new-plant goal. Four distinct plants may still share environmental/sampling dependencies; the metadata split alone cannot establish independence or broad coverage.</w:t>
+      </w:r>
+    </w:p>
+    <w:p>
+      <w:r>
+        <w:drawing>
+          <wp:inline xmlns:a="http://schemas.openxmlformats.org/drawingml/2006/main" xmlns:pic="http://schemas.openxmlformats.org/drawingml/2006/picture">
+            <wp:extent cx="5161935" cy="3200400"/>
+            <wp:docPr id="1" name="Picture 1" descr="Four distinct plant IDs each have three views. Training contains all three views of P1 and P2; evaluation contains all three views of P3 and P4. Each split has six views and no shared plant ID. Independence still requires a justified study design."/>
+            <wp:cNvGraphicFramePr>
+              <a:graphicFrameLocks noChangeAspect="1"/>
+            </wp:cNvGraphicFramePr>
+            <a:graphic>
+              <a:graphicData uri="http://schemas.openxmlformats.org/drawingml/2006/picture">
+                <pic:pic>
+                  <pic:nvPicPr>
+                    <pic:cNvPr id="0" name="ai-7-09-plant-group-split.png"/>
+                    <pic:cNvPicPr/>
+                  </pic:nvPicPr>
+                  <pic:blipFill>
+                    <a:blip r:embed="rId9"/>
+                    <a:stretch>
+                      <a:fillRect/>
+                    </a:stretch>
+                  </pic:blipFill>
+                  <pic:spPr>
+                    <a:xfrm>
+                      <a:off x="0" y="0"/>
+                      <a:ext cx="5161935" cy="3200400"/>
+                    </a:xfrm>
+                    <a:prstGeom prst="rect"/>
+                  </pic:spPr>
+                </pic:pic>
+              </a:graphicData>
+            </a:graphic>
+          </wp:inline>
+        </w:drawing>
+      </w:r>
+    </w:p>
+    <w:tbl>
+      <w:tblPr>
+        <w:tblStyle w:val="LightShading-Accent1"/>
+        <w:tblW w:type="auto" w:w="0"/>
+        <w:tblLook w:firstColumn="1" w:firstRow="1" w:lastColumn="0" w:lastRow="0" w:noHBand="0" w:noVBand="1" w:val="04A0"/>
+      </w:tblPr>
+      <w:tblGrid>
+        <w:gridCol w:w="2556"/>
+        <w:gridCol w:w="2556"/>
+        <w:gridCol w:w="2556"/>
+        <w:gridCol w:w="2556"/>
+      </w:tblGrid>
+      <w:tr>
+        <w:trPr>
+          <w:tblHeader/>
+        </w:trPr>
+        <w:tc>
+          <w:tcPr>
+            <w:tcW w:type="dxa" w:w="2556"/>
+          </w:tcPr>
+          <w:p>
+            <w:r>
+              <w:t>Separate picture state</w:t>
+            </w:r>
+          </w:p>
+        </w:tc>
+        <w:tc>
+          <w:tcPr>
+            <w:tcW w:type="dxa" w:w="2556"/>
+          </w:tcPr>
+          <w:p>
+            <w:r>
+              <w:t>Training</w:t>
+            </w:r>
+          </w:p>
+        </w:tc>
+        <w:tc>
+          <w:tcPr>
+            <w:tcW w:type="dxa" w:w="2556"/>
+          </w:tcPr>
+          <w:p>
+            <w:r>
+              <w:t>Evaluation</w:t>
+            </w:r>
+          </w:p>
+        </w:tc>
+        <w:tc>
+          <w:tcPr>
+            <w:tcW w:type="dxa" w:w="2556"/>
+          </w:tcPr>
+          <w:p>
+            <w:r>
+              <w:t>Shared plant IDs</w:t>
+            </w:r>
+          </w:p>
+        </w:tc>
+      </w:tr>
+      <w:tr>
+        <w:tc>
+          <w:tcPr>
+            <w:tcW w:type="dxa" w:w="2556"/>
+          </w:tcPr>
+          <w:p>
+            <w:r>
+              <w:t>Group-correct split</w:t>
+            </w:r>
+          </w:p>
+        </w:tc>
+        <w:tc>
+          <w:tcPr>
+            <w:tcW w:type="dxa" w:w="2556"/>
+          </w:tcPr>
+          <w:p>
+            <w:r>
+              <w:t>P1/P2:6 views</w:t>
+            </w:r>
+          </w:p>
+        </w:tc>
+        <w:tc>
+          <w:tcPr>
+            <w:tcW w:type="dxa" w:w="2556"/>
+          </w:tcPr>
+          <w:p>
+            <w:r>
+              <w:t>P3/P4:6 views</w:t>
+            </w:r>
+          </w:p>
+        </w:tc>
+        <w:tc>
+          <w:tcPr>
+            <w:tcW w:type="dxa" w:w="2556"/>
+          </w:tcPr>
+          <w:p>
+            <w:r>
+              <w:t>None</w:t>
+            </w:r>
+          </w:p>
+        </w:tc>
+      </w:tr>
+      <w:tr>
+        <w:tc>
+          <w:tcPr>
+            <w:tcW w:type="dxa" w:w="2556"/>
+          </w:tcPr>
+          <w:p>
+            <w:r>
+              <w:t>Move P1-v1 to evaluation</w:t>
+            </w:r>
+          </w:p>
+        </w:tc>
+        <w:tc>
+          <w:tcPr>
+            <w:tcW w:type="dxa" w:w="2556"/>
+          </w:tcPr>
+          <w:p>
+            <w:r>
+              <w:t>P1/P2:5 views</w:t>
+            </w:r>
+          </w:p>
+        </w:tc>
+        <w:tc>
+          <w:tcPr>
+            <w:tcW w:type="dxa" w:w="2556"/>
+          </w:tcPr>
+          <w:p>
+            <w:r>
+              <w:t>P1/P3/P4:7 views</w:t>
+            </w:r>
+          </w:p>
+        </w:tc>
+        <w:tc>
+          <w:tcPr>
+            <w:tcW w:type="dxa" w:w="2556"/>
+          </w:tcPr>
+          <w:p>
+            <w:r>
+              <w:t>P1</w:t>
+            </w:r>
+          </w:p>
+        </w:tc>
+      </w:tr>
+      <w:tr>
+        <w:tc>
+          <w:tcPr>
+            <w:tcW w:type="dxa" w:w="2556"/>
+          </w:tcPr>
+          <w:p>
+            <w:r>
+              <w:t>Across either complete dataset</w:t>
+            </w:r>
+          </w:p>
+        </w:tc>
+        <w:tc>
+          <w:tcPr>
+            <w:tcW w:type="dxa" w:w="2556"/>
+          </w:tcPr>
+          <w:p>
+            <w:r>
+              <w:t>12 total view records</w:t>
+            </w:r>
+          </w:p>
+        </w:tc>
+        <w:tc>
+          <w:tcPr>
+            <w:tcW w:type="dxa" w:w="2556"/>
+          </w:tcPr>
+          <w:p>
+            <w:r>
+              <w:t>4 distinct plant IDs</w:t>
+            </w:r>
+          </w:p>
+        </w:tc>
+        <w:tc>
+          <w:tcPr>
+            <w:tcW w:type="dxa" w:w="2556"/>
+          </w:tcPr>
+          <w:p>
+            <w:r>
+              <w:t>Counts alone do not establish independence</w:t>
+            </w:r>
+          </w:p>
+        </w:tc>
+      </w:tr>
+      <w:tr>
+        <w:tc>
+          <w:tcPr>
+            <w:tcW w:type="dxa" w:w="2556"/>
+          </w:tcPr>
+          <w:p>
+            <w:r>
+              <w:t>Interpretation</w:t>
+            </w:r>
+          </w:p>
+        </w:tc>
+        <w:tc>
+          <w:tcPr>
+            <w:tcW w:type="dxa" w:w="2556"/>
+          </w:tcPr>
+          <w:p>
+            <w:r>
+              <w:t>Whole-plant grouping protects this split boundary</w:t>
+            </w:r>
+          </w:p>
+        </w:tc>
+        <w:tc>
+          <w:tcPr>
+            <w:tcW w:type="dxa" w:w="2556"/>
+          </w:tcPr>
+          <w:p>
+            <w:r>
+              <w:t>Four plants offer limited population coverage</w:t>
+            </w:r>
+          </w:p>
+        </w:tc>
+        <w:tc>
+          <w:tcPr>
+            <w:tcW w:type="dxa" w:w="2556"/>
+          </w:tcPr>
+          <w:p>
+            <w:r>
+              <w:t>No classifier performance is measured</w:t>
+            </w:r>
+          </w:p>
+        </w:tc>
+      </w:tr>
+    </w:tbl>
+    <w:p>
+      <w:pPr>
+        <w:pStyle w:val="Heading2"/>
+      </w:pPr>
+      <w:r>
+        <w:t>Picture trace and shared-P1 key</w:t>
+      </w:r>
+    </w:p>
+    <w:p>
+      <w:r>
+        <w:drawing>
+          <wp:inline xmlns:a="http://schemas.openxmlformats.org/drawingml/2006/main" xmlns:pic="http://schemas.openxmlformats.org/drawingml/2006/picture">
+            <wp:extent cx="5486400" cy="3182112"/>
+            <wp:docPr id="2" name="Picture 2" descr="Identify the unit: Four plants, not twelve independent plants, generated the observations. → Group before splitting: Assign whole plant IDs to training or evaluation. → Trace a valid split: Train on P1,P2 and evaluate on P3,P4: six photos per split."/>
+            <wp:cNvGraphicFramePr>
+              <a:graphicFrameLocks noChangeAspect="1"/>
+            </wp:cNvGraphicFramePr>
+            <a:graphic>
+              <a:graphicData uri="http://schemas.openxmlformats.org/drawingml/2006/picture">
+                <pic:pic>
+                  <pic:nvPicPr>
+                    <pic:cNvPr id="0" name="academy-story-ai-7-9-02.png"/>
+                    <pic:cNvPicPr/>
+                  </pic:nvPicPr>
+                  <pic:blipFill>
+                    <a:blip r:embed="rId10"/>
+                    <a:stretch>
+                      <a:fillRect/>
+                    </a:stretch>
+                  </pic:blipFill>
+                  <pic:spPr>
+                    <a:xfrm>
+                      <a:off x="0" y="0"/>
+                      <a:ext cx="5486400" cy="3182112"/>
+                    </a:xfrm>
+                    <a:prstGeom prst="rect"/>
+                  </pic:spPr>
+                </pic:pic>
+              </a:graphicData>
+            </a:graphic>
+          </wp:inline>
+        </w:drawing>
+      </w:r>
+    </w:p>
+    <w:p>
+      <w:pPr>
+        <w:pStyle w:val="Heading3"/>
+      </w:pPr>
+      <w:r>
+        <w:t>Read the picture one step at a time</w:t>
+      </w:r>
+    </w:p>
+    <w:tbl>
+      <w:tblPr>
+        <w:tblStyle w:val="LightShading-Accent1"/>
+        <w:tblW w:type="auto" w:w="0"/>
+        <w:tblLook w:firstColumn="1" w:firstRow="1" w:lastColumn="0" w:lastRow="0" w:noHBand="0" w:noVBand="1" w:val="04A0"/>
+      </w:tblPr>
+      <w:tblGrid>
+        <w:gridCol w:w="5112"/>
+        <w:gridCol w:w="5112"/>
+      </w:tblGrid>
+      <w:tr>
+        <w:trPr>
+          <w:tblHeader/>
+        </w:trPr>
+        <w:tc>
+          <w:tcPr>
+            <w:tcW w:type="dxa" w:w="5112"/>
+          </w:tcPr>
+          <w:p>
+            <w:r>
+              <w:t>Step</w:t>
+            </w:r>
+          </w:p>
+        </w:tc>
+        <w:tc>
+          <w:tcPr>
+            <w:tcW w:type="dxa" w:w="5112"/>
+          </w:tcPr>
+          <w:p>
+            <w:r>
+              <w:t>What happens and why</w:t>
+            </w:r>
+          </w:p>
+        </w:tc>
+      </w:tr>
+      <w:tr>
+        <w:tc>
+          <w:tcPr>
+            <w:tcW w:type="dxa" w:w="5112"/>
+          </w:tcPr>
+          <w:p>
+            <w:r>
+              <w:t>1. Identify the unit</w:t>
+            </w:r>
+          </w:p>
+        </w:tc>
+        <w:tc>
+          <w:tcPr>
+            <w:tcW w:type="dxa" w:w="5112"/>
+          </w:tcPr>
+          <w:p>
+            <w:r>
+              <w:t>Four plants, not twelve independent plants, generated the observations.</w:t>
+            </w:r>
+          </w:p>
+        </w:tc>
+      </w:tr>
+      <w:tr>
+        <w:tc>
+          <w:tcPr>
+            <w:tcW w:type="dxa" w:w="5112"/>
+          </w:tcPr>
+          <w:p>
+            <w:r>
+              <w:t>2. Group before splitting</w:t>
+            </w:r>
+          </w:p>
+        </w:tc>
+        <w:tc>
+          <w:tcPr>
+            <w:tcW w:type="dxa" w:w="5112"/>
+          </w:tcPr>
+          <w:p>
+            <w:r>
+              <w:t>Assign whole plant IDs to training or evaluation.</w:t>
+            </w:r>
+          </w:p>
+        </w:tc>
+      </w:tr>
+      <w:tr>
+        <w:tc>
+          <w:tcPr>
+            <w:tcW w:type="dxa" w:w="5112"/>
+          </w:tcPr>
+          <w:p>
+            <w:r>
+              <w:t>3. Trace a valid split</w:t>
+            </w:r>
+          </w:p>
+        </w:tc>
+        <w:tc>
+          <w:tcPr>
+            <w:tcW w:type="dxa" w:w="5112"/>
+          </w:tcPr>
+          <w:p>
+            <w:r>
+              <w:t>Train on P1,P2 and evaluate on P3,P4: six photos per split.</w:t>
+            </w:r>
+          </w:p>
+        </w:tc>
+      </w:tr>
+    </w:tbl>
+    <w:p>
+      <w:r>
+        <w:t>Match each pictured step to the supplied facts. This is a worked teaching case, not an independent assessment.</w:t>
+      </w:r>
+    </w:p>
+    <w:p>
+      <w:pPr>
+        <w:spacing w:line="336" w:lineRule="auto" w:after="180"/>
+      </w:pPr>
+      <w:r>
+        <w:rPr>
+          <w:b w:val="0"/>
+        </w:rPr>
+        <w:t xml:space="preserve">Repeated views from one object share information. Counting them as independent units or scattering them across splits can exaggerate </w:t>
+      </w:r>
+      <w:r>
+        <w:rPr>
+          <w:b/>
+        </w:rPr>
+        <w:t>evidence</w:t>
+      </w:r>
+      <w:r>
+        <w:rPr>
+          <w:b w:val="0"/>
+        </w:rPr>
+        <w:t xml:space="preserve"> for new-object performance.</w:t>
+      </w:r>
+    </w:p>
+    <w:p>
+      <w:pPr>
+        <w:spacing w:line="336" w:lineRule="auto" w:after="180"/>
+      </w:pPr>
+      <w:r>
+        <w:rPr>
+          <w:b w:val="0"/>
+        </w:rPr>
+        <w:t>Four plants offer little population coverage; even a group-correct split may be too small for broad conclusions.</w:t>
+      </w:r>
+    </w:p>
+    <w:p>
+      <w:pPr>
+        <w:spacing w:line="336" w:lineRule="auto" w:after="180"/>
+      </w:pPr>
+      <w:r>
+        <w:rPr>
+          <w:b w:val="0"/>
+        </w:rPr>
+        <w:t>Change: Put one P1 view into evaluation while other P1 views train.</w:t>
+      </w:r>
+    </w:p>
+    <w:p>
+      <w:pPr>
+        <w:spacing w:line="336" w:lineRule="auto" w:after="180"/>
+      </w:pPr>
+      <w:r>
+        <w:rPr>
+          <w:b/>
+        </w:rPr>
+        <w:t>Prediction</w:t>
+      </w:r>
+      <w:r>
+        <w:rPr>
+          <w:b w:val="0"/>
+        </w:rPr>
+        <w:t>: Flag object-level leakage for this new-plant target.</w:t>
+      </w:r>
+    </w:p>
+    <w:p>
+      <w:pPr>
+        <w:spacing w:line="336" w:lineRule="auto" w:after="180"/>
+      </w:pPr>
+      <w:r>
+        <w:rPr>
+          <w:b w:val="0"/>
+        </w:rPr>
+        <w:t xml:space="preserve">Reason: Evaluation now includes a plant already represented during </w:t>
+      </w:r>
+      <w:r>
+        <w:rPr>
+          <w:b/>
+        </w:rPr>
+        <w:t>training</w:t>
+      </w:r>
+      <w:r>
+        <w:rPr>
+          <w:b w:val="0"/>
+        </w:rPr>
+        <w:t>.</w:t>
+      </w:r>
+    </w:p>
+    <w:p>
+      <w:pPr>
+        <w:pStyle w:val="Heading2"/>
+      </w:pPr>
+      <w:r>
+        <w:t>Primary definition reference and scope</w:t>
+      </w:r>
+    </w:p>
+    <w:p>
+      <w:pPr>
+        <w:spacing w:line="336" w:lineRule="auto" w:after="180"/>
+      </w:pPr>
+      <w:r>
+        <w:rPr>
+          <w:b w:val="0"/>
+        </w:rPr>
+        <w:t>Definition reference: NIST/SEMATECH e-Handbook, “A Glossary of DOE Terminology”, https://www.itl.nist.gov/div 898/handbook/pri/section 7/pri 7.htm. Its experimental-unit definition concerns the entity receiving a treatment combination. Use this to avoid silently equating assignment, sampling and measurement entities; no study assignment or statistical analysis is performed here.</w:t>
+      </w:r>
+    </w:p>
+    <w:p>
+      <w:pPr>
+        <w:pStyle w:val="Heading2"/>
+      </w:pPr>
+      <w:r>
+        <w:t>Earlier wording, alternatives and picture transcripts · reference / check after trying</w:t>
+      </w:r>
+    </w:p>
+    <w:p>
+      <w:pPr>
+        <w:spacing w:line="336" w:lineRule="auto" w:after="180"/>
+      </w:pPr>
+      <w:r>
+        <w:rPr>
+          <w:b w:val="0"/>
+        </w:rPr>
+        <w:t>Begin by writing the question the procedure is intended to answer. Identify the information already supplied, the information it will produce and the information still missing.</w:t>
+      </w:r>
+    </w:p>
+    <w:p>
+      <w:pPr>
+        <w:spacing w:line="336" w:lineRule="auto" w:after="180"/>
+      </w:pPr>
+      <w:r>
+        <w:rPr>
+          <w:b w:val="0"/>
+        </w:rPr>
+        <w:t>These are constructed classroom examples; they do not require live accounts, private records or an external service. Do not treat a plausible explanation as a measured outcome.</w:t>
       </w:r>
     </w:p>
     <w:p>
@@ -975,99 +2645,30 @@
         <w:pStyle w:val="Heading3"/>
       </w:pPr>
       <w:r>
-        <w:t>Experimental units and independence — evidence trace</w:t>
-      </w:r>
-    </w:p>
-    <w:tbl>
-      <w:tblPr>
-        <w:tblStyle w:val="LightShading-Accent1"/>
-        <w:tblW w:type="auto" w:w="0"/>
-        <w:tblLook w:firstColumn="1" w:firstRow="1" w:lastColumn="0" w:lastRow="0" w:noHBand="0" w:noVBand="1" w:val="04A0"/>
-      </w:tblPr>
-      <w:tblGrid>
-        <w:gridCol w:w="3408"/>
-        <w:gridCol w:w="3408"/>
-        <w:gridCol w:w="3408"/>
-      </w:tblGrid>
-      <w:tr>
-        <w:trPr>
-          <w:tblHeader/>
-        </w:trPr>
-        <w:tc>
-          <w:tcPr>
-            <w:tcW w:type="dxa" w:w="3408"/>
-          </w:tcPr>
-          <w:p>
-            <w:r>
-              <w:t>Input and scope</w:t>
-            </w:r>
-          </w:p>
-        </w:tc>
-        <w:tc>
-          <w:tcPr>
-            <w:tcW w:type="dxa" w:w="3408"/>
-          </w:tcPr>
-          <w:p>
-            <w:r>
-              <w:t>Check or calculation</w:t>
-            </w:r>
-          </w:p>
-        </w:tc>
-        <w:tc>
-          <w:tcPr>
-            <w:tcW w:type="dxa" w:w="3408"/>
-          </w:tcPr>
-          <w:p>
-            <w:r>
-              <w:t>Conclusion and limit</w:t>
-            </w:r>
-          </w:p>
-        </w:tc>
-      </w:tr>
-      <w:tr>
-        <w:tc>
-          <w:tcPr>
-            <w:tcW w:type="dxa" w:w="3408"/>
-          </w:tcPr>
-          <w:p>
-            <w:r>
-              <w:t>Three queries each run four times produce12 outputs.</w:t>
-            </w:r>
-          </w:p>
-        </w:tc>
-        <w:tc>
-          <w:tcPr>
-            <w:tcW w:type="dxa" w:w="3408"/>
-          </w:tcPr>
-          <w:p>
-            <w:r>
-              <w:t>If methods are compared within each query, queries are paired units. Repeated runs within a query estimate run variation but do not increase the number of independent query contexts.</w:t>
-            </w:r>
-          </w:p>
-        </w:tc>
-        <w:tc>
-          <w:tcPr>
-            <w:tcW w:type="dxa" w:w="3408"/>
-          </w:tcPr>
-          <w:p>
-            <w:r>
-              <w:t>There are three query units and12 run measurements. Do not analyse them as12 independent queries.</w:t>
-            </w:r>
-          </w:p>
-        </w:tc>
-      </w:tr>
-    </w:tbl>
-    <w:p>
-      <w:r>
-        <w:t>The figure connects this chapter's worked input, declared procedure and result. Read the complete worked reasoning for qualifiers and intermediate steps; the abbreviated labels do not replace that reasoning.</w:t>
+        <w:t>Model the reasoning aloud</w:t>
       </w:r>
     </w:p>
     <w:p>
       <w:pPr>
-        <w:pStyle w:val="Heading3"/>
-      </w:pPr>
-      <w:r>
-        <w:t>Explain Experimental units and independence · 3</w:t>
+        <w:spacing w:line="336" w:lineRule="auto" w:after="180"/>
+      </w:pPr>
+      <w:r>
+        <w:rPr>
+          <w:b w:val="0"/>
+        </w:rPr>
+        <w:t xml:space="preserve">Use the complete worked example below before asking learners to complete W2. Reveal a small part, invite a </w:t>
+      </w:r>
+      <w:r>
+        <w:rPr>
+          <w:b/>
+        </w:rPr>
+        <w:t>prediction</w:t>
+      </w:r>
+      <w:r>
+        <w:rPr>
+          <w:b w:val="0"/>
+        </w:rPr>
+        <w:t>, then explain the deciding step.</w:t>
       </w:r>
     </w:p>
     <w:p>
@@ -1078,184 +2679,7 @@
         <w:rPr>
           <w:b w:val="0"/>
         </w:rPr>
-        <w:t>Guided: There are three query units and12 run measurements. Do not analyse them as12 independent queries. Qualification: Independence follows design and relationships, not row count.</w:t>
-      </w:r>
-    </w:p>
-    <w:p>
-      <w:pPr>
-        <w:spacing w:line="336" w:lineRule="auto" w:after="180"/>
-      </w:pPr>
-      <w:r>
-        <w:rPr>
-          <w:b w:val="0"/>
-        </w:rPr>
-        <w:t xml:space="preserve">Exit: accept a concrete variation with its predicted outcome and a stated condition that would challenge the </w:t>
-      </w:r>
-      <w:r>
-        <w:rPr>
-          <w:b/>
-        </w:rPr>
-        <w:t>mechanism</w:t>
-      </w:r>
-      <w:r>
-        <w:rPr>
-          <w:b w:val="0"/>
-        </w:rPr>
-        <w:t xml:space="preserve">; reject a claim resting on unmeasured </w:t>
-      </w:r>
-      <w:r>
-        <w:rPr>
-          <w:b/>
-        </w:rPr>
-        <w:t>evidence</w:t>
-      </w:r>
-      <w:r>
-        <w:rPr>
-          <w:b w:val="0"/>
-        </w:rPr>
-        <w:t>.</w:t>
-      </w:r>
-    </w:p>
-    <w:p>
-      <w:pPr>
-        <w:pStyle w:val="Heading3"/>
-      </w:pPr>
-      <w:r>
-        <w:t>Model the reasoning aloud</w:t>
-      </w:r>
-    </w:p>
-    <w:p>
-      <w:pPr>
-        <w:spacing w:line="336" w:lineRule="auto" w:after="180"/>
-      </w:pPr>
-      <w:r>
-        <w:rPr>
-          <w:b w:val="0"/>
-        </w:rPr>
-        <w:t xml:space="preserve">Use the complete worked example below before asking learners to complete W2. Reveal a small part, invite a </w:t>
-      </w:r>
-      <w:r>
-        <w:rPr>
-          <w:b/>
-        </w:rPr>
-        <w:t>prediction</w:t>
-      </w:r>
-      <w:r>
-        <w:rPr>
-          <w:b w:val="0"/>
-        </w:rPr>
-        <w:t>, then explain the deciding step.</w:t>
-      </w:r>
-    </w:p>
-    <w:p>
-      <w:pPr>
-        <w:spacing w:line="336" w:lineRule="auto" w:after="180"/>
-      </w:pPr>
-      <w:r>
-        <w:rPr>
-          <w:b w:val="0"/>
-        </w:rPr>
         <w:t>These teacher notes contain solutions; do not reveal the independent case answer during modelling.</w:t>
-      </w:r>
-    </w:p>
-    <w:p>
-      <w:pPr>
-        <w:spacing w:line="336" w:lineRule="auto" w:after="180"/>
-      </w:pPr>
-      <w:r>
-        <w:rPr>
-          <w:b w:val="0"/>
-        </w:rPr>
-        <w:t xml:space="preserve">Three queries each run four times produce12 </w:t>
-      </w:r>
-      <w:r>
-        <w:rPr>
-          <w:b/>
-        </w:rPr>
-        <w:t>output</w:t>
-      </w:r>
-      <w:r>
-        <w:rPr>
-          <w:b w:val="0"/>
-        </w:rPr>
-        <w:t>s.</w:t>
-      </w:r>
-    </w:p>
-    <w:p>
-      <w:pPr>
-        <w:spacing w:line="336" w:lineRule="auto" w:after="180"/>
-      </w:pPr>
-      <w:r>
-        <w:rPr>
-          <w:b w:val="0"/>
-        </w:rPr>
-        <w:t>There are three query units and12 run measurements. Do not analyse them as12 independent queries.</w:t>
-      </w:r>
-    </w:p>
-    <w:p>
-      <w:pPr>
-        <w:pStyle w:val="Heading3"/>
-      </w:pPr>
-      <w:r>
-        <w:t>Model the reasoning aloud · 4</w:t>
-      </w:r>
-    </w:p>
-    <w:p>
-      <w:pPr>
-        <w:spacing w:line="336" w:lineRule="auto" w:after="180"/>
-      </w:pPr>
-      <w:r>
-        <w:rPr>
-          <w:b w:val="0"/>
-        </w:rPr>
-        <w:t xml:space="preserve">Compare the intermediate </w:t>
-      </w:r>
-      <w:r>
-        <w:rPr>
-          <w:b/>
-        </w:rPr>
-        <w:t>evidence</w:t>
-      </w:r>
-      <w:r>
-        <w:rPr>
-          <w:b w:val="0"/>
-        </w:rPr>
-        <w:t xml:space="preserve"> with the final statement. Explain why each number or decision follows from the stated </w:t>
-      </w:r>
-      <w:r>
-        <w:rPr>
-          <w:b/>
-        </w:rPr>
-        <w:t>input</w:t>
-      </w:r>
-      <w:r>
-        <w:rPr>
-          <w:b w:val="0"/>
-        </w:rPr>
-        <w:t>s.</w:t>
-      </w:r>
-    </w:p>
-    <w:p>
-      <w:pPr>
-        <w:spacing w:line="336" w:lineRule="auto" w:after="180"/>
-      </w:pPr>
-      <w:r>
-        <w:rPr>
-          <w:b w:val="0"/>
-        </w:rPr>
-        <w:t xml:space="preserve">The conclusion belongs to this scenario and procedure; changing the </w:t>
-      </w:r>
-      <w:r>
-        <w:rPr>
-          <w:b/>
-        </w:rPr>
-        <w:t>input</w:t>
-      </w:r>
-      <w:r>
-        <w:rPr>
-          <w:b w:val="0"/>
-        </w:rPr>
-        <w:t>s, evaluation population or authority can change what it establishes. Retain the raw record so a later revision can be compared honestly.</w:t>
       </w:r>
     </w:p>
     <w:tbl>
@@ -1381,41 +2805,10 @@
     </w:p>
     <w:p>
       <w:pPr>
-        <w:spacing w:line="336" w:lineRule="auto" w:after="180"/>
-      </w:pPr>
-      <w:r>
-        <w:rPr>
-          <w:b w:val="0"/>
-        </w:rPr>
-        <w:t>Photos are not always independent plants. A dataset has twelve photos: three views of each of four plants. The intended use is identifying new plants.</w:t>
-      </w:r>
-    </w:p>
-    <w:p>
-      <w:pPr>
         <w:pStyle w:val="Heading3"/>
       </w:pPr>
       <w:r>
         <w:t>The facts we will use</w:t>
-      </w:r>
-    </w:p>
-    <w:p>
-      <w:pPr>
-        <w:pStyle w:val="Heading3"/>
-      </w:pPr>
-      <w:r>
-        <w:t>Supplied facts</w:t>
-      </w:r>
-    </w:p>
-    <w:p>
-      <w:pPr>
-        <w:spacing w:line="336" w:lineRule="auto" w:after="180"/>
-        <w:shd w:fill="F1F6FC"/>
-      </w:pPr>
-      <w:r>
-        <w:rPr>
-          <w:b w:val="0"/>
-        </w:rPr>
-        <w:t>Plant IDs P1–P4 each have three views. All views of a plant must stay in one split.</w:t>
       </w:r>
     </w:p>
     <w:p>
@@ -1423,7 +2816,7 @@
         <w:drawing>
           <wp:inline xmlns:a="http://schemas.openxmlformats.org/drawingml/2006/main" xmlns:pic="http://schemas.openxmlformats.org/drawingml/2006/picture">
             <wp:extent cx="5486400" cy="3077029"/>
-            <wp:docPr id="1" name="Picture 1" descr="Keep all views of a plant together"/>
+            <wp:docPr id="3" name="Picture 3" descr="Keep all views of a plant together"/>
             <wp:cNvGraphicFramePr>
               <a:graphicFrameLocks noChangeAspect="1"/>
             </wp:cNvGraphicFramePr>
@@ -1435,7 +2828,7 @@
                     <pic:cNvPicPr/>
                   </pic:nvPicPr>
                   <pic:blipFill>
-                    <a:blip r:embed="rId9"/>
+                    <a:blip r:embed="rId11"/>
                     <a:stretch>
                       <a:fillRect/>
                     </a:stretch>
@@ -1459,7 +2852,7 @@
         <w:drawing>
           <wp:inline xmlns:a="http://schemas.openxmlformats.org/drawingml/2006/main" xmlns:pic="http://schemas.openxmlformats.org/drawingml/2006/picture">
             <wp:extent cx="5486400" cy="5225143"/>
-            <wp:docPr id="2" name="Picture 2" descr="Experimental units and independence. Identify the unit: Four plants, not twelve independent plants, generated the observations.. Group before splitting: Assign whole plant IDs to training or evaluation.. Trace a valid split: Train on P1,P2 and evaluate on P3,P4: six photos per split."/>
+            <wp:docPr id="4" name="Picture 4" descr="Experimental units and independence. Identify the unit: Four plants, not twelve independent plants, generated the observations.. Group before splitting: Assign whole plant IDs to training or evaluation.. Trace a valid split: Train on P1,P2 and evaluate on P3,P4: six photos per split."/>
             <wp:cNvGraphicFramePr>
               <a:graphicFrameLocks noChangeAspect="1"/>
             </wp:cNvGraphicFramePr>
@@ -1471,7 +2864,7 @@
                     <pic:cNvPicPr/>
                   </pic:nvPicPr>
                   <pic:blipFill>
-                    <a:blip r:embed="rId10"/>
+                    <a:blip r:embed="rId12"/>
                     <a:stretch>
                       <a:fillRect/>
                     </a:stretch>
@@ -1495,114 +2888,7 @@
         <w:pStyle w:val="Heading3"/>
       </w:pPr>
       <w:r>
-        <w:t>Read the picture one step at a time</w:t>
-      </w:r>
-    </w:p>
-    <w:tbl>
-      <w:tblPr>
-        <w:tblStyle w:val="LightShading-Accent1"/>
-        <w:tblW w:type="auto" w:w="0"/>
-        <w:tblLook w:firstColumn="1" w:firstRow="1" w:lastColumn="0" w:lastRow="0" w:noHBand="0" w:noVBand="1" w:val="04A0"/>
-      </w:tblPr>
-      <w:tblGrid>
-        <w:gridCol w:w="5112"/>
-        <w:gridCol w:w="5112"/>
-      </w:tblGrid>
-      <w:tr>
-        <w:trPr>
-          <w:tblHeader/>
-        </w:trPr>
-        <w:tc>
-          <w:tcPr>
-            <w:tcW w:type="dxa" w:w="5112"/>
-          </w:tcPr>
-          <w:p>
-            <w:r>
-              <w:t>Step</w:t>
-            </w:r>
-          </w:p>
-        </w:tc>
-        <w:tc>
-          <w:tcPr>
-            <w:tcW w:type="dxa" w:w="5112"/>
-          </w:tcPr>
-          <w:p>
-            <w:r>
-              <w:t>What happens and why</w:t>
-            </w:r>
-          </w:p>
-        </w:tc>
-      </w:tr>
-      <w:tr>
-        <w:tc>
-          <w:tcPr>
-            <w:tcW w:type="dxa" w:w="5112"/>
-          </w:tcPr>
-          <w:p>
-            <w:r>
-              <w:t>1. Identify the unit</w:t>
-            </w:r>
-          </w:p>
-        </w:tc>
-        <w:tc>
-          <w:tcPr>
-            <w:tcW w:type="dxa" w:w="5112"/>
-          </w:tcPr>
-          <w:p>
-            <w:r>
-              <w:t>Four plants, not twelve independent plants, generated the observations.</w:t>
-            </w:r>
-          </w:p>
-        </w:tc>
-      </w:tr>
-      <w:tr>
-        <w:tc>
-          <w:tcPr>
-            <w:tcW w:type="dxa" w:w="5112"/>
-          </w:tcPr>
-          <w:p>
-            <w:r>
-              <w:t>2. Group before splitting</w:t>
-            </w:r>
-          </w:p>
-        </w:tc>
-        <w:tc>
-          <w:tcPr>
-            <w:tcW w:type="dxa" w:w="5112"/>
-          </w:tcPr>
-          <w:p>
-            <w:r>
-              <w:t>Assign whole plant IDs to training or evaluation.</w:t>
-            </w:r>
-          </w:p>
-        </w:tc>
-      </w:tr>
-      <w:tr>
-        <w:tc>
-          <w:tcPr>
-            <w:tcW w:type="dxa" w:w="5112"/>
-          </w:tcPr>
-          <w:p>
-            <w:r>
-              <w:t>3. Trace a valid split</w:t>
-            </w:r>
-          </w:p>
-        </w:tc>
-        <w:tc>
-          <w:tcPr>
-            <w:tcW w:type="dxa" w:w="5112"/>
-          </w:tcPr>
-          <w:p>
-            <w:r>
-              <w:t>Train on P1,P2 and evaluate on P3,P4: six photos per split.</w:t>
-            </w:r>
-          </w:p>
-        </w:tc>
-      </w:tr>
-    </w:tbl>
-    <w:p>
-      <w:r>
-        <w:t>Match each pictured step to the supplied facts. This is a worked teaching case, not an independent assessment.</w:t>
+        <w:t>Why this result follows</w:t>
       </w:r>
     </w:p>
     <w:p>
@@ -1610,7 +2896,7 @@
         <w:pStyle w:val="Heading3"/>
       </w:pPr>
       <w:r>
-        <w:t>Why this result follows</w:t>
+        <w:t>What this example does not establish</w:t>
       </w:r>
     </w:p>
     <w:p>
@@ -1618,161 +2904,192 @@
         <w:pStyle w:val="Heading3"/>
       </w:pPr>
       <w:r>
-        <w:t>Why the result follows</w:t>
+        <w:t>Change one thing in the pictured case</w:t>
       </w:r>
     </w:p>
     <w:p>
       <w:pPr>
-        <w:spacing w:line="336" w:lineRule="auto" w:after="180"/>
-        <w:shd w:fill="F1F6FC"/>
-      </w:pPr>
-      <w:r>
-        <w:rPr>
-          <w:b w:val="0"/>
-        </w:rPr>
-        <w:t xml:space="preserve">Repeated views from one object share information. Counting them as independent units or scattering them across splits can exaggerate </w:t>
-      </w:r>
-      <w:r>
-        <w:rPr>
-          <w:b/>
-        </w:rPr>
-        <w:t>evidence</w:t>
-      </w:r>
-      <w:r>
-        <w:rPr>
-          <w:b w:val="0"/>
-        </w:rPr>
-        <w:t xml:space="preserve"> for new-object performance.</w:t>
+        <w:pStyle w:val="Heading3"/>
+      </w:pPr>
+      <w:r>
+        <w:t>Ask while showing the picture</w:t>
       </w:r>
     </w:p>
     <w:p>
       <w:pPr>
-        <w:pStyle w:val="Heading3"/>
-      </w:pPr>
-      <w:r>
-        <w:t>What this example does not establish</w:t>
+        <w:spacing w:line="336" w:lineRule="auto" w:after="180"/>
+      </w:pPr>
+      <w:r>
+        <w:rPr>
+          <w:b w:val="0"/>
+        </w:rPr>
+        <w:t xml:space="preserve">Cover the result. Ask learners to name the </w:t>
+      </w:r>
+      <w:r>
+        <w:rPr>
+          <w:b/>
+        </w:rPr>
+        <w:t>input</w:t>
+      </w:r>
+      <w:r>
+        <w:rPr>
+          <w:b w:val="0"/>
+        </w:rPr>
+        <w:t xml:space="preserve">s and predict the next step. Uncover one step, connect the icon to the actual procedure, and explain its </w:t>
+      </w:r>
+      <w:r>
+        <w:rPr>
+          <w:b/>
+        </w:rPr>
+        <w:t>evidence</w:t>
+      </w:r>
+      <w:r>
+        <w:rPr>
+          <w:b w:val="0"/>
+        </w:rPr>
+        <w:t>. Then change the supplied condition and compare.</w:t>
       </w:r>
     </w:p>
     <w:p>
       <w:pPr>
-        <w:pStyle w:val="Heading3"/>
-      </w:pPr>
-      <w:r>
-        <w:t>Keep the stated limit</w:t>
+        <w:spacing w:line="336" w:lineRule="auto" w:after="180"/>
+      </w:pPr>
+      <w:r>
+        <w:rPr>
+          <w:b w:val="0"/>
+        </w:rPr>
+        <w:t>The picture is a representation; it does not document execution of a real AI model.</w:t>
       </w:r>
     </w:p>
     <w:p>
       <w:pPr>
-        <w:spacing w:line="336" w:lineRule="auto" w:after="180"/>
-        <w:shd w:fill="FFF5E6"/>
-      </w:pPr>
-      <w:r>
-        <w:rPr>
-          <w:b w:val="0"/>
-        </w:rPr>
-        <w:t>Four plants offer little population coverage; even a group-correct split may be too small for broad conclusions.</w:t>
+        <w:pStyle w:val="Heading1"/>
+      </w:pPr>
+      <w:r>
+        <w:t>03. Model a step,then remove help</w:t>
       </w:r>
     </w:p>
     <w:p>
-      <w:pPr>
-        <w:pStyle w:val="Heading3"/>
-      </w:pPr>
-      <w:r>
-        <w:t>Change one thing in the pictured case</w:t>
+      <w:r>
+        <w:t>Collect each learner’s reasoning before showing a key.</w:t>
       </w:r>
     </w:p>
     <w:p>
       <w:pPr>
-        <w:pStyle w:val="Heading3"/>
-      </w:pPr>
-      <w:r>
-        <w:t>Change one thing</w:t>
+        <w:pStyle w:val="Heading2"/>
+      </w:pPr>
+      <w:r>
+        <w:t>Current completion task and checked reasoning</w:t>
       </w:r>
     </w:p>
     <w:p>
       <w:pPr>
         <w:spacing w:line="336" w:lineRule="auto" w:after="180"/>
-        <w:shd w:fill="F5F1FB"/>
       </w:pPr>
       <w:r>
         <w:rPr>
           <w:b w:val="0"/>
         </w:rPr>
-        <w:t>Change: Put one P1 view into evaluation while other P1 views train.</w:t>
+        <w:t xml:space="preserve">Completion task: Three queries each run four times produce 12 </w:t>
+      </w:r>
+      <w:r>
+        <w:rPr>
+          <w:b/>
+        </w:rPr>
+        <w:t>output</w:t>
+      </w:r>
+      <w:r>
+        <w:rPr>
+          <w:b w:val="0"/>
+        </w:rPr>
+        <w:t>s. Show the intermediate steps and give the conclusion with its scope.</w:t>
       </w:r>
     </w:p>
     <w:p>
       <w:pPr>
-        <w:pStyle w:val="Heading3"/>
-      </w:pPr>
-      <w:r>
-        <w:t>Predicted result</w:t>
+        <w:spacing w:line="336" w:lineRule="auto" w:after="180"/>
+      </w:pPr>
+      <w:r>
+        <w:rPr>
+          <w:b w:val="0"/>
+        </w:rPr>
+        <w:t>Teacher check: Teacher explanation: There are three query units and 12 run measurements. Do not analyse them as 12 independent queries.</w:t>
       </w:r>
     </w:p>
     <w:p>
       <w:pPr>
         <w:spacing w:line="336" w:lineRule="auto" w:after="180"/>
-        <w:shd w:fill="F1F6FC"/>
-      </w:pPr>
+      </w:pPr>
+      <w:r>
+        <w:rPr>
+          <w:b w:val="0"/>
+        </w:rPr>
+        <w:t xml:space="preserve">Start by identifying the given </w:t>
+      </w:r>
       <w:r>
         <w:rPr>
           <w:b/>
         </w:rPr>
-        <w:t>Prediction</w:t>
+        <w:t>input</w:t>
       </w:r>
       <w:r>
         <w:rPr>
           <w:b w:val="0"/>
         </w:rPr>
-        <w:t>: Flag object-level leakage for this new-plant target.</w:t>
+        <w:t>s together. Leave the intermediate steps blank. If needed, model one step, then withdraw that help on the next step. Move to a full trace only when the partial trace is understood.</w:t>
       </w:r>
     </w:p>
     <w:p>
       <w:pPr>
-        <w:pStyle w:val="Heading3"/>
-      </w:pPr>
-      <w:r>
-        <w:t>Why the result follows</w:t>
+        <w:spacing w:line="336" w:lineRule="auto" w:after="180"/>
+      </w:pPr>
+      <w:r>
+        <w:rPr>
+          <w:b w:val="0"/>
+        </w:rPr>
+        <w:t>For partners, alternate explainer and checker; collect a response from every learner before discussion.</w:t>
       </w:r>
     </w:p>
     <w:p>
       <w:pPr>
-        <w:spacing w:line="336" w:lineRule="auto" w:after="180"/>
-        <w:shd w:fill="F1F6FC"/>
-      </w:pPr>
-      <w:r>
-        <w:rPr>
-          <w:b w:val="0"/>
-        </w:rPr>
-        <w:t xml:space="preserve">Reason: Evaluation now includes a plant already represented during </w:t>
-      </w:r>
-      <w:r>
-        <w:rPr>
-          <w:b/>
-        </w:rPr>
-        <w:t>training</w:t>
-      </w:r>
-      <w:r>
-        <w:rPr>
-          <w:b w:val="0"/>
-        </w:rPr>
-        <w:t>.</w:t>
+        <w:pStyle w:val="Heading2"/>
+      </w:pPr>
+      <w:r>
+        <w:t>Individual misconception check</w:t>
       </w:r>
     </w:p>
     <w:p>
       <w:pPr>
-        <w:pStyle w:val="Heading3"/>
-      </w:pPr>
-      <w:r>
-        <w:t>Ask while showing the picture</w:t>
+        <w:spacing w:line="336" w:lineRule="auto" w:after="180"/>
+      </w:pPr>
+      <w:r>
+        <w:rPr>
+          <w:b w:val="0"/>
+        </w:rPr>
+        <w:t xml:space="preserve">Use the worked case for </w:t>
+      </w:r>
+      <w:r>
+        <w:rPr>
+          <w:b/>
+        </w:rPr>
+        <w:t>Experimental unit</w:t>
+      </w:r>
+      <w:r>
+        <w:rPr>
+          <w:b w:val="0"/>
+        </w:rPr>
+        <w:t>s and independence. Proposed explanation: “The worked result establishes every future case”. Decide whether this explanation is supported.</w:t>
       </w:r>
     </w:p>
     <w:p>
       <w:pPr>
-        <w:pStyle w:val="Heading3"/>
-      </w:pPr>
-      <w:r>
-        <w:t>Ask while showing the picture · 5</w:t>
+        <w:spacing w:line="336" w:lineRule="auto" w:after="180"/>
+      </w:pPr>
+      <w:r>
+        <w:rPr>
+          <w:b w:val="0"/>
+        </w:rPr>
+        <w:t>Point to the step or supplied fact that decides; explain your repair if needed.</w:t>
       </w:r>
     </w:p>
     <w:p>
@@ -1783,31 +3100,7 @@
         <w:rPr>
           <w:b w:val="0"/>
         </w:rPr>
-        <w:t xml:space="preserve">Cover the result. Ask learners to name the </w:t>
-      </w:r>
-      <w:r>
-        <w:rPr>
-          <w:b/>
-        </w:rPr>
-        <w:t>input</w:t>
-      </w:r>
-      <w:r>
-        <w:rPr>
-          <w:b w:val="0"/>
-        </w:rPr>
-        <w:t xml:space="preserve">s and predict the next step. Uncover one step, connect the icon to the actual procedure, and explain its </w:t>
-      </w:r>
-      <w:r>
-        <w:rPr>
-          <w:b/>
-        </w:rPr>
-        <w:t>evidence</w:t>
-      </w:r>
-      <w:r>
-        <w:rPr>
-          <w:b w:val="0"/>
-        </w:rPr>
-        <w:t>. Then change the supplied condition and compare.</w:t>
+        <w:t>Expected correction: Independence follows design and relationships, not row count.</w:t>
       </w:r>
     </w:p>
     <w:p>
@@ -1818,20 +3111,238 @@
         <w:rPr>
           <w:b w:val="0"/>
         </w:rPr>
-        <w:t>The picture is a representation; it does not document execution of a real AI model.</w:t>
+        <w:t>Collect explanations, not only yes/no votes. If a misunderstanding is common, re-model the relevant step for the class.</w:t>
       </w:r>
     </w:p>
     <w:p>
       <w:pPr>
-        <w:pStyle w:val="Heading1"/>
-      </w:pPr>
-      <w:r>
-        <w:t>03. Demonstrate and guide practice</w:t>
+        <w:spacing w:line="336" w:lineRule="auto" w:after="180"/>
+      </w:pPr>
+      <w:r>
+        <w:rPr>
+          <w:b w:val="0"/>
+        </w:rPr>
+        <w:t>If it affects a few learners, give a short targeted group explanation while others solve a more demanding variation.</w:t>
       </w:r>
     </w:p>
     <w:p>
-      <w:r>
-        <w:t>Demonstrate Experimental units and independence, reduce support deliberately and check individual reasoning before discussing answers.</w:t>
+      <w:pPr>
+        <w:pStyle w:val="Heading2"/>
+      </w:pPr>
+      <w:r>
+        <w:t>Pictured reasoning and changed case</w:t>
+      </w:r>
+    </w:p>
+    <w:p>
+      <w:pPr>
+        <w:spacing w:line="336" w:lineRule="auto" w:after="180"/>
+      </w:pPr>
+      <w:r>
+        <w:rPr>
+          <w:b w:val="0"/>
+        </w:rPr>
+        <w:t>Count distinct plant units and photo views, and state the independence assumption. Construct the stated group-correct split, then explain why placing a P1 view in evaluation creates leakage for the new-plant goal.</w:t>
+      </w:r>
+    </w:p>
+    <w:p>
+      <w:pPr>
+        <w:spacing w:line="336" w:lineRule="auto" w:after="180"/>
+      </w:pPr>
+      <w:r>
+        <w:rPr>
+          <w:b w:val="0"/>
+        </w:rPr>
+        <w:t xml:space="preserve">Four plants, not twelve independent plants, generated the </w:t>
+      </w:r>
+      <w:r>
+        <w:rPr>
+          <w:b/>
+        </w:rPr>
+        <w:t>observation</w:t>
+      </w:r>
+      <w:r>
+        <w:rPr>
+          <w:b w:val="0"/>
+        </w:rPr>
+        <w:t xml:space="preserve">s. Assign whole plant IDs to </w:t>
+      </w:r>
+      <w:r>
+        <w:rPr>
+          <w:b/>
+        </w:rPr>
+        <w:t>training</w:t>
+      </w:r>
+      <w:r>
+        <w:rPr>
+          <w:b w:val="0"/>
+        </w:rPr>
+        <w:t xml:space="preserve"> or evaluation. Train on P1,P2 and evaluate on P3,P4: six photos per split.</w:t>
+      </w:r>
+    </w:p>
+    <w:p>
+      <w:pPr>
+        <w:spacing w:line="336" w:lineRule="auto" w:after="180"/>
+      </w:pPr>
+      <w:r>
+        <w:rPr>
+          <w:b w:val="0"/>
+        </w:rPr>
+        <w:t xml:space="preserve">Changed case: Flag object-level leakage for this new-plant target. Evaluation now includes a plant already represented during </w:t>
+      </w:r>
+      <w:r>
+        <w:rPr>
+          <w:b/>
+        </w:rPr>
+        <w:t>training</w:t>
+      </w:r>
+      <w:r>
+        <w:rPr>
+          <w:b w:val="0"/>
+        </w:rPr>
+        <w:t>.</w:t>
+      </w:r>
+    </w:p>
+    <w:p>
+      <w:pPr>
+        <w:spacing w:line="336" w:lineRule="auto" w:after="180"/>
+      </w:pPr>
+      <w:r>
+        <w:rPr>
+          <w:b w:val="0"/>
+        </w:rPr>
+        <w:t xml:space="preserve">Changed-case reasoning: Flag object-level leakage for this new-plant target. Evaluation now includes a plant already represented during </w:t>
+      </w:r>
+      <w:r>
+        <w:rPr>
+          <w:b/>
+        </w:rPr>
+        <w:t>training</w:t>
+      </w:r>
+      <w:r>
+        <w:rPr>
+          <w:b w:val="0"/>
+        </w:rPr>
+        <w:t>.</w:t>
+      </w:r>
+    </w:p>
+    <w:p>
+      <w:pPr>
+        <w:spacing w:line="336" w:lineRule="auto" w:after="180"/>
+      </w:pPr>
+      <w:r>
+        <w:rPr>
+          <w:b w:val="0"/>
+        </w:rPr>
+        <w:t xml:space="preserve">Collect each learner’s explanation before discussion. Use the first missing connection between </w:t>
+      </w:r>
+      <w:r>
+        <w:rPr>
+          <w:b/>
+        </w:rPr>
+        <w:t>input</w:t>
+      </w:r>
+      <w:r>
+        <w:rPr>
+          <w:b w:val="0"/>
+        </w:rPr>
+        <w:t xml:space="preserve">, deciding step and result to choose support. This question is worked-case practice, not fresh mastery </w:t>
+      </w:r>
+      <w:r>
+        <w:rPr>
+          <w:b/>
+        </w:rPr>
+        <w:t>evidence</w:t>
+      </w:r>
+      <w:r>
+        <w:rPr>
+          <w:b w:val="0"/>
+        </w:rPr>
+        <w:t>.</w:t>
+      </w:r>
+    </w:p>
+    <w:p>
+      <w:pPr>
+        <w:pStyle w:val="Heading2"/>
+      </w:pPr>
+      <w:r>
+        <w:t>Accessible support and extension</w:t>
+      </w:r>
+    </w:p>
+    <w:p>
+      <w:pPr>
+        <w:spacing w:line="336" w:lineRule="auto" w:after="180"/>
+      </w:pPr>
+      <w:r>
+        <w:rPr>
+          <w:b w:val="0"/>
+        </w:rPr>
+        <w:t xml:space="preserve">Use the worked example in Sections 3 and 6. Collect a </w:t>
+      </w:r>
+      <w:r>
+        <w:rPr>
+          <w:b/>
+        </w:rPr>
+        <w:t>prediction</w:t>
+      </w:r>
+      <w:r>
+        <w:rPr>
+          <w:b w:val="0"/>
+        </w:rPr>
+        <w:t xml:space="preserve"> before revealing its result; ask the learner to point to each intermediate fact.</w:t>
+      </w:r>
+    </w:p>
+    <w:p>
+      <w:pPr>
+        <w:spacing w:line="336" w:lineRule="auto" w:after="180"/>
+      </w:pPr>
+      <w:r>
+        <w:rPr>
+          <w:b w:val="0"/>
+        </w:rPr>
+        <w:t xml:space="preserve">Provide an </w:t>
+      </w:r>
+      <w:r>
+        <w:rPr>
+          <w:b/>
+        </w:rPr>
+        <w:t>input</w:t>
+      </w:r>
+      <w:r>
+        <w:rPr>
+          <w:b w:val="0"/>
+        </w:rPr>
+        <w:t>/procedure/result/limit frame and a calculator when needed. Ask students to identify the first step before completing the whole trace.</w:t>
+      </w:r>
+    </w:p>
+    <w:p>
+      <w:pPr>
+        <w:spacing w:line="336" w:lineRule="auto" w:after="180"/>
+      </w:pPr>
+      <w:r>
+        <w:rPr>
+          <w:b w:val="0"/>
+        </w:rPr>
+        <w:t xml:space="preserve">Extension: compare two concrete variants of this </w:t>
+      </w:r>
+      <w:r>
+        <w:rPr>
+          <w:b/>
+        </w:rPr>
+        <w:t>mechanism</w:t>
+      </w:r>
+      <w:r>
+        <w:rPr>
+          <w:b w:val="0"/>
+        </w:rPr>
+        <w:t xml:space="preserve"> while holding unrelated conditions fixed; report both successful and unsuccessful outcomes.</w:t>
+      </w:r>
+    </w:p>
+    <w:p>
+      <w:pPr>
+        <w:pStyle w:val="Heading2"/>
+      </w:pPr>
+      <w:r>
+        <w:t>Earlier wording, alternatives and picture transcripts · reference / check after trying</w:t>
       </w:r>
     </w:p>
     <w:tbl>
@@ -2048,71 +3559,26 @@
     </w:tbl>
     <w:p>
       <w:pPr>
-        <w:spacing w:line="336" w:lineRule="auto" w:after="180"/>
-      </w:pPr>
-      <w:r>
-        <w:rPr>
-          <w:b w:val="0"/>
-        </w:rPr>
-        <w:t xml:space="preserve">Use the worked example in Sections 3 and 6. Collect a </w:t>
-      </w:r>
-      <w:r>
-        <w:rPr>
-          <w:b/>
-        </w:rPr>
-        <w:t>prediction</w:t>
-      </w:r>
-      <w:r>
-        <w:rPr>
-          <w:b w:val="0"/>
-        </w:rPr>
-        <w:t xml:space="preserve"> before revealing its result; ask the learner to point to each intermediate fact.</w:t>
+        <w:pStyle w:val="Heading3"/>
+      </w:pPr>
+      <w:r>
+        <w:t>Reduce help deliberately</w:t>
       </w:r>
     </w:p>
     <w:p>
       <w:pPr>
-        <w:spacing w:line="336" w:lineRule="auto" w:after="180"/>
-      </w:pPr>
-      <w:r>
-        <w:rPr>
-          <w:b w:val="0"/>
-        </w:rPr>
-        <w:t xml:space="preserve">Provide an </w:t>
-      </w:r>
-      <w:r>
-        <w:rPr>
-          <w:b/>
-        </w:rPr>
-        <w:t>input</w:t>
-      </w:r>
-      <w:r>
-        <w:rPr>
-          <w:b w:val="0"/>
-        </w:rPr>
-        <w:t>/procedure/result/limit frame and a calculator when needed. Ask students to identify the first step before completing the whole trace.</w:t>
+        <w:pStyle w:val="Heading3"/>
+      </w:pPr>
+      <w:r>
+        <w:t>Individual reasoning check</w:t>
       </w:r>
     </w:p>
     <w:p>
       <w:pPr>
-        <w:spacing w:line="336" w:lineRule="auto" w:after="180"/>
-      </w:pPr>
-      <w:r>
-        <w:rPr>
-          <w:b w:val="0"/>
-        </w:rPr>
-        <w:t xml:space="preserve">Extension: compare two concrete variants of this </w:t>
-      </w:r>
-      <w:r>
-        <w:rPr>
-          <w:b/>
-        </w:rPr>
-        <w:t>mechanism</w:t>
-      </w:r>
-      <w:r>
-        <w:rPr>
-          <w:b w:val="0"/>
-        </w:rPr>
-        <w:t xml:space="preserve"> while holding unrelated conditions fixed; report both successful and unsuccessful outcomes.</w:t>
+        <w:pStyle w:val="Heading3"/>
+      </w:pPr>
+      <w:r>
+        <w:t>Pictorial practice question</w:t>
       </w:r>
     </w:p>
     <w:p>
@@ -2120,59 +3586,39 @@
         <w:pStyle w:val="Heading3"/>
       </w:pPr>
       <w:r>
-        <w:t>Reduce help deliberately</w:t>
+        <w:t>Reasoned teacher answer</w:t>
       </w:r>
     </w:p>
     <w:p>
       <w:pPr>
-        <w:pStyle w:val="Heading3"/>
-      </w:pPr>
-      <w:r>
-        <w:t>Completion practice</w:t>
+        <w:pStyle w:val="Heading1"/>
+      </w:pPr>
+      <w:r>
+        <w:t>04. Run the complete supplied investigation</w:t>
       </w:r>
     </w:p>
     <w:p>
-      <w:pPr>
-        <w:spacing w:line="336" w:lineRule="auto" w:after="180"/>
-        <w:shd w:fill="F5F1FB"/>
-      </w:pPr>
-      <w:r>
-        <w:rPr>
-          <w:b w:val="0"/>
-        </w:rPr>
-        <w:t xml:space="preserve">Completion task: Three queries each run four times produce12 </w:t>
-      </w:r>
-      <w:r>
-        <w:rPr>
-          <w:b/>
-        </w:rPr>
-        <w:t>output</w:t>
-      </w:r>
-      <w:r>
-        <w:rPr>
-          <w:b w:val="0"/>
-        </w:rPr>
-        <w:t>s. Show the intermediate steps and give the conclusion with its scope.</w:t>
+      <w:r>
+        <w:t>Separate predictions,actual runs and paper traces.</w:t>
       </w:r>
     </w:p>
     <w:p>
       <w:pPr>
-        <w:pStyle w:val="Heading3"/>
-      </w:pPr>
-      <w:r>
-        <w:t>Reasoning to listen for</w:t>
+        <w:pStyle w:val="Heading2"/>
+      </w:pPr>
+      <w:r>
+        <w:t>Complete inputs,expected results and limits</w:t>
       </w:r>
     </w:p>
     <w:p>
       <w:pPr>
         <w:spacing w:line="336" w:lineRule="auto" w:after="180"/>
-        <w:shd w:fill="F1F6FC"/>
       </w:pPr>
       <w:r>
         <w:rPr>
           <w:b w:val="0"/>
         </w:rPr>
-        <w:t>Teacher check: Teacher explanation: There are three query units and12 run measurements. Do not analyse them as12 independent queries.</w:t>
+        <w:t>Main: three query contexts generate twelve measurements. Picture: four plant objects generate twelve views. A valid six/six-view split has no shared plant IDs; moving one P1 view gives five/seven and object leakage for the new-plant goal. These checks do not establish independence or model accuracy.</w:t>
       </w:r>
     </w:p>
     <w:p>
@@ -2183,38 +3629,26 @@
         <w:rPr>
           <w:b w:val="0"/>
         </w:rPr>
-        <w:t xml:space="preserve">Start by identifying the given </w:t>
-      </w:r>
-      <w:r>
-        <w:rPr>
-          <w:b/>
-        </w:rPr>
-        <w:t>input</w:t>
-      </w:r>
-      <w:r>
-        <w:rPr>
-          <w:b w:val="0"/>
-        </w:rPr>
-        <w:t>s together. Leave the intermediate steps blank. If needed, model one step, then withdraw that help on the next step. Move to a full trace only when the partial trace is understood.</w:t>
+        <w:t>Selected case: five classroom assignment units generate five times twenty, or one hundred student measurements, clustered within classrooms. They are not one hundred independent assignments. State the design assumptions and do not claim a real student study.</w:t>
       </w:r>
     </w:p>
     <w:p>
       <w:pPr>
-        <w:spacing w:line="336" w:lineRule="auto" w:after="180"/>
-      </w:pPr>
-      <w:r>
-        <w:rPr>
-          <w:b w:val="0"/>
-        </w:rPr>
-        <w:t>For partners, alternate explainer and checker; collect a response from every learner before discussion.</w:t>
+        <w:pStyle w:val="Heading2"/>
+      </w:pPr>
+      <w:r>
+        <w:t>Diagnose the current misconceptions</w:t>
       </w:r>
     </w:p>
     <w:p>
       <w:pPr>
-        <w:pStyle w:val="Heading3"/>
-      </w:pPr>
-      <w:r>
-        <w:t>Individual reasoning check</w:t>
+        <w:spacing w:line="336" w:lineRule="auto" w:after="180"/>
+      </w:pPr>
+      <w:r>
+        <w:rPr>
+          <w:b w:val="0"/>
+        </w:rPr>
+        <w:t>The worked result establishes every future case: Independence follows design and relationships, not row count.</w:t>
       </w:r>
     </w:p>
     <w:p>
@@ -2225,19 +3659,31 @@
         <w:rPr>
           <w:b w:val="0"/>
         </w:rPr>
-        <w:t xml:space="preserve">Use the worked case for </w:t>
+        <w:t xml:space="preserve">A missing </w:t>
       </w:r>
       <w:r>
         <w:rPr>
           <w:b/>
         </w:rPr>
-        <w:t>Experimental unit</w:t>
+        <w:t>input</w:t>
       </w:r>
       <w:r>
         <w:rPr>
           <w:b w:val="0"/>
         </w:rPr>
-        <w:t>s and independence. Proposed explanation: “The worked result establishes every future case”. Decide whether this explanation is supported.</w:t>
+        <w:t xml:space="preserve"> may be replaced without recording the change: A replacement changes the </w:t>
+      </w:r>
+      <w:r>
+        <w:rPr>
+          <w:b/>
+        </w:rPr>
+        <w:t>evidence</w:t>
+      </w:r>
+      <w:r>
+        <w:rPr>
+          <w:b w:val="0"/>
+        </w:rPr>
+        <w:t xml:space="preserve"> or contract. Record the change and its justification; do not silently turn unknown into a measured value.</w:t>
       </w:r>
     </w:p>
     <w:p>
@@ -2248,317 +3694,62 @@
         <w:rPr>
           <w:b w:val="0"/>
         </w:rPr>
-        <w:t>Point to the step or supplied fact that decides; explain your repair if needed.</w:t>
+        <w:t xml:space="preserve">Repeating an assessed case is new independent </w:t>
+      </w:r>
+      <w:r>
+        <w:rPr>
+          <w:b/>
+        </w:rPr>
+        <w:t>evidence</w:t>
+      </w:r>
+      <w:r>
+        <w:rPr>
+          <w:b w:val="0"/>
+        </w:rPr>
+        <w:t>: A replay checks consistency. An example used for feedback or revision cannot later be described as untouched final evaluation.</w:t>
       </w:r>
     </w:p>
     <w:p>
       <w:pPr>
-        <w:pStyle w:val="Heading3"/>
-      </w:pPr>
-      <w:r>
-        <w:t>Expected repair</w:t>
+        <w:spacing w:line="336" w:lineRule="auto" w:after="180"/>
+      </w:pPr>
+      <w:r>
+        <w:rPr>
+          <w:b w:val="0"/>
+        </w:rPr>
+        <w:t xml:space="preserve">Use Section 9 for the </w:t>
+      </w:r>
+      <w:r>
+        <w:rPr>
+          <w:b/>
+        </w:rPr>
+        <w:t>evidence</w:t>
+      </w:r>
+      <w:r>
+        <w:rPr>
+          <w:b w:val="0"/>
+        </w:rPr>
+        <w:t xml:space="preserve"> ledger. Add a boundary or missing-</w:t>
+      </w:r>
+      <w:r>
+        <w:rPr>
+          <w:b/>
+        </w:rPr>
+        <w:t>input</w:t>
+      </w:r>
+      <w:r>
+        <w:rPr>
+          <w:b w:val="0"/>
+        </w:rPr>
+        <w:t xml:space="preserve"> case and record the expected response before checking. More successful repeats of one case do not establish wider coverage.</w:t>
       </w:r>
     </w:p>
     <w:p>
       <w:pPr>
-        <w:spacing w:line="336" w:lineRule="auto" w:after="180"/>
-        <w:shd w:fill="F1F6FC"/>
-      </w:pPr>
-      <w:r>
-        <w:rPr>
-          <w:b w:val="0"/>
-        </w:rPr>
-        <w:t>Expected correction: Independence follows design and relationships, not row count.</w:t>
-      </w:r>
-    </w:p>
-    <w:p>
-      <w:pPr>
-        <w:spacing w:line="336" w:lineRule="auto" w:after="180"/>
-      </w:pPr>
-      <w:r>
-        <w:rPr>
-          <w:b w:val="0"/>
-        </w:rPr>
-        <w:t>Collect explanations, not only yes/no votes. If a misunderstanding is common, re-model the relevant step for the class.</w:t>
-      </w:r>
-    </w:p>
-    <w:p>
-      <w:pPr>
-        <w:spacing w:line="336" w:lineRule="auto" w:after="180"/>
-      </w:pPr>
-      <w:r>
-        <w:rPr>
-          <w:b w:val="0"/>
-        </w:rPr>
-        <w:t>If it affects a few learners, give a short targeted group explanation while others solve a more demanding variation.</w:t>
-      </w:r>
-    </w:p>
-    <w:p>
-      <w:pPr>
-        <w:pStyle w:val="Heading3"/>
-      </w:pPr>
-      <w:r>
-        <w:t>Pictorial practice question</w:t>
-      </w:r>
-    </w:p>
-    <w:p>
-      <w:pPr>
-        <w:spacing w:line="336" w:lineRule="auto" w:after="180"/>
-      </w:pPr>
-      <w:r>
-        <w:rPr>
-          <w:b w:val="0"/>
-        </w:rPr>
-        <w:t>Count independent plants and photo views. Construct the stated group-correct split, then explain why placing a P1 view in evaluation creates leakage for the new-plant goal.</w:t>
-      </w:r>
-    </w:p>
-    <w:p>
-      <w:pPr>
-        <w:pStyle w:val="Heading3"/>
-      </w:pPr>
-      <w:r>
-        <w:t>Reasoned teacher answer</w:t>
-      </w:r>
-    </w:p>
-    <w:p>
-      <w:pPr>
-        <w:spacing w:line="336" w:lineRule="auto" w:after="180"/>
-      </w:pPr>
-      <w:r>
-        <w:rPr>
-          <w:b w:val="0"/>
-        </w:rPr>
-        <w:t xml:space="preserve">Four plants, not twelve independent plants, generated the </w:t>
-      </w:r>
-      <w:r>
-        <w:rPr>
-          <w:b/>
-        </w:rPr>
-        <w:t>observation</w:t>
-      </w:r>
-      <w:r>
-        <w:rPr>
-          <w:b w:val="0"/>
-        </w:rPr>
-        <w:t xml:space="preserve">s. Assign whole plant IDs to </w:t>
-      </w:r>
-      <w:r>
-        <w:rPr>
-          <w:b/>
-        </w:rPr>
-        <w:t>training</w:t>
-      </w:r>
-      <w:r>
-        <w:rPr>
-          <w:b w:val="0"/>
-        </w:rPr>
-        <w:t xml:space="preserve"> or evaluation. Train on P1,P2 and evaluate on P3,P4: six photos per split.</w:t>
-      </w:r>
-    </w:p>
-    <w:p>
-      <w:pPr>
-        <w:spacing w:line="336" w:lineRule="auto" w:after="180"/>
-      </w:pPr>
-      <w:r>
-        <w:rPr>
-          <w:b w:val="0"/>
-        </w:rPr>
-        <w:t xml:space="preserve">Changed case: Flag object-level leakage for this new-plant target. Evaluation now includes a plant already represented during </w:t>
-      </w:r>
-      <w:r>
-        <w:rPr>
-          <w:b/>
-        </w:rPr>
-        <w:t>training</w:t>
-      </w:r>
-      <w:r>
-        <w:rPr>
-          <w:b w:val="0"/>
-        </w:rPr>
-        <w:t>.</w:t>
-      </w:r>
-    </w:p>
-    <w:p>
-      <w:pPr>
-        <w:spacing w:line="336" w:lineRule="auto" w:after="180"/>
-      </w:pPr>
-      <w:r>
-        <w:rPr>
-          <w:b w:val="0"/>
-        </w:rPr>
-        <w:t xml:space="preserve">Changed-case reasoning: Flag object-level leakage for this new-plant target. Evaluation now includes a plant already represented during </w:t>
-      </w:r>
-      <w:r>
-        <w:rPr>
-          <w:b/>
-        </w:rPr>
-        <w:t>training</w:t>
-      </w:r>
-      <w:r>
-        <w:rPr>
-          <w:b w:val="0"/>
-        </w:rPr>
-        <w:t>.</w:t>
-      </w:r>
-    </w:p>
-    <w:p>
-      <w:pPr>
-        <w:spacing w:line="336" w:lineRule="auto" w:after="180"/>
-      </w:pPr>
-      <w:r>
-        <w:rPr>
-          <w:b w:val="0"/>
-        </w:rPr>
-        <w:t xml:space="preserve">Collect each learner’s explanation before discussion. Use the first missing connection between </w:t>
-      </w:r>
-      <w:r>
-        <w:rPr>
-          <w:b/>
-        </w:rPr>
-        <w:t>input</w:t>
-      </w:r>
-      <w:r>
-        <w:rPr>
-          <w:b w:val="0"/>
-        </w:rPr>
-        <w:t xml:space="preserve">, deciding step and result to choose support. This question is worked-case practice, not fresh mastery </w:t>
-      </w:r>
-      <w:r>
-        <w:rPr>
-          <w:b/>
-        </w:rPr>
-        <w:t>evidence</w:t>
-      </w:r>
-      <w:r>
-        <w:rPr>
-          <w:b w:val="0"/>
-        </w:rPr>
-        <w:t>.</w:t>
-      </w:r>
-    </w:p>
-    <w:p>
-      <w:pPr>
-        <w:pStyle w:val="Heading1"/>
-      </w:pPr>
-      <w:r>
-        <w:t>04. Run the investigation and diagnose misconceptions</w:t>
-      </w:r>
-    </w:p>
-    <w:p>
-      <w:r>
-        <w:t>Run the Experimental units and independence investigation and use the first unsupported step to choose a teaching response.</w:t>
-      </w:r>
-    </w:p>
-    <w:p>
-      <w:pPr>
-        <w:spacing w:line="336" w:lineRule="auto" w:after="180"/>
-      </w:pPr>
-      <w:r>
-        <w:rPr>
-          <w:b w:val="0"/>
-        </w:rPr>
-        <w:t>The worked result establishes every future case: Independence follows design and relationships, not row count.</w:t>
-      </w:r>
-    </w:p>
-    <w:p>
-      <w:pPr>
-        <w:spacing w:line="336" w:lineRule="auto" w:after="180"/>
-      </w:pPr>
-      <w:r>
-        <w:rPr>
-          <w:b w:val="0"/>
-        </w:rPr>
-        <w:t xml:space="preserve">A missing </w:t>
-      </w:r>
-      <w:r>
-        <w:rPr>
-          <w:b/>
-        </w:rPr>
-        <w:t>input</w:t>
-      </w:r>
-      <w:r>
-        <w:rPr>
-          <w:b w:val="0"/>
-        </w:rPr>
-        <w:t xml:space="preserve"> may be replaced without recording the change: A replacement changes the </w:t>
-      </w:r>
-      <w:r>
-        <w:rPr>
-          <w:b/>
-        </w:rPr>
-        <w:t>evidence</w:t>
-      </w:r>
-      <w:r>
-        <w:rPr>
-          <w:b w:val="0"/>
-        </w:rPr>
-        <w:t xml:space="preserve"> or contract. Record the change and its justification; do not silently turn unknown into a measured value.</w:t>
-      </w:r>
-    </w:p>
-    <w:p>
-      <w:pPr>
-        <w:spacing w:line="336" w:lineRule="auto" w:after="180"/>
-      </w:pPr>
-      <w:r>
-        <w:rPr>
-          <w:b w:val="0"/>
-        </w:rPr>
-        <w:t xml:space="preserve">Repeating an assessed case is new independent </w:t>
-      </w:r>
-      <w:r>
-        <w:rPr>
-          <w:b/>
-        </w:rPr>
-        <w:t>evidence</w:t>
-      </w:r>
-      <w:r>
-        <w:rPr>
-          <w:b w:val="0"/>
-        </w:rPr>
-        <w:t>: A replay checks consistency. An example used for feedback or revision cannot later be described as untouched final evaluation.</w:t>
-      </w:r>
-    </w:p>
-    <w:p>
-      <w:pPr>
-        <w:spacing w:line="336" w:lineRule="auto" w:after="180"/>
-      </w:pPr>
-      <w:r>
-        <w:rPr>
-          <w:b w:val="0"/>
-        </w:rPr>
-        <w:t xml:space="preserve">Use Section 9 for the </w:t>
-      </w:r>
-      <w:r>
-        <w:rPr>
-          <w:b/>
-        </w:rPr>
-        <w:t>evidence</w:t>
-      </w:r>
-      <w:r>
-        <w:rPr>
-          <w:b w:val="0"/>
-        </w:rPr>
-        <w:t xml:space="preserve"> ledger. Add a boundary or missing-</w:t>
-      </w:r>
-      <w:r>
-        <w:rPr>
-          <w:b/>
-        </w:rPr>
-        <w:t>input</w:t>
-      </w:r>
-      <w:r>
-        <w:rPr>
-          <w:b w:val="0"/>
-        </w:rPr>
-        <w:t xml:space="preserve"> case and record the expected response before checking. More successful repeats of one case do not establish wider coverage.</w:t>
-      </w:r>
-    </w:p>
-    <w:p>
-      <w:pPr>
-        <w:pStyle w:val="Heading3"/>
-      </w:pPr>
-      <w:r>
-        <w:t>Match the support to the first error</w:t>
+        <w:pStyle w:val="Heading2"/>
+      </w:pPr>
+      <w:r>
+        <w:t>Choose accessible support</w:t>
       </w:r>
     </w:p>
     <w:tbl>
@@ -2731,573 +3922,69 @@
     </w:p>
     <w:p>
       <w:pPr>
-        <w:pStyle w:val="Heading1"/>
-      </w:pPr>
-      <w:r>
-        <w:t>05. Assess and explain the answers</w:t>
+        <w:pStyle w:val="Heading2"/>
+      </w:pPr>
+      <w:r>
+        <w:t>Earlier wording, alternatives and picture transcripts · reference / check after trying</w:t>
       </w:r>
     </w:p>
     <w:p>
-      <w:r>
-        <w:t>Use the Experimental units and independence questions, teacher keys and criteria after the relevant attempts. Previously discussed cases are practice; protect the separately selected independent task.</w:t>
+      <w:pPr>
+        <w:pStyle w:val="Heading3"/>
+      </w:pPr>
+      <w:r>
+        <w:t>Match the support to the first error</w:t>
       </w:r>
     </w:p>
     <w:p>
       <w:pPr>
-        <w:pStyle w:val="Heading3"/>
-      </w:pPr>
-      <w:r>
-        <w:t>Guided and exit questions</w:t>
+        <w:pStyle w:val="Heading1"/>
+      </w:pPr>
+      <w:r>
+        <w:t>05. Assess the new research scenario</w:t>
       </w:r>
     </w:p>
     <w:p>
-      <w:pPr>
-        <w:spacing w:line="336" w:lineRule="auto" w:after="180"/>
-      </w:pPr>
-      <w:r>
-        <w:rPr>
-          <w:b w:val="0"/>
-        </w:rPr>
-        <w:t>Guided: There are three query units and12 run measurements. Do not analyse them as12 independent queries. Qualification: Independence follows design and relationships, not row count.</w:t>
+      <w:r>
+        <w:t>Keep the selected answer private until after a first attempt.</w:t>
       </w:r>
     </w:p>
     <w:p>
       <w:pPr>
-        <w:spacing w:line="336" w:lineRule="auto" w:after="180"/>
-      </w:pPr>
-      <w:r>
-        <w:rPr>
-          <w:b w:val="0"/>
-        </w:rPr>
-        <w:t xml:space="preserve">Exit: accept a concrete variation with its predicted outcome and a stated condition that would challenge the </w:t>
-      </w:r>
-      <w:r>
-        <w:rPr>
-          <w:b/>
-        </w:rPr>
-        <w:t>mechanism</w:t>
-      </w:r>
-      <w:r>
-        <w:rPr>
-          <w:b w:val="0"/>
-        </w:rPr>
-        <w:t xml:space="preserve">; reject a claim resting on unmeasured </w:t>
-      </w:r>
-      <w:r>
-        <w:rPr>
-          <w:b/>
-        </w:rPr>
-        <w:t>evidence</w:t>
-      </w:r>
-      <w:r>
-        <w:rPr>
-          <w:b w:val="0"/>
-        </w:rPr>
-        <w:t>.</w:t>
+        <w:pStyle w:val="Heading2"/>
+      </w:pPr>
+      <w:r>
+        <w:t>Selected independent task and checked answer</w:t>
       </w:r>
     </w:p>
     <w:p>
       <w:pPr>
-        <w:pStyle w:val="Heading3"/>
-      </w:pPr>
-      <w:r>
-        <w:t>W1 Explain the mechanism</w:t>
+        <w:spacing w:line="336" w:lineRule="auto" w:after="180"/>
+      </w:pPr>
+      <w:r>
+        <w:rPr>
+          <w:b w:val="0"/>
+        </w:rPr>
+        <w:t>Selected case: Five classrooms each contribute 20 student responses under a classroom-level assignment. Identify assignment units and measurements.</w:t>
       </w:r>
     </w:p>
     <w:p>
       <w:pPr>
-        <w:pStyle w:val="Heading3"/>
-      </w:pPr>
-      <w:r>
-        <w:t>Workbook question · W1</w:t>
+        <w:spacing w:line="336" w:lineRule="auto" w:after="180"/>
+      </w:pPr>
+      <w:r>
+        <w:rPr>
+          <w:b w:val="0"/>
+        </w:rPr>
+        <w:t>Teacher explanation: Five assignment units; 100 student measurements are clustered within them. Treating all 100 as independent assignments is unjustified.</w:t>
       </w:r>
     </w:p>
     <w:p>
       <w:pPr>
-        <w:spacing w:line="336" w:lineRule="auto" w:after="180"/>
-        <w:shd w:fill="F5F1FB"/>
-      </w:pPr>
-      <w:r>
-        <w:rPr>
-          <w:b w:val="0"/>
-        </w:rPr>
-        <w:t xml:space="preserve">Explain the weekly </w:t>
-      </w:r>
-      <w:r>
-        <w:rPr>
-          <w:b/>
-        </w:rPr>
-        <w:t>mechanism</w:t>
-      </w:r>
-      <w:r>
-        <w:rPr>
-          <w:b w:val="0"/>
-        </w:rPr>
-        <w:t xml:space="preserve"> in your own words. Use the worked scenario to name its </w:t>
-      </w:r>
-      <w:r>
-        <w:rPr>
-          <w:b/>
-        </w:rPr>
-        <w:t>input</w:t>
-      </w:r>
-      <w:r>
-        <w:rPr>
-          <w:b w:val="0"/>
-        </w:rPr>
-        <w:t xml:space="preserve">, decision rule and </w:t>
-      </w:r>
-      <w:r>
-        <w:rPr>
-          <w:b/>
-        </w:rPr>
-        <w:t>output</w:t>
-      </w:r>
-      <w:r>
-        <w:rPr>
-          <w:b w:val="0"/>
-        </w:rPr>
-        <w:t>.</w:t>
-      </w:r>
-    </w:p>
-    <w:p>
-      <w:pPr>
-        <w:pStyle w:val="Heading3"/>
-      </w:pPr>
-      <w:r>
-        <w:t>Teacher reasoning · W1</w:t>
-      </w:r>
-    </w:p>
-    <w:p>
-      <w:pPr>
-        <w:spacing w:line="336" w:lineRule="auto" w:after="180"/>
-        <w:shd w:fill="F1F6FC"/>
-      </w:pPr>
-      <w:r>
-        <w:rPr>
-          <w:b w:val="0"/>
-        </w:rPr>
-        <w:t xml:space="preserve">Teacher explanation: The </w:t>
-      </w:r>
-      <w:r>
-        <w:rPr>
-          <w:b/>
-        </w:rPr>
-        <w:t>experimental unit</w:t>
-      </w:r>
-      <w:r>
-        <w:rPr>
-          <w:b w:val="0"/>
-        </w:rPr>
-        <w:t xml:space="preserve"> is the independently assigned or sampled entity. Multiple measurements from one unit are often related. If methods are compared within each query, queries are paired units.</w:t>
-      </w:r>
-    </w:p>
-    <w:p>
-      <w:pPr>
-        <w:spacing w:line="336" w:lineRule="auto" w:after="180"/>
-        <w:shd w:fill="F1F6FC"/>
-      </w:pPr>
-      <w:r>
-        <w:rPr>
-          <w:b w:val="0"/>
-        </w:rPr>
-        <w:t>Repeated runs within a query estimate run variation but do not increase the number of independent query contexts.</w:t>
-      </w:r>
-    </w:p>
-    <w:p>
-      <w:pPr>
-        <w:pStyle w:val="Heading3"/>
-      </w:pPr>
-      <w:r>
-        <w:t>W2 Trace the worked case</w:t>
-      </w:r>
-    </w:p>
-    <w:p>
-      <w:pPr>
-        <w:pStyle w:val="Heading3"/>
-      </w:pPr>
-      <w:r>
-        <w:t>Workbook question · W2</w:t>
-      </w:r>
-    </w:p>
-    <w:p>
-      <w:pPr>
-        <w:spacing w:line="336" w:lineRule="auto" w:after="180"/>
-        <w:shd w:fill="F5F1FB"/>
-      </w:pPr>
-      <w:r>
-        <w:rPr>
-          <w:b w:val="0"/>
-        </w:rPr>
-        <w:t xml:space="preserve">Three queries each run four times produce12 </w:t>
-      </w:r>
-      <w:r>
-        <w:rPr>
-          <w:b/>
-        </w:rPr>
-        <w:t>output</w:t>
-      </w:r>
-      <w:r>
-        <w:rPr>
-          <w:b w:val="0"/>
-        </w:rPr>
-        <w:t>s. Show the intermediate steps and give the conclusion with its scope.</w:t>
-      </w:r>
-    </w:p>
-    <w:p>
-      <w:pPr>
-        <w:pStyle w:val="Heading3"/>
-      </w:pPr>
-      <w:r>
-        <w:t>Teacher reasoning · W2</w:t>
-      </w:r>
-    </w:p>
-    <w:p>
-      <w:pPr>
-        <w:spacing w:line="336" w:lineRule="auto" w:after="180"/>
-        <w:shd w:fill="F1F6FC"/>
-      </w:pPr>
-      <w:r>
-        <w:rPr>
-          <w:b w:val="0"/>
-        </w:rPr>
-        <w:t>Teacher explanation: There are three query units and12 run measurements. Do not analyse them as12 independent queries.</w:t>
-      </w:r>
-    </w:p>
-    <w:p>
-      <w:pPr>
-        <w:pStyle w:val="Heading3"/>
-      </w:pPr>
-      <w:r>
-        <w:t>W3 Audit the limit</w:t>
-      </w:r>
-    </w:p>
-    <w:p>
-      <w:pPr>
-        <w:pStyle w:val="Heading3"/>
-      </w:pPr>
-      <w:r>
-        <w:t>Workbook question · W3</w:t>
-      </w:r>
-    </w:p>
-    <w:p>
-      <w:pPr>
-        <w:spacing w:line="336" w:lineRule="auto" w:after="180"/>
-        <w:shd w:fill="F5F1FB"/>
-      </w:pPr>
-      <w:r>
-        <w:rPr>
-          <w:b w:val="0"/>
-        </w:rPr>
-        <w:t>A report omits this qualification: Independence follows design and relationships, not row count. Explain how omitting it could change a reader's interpretation, and write an accurate replacement.</w:t>
-      </w:r>
-    </w:p>
-    <w:p>
-      <w:pPr>
-        <w:pStyle w:val="Heading3"/>
-      </w:pPr>
-      <w:r>
-        <w:t>Teacher reasoning · W3</w:t>
-      </w:r>
-    </w:p>
-    <w:p>
-      <w:pPr>
-        <w:spacing w:line="336" w:lineRule="auto" w:after="180"/>
-        <w:shd w:fill="F1F6FC"/>
-      </w:pPr>
-      <w:r>
-        <w:rPr>
-          <w:b w:val="0"/>
-        </w:rPr>
-        <w:t>Teacher explanation: Independence follows design and relationships, not row count.</w:t>
-      </w:r>
-    </w:p>
-    <w:p>
-      <w:pPr>
-        <w:spacing w:line="336" w:lineRule="auto" w:after="180"/>
-        <w:shd w:fill="F1F6FC"/>
-      </w:pPr>
-      <w:r>
-        <w:rPr>
-          <w:b w:val="0"/>
-        </w:rPr>
-        <w:t xml:space="preserve">State the observed result separately from the unverified or out-of-scope claim; preserve the original </w:t>
-      </w:r>
-      <w:r>
-        <w:rPr>
-          <w:b/>
-        </w:rPr>
-        <w:t>evidence</w:t>
-      </w:r>
-      <w:r>
-        <w:rPr>
-          <w:b w:val="0"/>
-        </w:rPr>
-        <w:t xml:space="preserve"> rather than inventing a missing fact.</w:t>
-      </w:r>
-    </w:p>
-    <w:p>
-      <w:pPr>
-        <w:pStyle w:val="Heading3"/>
-      </w:pPr>
-      <w:r>
-        <w:t>W4 Apply a new case independently</w:t>
-      </w:r>
-    </w:p>
-    <w:p>
-      <w:pPr>
-        <w:pStyle w:val="Heading3"/>
-      </w:pPr>
-      <w:r>
-        <w:t>Workbook question · W4</w:t>
-      </w:r>
-    </w:p>
-    <w:p>
-      <w:pPr>
-        <w:spacing w:line="336" w:lineRule="auto" w:after="180"/>
-        <w:shd w:fill="F5F1FB"/>
-      </w:pPr>
-      <w:r>
-        <w:rPr>
-          <w:b w:val="0"/>
-        </w:rPr>
-        <w:t>Five classrooms each contribute20 student responses under a classroom-level assignment. Identify assignment units and measurements.</w:t>
-      </w:r>
-    </w:p>
-    <w:p>
-      <w:pPr>
-        <w:pStyle w:val="Heading3"/>
-      </w:pPr>
-      <w:r>
-        <w:t>Teacher reasoning · W4</w:t>
-      </w:r>
-    </w:p>
-    <w:p>
-      <w:pPr>
-        <w:spacing w:line="336" w:lineRule="auto" w:after="180"/>
-        <w:shd w:fill="F1F6FC"/>
-      </w:pPr>
-      <w:r>
-        <w:rPr>
-          <w:b w:val="0"/>
-        </w:rPr>
-        <w:t>Teacher explanation: Five assignment units; 100 student measurements are clustered within them. Treating all100 as independent assignments is unjustified.</w:t>
-      </w:r>
-    </w:p>
-    <w:p>
-      <w:pPr>
-        <w:pStyle w:val="Heading3"/>
-      </w:pPr>
-      <w:r>
-        <w:t>W5 Design a revealing follow-up</w:t>
-      </w:r>
-    </w:p>
-    <w:p>
-      <w:pPr>
-        <w:pStyle w:val="Heading3"/>
-      </w:pPr>
-      <w:r>
-        <w:t>Workbook question · W5</w:t>
-      </w:r>
-    </w:p>
-    <w:p>
-      <w:pPr>
-        <w:spacing w:line="336" w:lineRule="auto" w:after="180"/>
-        <w:shd w:fill="F5F1FB"/>
-      </w:pPr>
-      <w:r>
-        <w:rPr>
-          <w:b w:val="0"/>
-        </w:rPr>
-        <w:t>For the worked scenario, propose one additional case that could reveal a failure, describe its expected outcome before running it, and explain what would need to remain fixed for a fair comparison.</w:t>
-      </w:r>
-    </w:p>
-    <w:p>
-      <w:pPr>
-        <w:spacing w:line="336" w:lineRule="auto" w:after="180"/>
-        <w:shd w:fill="F5F1FB"/>
-      </w:pPr>
-      <w:r>
-        <w:rPr>
-          <w:b w:val="0"/>
-        </w:rPr>
-        <w:t>Do not reuse W4 as a new final test after receiving feedback.</w:t>
-      </w:r>
-    </w:p>
-    <w:p>
-      <w:pPr>
-        <w:pStyle w:val="Heading3"/>
-      </w:pPr>
-      <w:r>
-        <w:t>Teacher reasoning · W5</w:t>
-      </w:r>
-    </w:p>
-    <w:p>
-      <w:pPr>
-        <w:spacing w:line="336" w:lineRule="auto" w:after="180"/>
-        <w:shd w:fill="F1F6FC"/>
-      </w:pPr>
-      <w:r>
-        <w:rPr>
-          <w:b w:val="0"/>
-        </w:rPr>
-        <w:t xml:space="preserve">Teacher explanation: Accept a concrete variant of the worked </w:t>
-      </w:r>
-      <w:r>
-        <w:rPr>
-          <w:b/>
-        </w:rPr>
-        <w:t>input</w:t>
-      </w:r>
-      <w:r>
-        <w:rPr>
-          <w:b w:val="0"/>
-        </w:rPr>
-        <w:t xml:space="preserve"> or a missing/conflicting/boundary condition, with an expectation derived from the declared procedure.</w:t>
-      </w:r>
-    </w:p>
-    <w:p>
-      <w:pPr>
-        <w:spacing w:line="336" w:lineRule="auto" w:after="180"/>
-        <w:shd w:fill="F1F6FC"/>
-      </w:pPr>
-      <w:r>
-        <w:rPr>
-          <w:b w:val="0"/>
-        </w:rPr>
-        <w:t xml:space="preserve">Require preserved settings, original </w:t>
-      </w:r>
-      <w:r>
-        <w:rPr>
-          <w:b/>
-        </w:rPr>
-        <w:t>output</w:t>
-      </w:r>
-      <w:r>
-        <w:rPr>
-          <w:b w:val="0"/>
-        </w:rPr>
-        <w:t xml:space="preserve">s and data roles. Independence follows design and relationships, not row count. The new case should test this particular </w:t>
-      </w:r>
-      <w:r>
-        <w:rPr>
-          <w:b/>
-        </w:rPr>
-        <w:t>mechanism</w:t>
-      </w:r>
-      <w:r>
-        <w:rPr>
-          <w:b w:val="0"/>
-        </w:rPr>
-        <w:t xml:space="preserve"> rather than merely restate the original result.</w:t>
-      </w:r>
-    </w:p>
-    <w:p>
-      <w:pPr>
-        <w:pStyle w:val="Heading3"/>
-      </w:pPr>
-      <w:r>
-        <w:t>Independent assessment and fresh retry</w:t>
-      </w:r>
-    </w:p>
-    <w:p>
-      <w:pPr>
-        <w:pStyle w:val="Heading3"/>
-      </w:pPr>
-      <w:r>
-        <w:t>Teacher key · Independent assessment and fresh retry</w:t>
-      </w:r>
-    </w:p>
-    <w:p>
-      <w:pPr>
-        <w:spacing w:line="336" w:lineRule="auto" w:after="180"/>
-        <w:shd w:fill="F1F6FC"/>
-      </w:pPr>
-      <w:r>
-        <w:rPr>
-          <w:b w:val="0"/>
-        </w:rPr>
-        <w:t>W4: Five assignment units; 100 student measurements are clustered within them. Treating all100 as independent assignments is unjustified. Require intermediate reasoning and the stated scope.</w:t>
-      </w:r>
-    </w:p>
-    <w:p>
-      <w:pPr>
-        <w:spacing w:line="336" w:lineRule="auto" w:after="180"/>
-        <w:shd w:fill="F1F6FC"/>
-      </w:pPr>
-      <w:r>
-        <w:rPr>
-          <w:b w:val="0"/>
-        </w:rPr>
-        <w:t>Fresh retry: Four documents each yield three overlapping chunks. Expected reasoning: Four source documents, twelve related chunks. Chunk duplication does not create independent sources.</w:t>
-      </w:r>
-    </w:p>
-    <w:p>
-      <w:pPr>
-        <w:spacing w:line="336" w:lineRule="auto" w:after="180"/>
-        <w:shd w:fill="F1F6FC"/>
-      </w:pPr>
-      <w:r>
-        <w:rPr>
-          <w:b w:val="0"/>
-        </w:rPr>
-        <w:t>If students need support, record it and reassess with another new case rather than awarding independence to a copied answer.</w:t>
-      </w:r>
-    </w:p>
-    <w:p>
-      <w:pPr>
-        <w:pStyle w:val="Heading3"/>
-      </w:pPr>
-      <w:r>
-        <w:t>Assess independent transfer</w:t>
-      </w:r>
-    </w:p>
-    <w:p>
-      <w:pPr>
-        <w:pStyle w:val="Heading3"/>
-      </w:pPr>
-      <w:r>
-        <w:t>Independent question · withhold the key</w:t>
-      </w:r>
-    </w:p>
-    <w:p>
-      <w:pPr>
-        <w:spacing w:line="336" w:lineRule="auto" w:after="180"/>
-        <w:shd w:fill="F5F1FB"/>
-      </w:pPr>
-      <w:r>
-        <w:rPr>
-          <w:b w:val="0"/>
-        </w:rPr>
-        <w:t>Selected case: Five classrooms each contribute20 student responses under a classroom-level assignment. Identify assignment units and measurements.</w:t>
-      </w:r>
-    </w:p>
-    <w:p>
-      <w:pPr>
-        <w:pStyle w:val="Heading3"/>
-      </w:pPr>
-      <w:r>
-        <w:t>Selected case answer</w:t>
-      </w:r>
-    </w:p>
-    <w:p>
-      <w:pPr>
-        <w:pStyle w:val="Heading3"/>
-      </w:pPr>
-      <w:r>
-        <w:t>Teacher key · Selected case answer</w:t>
-      </w:r>
-    </w:p>
-    <w:p>
-      <w:pPr>
-        <w:spacing w:line="336" w:lineRule="auto" w:after="180"/>
-        <w:shd w:fill="F1F6FC"/>
-      </w:pPr>
-      <w:r>
-        <w:rPr>
-          <w:b w:val="0"/>
-        </w:rPr>
-        <w:t>Teacher explanation: Five assignment units; 100 student measurements are clustered within them. Treating all100 as independent assignments is unjustified.</w:t>
+        <w:pStyle w:val="Heading2"/>
+      </w:pPr>
+      <w:r>
+        <w:t>Judge explanation,trace and limits</w:t>
       </w:r>
     </w:p>
     <w:tbl>
@@ -3404,54 +4091,55 @@
     </w:tbl>
     <w:p>
       <w:pPr>
-        <w:pStyle w:val="Heading3"/>
-      </w:pPr>
-      <w:r>
-        <w:t>Teacher key · Selected case answer</w:t>
+        <w:spacing w:line="336" w:lineRule="auto" w:after="180"/>
+      </w:pPr>
+      <w:r>
+        <w:rPr>
+          <w:b w:val="0"/>
+        </w:rPr>
+        <w:t>Record each dimension as not yet, with support, or independent. Accept a valid alternative procedure with a defensible trace.</w:t>
       </w:r>
     </w:p>
     <w:p>
       <w:pPr>
         <w:spacing w:line="336" w:lineRule="auto" w:after="180"/>
-        <w:shd w:fill="F1F6FC"/>
       </w:pPr>
       <w:r>
         <w:rPr>
           <w:b w:val="0"/>
         </w:rPr>
-        <w:t>Record each dimension as not yet, with support, or independent. Accept a valid alternative procedure with a defensible trace.</w:t>
+        <w:t xml:space="preserve">Do not penalise an honestly recorded model failure if the learner correctly explains its </w:t>
+      </w:r>
+      <w:r>
+        <w:rPr>
+          <w:b/>
+        </w:rPr>
+        <w:t>evidence</w:t>
+      </w:r>
+      <w:r>
+        <w:rPr>
+          <w:b w:val="0"/>
+        </w:rPr>
+        <w:t xml:space="preserve"> and limits.</w:t>
       </w:r>
     </w:p>
     <w:p>
       <w:pPr>
-        <w:spacing w:line="336" w:lineRule="auto" w:after="180"/>
-        <w:shd w:fill="F1F6FC"/>
-      </w:pPr>
-      <w:r>
-        <w:rPr>
-          <w:b w:val="0"/>
-        </w:rPr>
-        <w:t xml:space="preserve">Do not penalise an honestly recorded model failure if the learner correctly explains its </w:t>
-      </w:r>
-      <w:r>
-        <w:rPr>
-          <w:b/>
-        </w:rPr>
-        <w:t>evidence</w:t>
-      </w:r>
-      <w:r>
-        <w:rPr>
-          <w:b w:val="0"/>
-        </w:rPr>
-        <w:t xml:space="preserve"> and limits.</w:t>
+        <w:pStyle w:val="Heading2"/>
+      </w:pPr>
+      <w:r>
+        <w:t>Give one usable repair</w:t>
       </w:r>
     </w:p>
     <w:p>
       <w:pPr>
-        <w:pStyle w:val="Heading3"/>
-      </w:pPr>
-      <w:r>
-        <w:t>Feedback that the learner uses</w:t>
+        <w:spacing w:line="336" w:lineRule="auto" w:after="180"/>
+      </w:pPr>
+      <w:r>
+        <w:rPr>
+          <w:b w:val="0"/>
+        </w:rPr>
+        <w:t>Name the earliest unsupported step and give one action to repair it. Have the learner make that repair now and explain why. Then assess the relevant skill on a fresh, fully specified case.</w:t>
       </w:r>
     </w:p>
     <w:p>
@@ -3462,90 +4150,93 @@
         <w:rPr>
           <w:b w:val="0"/>
         </w:rPr>
-        <w:t>Name the earliest unsupported step and give one action to repair it. Have the learner make that repair now and explain why. Then assess the relevant skill on a fresh, fully specified case.</w:t>
+        <w:t>Confirm it was not previously practised with feedback; solve and check the new case before assigning it. A follow-up design prompt is a starting brief, not automatically an equivalent test.</w:t>
       </w:r>
     </w:p>
     <w:p>
       <w:pPr>
-        <w:spacing w:line="336" w:lineRule="auto" w:after="180"/>
-      </w:pPr>
-      <w:r>
-        <w:rPr>
-          <w:b w:val="0"/>
-        </w:rPr>
-        <w:t>Confirm it was not previously practised with feedback; solve and check the new case before assigning it. A follow-up design prompt is a starting brief, not automatically an equivalent test.</w:t>
+        <w:pStyle w:val="Heading2"/>
+      </w:pPr>
+      <w:r>
+        <w:t>W1 Explain the mechanism</w:t>
       </w:r>
     </w:p>
     <w:p>
       <w:pPr>
-        <w:pStyle w:val="Heading1"/>
-      </w:pPr>
-      <w:r>
-        <w:t>06. Connect the project, support and next lesson</w:t>
+        <w:spacing w:line="336" w:lineRule="auto" w:after="180"/>
+      </w:pPr>
+      <w:r>
+        <w:rPr>
+          <w:b w:val="0"/>
+        </w:rPr>
+        <w:t xml:space="preserve">Explain the weekly </w:t>
+      </w:r>
+      <w:r>
+        <w:rPr>
+          <w:b/>
+        </w:rPr>
+        <w:t>mechanism</w:t>
+      </w:r>
+      <w:r>
+        <w:rPr>
+          <w:b w:val="0"/>
+        </w:rPr>
+        <w:t xml:space="preserve"> in your own words. Use the worked scenario to name its </w:t>
+      </w:r>
+      <w:r>
+        <w:rPr>
+          <w:b/>
+        </w:rPr>
+        <w:t>input</w:t>
+      </w:r>
+      <w:r>
+        <w:rPr>
+          <w:b w:val="0"/>
+        </w:rPr>
+        <w:t xml:space="preserve">, decision rule and </w:t>
+      </w:r>
+      <w:r>
+        <w:rPr>
+          <w:b/>
+        </w:rPr>
+        <w:t>output</w:t>
+      </w:r>
+      <w:r>
+        <w:rPr>
+          <w:b w:val="0"/>
+        </w:rPr>
+        <w:t>.</w:t>
       </w:r>
     </w:p>
     <w:p>
-      <w:r>
-        <w:t>Connect Experimental units and independence to Reproducible AI Research Study, adapt support and plan a later changed-case check.</w:t>
+      <w:pPr>
+        <w:spacing w:line="336" w:lineRule="auto" w:after="180"/>
+      </w:pPr>
+      <w:r>
+        <w:rPr>
+          <w:b w:val="0"/>
+        </w:rPr>
+        <w:t xml:space="preserve">Teacher explanation: An </w:t>
+      </w:r>
+      <w:r>
+        <w:rPr>
+          <w:b/>
+        </w:rPr>
+        <w:t>experimental unit</w:t>
+      </w:r>
+      <w:r>
+        <w:rPr>
+          <w:b w:val="0"/>
+        </w:rPr>
+        <w:t xml:space="preserve"> is the entity assigned a treatment in the study design. Name sampling units and measurement units separately; repeated measurements from one unit may be related. If methods are compared within each query, queries are paired units. Repeated runs within a query estimate run variation but do not increase the number of independent query contexts.</w:t>
       </w:r>
     </w:p>
     <w:p>
       <w:pPr>
-        <w:spacing w:line="336" w:lineRule="auto" w:after="180"/>
-      </w:pPr>
-      <w:r>
-        <w:rPr>
-          <w:b w:val="0"/>
-        </w:rPr>
-        <w:t xml:space="preserve">Add a labelled </w:t>
-      </w:r>
-      <w:r>
-        <w:rPr>
-          <w:b/>
-        </w:rPr>
-        <w:t>experimental unit</w:t>
-      </w:r>
-      <w:r>
-        <w:rPr>
-          <w:b w:val="0"/>
-        </w:rPr>
-        <w:t xml:space="preserve">s and independence </w:t>
-      </w:r>
-      <w:r>
-        <w:rPr>
-          <w:b/>
-        </w:rPr>
-        <w:t>evidence</w:t>
-      </w:r>
-      <w:r>
-        <w:rPr>
-          <w:b w:val="0"/>
-        </w:rPr>
-        <w:t xml:space="preserve"> sheet to Reproducible AI Research Study. Show how you can explain the </w:t>
-      </w:r>
-      <w:r>
-        <w:rPr>
-          <w:b/>
-        </w:rPr>
-        <w:t>mechanism</w:t>
-      </w:r>
-      <w:r>
-        <w:rPr>
-          <w:b w:val="0"/>
-        </w:rPr>
-        <w:t xml:space="preserve"> and terminology of </w:t>
-      </w:r>
-      <w:r>
-        <w:rPr>
-          <w:b/>
-        </w:rPr>
-        <w:t>experimental unit</w:t>
-      </w:r>
-      <w:r>
-        <w:rPr>
-          <w:b w:val="0"/>
-        </w:rPr>
-        <w:t>s and independence.</w:t>
+        <w:pStyle w:val="Heading2"/>
+      </w:pPr>
+      <w:r>
+        <w:t>W2 Trace the worked case</w:t>
       </w:r>
     </w:p>
     <w:p>
@@ -3556,31 +4247,19 @@
         <w:rPr>
           <w:b w:val="0"/>
         </w:rPr>
-        <w:t xml:space="preserve">Use the supplied fictional case and keep its </w:t>
+        <w:t xml:space="preserve">Three queries each run four times produce 12 </w:t>
       </w:r>
       <w:r>
         <w:rPr>
           <w:b/>
         </w:rPr>
-        <w:t>input</w:t>
+        <w:t>output</w:t>
       </w:r>
       <w:r>
         <w:rPr>
           <w:b w:val="0"/>
         </w:rPr>
-        <w:t xml:space="preserve">s, intermediate steps, calculation or </w:t>
-      </w:r>
-      <w:r>
-        <w:rPr>
-          <w:b/>
-        </w:rPr>
-        <w:t>prediction</w:t>
-      </w:r>
-      <w:r>
-        <w:rPr>
-          <w:b w:val="0"/>
-        </w:rPr>
-        <w:t>, and limitation. Connect this record to last week’s record; a matching answer without a trace is insufficient.</w:t>
+        <w:t>s. Show the intermediate steps and give the conclusion with its scope.</w:t>
       </w:r>
     </w:p>
     <w:p>
@@ -3591,42 +4270,15 @@
         <w:rPr>
           <w:b w:val="0"/>
         </w:rPr>
-        <w:t xml:space="preserve">Provide an </w:t>
-      </w:r>
-      <w:r>
-        <w:rPr>
-          <w:b/>
-        </w:rPr>
-        <w:t>input</w:t>
-      </w:r>
-      <w:r>
-        <w:rPr>
-          <w:b w:val="0"/>
-        </w:rPr>
-        <w:t>/procedure/result/limit frame and a calculator when needed. Ask students to identify the first step before completing the whole trace.</w:t>
+        <w:t>Teacher explanation: There are three query units and 12 run measurements. Do not analyse them as 12 independent queries.</w:t>
       </w:r>
     </w:p>
     <w:p>
       <w:pPr>
-        <w:spacing w:line="336" w:lineRule="auto" w:after="180"/>
-      </w:pPr>
-      <w:r>
-        <w:rPr>
-          <w:b w:val="0"/>
-        </w:rPr>
-        <w:t xml:space="preserve">Extension: compare two concrete variants of this </w:t>
-      </w:r>
-      <w:r>
-        <w:rPr>
-          <w:b/>
-        </w:rPr>
-        <w:t>mechanism</w:t>
-      </w:r>
-      <w:r>
-        <w:rPr>
-          <w:b w:val="0"/>
-        </w:rPr>
-        <w:t xml:space="preserve"> while holding unrelated conditions fixed; report both successful and unsuccessful outcomes.</w:t>
+        <w:pStyle w:val="Heading2"/>
+      </w:pPr>
+      <w:r>
+        <w:t>W3 Audit the limit</w:t>
       </w:r>
     </w:p>
     <w:p>
@@ -3637,19 +4289,7 @@
         <w:rPr>
           <w:b w:val="0"/>
         </w:rPr>
-        <w:t xml:space="preserve">Next connection: Confounders and controls. Preserve the current case record and retrieve its </w:t>
-      </w:r>
-      <w:r>
-        <w:rPr>
-          <w:b/>
-        </w:rPr>
-        <w:t>evidence</w:t>
-      </w:r>
-      <w:r>
-        <w:rPr>
-          <w:b w:val="0"/>
-        </w:rPr>
-        <w:t xml:space="preserve"> boundary before moving on.</w:t>
+        <w:t>A report omits this qualification: Independence follows design and relationships, not row count. Explain how omitting it could change a reader's interpretation, and write an accurate replacement.</w:t>
       </w:r>
     </w:p>
     <w:p>
@@ -3660,15 +4300,488 @@
         <w:rPr>
           <w:b w:val="0"/>
         </w:rPr>
-        <w:t>Retain the project ledger and assess a changed case after support. Check the relevant prerequisite before carrying this component forward.</w:t>
+        <w:t>Teacher explanation: Independence follows design and relationships, not row count.</w:t>
       </w:r>
     </w:p>
     <w:p>
       <w:pPr>
+        <w:spacing w:line="336" w:lineRule="auto" w:after="180"/>
+      </w:pPr>
+      <w:r>
+        <w:rPr>
+          <w:b w:val="0"/>
+        </w:rPr>
+        <w:t xml:space="preserve">State the observed result separately from the unverified or out-of-scope claim; preserve the original </w:t>
+      </w:r>
+      <w:r>
+        <w:rPr>
+          <w:b/>
+        </w:rPr>
+        <w:t>evidence</w:t>
+      </w:r>
+      <w:r>
+        <w:rPr>
+          <w:b w:val="0"/>
+        </w:rPr>
+        <w:t xml:space="preserve"> rather than inventing a missing fact.</w:t>
+      </w:r>
+    </w:p>
+    <w:p>
+      <w:pPr>
+        <w:pStyle w:val="Heading2"/>
+      </w:pPr>
+      <w:r>
+        <w:t>W5 Design a revealing follow-up</w:t>
+      </w:r>
+    </w:p>
+    <w:p>
+      <w:pPr>
+        <w:spacing w:line="336" w:lineRule="auto" w:after="180"/>
+      </w:pPr>
+      <w:r>
+        <w:rPr>
+          <w:b w:val="0"/>
+        </w:rPr>
+        <w:t>For the worked scenario, propose one additional case that could reveal a failure, describe its expected outcome before running it, and explain what would need to remain fixed for a fair comparison.</w:t>
+      </w:r>
+    </w:p>
+    <w:p>
+      <w:pPr>
+        <w:spacing w:line="336" w:lineRule="auto" w:after="180"/>
+      </w:pPr>
+      <w:r>
+        <w:rPr>
+          <w:b w:val="0"/>
+        </w:rPr>
+        <w:t>Do not reuse W4 as a new final test after receiving feedback.</w:t>
+      </w:r>
+    </w:p>
+    <w:p>
+      <w:pPr>
+        <w:spacing w:line="336" w:lineRule="auto" w:after="180"/>
+      </w:pPr>
+      <w:r>
+        <w:rPr>
+          <w:b w:val="0"/>
+        </w:rPr>
+        <w:t xml:space="preserve">Teacher explanation: Accept a concrete variant of the worked </w:t>
+      </w:r>
+      <w:r>
+        <w:rPr>
+          <w:b/>
+        </w:rPr>
+        <w:t>input</w:t>
+      </w:r>
+      <w:r>
+        <w:rPr>
+          <w:b w:val="0"/>
+        </w:rPr>
+        <w:t xml:space="preserve"> or a missing/conflicting/boundary condition, with an expectation derived from the declared procedure.</w:t>
+      </w:r>
+    </w:p>
+    <w:p>
+      <w:pPr>
+        <w:spacing w:line="336" w:lineRule="auto" w:after="180"/>
+      </w:pPr>
+      <w:r>
+        <w:rPr>
+          <w:b w:val="0"/>
+        </w:rPr>
+        <w:t xml:space="preserve">Require preserved settings, original </w:t>
+      </w:r>
+      <w:r>
+        <w:rPr>
+          <w:b/>
+        </w:rPr>
+        <w:t>output</w:t>
+      </w:r>
+      <w:r>
+        <w:rPr>
+          <w:b w:val="0"/>
+        </w:rPr>
+        <w:t xml:space="preserve">s and data roles. Independence follows design and relationships, not row count. The new case should test this particular </w:t>
+      </w:r>
+      <w:r>
+        <w:rPr>
+          <w:b/>
+        </w:rPr>
+        <w:t>mechanism</w:t>
+      </w:r>
+      <w:r>
+        <w:rPr>
+          <w:b w:val="0"/>
+        </w:rPr>
+        <w:t xml:space="preserve"> rather than merely restate the original result.</w:t>
+      </w:r>
+    </w:p>
+    <w:p>
+      <w:pPr>
+        <w:pStyle w:val="Heading2"/>
+      </w:pPr>
+      <w:r>
+        <w:t>Earlier wording, alternatives and picture transcripts · reference / check after trying</w:t>
+      </w:r>
+    </w:p>
+    <w:p>
+      <w:pPr>
         <w:pStyle w:val="Heading3"/>
       </w:pPr>
       <w:r>
-        <w:t>Plan the delayed return</w:t>
+        <w:t>Guided and exit questions</w:t>
+      </w:r>
+    </w:p>
+    <w:p>
+      <w:pPr>
+        <w:spacing w:line="336" w:lineRule="auto" w:after="180"/>
+      </w:pPr>
+      <w:r>
+        <w:rPr>
+          <w:b w:val="0"/>
+        </w:rPr>
+        <w:t xml:space="preserve">Guided: There are three query units and 12 run measurements. Do not analyse them as 12 independent queries. Qualification: Independence follows design and relationships, not row count. Exit: accept a concrete variation with its predicted outcome and a stated condition that would challenge the </w:t>
+      </w:r>
+      <w:r>
+        <w:rPr>
+          <w:b/>
+        </w:rPr>
+        <w:t>mechanism</w:t>
+      </w:r>
+      <w:r>
+        <w:rPr>
+          <w:b w:val="0"/>
+        </w:rPr>
+        <w:t xml:space="preserve">; reject a claim resting on unmeasured </w:t>
+      </w:r>
+      <w:r>
+        <w:rPr>
+          <w:b/>
+        </w:rPr>
+        <w:t>evidence</w:t>
+      </w:r>
+      <w:r>
+        <w:rPr>
+          <w:b w:val="0"/>
+        </w:rPr>
+        <w:t>.</w:t>
+      </w:r>
+    </w:p>
+    <w:p>
+      <w:pPr>
+        <w:pStyle w:val="Heading3"/>
+      </w:pPr>
+      <w:r>
+        <w:t>W1 Explain the mechanism</w:t>
+      </w:r>
+    </w:p>
+    <w:p>
+      <w:pPr>
+        <w:pStyle w:val="Heading3"/>
+      </w:pPr>
+      <w:r>
+        <w:t>W2 Trace the worked case</w:t>
+      </w:r>
+    </w:p>
+    <w:p>
+      <w:pPr>
+        <w:pStyle w:val="Heading3"/>
+      </w:pPr>
+      <w:r>
+        <w:t>W3 Audit the limit</w:t>
+      </w:r>
+    </w:p>
+    <w:p>
+      <w:pPr>
+        <w:pStyle w:val="Heading3"/>
+      </w:pPr>
+      <w:r>
+        <w:t>W4 Apply a new case independently</w:t>
+      </w:r>
+    </w:p>
+    <w:p>
+      <w:pPr>
+        <w:spacing w:line="336" w:lineRule="auto" w:after="180"/>
+      </w:pPr>
+      <w:r>
+        <w:rPr>
+          <w:b w:val="0"/>
+        </w:rPr>
+        <w:t>Five classrooms each contribute 20 student responses under a classroom-level assignment. Identify assignment units and measurements.</w:t>
+      </w:r>
+    </w:p>
+    <w:p>
+      <w:pPr>
+        <w:spacing w:line="336" w:lineRule="auto" w:after="180"/>
+      </w:pPr>
+      <w:r>
+        <w:rPr>
+          <w:b w:val="0"/>
+        </w:rPr>
+        <w:t>Teacher explanation: Five assignment units; 100 student measurements are clustered within them. Treating all 100 as independent assignments is unjustified.</w:t>
+      </w:r>
+    </w:p>
+    <w:p>
+      <w:pPr>
+        <w:pStyle w:val="Heading3"/>
+      </w:pPr>
+      <w:r>
+        <w:t>W5 Design a revealing follow-up</w:t>
+      </w:r>
+    </w:p>
+    <w:p>
+      <w:pPr>
+        <w:pStyle w:val="Heading3"/>
+      </w:pPr>
+      <w:r>
+        <w:t>Independent assessment and fresh retry</w:t>
+      </w:r>
+    </w:p>
+    <w:p>
+      <w:pPr>
+        <w:spacing w:line="336" w:lineRule="auto" w:after="180"/>
+      </w:pPr>
+      <w:r>
+        <w:rPr>
+          <w:b w:val="0"/>
+        </w:rPr>
+        <w:t>W4: Five assignment units; 100 student measurements are clustered within them. Treating all 100 as independent assignments is unjustified. Require intermediate reasoning and the stated scope. Fresh retry: Four documents each yield three overlapping chunks. Expected reasoning: Four source documents, twelve related chunks. Chunk duplication does not create independent sources. If students need support, record it and reassess with another new case rather than awarding independence to a copied answer.</w:t>
+      </w:r>
+    </w:p>
+    <w:p>
+      <w:pPr>
+        <w:pStyle w:val="Heading3"/>
+      </w:pPr>
+      <w:r>
+        <w:t>Assess independent transfer</w:t>
+      </w:r>
+    </w:p>
+    <w:p>
+      <w:pPr>
+        <w:pStyle w:val="Heading3"/>
+      </w:pPr>
+      <w:r>
+        <w:t>Selected case answer</w:t>
+      </w:r>
+    </w:p>
+    <w:p>
+      <w:pPr>
+        <w:pStyle w:val="Heading3"/>
+      </w:pPr>
+      <w:r>
+        <w:t>Feedback that the learner uses</w:t>
+      </w:r>
+    </w:p>
+    <w:p>
+      <w:pPr>
+        <w:pStyle w:val="Heading1"/>
+      </w:pPr>
+      <w:r>
+        <w:t>06. Connect, support and revisit research reasoning</w:t>
+      </w:r>
+    </w:p>
+    <w:p>
+      <w:r>
+        <w:t>Use saved evidence and assumptions to choose the next question.</w:t>
+      </w:r>
+    </w:p>
+    <w:p>
+      <w:pPr>
+        <w:pStyle w:val="Heading2"/>
+      </w:pPr>
+      <w:r>
+        <w:t>Project and next-week bridge</w:t>
+      </w:r>
+    </w:p>
+    <w:p>
+      <w:pPr>
+        <w:spacing w:line="336" w:lineRule="auto" w:after="180"/>
+      </w:pPr>
+      <w:r>
+        <w:rPr>
+          <w:b w:val="0"/>
+        </w:rPr>
+        <w:t xml:space="preserve">Add a labelled </w:t>
+      </w:r>
+      <w:r>
+        <w:rPr>
+          <w:b/>
+        </w:rPr>
+        <w:t>experimental unit</w:t>
+      </w:r>
+      <w:r>
+        <w:rPr>
+          <w:b w:val="0"/>
+        </w:rPr>
+        <w:t xml:space="preserve">s and independence </w:t>
+      </w:r>
+      <w:r>
+        <w:rPr>
+          <w:b/>
+        </w:rPr>
+        <w:t>evidence</w:t>
+      </w:r>
+      <w:r>
+        <w:rPr>
+          <w:b w:val="0"/>
+        </w:rPr>
+        <w:t xml:space="preserve"> sheet to Reproducible AI Research Study. Show how you can explain the </w:t>
+      </w:r>
+      <w:r>
+        <w:rPr>
+          <w:b/>
+        </w:rPr>
+        <w:t>mechanism</w:t>
+      </w:r>
+      <w:r>
+        <w:rPr>
+          <w:b w:val="0"/>
+        </w:rPr>
+        <w:t xml:space="preserve"> and terminology of </w:t>
+      </w:r>
+      <w:r>
+        <w:rPr>
+          <w:b/>
+        </w:rPr>
+        <w:t>experimental unit</w:t>
+      </w:r>
+      <w:r>
+        <w:rPr>
+          <w:b w:val="0"/>
+        </w:rPr>
+        <w:t>s and independence.</w:t>
+      </w:r>
+    </w:p>
+    <w:p>
+      <w:pPr>
+        <w:spacing w:line="336" w:lineRule="auto" w:after="180"/>
+      </w:pPr>
+      <w:r>
+        <w:rPr>
+          <w:b w:val="0"/>
+        </w:rPr>
+        <w:t xml:space="preserve">Use the supplied fictional case and keep its </w:t>
+      </w:r>
+      <w:r>
+        <w:rPr>
+          <w:b/>
+        </w:rPr>
+        <w:t>input</w:t>
+      </w:r>
+      <w:r>
+        <w:rPr>
+          <w:b w:val="0"/>
+        </w:rPr>
+        <w:t xml:space="preserve">s, intermediate steps, calculation or </w:t>
+      </w:r>
+      <w:r>
+        <w:rPr>
+          <w:b/>
+        </w:rPr>
+        <w:t>prediction</w:t>
+      </w:r>
+      <w:r>
+        <w:rPr>
+          <w:b w:val="0"/>
+        </w:rPr>
+        <w:t>, and limitation. Connect this record to last week’s record; a matching answer without a trace is insufficient.</w:t>
+      </w:r>
+    </w:p>
+    <w:p>
+      <w:pPr>
+        <w:spacing w:line="336" w:lineRule="auto" w:after="180"/>
+      </w:pPr>
+      <w:r>
+        <w:rPr>
+          <w:b w:val="0"/>
+        </w:rPr>
+        <w:t xml:space="preserve">Provide an </w:t>
+      </w:r>
+      <w:r>
+        <w:rPr>
+          <w:b/>
+        </w:rPr>
+        <w:t>input</w:t>
+      </w:r>
+      <w:r>
+        <w:rPr>
+          <w:b w:val="0"/>
+        </w:rPr>
+        <w:t>/procedure/result/limit frame and a calculator when needed. Ask students to identify the first step before completing the whole trace.</w:t>
+      </w:r>
+    </w:p>
+    <w:p>
+      <w:pPr>
+        <w:spacing w:line="336" w:lineRule="auto" w:after="180"/>
+      </w:pPr>
+      <w:r>
+        <w:rPr>
+          <w:b w:val="0"/>
+        </w:rPr>
+        <w:t xml:space="preserve">Extension: compare two concrete variants of this </w:t>
+      </w:r>
+      <w:r>
+        <w:rPr>
+          <w:b/>
+        </w:rPr>
+        <w:t>mechanism</w:t>
+      </w:r>
+      <w:r>
+        <w:rPr>
+          <w:b w:val="0"/>
+        </w:rPr>
+        <w:t xml:space="preserve"> while holding unrelated conditions fixed; report both successful and unsuccessful outcomes.</w:t>
+      </w:r>
+    </w:p>
+    <w:p>
+      <w:pPr>
+        <w:spacing w:line="336" w:lineRule="auto" w:after="180"/>
+      </w:pPr>
+      <w:r>
+        <w:rPr>
+          <w:b w:val="0"/>
+        </w:rPr>
+        <w:t xml:space="preserve">Next connection: Confounders and controls. Preserve the current case record and retrieve its </w:t>
+      </w:r>
+      <w:r>
+        <w:rPr>
+          <w:b/>
+        </w:rPr>
+        <w:t>evidence</w:t>
+      </w:r>
+      <w:r>
+        <w:rPr>
+          <w:b w:val="0"/>
+        </w:rPr>
+        <w:t xml:space="preserve"> boundary before moving on.</w:t>
+      </w:r>
+    </w:p>
+    <w:p>
+      <w:pPr>
+        <w:spacing w:line="336" w:lineRule="auto" w:after="180"/>
+      </w:pPr>
+      <w:r>
+        <w:rPr>
+          <w:b w:val="0"/>
+        </w:rPr>
+        <w:t>Retain the project ledger and assess a changed case after support. Check the relevant prerequisite before carrying this component forward.</w:t>
+      </w:r>
+    </w:p>
+    <w:p>
+      <w:pPr>
+        <w:spacing w:line="336" w:lineRule="auto" w:after="180"/>
+      </w:pPr>
+      <w:r>
+        <w:rPr>
+          <w:b w:val="0"/>
+        </w:rPr>
+        <w:t>For the Reproducible AI Research Study, retain an annotated worked trace and the changed-case reasoning. Connect the claim to its records, units and assumptions so another investigator can challenge or reproduce it.</w:t>
+      </w:r>
+    </w:p>
+    <w:p>
+      <w:pPr>
+        <w:pStyle w:val="Heading2"/>
+      </w:pPr>
+      <w:r>
+        <w:t>Delayed return and support record</w:t>
       </w:r>
     </w:p>
     <w:p>
@@ -3885,48 +4998,60 @@
     </w:p>
     <w:p>
       <w:pPr>
-        <w:pStyle w:val="Heading3"/>
-      </w:pPr>
-      <w:r>
-        <w:t>Project evidence from this case</w:t>
+        <w:pStyle w:val="Heading2"/>
+      </w:pPr>
+      <w:r>
+        <w:t>Earlier wording, alternatives and picture transcripts · reference / check after trying</w:t>
       </w:r>
     </w:p>
     <w:p>
       <w:pPr>
-        <w:spacing w:line="336" w:lineRule="auto" w:after="180"/>
-      </w:pPr>
-      <w:r>
-        <w:rPr>
-          <w:b w:val="0"/>
-        </w:rPr>
-        <w:t>For the Reproducible AI Research Study, retain an annotated worked trace and the changed-case reasoning. Connect the claim to its records, units and assumptions so another investigator can challenge or reproduce it.</w:t>
+        <w:pStyle w:val="Heading3"/>
+      </w:pPr>
+      <w:r>
+        <w:t>Plan the delayed return</w:t>
       </w:r>
     </w:p>
     <w:p>
       <w:pPr>
-        <w:pStyle w:val="Heading1"/>
-      </w:pPr>
-      <w:r>
-        <w:t>07. Prepare, teach and assess</w:t>
+        <w:pStyle w:val="Heading3"/>
+      </w:pPr>
+      <w:r>
+        <w:t>Project evidence from this case</w:t>
       </w:r>
     </w:p>
     <w:p>
-      <w:r>
-        <w:t>Use this preparation summary alongside the detailed Experimental units and independence lesson; it is a checklist rather than a replacement for the full sequence.</w:t>
+      <w:pPr>
+        <w:pStyle w:val="Heading1"/>
+      </w:pPr>
+      <w:r>
+        <w:t>Reference bank and extra practice</w:t>
       </w:r>
     </w:p>
     <w:p>
       <w:pPr>
-        <w:pStyle w:val="Heading3"/>
-      </w:pPr>
-      <w:r>
-        <w:t>Teaching target</w:t>
+        <w:pStyle w:val="Heading1"/>
+      </w:pPr>
+      <w:r>
+        <w:t>07. Reference · Alternative planning checklist</w:t>
       </w:r>
     </w:p>
     <w:p>
+      <w:r>
+        <w:t>Use alongside the main route when helpful.</w:t>
+      </w:r>
+    </w:p>
+    <w:p>
+      <w:pPr>
+        <w:pStyle w:val="Heading2"/>
+      </w:pPr>
+      <w:r>
+        <w:t>Planning,assessment and project reminders</w:t>
+      </w:r>
+    </w:p>
+    <w:p>
       <w:pPr>
         <w:spacing w:line="336" w:lineRule="auto" w:after="180"/>
-        <w:shd w:fill="EDF7F3"/>
       </w:pPr>
       <w:r>
         <w:rPr>
@@ -4133,7 +5258,7 @@
         <w:rPr>
           <w:b w:val="0"/>
         </w:rPr>
-        <w:t xml:space="preserve">Before class, solve the supported practice: Three queries each run four times produce12 </w:t>
+        <w:t xml:space="preserve">Before class, solve the supported practice: Three queries each run four times produce 12 </w:t>
       </w:r>
       <w:r>
         <w:rPr>
@@ -4150,22 +5275,36 @@
     </w:p>
     <w:p>
       <w:pPr>
-        <w:pStyle w:val="Heading3"/>
-      </w:pPr>
-      <w:r>
-        <w:t>Supported practice answer</w:t>
+        <w:spacing w:line="336" w:lineRule="auto" w:after="180"/>
+      </w:pPr>
+      <w:r>
+        <w:rPr>
+          <w:b w:val="0"/>
+        </w:rPr>
+        <w:t>Reasoned practice answer: Teacher explanation: There are three query units and 12 run measurements. Do not analyse them as 12 independent queries.</w:t>
       </w:r>
     </w:p>
     <w:p>
       <w:pPr>
         <w:spacing w:line="336" w:lineRule="auto" w:after="180"/>
-        <w:shd w:fill="F1F6FC"/>
       </w:pPr>
       <w:r>
         <w:rPr>
           <w:b w:val="0"/>
         </w:rPr>
-        <w:t>Reasoned practice answer: Teacher explanation: There are three query units and12 run measurements. Do not analyse them as12 independent queries.</w:t>
+        <w:t xml:space="preserve">Check every learner before discussion: Use the worked case for </w:t>
+      </w:r>
+      <w:r>
+        <w:rPr>
+          <w:b/>
+        </w:rPr>
+        <w:t>Experimental unit</w:t>
+      </w:r>
+      <w:r>
+        <w:rPr>
+          <w:b w:val="0"/>
+        </w:rPr>
+        <w:t>s and independence. Proposed explanation: “The worked result establishes every future case”. Decide whether this explanation is supported.</w:t>
       </w:r>
     </w:p>
     <w:p>
@@ -4176,19 +5315,7 @@
         <w:rPr>
           <w:b w:val="0"/>
         </w:rPr>
-        <w:t xml:space="preserve">Check every learner before discussion: Use the worked case for </w:t>
-      </w:r>
-      <w:r>
-        <w:rPr>
-          <w:b/>
-        </w:rPr>
-        <w:t>Experimental unit</w:t>
-      </w:r>
-      <w:r>
-        <w:rPr>
-          <w:b w:val="0"/>
-        </w:rPr>
-        <w:t>s and independence. Proposed explanation: “The worked result establishes every future case”. Decide whether this explanation is supported.</w:t>
+        <w:t>Point to the step or supplied fact that decides; explain your repair if needed.</w:t>
       </w:r>
     </w:p>
     <w:p>
@@ -4199,129 +5326,81 @@
         <w:rPr>
           <w:b w:val="0"/>
         </w:rPr>
-        <w:t>Point to the step or supplied fact that decides; explain your repair if needed.</w:t>
+        <w:t>Misconception repair: Independence follows design and relationships, not row count.</w:t>
       </w:r>
     </w:p>
     <w:p>
       <w:pPr>
-        <w:pStyle w:val="Heading3"/>
-      </w:pPr>
-      <w:r>
-        <w:t>Repair the misconception</w:t>
+        <w:spacing w:line="336" w:lineRule="auto" w:after="180"/>
+      </w:pPr>
+      <w:r>
+        <w:rPr>
+          <w:b w:val="0"/>
+        </w:rPr>
+        <w:t xml:space="preserve">Support: read the exact case aloud, enlarge the labelled picture, supply </w:t>
+      </w:r>
+      <w:r>
+        <w:rPr>
+          <w:b/>
+        </w:rPr>
+        <w:t>input</w:t>
+      </w:r>
+      <w:r>
+        <w:rPr>
+          <w:b w:val="0"/>
+        </w:rPr>
+        <w:t xml:space="preserve"> cards and model only the first deciding step. Accept a spoken explanation or drawing; retain the reasoning goal.</w:t>
       </w:r>
     </w:p>
     <w:p>
       <w:pPr>
         <w:spacing w:line="336" w:lineRule="auto" w:after="180"/>
-        <w:shd w:fill="FFF5E6"/>
       </w:pPr>
       <w:r>
         <w:rPr>
           <w:b w:val="0"/>
         </w:rPr>
-        <w:t>Misconception repair: Independence follows design and relationships, not row count.</w:t>
+        <w:t xml:space="preserve">Extension: Put one P1 view into evaluation while other P1 views train. Require a </w:t>
+      </w:r>
+      <w:r>
+        <w:rPr>
+          <w:b/>
+        </w:rPr>
+        <w:t>prediction</w:t>
+      </w:r>
+      <w:r>
+        <w:rPr>
+          <w:b w:val="0"/>
+        </w:rPr>
+        <w:t xml:space="preserve"> and a reason before comparing. Expected result: Flag object-level leakage for this new-plant target.</w:t>
       </w:r>
     </w:p>
     <w:p>
       <w:pPr>
-        <w:pStyle w:val="Heading3"/>
-      </w:pPr>
-      <w:r>
-        <w:t>Support without giving away the answer</w:t>
+        <w:spacing w:line="336" w:lineRule="auto" w:after="180"/>
+      </w:pPr>
+      <w:r>
+        <w:rPr>
+          <w:b w:val="0"/>
+        </w:rPr>
+        <w:t xml:space="preserve">Reason: Evaluation now includes a plant already represented during </w:t>
+      </w:r>
+      <w:r>
+        <w:rPr>
+          <w:b/>
+        </w:rPr>
+        <w:t>training</w:t>
+      </w:r>
+      <w:r>
+        <w:rPr>
+          <w:b w:val="0"/>
+        </w:rPr>
+        <w:t>.</w:t>
       </w:r>
     </w:p>
     <w:p>
       <w:pPr>
         <w:spacing w:line="336" w:lineRule="auto" w:after="180"/>
-        <w:shd w:fill="F1F6F8"/>
-      </w:pPr>
-      <w:r>
-        <w:rPr>
-          <w:b w:val="0"/>
-        </w:rPr>
-        <w:t xml:space="preserve">Support: read the exact case aloud, enlarge the labelled picture, supply </w:t>
-      </w:r>
-      <w:r>
-        <w:rPr>
-          <w:b/>
-        </w:rPr>
-        <w:t>input</w:t>
-      </w:r>
-      <w:r>
-        <w:rPr>
-          <w:b w:val="0"/>
-        </w:rPr>
-        <w:t xml:space="preserve"> cards and model only the first deciding step. Accept a spoken explanation or drawing; retain the reasoning goal.</w:t>
-      </w:r>
-    </w:p>
-    <w:p>
-      <w:pPr>
-        <w:pStyle w:val="Heading3"/>
-      </w:pPr>
-      <w:r>
-        <w:t>Extend the reasoning</w:t>
-      </w:r>
-    </w:p>
-    <w:p>
-      <w:pPr>
-        <w:spacing w:line="336" w:lineRule="auto" w:after="180"/>
-        <w:shd w:fill="F5F1FB"/>
-      </w:pPr>
-      <w:r>
-        <w:rPr>
-          <w:b w:val="0"/>
-        </w:rPr>
-        <w:t xml:space="preserve">Extension: Put one P1 view into evaluation while other P1 views train. Require a </w:t>
-      </w:r>
-      <w:r>
-        <w:rPr>
-          <w:b/>
-        </w:rPr>
-        <w:t>prediction</w:t>
-      </w:r>
-      <w:r>
-        <w:rPr>
-          <w:b w:val="0"/>
-        </w:rPr>
-        <w:t xml:space="preserve"> and a reason before comparing. Expected result: Flag object-level leakage for this new-plant target.</w:t>
-      </w:r>
-    </w:p>
-    <w:p>
-      <w:pPr>
-        <w:spacing w:line="336" w:lineRule="auto" w:after="180"/>
-        <w:shd w:fill="F5F1FB"/>
-      </w:pPr>
-      <w:r>
-        <w:rPr>
-          <w:b w:val="0"/>
-        </w:rPr>
-        <w:t xml:space="preserve">Reason: Evaluation now includes a plant already represented during </w:t>
-      </w:r>
-      <w:r>
-        <w:rPr>
-          <w:b/>
-        </w:rPr>
-        <w:t>training</w:t>
-      </w:r>
-      <w:r>
-        <w:rPr>
-          <w:b w:val="0"/>
-        </w:rPr>
-        <w:t>.</w:t>
-      </w:r>
-    </w:p>
-    <w:p>
-      <w:pPr>
-        <w:pStyle w:val="Heading3"/>
-      </w:pPr>
-      <w:r>
-        <w:t>Protect the independent attempt</w:t>
-      </w:r>
-    </w:p>
-    <w:p>
-      <w:pPr>
-        <w:spacing w:line="336" w:lineRule="auto" w:after="180"/>
-        <w:shd w:fill="FFF5E6"/>
       </w:pPr>
       <w:r>
         <w:rPr>
@@ -4516,82 +5595,81 @@
     </w:tbl>
     <w:p>
       <w:pPr>
-        <w:pStyle w:val="Heading3"/>
-      </w:pPr>
-      <w:r>
-        <w:t>Project checkpoint</w:t>
+        <w:spacing w:line="336" w:lineRule="auto" w:after="180"/>
+      </w:pPr>
+      <w:r>
+        <w:rPr>
+          <w:b w:val="0"/>
+        </w:rPr>
+        <w:t xml:space="preserve">Project checkpoint: Make a transparent first version. Keep a trace of how one </w:t>
+      </w:r>
+      <w:r>
+        <w:rPr>
+          <w:b/>
+        </w:rPr>
+        <w:t>input</w:t>
+      </w:r>
+      <w:r>
+        <w:rPr>
+          <w:b w:val="0"/>
+        </w:rPr>
+        <w:t xml:space="preserve"> becomes an </w:t>
+      </w:r>
+      <w:r>
+        <w:rPr>
+          <w:b/>
+        </w:rPr>
+        <w:t>output</w:t>
+      </w:r>
+      <w:r>
+        <w:rPr>
+          <w:b w:val="0"/>
+        </w:rPr>
+        <w:t>; explain the rule or learned component.</w:t>
       </w:r>
     </w:p>
     <w:p>
       <w:pPr>
         <w:spacing w:line="336" w:lineRule="auto" w:after="180"/>
-        <w:shd w:fill="EDF7F3"/>
       </w:pPr>
       <w:r>
         <w:rPr>
           <w:b w:val="0"/>
         </w:rPr>
-        <w:t xml:space="preserve">Project checkpoint: Make a transparent first version. Keep a trace of how one </w:t>
+        <w:t xml:space="preserve">Use the weekly teacher answer for topic-specific reasoning. A saved progress tick is an activity record; judge mastery from the learner’s explanation and </w:t>
       </w:r>
       <w:r>
         <w:rPr>
           <w:b/>
         </w:rPr>
-        <w:t>input</w:t>
+        <w:t>evidence</w:t>
       </w:r>
       <w:r>
         <w:rPr>
           <w:b w:val="0"/>
         </w:rPr>
-        <w:t xml:space="preserve"> becomes an </w:t>
-      </w:r>
-      <w:r>
-        <w:rPr>
-          <w:b/>
-        </w:rPr>
-        <w:t>output</w:t>
-      </w:r>
-      <w:r>
-        <w:rPr>
-          <w:b w:val="0"/>
-        </w:rPr>
-        <w:t>; explain the rule or learned component.</w:t>
+        <w:t>.</w:t>
       </w:r>
     </w:p>
     <w:p>
       <w:pPr>
-        <w:spacing w:line="336" w:lineRule="auto" w:after="180"/>
-      </w:pPr>
-      <w:r>
-        <w:rPr>
-          <w:b w:val="0"/>
-        </w:rPr>
-        <w:t xml:space="preserve">Use the weekly teacher answer for topic-specific reasoning. A saved progress tick is an activity record; judge mastery from the learner’s explanation and </w:t>
-      </w:r>
-      <w:r>
-        <w:rPr>
-          <w:b/>
-        </w:rPr>
-        <w:t>evidence</w:t>
-      </w:r>
-      <w:r>
-        <w:rPr>
-          <w:b w:val="0"/>
-        </w:rPr>
-        <w:t>.</w:t>
+        <w:pStyle w:val="Heading1"/>
+      </w:pPr>
+      <w:r>
+        <w:t>08. Reference · Feedback,labs and repair paths</w:t>
       </w:r>
     </w:p>
     <w:p>
-      <w:pPr>
-        <w:pStyle w:val="Heading1"/>
-      </w:pPr>
-      <w:r>
-        <w:t>08. Use feedback, labs and repair paths</w:t>
+      <w:r>
+        <w:t>Retain the first attempt and the evidence used for a repair.</w:t>
       </w:r>
     </w:p>
     <w:p>
-      <w:r>
-        <w:t>Use feedback, earlier review and portfolios purposefully. Apply the coding routine only when this lesson has an executable lab.</w:t>
+      <w:pPr>
+        <w:pStyle w:val="Heading2"/>
+      </w:pPr>
+      <w:r>
+        <w:t>Feedback and record guidance</w:t>
       </w:r>
     </w:p>
     <w:p>
@@ -4629,40 +5707,42 @@
       </w:r>
     </w:p>
     <w:p>
-      <w:pPr>
-        <w:pStyle w:val="Heading3"/>
-      </w:pPr>
-      <w:r>
-        <w:t>For later coding lessons</w:t>
+      <w:r>
+        <w:t>This week has no code block. Use this routine when a later lesson includes an executable lab.</w:t>
       </w:r>
     </w:p>
     <w:p>
-      <w:r>
-        <w:t>This week has no code block. Use this routine when a later lesson includes an executable lab.</w:t>
+      <w:pPr>
+        <w:spacing w:line="336" w:lineRule="auto" w:after="180"/>
+      </w:pPr>
+      <w:r>
+        <w:rPr>
+          <w:b w:val="0"/>
+        </w:rPr>
+        <w:t xml:space="preserve">Ask students to predict before running code. Preserve errors and actual </w:t>
+      </w:r>
+      <w:r>
+        <w:rPr>
+          <w:b/>
+        </w:rPr>
+        <w:t>output</w:t>
+      </w:r>
+      <w:r>
+        <w:rPr>
+          <w:b w:val="0"/>
+        </w:rPr>
+        <w:t>s; collect a changed test and an explanation. The branch-boundary and indexing lessons deliberately include failure cases.</w:t>
       </w:r>
     </w:p>
     <w:p>
       <w:pPr>
         <w:spacing w:line="336" w:lineRule="auto" w:after="180"/>
-        <w:shd w:fill="F1F6F8"/>
       </w:pPr>
       <w:r>
         <w:rPr>
           <w:b w:val="0"/>
         </w:rPr>
-        <w:t xml:space="preserve">Ask students to predict before running code. Preserve errors and actual </w:t>
-      </w:r>
-      <w:r>
-        <w:rPr>
-          <w:b/>
-        </w:rPr>
-        <w:t>output</w:t>
-      </w:r>
-      <w:r>
-        <w:rPr>
-          <w:b w:val="0"/>
-        </w:rPr>
-        <w:t>s; collect a changed test and an explanation. The branch-boundary and indexing lessons deliberately include failure cases.</w:t>
+        <w:t>Use the earlier worked-explanation links to address a specific missing building block, then return to the current question. Adapt this suggestion after observing the learner; it is not an automatic diagnosis.</w:t>
       </w:r>
     </w:p>
     <w:p>
@@ -4673,71 +5753,37 @@
         <w:rPr>
           <w:b w:val="0"/>
         </w:rPr>
-        <w:t>Use the earlier worked-explanation links to address a specific missing building block, then return to the current question. Adapt this suggestion after observing the learner; it is not an automatic diagnosis.</w:t>
+        <w:t xml:space="preserve">Collect the completed-work portfolio as </w:t>
+      </w:r>
+      <w:r>
+        <w:rPr>
+          <w:b/>
+        </w:rPr>
+        <w:t>evidence</w:t>
+      </w:r>
+      <w:r>
+        <w:rPr>
+          <w:b w:val="0"/>
+        </w:rPr>
+        <w:t>. Record support separately from correctness, and assess explanation, trace/test and limitations. Progress ticks and quiz selections alone do not establish mastery.</w:t>
       </w:r>
     </w:p>
     <w:p>
       <w:pPr>
-        <w:spacing w:line="336" w:lineRule="auto" w:after="180"/>
-      </w:pPr>
-      <w:r>
-        <w:rPr>
-          <w:b w:val="0"/>
-        </w:rPr>
-        <w:t xml:space="preserve">Collect the completed-work portfolio as </w:t>
-      </w:r>
-      <w:r>
-        <w:rPr>
-          <w:b/>
-        </w:rPr>
-        <w:t>evidence</w:t>
-      </w:r>
-      <w:r>
-        <w:rPr>
-          <w:b w:val="0"/>
-        </w:rPr>
-        <w:t>. Record support separately from correctness, and assess explanation, trace/test and limitations. Progress ticks and quiz selections alone do not establish mastery.</w:t>
+        <w:pStyle w:val="Heading1"/>
+      </w:pPr>
+      <w:r>
+        <w:t>09. Reference · Teach with the six pictures</w:t>
       </w:r>
     </w:p>
     <w:p>
-      <w:pPr>
-        <w:pStyle w:val="Heading1"/>
-      </w:pPr>
-      <w:r>
-        <w:t>09. Visual concept journey</w:t>
+      <w:r>
+        <w:t>Choose one picture for a particular reasoning move.</w:t>
       </w:r>
     </w:p>
     <w:p>
-      <w:r>
-        <w:t>Show one Experimental units and independence graphic at a time, request a prediction and discuss its trace before the independent assessment.</w:t>
-      </w:r>
-    </w:p>
-    <w:p>
-      <w:pPr>
-        <w:spacing w:line="336" w:lineRule="auto" w:after="180"/>
-      </w:pPr>
-      <w:r>
-        <w:rPr>
-          <w:b w:val="0"/>
-        </w:rPr>
-        <w:t xml:space="preserve">Use one picture at a time. Hide a worked result before asking for a </w:t>
-      </w:r>
-      <w:r>
-        <w:rPr>
-          <w:b/>
-        </w:rPr>
-        <w:t>prediction</w:t>
-      </w:r>
-      <w:r>
-        <w:rPr>
-          <w:b w:val="0"/>
-        </w:rPr>
-        <w:t>, then reveal it for feedback. These are supported teaching cases; retain the separate independent assessment for a fresh first attempt.</w:t>
-      </w:r>
-    </w:p>
-    <w:p>
-      <w:pPr>
-        <w:pStyle w:val="Heading3"/>
+      <w:pPr>
+        <w:pStyle w:val="Heading2"/>
       </w:pPr>
       <w:r>
         <w:t>01. Experimental units and independence: the case</w:t>
@@ -4748,7 +5794,7 @@
         <w:drawing>
           <wp:inline xmlns:a="http://schemas.openxmlformats.org/drawingml/2006/main" xmlns:pic="http://schemas.openxmlformats.org/drawingml/2006/picture">
             <wp:extent cx="5486400" cy="2834640"/>
-            <wp:docPr id="3" name="Picture 3" descr="Photos are not always independent plants. A dataset has twelve photos: three views of each of four plants. The intended use is identifying new plants. Supplied facts: Plant IDs P1–P4 each have three views. All views of a plant must stay in one split."/>
+            <wp:docPr id="5" name="Picture 5" descr="Photos are not always independent plants. A dataset has twelve photos: three views of each of four plants. The intended use is identifying new plants. Supplied facts: Plant IDs P1–P4 each have three views. All views of a plant must stay in one split."/>
             <wp:cNvGraphicFramePr>
               <a:graphicFrameLocks noChangeAspect="1"/>
             </wp:cNvGraphicFramePr>
@@ -4760,7 +5806,7 @@
                     <pic:cNvPicPr/>
                   </pic:nvPicPr>
                   <pic:blipFill>
-                    <a:blip r:embed="rId11"/>
+                    <a:blip r:embed="rId13"/>
                     <a:stretch>
                       <a:fillRect/>
                     </a:stretch>
@@ -4804,7 +5850,6 @@
     <w:p>
       <w:pPr>
         <w:spacing w:line="336" w:lineRule="auto" w:after="180"/>
-        <w:shd w:fill="F5F1FB"/>
       </w:pPr>
       <w:r>
         <w:rPr>
@@ -4815,27 +5860,18 @@
     </w:p>
     <w:p>
       <w:pPr>
-        <w:pStyle w:val="Heading3"/>
-      </w:pPr>
-      <w:r>
-        <w:t>Discuss while showing the picture</w:t>
+        <w:spacing w:line="336" w:lineRule="auto" w:after="180"/>
+      </w:pPr>
+      <w:r>
+        <w:rPr>
+          <w:b w:val="0"/>
+        </w:rPr>
+        <w:t>Teacher prompt: Point to the given fact that matters most. Explain why it matters. Ask learners to describe one label or arrow in ordinary words. Use the adjacent transcript if the image is difficult to see.</w:t>
       </w:r>
     </w:p>
     <w:p>
       <w:pPr>
-        <w:spacing w:line="336" w:lineRule="auto" w:after="180"/>
-        <w:shd w:fill="F1F6F8"/>
-      </w:pPr>
-      <w:r>
-        <w:rPr>
-          <w:b w:val="0"/>
-        </w:rPr>
-        <w:t>Teacher prompt: Point to the given fact that matters most. Explain why it matters. Ask learners to describe one label or arrow in ordinary words. Use the adjacent transcript if the image is difficult to see.</w:t>
-      </w:r>
-    </w:p>
-    <w:p>
-      <w:pPr>
-        <w:pStyle w:val="Heading3"/>
+        <w:pStyle w:val="Heading2"/>
       </w:pPr>
       <w:r>
         <w:t>02. Follow the deciding steps</w:t>
@@ -4846,7 +5882,7 @@
         <w:drawing>
           <wp:inline xmlns:a="http://schemas.openxmlformats.org/drawingml/2006/main" xmlns:pic="http://schemas.openxmlformats.org/drawingml/2006/picture">
             <wp:extent cx="5486400" cy="3182112"/>
-            <wp:docPr id="4" name="Picture 4" descr="Identify the unit: Four plants, not twelve independent plants, generated the observations. → Group before splitting: Assign whole plant IDs to training or evaluation. → Trace a valid split: Train on P1,P2 and evaluate on P3,P4: six photos per split."/>
+            <wp:docPr id="6" name="Picture 6" descr="Identify the unit: Four plants, not twelve independent plants, generated the observations. → Group before splitting: Assign whole plant IDs to training or evaluation. → Trace a valid split: Train on P1,P2 and evaluate on P3,P4: six photos per split."/>
             <wp:cNvGraphicFramePr>
               <a:graphicFrameLocks noChangeAspect="1"/>
             </wp:cNvGraphicFramePr>
@@ -4858,7 +5894,7 @@
                     <pic:cNvPicPr/>
                   </pic:nvPicPr>
                   <pic:blipFill>
-                    <a:blip r:embed="rId12"/>
+                    <a:blip r:embed="rId10"/>
                     <a:stretch>
                       <a:fillRect/>
                     </a:stretch>
@@ -4915,7 +5951,6 @@
     <w:p>
       <w:pPr>
         <w:spacing w:line="336" w:lineRule="auto" w:after="180"/>
-        <w:shd w:fill="F5F1FB"/>
       </w:pPr>
       <w:r>
         <w:rPr>
@@ -4938,39 +5973,30 @@
     </w:p>
     <w:p>
       <w:pPr>
-        <w:pStyle w:val="Heading3"/>
-      </w:pPr>
-      <w:r>
-        <w:t>Discuss while showing the picture</w:t>
+        <w:spacing w:line="336" w:lineRule="auto" w:after="180"/>
+      </w:pPr>
+      <w:r>
+        <w:rPr>
+          <w:b w:val="0"/>
+        </w:rPr>
+        <w:t xml:space="preserve">Teacher prompt: Point to each numbered stage and explain which recorded </w:t>
+      </w:r>
+      <w:r>
+        <w:rPr>
+          <w:b/>
+        </w:rPr>
+        <w:t>input</w:t>
+      </w:r>
+      <w:r>
+        <w:rPr>
+          <w:b w:val="0"/>
+        </w:rPr>
+        <w:t xml:space="preserve"> it uses. Ask learners to describe one label or arrow in ordinary words. Use the adjacent transcript if the image is difficult to see.</w:t>
       </w:r>
     </w:p>
     <w:p>
       <w:pPr>
-        <w:spacing w:line="336" w:lineRule="auto" w:after="180"/>
-        <w:shd w:fill="F1F6F8"/>
-      </w:pPr>
-      <w:r>
-        <w:rPr>
-          <w:b w:val="0"/>
-        </w:rPr>
-        <w:t xml:space="preserve">Teacher prompt: Point to each numbered stage and explain which recorded </w:t>
-      </w:r>
-      <w:r>
-        <w:rPr>
-          <w:b/>
-        </w:rPr>
-        <w:t>input</w:t>
-      </w:r>
-      <w:r>
-        <w:rPr>
-          <w:b w:val="0"/>
-        </w:rPr>
-        <w:t xml:space="preserve"> it uses. Ask learners to describe one label or arrow in ordinary words. Use the adjacent transcript if the image is difficult to see.</w:t>
-      </w:r>
-    </w:p>
-    <w:p>
-      <w:pPr>
-        <w:pStyle w:val="Heading3"/>
+        <w:pStyle w:val="Heading2"/>
       </w:pPr>
       <w:r>
         <w:t>03. Keep all views of a plant together</w:t>
@@ -4981,7 +6007,7 @@
         <w:drawing>
           <wp:inline xmlns:a="http://schemas.openxmlformats.org/drawingml/2006/main" xmlns:pic="http://schemas.openxmlformats.org/drawingml/2006/picture">
             <wp:extent cx="5486400" cy="3096768"/>
-            <wp:docPr id="5" name="Picture 5" descr="Keep all views of a plant together. Train: 6 photos: Plant with 3 views = P1, Plant with 3 views = P2. Evaluate: 6 photos: Plant with 3 views = P3, Plant with 3 views = P4."/>
+            <wp:docPr id="7" name="Picture 7" descr="Keep all views of a plant together. Train: 6 photos: Plant with 3 views = P1, Plant with 3 views = P2. Evaluate: 6 photos: Plant with 3 views = P3, Plant with 3 views = P4."/>
             <wp:cNvGraphicFramePr>
               <a:graphicFrameLocks noChangeAspect="1"/>
             </wp:cNvGraphicFramePr>
@@ -4993,7 +6019,7 @@
                     <pic:cNvPicPr/>
                   </pic:nvPicPr>
                   <pic:blipFill>
-                    <a:blip r:embed="rId13"/>
+                    <a:blip r:embed="rId14"/>
                     <a:stretch>
                       <a:fillRect/>
                     </a:stretch>
@@ -5026,7 +6052,6 @@
     <w:p>
       <w:pPr>
         <w:spacing w:line="336" w:lineRule="auto" w:after="180"/>
-        <w:shd w:fill="F5F1FB"/>
       </w:pPr>
       <w:r>
         <w:rPr>
@@ -5037,39 +6062,29 @@
     </w:p>
     <w:p>
       <w:pPr>
-        <w:pStyle w:val="Heading3"/>
-      </w:pPr>
-      <w:r>
-        <w:t>Discuss while showing the picture</w:t>
+        <w:spacing w:line="336" w:lineRule="auto" w:after="180"/>
+      </w:pPr>
+      <w:r>
+        <w:rPr>
+          <w:b w:val="0"/>
+        </w:rPr>
+        <w:t>Teacher prompt: Read the labels and values. Explain the relationship the model shows. Ask learners to describe one label or arrow in ordinary words. Use the adjacent transcript if the image is difficult to see.</w:t>
       </w:r>
     </w:p>
     <w:p>
       <w:pPr>
         <w:spacing w:line="336" w:lineRule="auto" w:after="180"/>
-        <w:shd w:fill="F1F6F8"/>
       </w:pPr>
       <w:r>
         <w:rPr>
           <w:b w:val="0"/>
         </w:rPr>
-        <w:t>Teacher prompt: Read the labels and values. Explain the relationship the model shows. Ask learners to describe one label or arrow in ordinary words. Use the adjacent transcript if the image is difficult to see.</w:t>
+        <w:t>Check row/column meanings, units and denominators before discussing a difference. Supplied toy values are not real class or model results.</w:t>
       </w:r>
     </w:p>
     <w:p>
       <w:pPr>
-        <w:spacing w:line="336" w:lineRule="auto" w:after="180"/>
-        <w:shd w:fill="F1F6F8"/>
-      </w:pPr>
-      <w:r>
-        <w:rPr>
-          <w:b w:val="0"/>
-        </w:rPr>
-        <w:t>Check row/column meanings, units and denominators before discussing a difference. Supplied toy values are not real class or model results.</w:t>
-      </w:r>
-    </w:p>
-    <w:p>
-      <w:pPr>
-        <w:pStyle w:val="Heading3"/>
+        <w:pStyle w:val="Heading2"/>
       </w:pPr>
       <w:r>
         <w:t>04. Change one thing. Trace what follows.</w:t>
@@ -5080,7 +6095,7 @@
         <w:drawing>
           <wp:inline xmlns:a="http://schemas.openxmlformats.org/drawingml/2006/main" xmlns:pic="http://schemas.openxmlformats.org/drawingml/2006/picture">
             <wp:extent cx="5486400" cy="3026664"/>
-            <wp:docPr id="6" name="Picture 6" descr="Original case: Train on P1,P2 and evaluate on P3,P4: six photos per split. Changed condition: Put one P1 view into evaluation while other P1 views train. Expected result: Flag object-level leakage for this new-plant target. Reason: Evaluation now includes a plant already represented during training."/>
+            <wp:docPr id="8" name="Picture 8" descr="Original case: Train on P1,P2 and evaluate on P3,P4: six photos per split. Changed condition: Put one P1 view into evaluation while other P1 views train. Expected result: Flag object-level leakage for this new-plant target. Reason: Evaluation now includes a plant already represented during training."/>
             <wp:cNvGraphicFramePr>
               <a:graphicFrameLocks noChangeAspect="1"/>
             </wp:cNvGraphicFramePr>
@@ -5092,7 +6107,7 @@
                     <pic:cNvPicPr/>
                   </pic:nvPicPr>
                   <pic:blipFill>
-                    <a:blip r:embed="rId14"/>
+                    <a:blip r:embed="rId15"/>
                     <a:stretch>
                       <a:fillRect/>
                     </a:stretch>
@@ -5148,7 +6163,6 @@
     <w:p>
       <w:pPr>
         <w:spacing w:line="336" w:lineRule="auto" w:after="180"/>
-        <w:shd w:fill="F5F1FB"/>
       </w:pPr>
       <w:r>
         <w:rPr>
@@ -5159,51 +6173,41 @@
     </w:p>
     <w:p>
       <w:pPr>
-        <w:pStyle w:val="Heading3"/>
-      </w:pPr>
-      <w:r>
-        <w:t>Discuss while showing the picture</w:t>
+        <w:spacing w:line="336" w:lineRule="auto" w:after="180"/>
+      </w:pPr>
+      <w:r>
+        <w:rPr>
+          <w:b w:val="0"/>
+        </w:rPr>
+        <w:t>Teacher prompt: Predict before checking the worked changed-case result. Name what changed and what the supplied facts allow you to conclude. Ask learners to describe one label or arrow in ordinary words.</w:t>
       </w:r>
     </w:p>
     <w:p>
       <w:pPr>
         <w:spacing w:line="336" w:lineRule="auto" w:after="180"/>
-        <w:shd w:fill="F1F6F8"/>
       </w:pPr>
       <w:r>
         <w:rPr>
           <w:b w:val="0"/>
         </w:rPr>
-        <w:t>Teacher prompt: Predict before checking the worked changed-case result. Name what changed and what the supplied facts allow you to conclude. Ask learners to describe one label or arrow in ordinary words.</w:t>
+        <w:t xml:space="preserve">Use the adjacent transcript if the image is difficult to see. Changed-case reasoning: Evaluation now includes a plant already represented during </w:t>
+      </w:r>
+      <w:r>
+        <w:rPr>
+          <w:b/>
+        </w:rPr>
+        <w:t>training</w:t>
+      </w:r>
+      <w:r>
+        <w:rPr>
+          <w:b w:val="0"/>
+        </w:rPr>
+        <w:t>.</w:t>
       </w:r>
     </w:p>
     <w:p>
       <w:pPr>
-        <w:spacing w:line="336" w:lineRule="auto" w:after="180"/>
-        <w:shd w:fill="F1F6F8"/>
-      </w:pPr>
-      <w:r>
-        <w:rPr>
-          <w:b w:val="0"/>
-        </w:rPr>
-        <w:t xml:space="preserve">Use the adjacent transcript if the image is difficult to see. Changed-case reasoning: Evaluation now includes a plant already represented during </w:t>
-      </w:r>
-      <w:r>
-        <w:rPr>
-          <w:b/>
-        </w:rPr>
-        <w:t>training</w:t>
-      </w:r>
-      <w:r>
-        <w:rPr>
-          <w:b w:val="0"/>
-        </w:rPr>
-        <w:t>.</w:t>
-      </w:r>
-    </w:p>
-    <w:p>
-      <w:pPr>
-        <w:pStyle w:val="Heading3"/>
+        <w:pStyle w:val="Heading2"/>
       </w:pPr>
       <w:r>
         <w:t>05. Connect the explanation to its limit</w:t>
@@ -5214,7 +6218,7 @@
         <w:drawing>
           <wp:inline xmlns:a="http://schemas.openxmlformats.org/drawingml/2006/main" xmlns:pic="http://schemas.openxmlformats.org/drawingml/2006/picture">
             <wp:extent cx="5486400" cy="2834640"/>
-            <wp:docPr id="7" name="Picture 7" descr="Repeated views from one object share information. Counting them as independent units or scattering them across splits can exaggerate evidence for new-object performance. Limit: Four plants offer little population coverage; even a group-correct split may be too small for broad conclusions."/>
+            <wp:docPr id="9" name="Picture 9" descr="Repeated views from one object share information. Counting them as independent units or scattering them across splits can exaggerate evidence for new-object performance. Limit: Four plants offer little population coverage; even a group-correct split may be too small for broad conclusions."/>
             <wp:cNvGraphicFramePr>
               <a:graphicFrameLocks noChangeAspect="1"/>
             </wp:cNvGraphicFramePr>
@@ -5226,7 +6230,7 @@
                     <pic:cNvPicPr/>
                   </pic:nvPicPr>
                   <pic:blipFill>
-                    <a:blip r:embed="rId15"/>
+                    <a:blip r:embed="rId16"/>
                     <a:stretch>
                       <a:fillRect/>
                     </a:stretch>
@@ -5282,7 +6286,6 @@
     <w:p>
       <w:pPr>
         <w:spacing w:line="336" w:lineRule="auto" w:after="180"/>
-        <w:shd w:fill="F5F1FB"/>
       </w:pPr>
       <w:r>
         <w:rPr>
@@ -5293,39 +6296,29 @@
     </w:p>
     <w:p>
       <w:pPr>
-        <w:pStyle w:val="Heading3"/>
-      </w:pPr>
-      <w:r>
-        <w:t>Discuss while showing the picture</w:t>
+        <w:spacing w:line="336" w:lineRule="auto" w:after="180"/>
+      </w:pPr>
+      <w:r>
+        <w:rPr>
+          <w:b w:val="0"/>
+        </w:rPr>
+        <w:t>Teacher prompt: Explain the case, then point to a limit on the claim. Ask learners to describe one label or arrow in ordinary words. Use the adjacent transcript if the image is difficult to see.</w:t>
       </w:r>
     </w:p>
     <w:p>
       <w:pPr>
         <w:spacing w:line="336" w:lineRule="auto" w:after="180"/>
-        <w:shd w:fill="F1F6F8"/>
       </w:pPr>
       <w:r>
         <w:rPr>
           <w:b w:val="0"/>
         </w:rPr>
-        <w:t>Teacher prompt: Explain the case, then point to a limit on the claim. Ask learners to describe one label or arrow in ordinary words. Use the adjacent transcript if the image is difficult to see.</w:t>
+        <w:t>Keep the stated scope: Four plants offer little population coverage; even a group-correct split may be too small for broad conclusions.</w:t>
       </w:r>
     </w:p>
     <w:p>
       <w:pPr>
-        <w:spacing w:line="336" w:lineRule="auto" w:after="180"/>
-        <w:shd w:fill="F1F6F8"/>
-      </w:pPr>
-      <w:r>
-        <w:rPr>
-          <w:b w:val="0"/>
-        </w:rPr>
-        <w:t>Keep the stated scope: Four plants offer little population coverage; even a group-correct split may be too small for broad conclusions.</w:t>
-      </w:r>
-    </w:p>
-    <w:p>
-      <w:pPr>
-        <w:pStyle w:val="Heading3"/>
+        <w:pStyle w:val="Heading2"/>
       </w:pPr>
       <w:r>
         <w:t>06. Make the idea visible in your project</w:t>
@@ -5336,7 +6329,7 @@
         <w:drawing>
           <wp:inline xmlns:a="http://schemas.openxmlformats.org/drawingml/2006/main" xmlns:pic="http://schemas.openxmlformats.org/drawingml/2006/picture">
             <wp:extent cx="5486400" cy="3681984"/>
-            <wp:docPr id="8" name="Picture 8" descr="For the Reproducible AI Research Study, retain an annotated worked trace and the changed-case reasoning. Connect the claim to its records, units and assumptions so another investigator can challenge or reproduce it. Draw your input, deciding step, result and limit. Supported question: Count independent plants and photo views. Construct the stated group-correct split, then explain why placing a P1 view in evaluation creates leakage for the new-plant goal."/>
+            <wp:docPr id="10" name="Picture 10" descr="For the Reproducible AI Research Study, retain an annotated worked trace and the changed-case reasoning. Connect the claim to its records, units and assumptions so another investigator can challenge or reproduce it. Draw your input, deciding step, result and limit. Supported question: Count distinct plant units and photo views, and state the independence assumption. Construct the stated group-correct split, then explain why placing a P1 view in evaluation creates leakage for the new-plant goal."/>
             <wp:cNvGraphicFramePr>
               <a:graphicFrameLocks noChangeAspect="1"/>
             </wp:cNvGraphicFramePr>
@@ -5348,7 +6341,7 @@
                     <pic:cNvPicPr/>
                   </pic:nvPicPr>
                   <pic:blipFill>
-                    <a:blip r:embed="rId16"/>
+                    <a:blip r:embed="rId17"/>
                     <a:stretch>
                       <a:fillRect/>
                     </a:stretch>
@@ -5375,7 +6368,19 @@
         <w:rPr>
           <w:b w:val="0"/>
         </w:rPr>
-        <w:t>For the Reproducible AI Research Study, retain an annotated worked trace and the changed-case reasoning. Connect the claim to its records, units and assumptions so another investigator can challenge or reproduce it.</w:t>
+        <w:t xml:space="preserve">For the Reproducible AI Research Study, retain an annotated worked trace and the changed-case reasoning. Connect the claim to its records, units and assumptions so another investigator can challenge or reproduce it. Draw your </w:t>
+      </w:r>
+      <w:r>
+        <w:rPr>
+          <w:b/>
+        </w:rPr>
+        <w:t>input</w:t>
+      </w:r>
+      <w:r>
+        <w:rPr>
+          <w:b w:val="0"/>
+        </w:rPr>
+        <w:t>, deciding step, result and limit. Supported question: Count distinct plant units and photo views, and state the independence assumption. Construct the stated group-correct split, then explain why placing a P1 view in evaluation creates leakage for the new-plant goal.</w:t>
       </w:r>
     </w:p>
     <w:p>
@@ -5386,19 +6391,19 @@
         <w:rPr>
           <w:b w:val="0"/>
         </w:rPr>
-        <w:t xml:space="preserve">Draw your </w:t>
+        <w:t xml:space="preserve">Draw your project trace and justify the deciding step using </w:t>
       </w:r>
       <w:r>
         <w:rPr>
           <w:b/>
         </w:rPr>
-        <w:t>input</w:t>
+        <w:t>evidence</w:t>
       </w:r>
       <w:r>
         <w:rPr>
           <w:b w:val="0"/>
         </w:rPr>
-        <w:t>, deciding step, result and limit. Supported question: Count independent plants and photo views.</w:t>
+        <w:t>.</w:t>
       </w:r>
     </w:p>
     <w:p>
@@ -5409,123 +6414,156 @@
         <w:rPr>
           <w:b w:val="0"/>
         </w:rPr>
-        <w:t>Construct the stated group-correct split, then explain why placing a P1 view in evaluation creates leakage for the new-plant goal.</w:t>
+        <w:t xml:space="preserve">Teacher prompt: Draw your project trace and justify the deciding step using </w:t>
+      </w:r>
+      <w:r>
+        <w:rPr>
+          <w:b/>
+        </w:rPr>
+        <w:t>evidence</w:t>
+      </w:r>
+      <w:r>
+        <w:rPr>
+          <w:b w:val="0"/>
+        </w:rPr>
+        <w:t>. Ask learners to describe one label or arrow in ordinary words. Use the adjacent transcript if the image is difficult to see.</w:t>
       </w:r>
     </w:p>
     <w:p>
       <w:pPr>
         <w:spacing w:line="336" w:lineRule="auto" w:after="180"/>
-        <w:shd w:fill="F5F1FB"/>
       </w:pPr>
       <w:r>
         <w:rPr>
           <w:b w:val="0"/>
         </w:rPr>
-        <w:t xml:space="preserve">Draw your project trace and justify the deciding step using </w:t>
+        <w:t xml:space="preserve">Supported practice key: Four plants, not twelve independent plants, generated the </w:t>
       </w:r>
       <w:r>
         <w:rPr>
           <w:b/>
         </w:rPr>
-        <w:t>evidence</w:t>
+        <w:t>observation</w:t>
       </w:r>
       <w:r>
         <w:rPr>
           <w:b w:val="0"/>
         </w:rPr>
-        <w:t>.</w:t>
+        <w:t xml:space="preserve">s. Assign whole plant IDs to </w:t>
+      </w:r>
+      <w:r>
+        <w:rPr>
+          <w:b/>
+        </w:rPr>
+        <w:t>training</w:t>
+      </w:r>
+      <w:r>
+        <w:rPr>
+          <w:b w:val="0"/>
+        </w:rPr>
+        <w:t xml:space="preserve"> or evaluation. Train on P1,P2 and evaluate on P3,P4: six photos per split.</w:t>
       </w:r>
     </w:p>
     <w:p>
       <w:pPr>
-        <w:pStyle w:val="Heading3"/>
-      </w:pPr>
-      <w:r>
-        <w:t>Discuss while showing the picture</w:t>
+        <w:spacing w:line="336" w:lineRule="auto" w:after="180"/>
+      </w:pPr>
+      <w:r>
+        <w:rPr>
+          <w:b w:val="0"/>
+        </w:rPr>
+        <w:t xml:space="preserve">Changed case: Flag object-level leakage for this new-plant target. Evaluation now includes a plant already represented during </w:t>
+      </w:r>
+      <w:r>
+        <w:rPr>
+          <w:b/>
+        </w:rPr>
+        <w:t>training</w:t>
+      </w:r>
+      <w:r>
+        <w:rPr>
+          <w:b w:val="0"/>
+        </w:rPr>
+        <w:t>.</w:t>
       </w:r>
     </w:p>
     <w:p>
       <w:pPr>
-        <w:spacing w:line="336" w:lineRule="auto" w:after="180"/>
-        <w:shd w:fill="F1F6F8"/>
-      </w:pPr>
-      <w:r>
-        <w:rPr>
-          <w:b w:val="0"/>
-        </w:rPr>
-        <w:t xml:space="preserve">Teacher prompt: Draw your project trace and justify the deciding step using </w:t>
-      </w:r>
-      <w:r>
-        <w:rPr>
-          <w:b/>
-        </w:rPr>
-        <w:t>evidence</w:t>
-      </w:r>
-      <w:r>
-        <w:rPr>
-          <w:b w:val="0"/>
-        </w:rPr>
-        <w:t>. Ask learners to describe one label or arrow in ordinary words. Use the adjacent transcript if the image is difficult to see.</w:t>
+        <w:pStyle w:val="Heading2"/>
+      </w:pPr>
+      <w:r>
+        <w:t>Earlier wording, alternatives and picture transcripts · reference / check after trying</w:t>
       </w:r>
     </w:p>
     <w:p>
       <w:pPr>
         <w:spacing w:line="336" w:lineRule="auto" w:after="180"/>
-        <w:shd w:fill="F1F6F8"/>
       </w:pPr>
       <w:r>
         <w:rPr>
           <w:b w:val="0"/>
         </w:rPr>
-        <w:t xml:space="preserve">Supported practice key: Four plants, not twelve independent plants, generated the </w:t>
+        <w:t xml:space="preserve">Use one picture at a time. Hide a worked result before asking for a </w:t>
       </w:r>
       <w:r>
         <w:rPr>
           <w:b/>
         </w:rPr>
-        <w:t>observation</w:t>
+        <w:t>prediction</w:t>
       </w:r>
       <w:r>
         <w:rPr>
           <w:b w:val="0"/>
         </w:rPr>
-        <w:t xml:space="preserve">s. Assign whole plant IDs to </w:t>
-      </w:r>
-      <w:r>
-        <w:rPr>
-          <w:b/>
-        </w:rPr>
-        <w:t>training</w:t>
-      </w:r>
-      <w:r>
-        <w:rPr>
-          <w:b w:val="0"/>
-        </w:rPr>
-        <w:t xml:space="preserve"> or evaluation. Train on P1,P2 and evaluate on P3,P4: six photos per split.</w:t>
+        <w:t>, then reveal it for feedback. These are supported teaching cases; retain the separate independent assessment for a fresh first attempt.</w:t>
       </w:r>
     </w:p>
     <w:p>
       <w:pPr>
-        <w:spacing w:line="336" w:lineRule="auto" w:after="180"/>
-        <w:shd w:fill="F1F6F8"/>
-      </w:pPr>
-      <w:r>
-        <w:rPr>
-          <w:b w:val="0"/>
-        </w:rPr>
-        <w:t xml:space="preserve">Changed case: Flag object-level leakage for this new-plant target. Evaluation now includes a plant already represented during </w:t>
-      </w:r>
-      <w:r>
-        <w:rPr>
-          <w:b/>
-        </w:rPr>
-        <w:t>training</w:t>
-      </w:r>
-      <w:r>
-        <w:rPr>
-          <w:b w:val="0"/>
-        </w:rPr>
-        <w:t>.</w:t>
+        <w:pStyle w:val="Heading3"/>
+      </w:pPr>
+      <w:r>
+        <w:t>01. Experimental units and independence: the case</w:t>
+      </w:r>
+    </w:p>
+    <w:p>
+      <w:pPr>
+        <w:pStyle w:val="Heading3"/>
+      </w:pPr>
+      <w:r>
+        <w:t>02. Follow the deciding steps</w:t>
+      </w:r>
+    </w:p>
+    <w:p>
+      <w:pPr>
+        <w:pStyle w:val="Heading3"/>
+      </w:pPr>
+      <w:r>
+        <w:t>03. Keep all views of a plant together</w:t>
+      </w:r>
+    </w:p>
+    <w:p>
+      <w:pPr>
+        <w:pStyle w:val="Heading3"/>
+      </w:pPr>
+      <w:r>
+        <w:t>04. Change one thing. Trace what follows.</w:t>
+      </w:r>
+    </w:p>
+    <w:p>
+      <w:pPr>
+        <w:pStyle w:val="Heading3"/>
+      </w:pPr>
+      <w:r>
+        <w:t>05. Connect the explanation to its limit</w:t>
+      </w:r>
+    </w:p>
+    <w:p>
+      <w:pPr>
+        <w:pStyle w:val="Heading3"/>
+      </w:pPr>
+      <w:r>
+        <w:t>06. Make the idea visible in your project</w:t>
       </w:r>
     </w:p>
     <w:sectPr>

--- a/downloads/teacher/ai-7-week-09.docx
+++ b/downloads/teacher/ai-7-week-09.docx
@@ -6328,7 +6328,7 @@
       <w:r>
         <w:drawing>
           <wp:inline xmlns:a="http://schemas.openxmlformats.org/drawingml/2006/main" xmlns:pic="http://schemas.openxmlformats.org/drawingml/2006/picture">
-            <wp:extent cx="5486400" cy="3681984"/>
+            <wp:extent cx="5486400" cy="3828288"/>
             <wp:docPr id="10" name="Picture 10" descr="For the Reproducible AI Research Study, retain an annotated worked trace and the changed-case reasoning. Connect the claim to its records, units and assumptions so another investigator can challenge or reproduce it. Draw your input, deciding step, result and limit. Supported question: Count distinct plant units and photo views, and state the independence assumption. Construct the stated group-correct split, then explain why placing a P1 view in evaluation creates leakage for the new-plant goal."/>
             <wp:cNvGraphicFramePr>
               <a:graphicFrameLocks noChangeAspect="1"/>
@@ -6349,7 +6349,7 @@
                   <pic:spPr>
                     <a:xfrm>
                       <a:off x="0" y="0"/>
-                      <a:ext cx="5486400" cy="3681984"/>
+                      <a:ext cx="5486400" cy="3828288"/>
                     </a:xfrm>
                     <a:prstGeom prst="rect"/>
                   </pic:spPr>
